--- a/Fase 2/Evidencias Grupales/2.4_GuiaEstudiante_Fase 2_DesarrolloProyecto APT.docx
+++ b/Fase 2/Evidencias Grupales/2.4_GuiaEstudiante_Fase 2_DesarrolloProyecto APT.docx
@@ -1,11 +1,8 @@
 
 <file path=word/document.xml><?xml version="1.0" encoding="utf-8"?>
-<w:document xmlns:wpc="http://schemas.microsoft.com/office/word/2010/wordprocessingCanvas" xmlns:cx="http://schemas.microsoft.com/office/drawing/2014/chartex" xmlns:mc="http://schemas.openxmlformats.org/markup-compatibility/2006" xmlns:o="urn:schemas-microsoft-com:office:office" xmlns:r="http://schemas.openxmlformats.org/officeDocument/2006/relationships" xmlns:m="http://schemas.openxmlformats.org/officeDocument/2006/math" xmlns:v="urn:schemas-microsoft-com:vml" xmlns:wp14="http://schemas.microsoft.com/office/word/2010/wordprocessingDrawing" xmlns:wp="http://schemas.openxmlformats.org/drawingml/2006/wordprocessingDrawing" xmlns:w10="urn:schemas-microsoft-com:office:word" xmlns:w="http://schemas.openxmlformats.org/wordprocessingml/2006/main" xmlns:w14="http://schemas.microsoft.com/office/word/2010/wordml" xmlns:w15="http://schemas.microsoft.com/office/word/2012/wordml" xmlns:w16se="http://schemas.microsoft.com/office/word/2015/wordml/symex" xmlns:wpg="http://schemas.microsoft.com/office/word/2010/wordprocessingGroup" xmlns:wpi="http://schemas.microsoft.com/office/word/2010/wordprocessingInk" xmlns:wne="http://schemas.microsoft.com/office/word/2006/wordml" xmlns:wps="http://schemas.microsoft.com/office/word/2010/wordprocessingShape" mc:Ignorable="w14 w15 w16se wp14">
+<w:document xmlns:wpc="http://schemas.microsoft.com/office/word/2010/wordprocessingCanvas" xmlns:cx="http://schemas.microsoft.com/office/drawing/2014/chartex" xmlns:cx1="http://schemas.microsoft.com/office/drawing/2015/9/8/chartex" xmlns:cx2="http://schemas.microsoft.com/office/drawing/2015/10/21/chartex" xmlns:cx3="http://schemas.microsoft.com/office/drawing/2016/5/9/chartex" xmlns:cx4="http://schemas.microsoft.com/office/drawing/2016/5/10/chartex" xmlns:cx5="http://schemas.microsoft.com/office/drawing/2016/5/11/chartex" xmlns:cx6="http://schemas.microsoft.com/office/drawing/2016/5/12/chartex" xmlns:cx7="http://schemas.microsoft.com/office/drawing/2016/5/13/chartex" xmlns:cx8="http://schemas.microsoft.com/office/drawing/2016/5/14/chartex" xmlns:mc="http://schemas.openxmlformats.org/markup-compatibility/2006" xmlns:aink="http://schemas.microsoft.com/office/drawing/2016/ink" xmlns:am3d="http://schemas.microsoft.com/office/drawing/2017/model3d" xmlns:o="urn:schemas-microsoft-com:office:office" xmlns:oel="http://schemas.microsoft.com/office/2019/extlst" xmlns:r="http://schemas.openxmlformats.org/officeDocument/2006/relationships" xmlns:m="http://schemas.openxmlformats.org/officeDocument/2006/math" xmlns:v="urn:schemas-microsoft-com:vml" xmlns:wp14="http://schemas.microsoft.com/office/word/2010/wordprocessingDrawing" xmlns:wp="http://schemas.openxmlformats.org/drawingml/2006/wordprocessingDrawing" xmlns:w10="urn:schemas-microsoft-com:office:word" xmlns:w="http://schemas.openxmlformats.org/wordprocessingml/2006/main" xmlns:w14="http://schemas.microsoft.com/office/word/2010/wordml" xmlns:w15="http://schemas.microsoft.com/office/word/2012/wordml" xmlns:w16cex="http://schemas.microsoft.com/office/word/2018/wordml/cex" xmlns:w16cid="http://schemas.microsoft.com/office/word/2016/wordml/cid" xmlns:w16="http://schemas.microsoft.com/office/word/2018/wordml" xmlns:w16du="http://schemas.microsoft.com/office/word/2023/wordml/word16du" xmlns:w16sdtdh="http://schemas.microsoft.com/office/word/2020/wordml/sdtdatahash" xmlns:w16sdtfl="http://schemas.microsoft.com/office/word/2024/wordml/sdtformatlock" xmlns:w16se="http://schemas.microsoft.com/office/word/2015/wordml/symex" xmlns:wpg="http://schemas.microsoft.com/office/word/2010/wordprocessingGroup" xmlns:wpi="http://schemas.microsoft.com/office/word/2010/wordprocessingInk" xmlns:wne="http://schemas.microsoft.com/office/word/2006/wordml" xmlns:wps="http://schemas.microsoft.com/office/word/2010/wordprocessingShape" mc:Ignorable="w14 w15 w16se w16cid w16 w16cex w16sdtdh w16sdtfl w16du wp14">
   <w:body>
-    <w:p>
-      <w:bookmarkStart w:id="0" w:name="_GoBack"/>
-      <w:bookmarkEnd w:id="0"/>
-    </w:p>
+    <w:p/>
     <w:p>
       <w:pPr>
         <w:rPr>
@@ -238,7 +235,7 @@
           </mc:Choice>
           <mc:Fallback>
             <w:pict>
-              <v:group w14:anchorId="39581AEC" id="Grupo 27" o:spid="_x0000_s1026" style="position:absolute;margin-left:0;margin-top:.75pt;width:491.25pt;height:123pt;z-index:251659264;mso-position-horizontal:center;mso-position-horizontal-relative:margin;mso-width-relative:margin;mso-height-relative:margin" coordsize="59912,15621" o:gfxdata="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">
+              <v:group w14:anchorId="39581AEC" id="Grupo 27" o:spid="_x0000_s1026" style="position:absolute;margin-left:0;margin-top:.75pt;width:491.25pt;height:123pt;z-index:251659264;mso-position-horizontal:center;mso-position-horizontal-relative:margin;mso-width-relative:margin;mso-height-relative:margin" coordsize="59912,15621" o:gfxdata="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">
                 <v:shapetype id="_x0000_t202" coordsize="21600,21600" o:spt="202" path="m,l,21600r21600,l21600,xe">
                   <v:stroke joinstyle="miter"/>
                   <v:path gradientshapeok="t" o:connecttype="rect"/>
@@ -582,8 +579,8 @@
         <w:tblLook w:val="04A0" w:firstRow="1" w:lastRow="0" w:firstColumn="1" w:lastColumn="0" w:noHBand="0" w:noVBand="1"/>
       </w:tblPr>
       <w:tblGrid>
-        <w:gridCol w:w="2528"/>
-        <w:gridCol w:w="7111"/>
+        <w:gridCol w:w="1361"/>
+        <w:gridCol w:w="8736"/>
       </w:tblGrid>
       <w:tr>
         <w:tc>
@@ -630,7 +627,7 @@
               <w:jc w:val="both"/>
               <w:rPr>
                 <w:rFonts w:ascii="Calibri" w:hAnsi="Calibri" w:cs="Arial"/>
-                <w:i/>
+                <w:iCs/>
                 <w:color w:val="548DD4"/>
                 <w:sz w:val="20"/>
                 <w:szCs w:val="20"/>
@@ -640,147 +637,12 @@
             <w:r>
               <w:rPr>
                 <w:rFonts w:ascii="Calibri" w:hAnsi="Calibri" w:cs="Arial"/>
-                <w:i/>
-                <w:color w:val="548DD4"/>
-                <w:sz w:val="20"/>
-                <w:szCs w:val="20"/>
-                <w:lang w:eastAsia="es-CL"/>
-              </w:rPr>
-              <w:t xml:space="preserve">En esta </w:t>
-            </w:r>
-            <w:r>
-              <w:rPr>
-                <w:rFonts w:ascii="Calibri" w:hAnsi="Calibri" w:cs="Arial"/>
-                <w:i/>
-                <w:color w:val="548DD4"/>
-                <w:sz w:val="20"/>
-                <w:szCs w:val="20"/>
-                <w:lang w:eastAsia="es-CL"/>
-              </w:rPr>
-              <w:t>sección</w:t>
-            </w:r>
-            <w:r>
-              <w:rPr>
-                <w:rFonts w:ascii="Calibri" w:hAnsi="Calibri" w:cs="Arial"/>
-                <w:i/>
-                <w:color w:val="548DD4"/>
-                <w:sz w:val="20"/>
-                <w:szCs w:val="20"/>
-                <w:lang w:eastAsia="es-CL"/>
-              </w:rPr>
-              <w:t xml:space="preserve"> deberá</w:t>
-            </w:r>
-            <w:r>
-              <w:rPr>
-                <w:rFonts w:ascii="Calibri" w:hAnsi="Calibri" w:cs="Arial"/>
-                <w:i/>
-                <w:color w:val="548DD4"/>
-                <w:sz w:val="20"/>
-                <w:szCs w:val="20"/>
-                <w:lang w:eastAsia="es-CL"/>
-              </w:rPr>
-              <w:t>s</w:t>
-            </w:r>
-            <w:r>
-              <w:rPr>
-                <w:rFonts w:ascii="Calibri" w:hAnsi="Calibri" w:cs="Arial"/>
-                <w:i/>
-                <w:color w:val="548DD4"/>
-                <w:sz w:val="20"/>
-                <w:szCs w:val="20"/>
-                <w:lang w:eastAsia="es-CL"/>
-              </w:rPr>
-              <w:t xml:space="preserve"> </w:t>
-            </w:r>
-            <w:r>
-              <w:rPr>
-                <w:rFonts w:ascii="Calibri" w:hAnsi="Calibri" w:cs="Arial"/>
-                <w:i/>
-                <w:color w:val="548DD4"/>
-                <w:sz w:val="20"/>
-                <w:szCs w:val="20"/>
-                <w:lang w:eastAsia="es-CL"/>
-              </w:rPr>
-              <w:t xml:space="preserve">realizar un resumen de los avances que has realizado en tu proyecto APT. </w:t>
-            </w:r>
-            <w:r>
-              <w:rPr>
-                <w:rFonts w:ascii="Calibri" w:hAnsi="Calibri" w:cs="Arial"/>
-                <w:i/>
-                <w:color w:val="548DD4"/>
-                <w:sz w:val="20"/>
-                <w:szCs w:val="20"/>
-                <w:lang w:eastAsia="es-CL"/>
-              </w:rPr>
-              <w:t xml:space="preserve">Relata </w:t>
-            </w:r>
-            <w:r>
-              <w:rPr>
-                <w:rFonts w:ascii="Calibri" w:hAnsi="Calibri" w:cs="Arial"/>
-                <w:i/>
-                <w:color w:val="548DD4"/>
-                <w:sz w:val="20"/>
-                <w:szCs w:val="20"/>
-                <w:lang w:eastAsia="es-CL"/>
-              </w:rPr>
-              <w:t xml:space="preserve">brevemente </w:t>
-            </w:r>
-            <w:r>
-              <w:rPr>
-                <w:rFonts w:ascii="Calibri" w:hAnsi="Calibri" w:cs="Arial"/>
-                <w:i/>
-                <w:color w:val="548DD4"/>
-                <w:sz w:val="20"/>
-                <w:szCs w:val="20"/>
-                <w:lang w:eastAsia="es-CL"/>
-              </w:rPr>
-              <w:t xml:space="preserve">qué </w:t>
-            </w:r>
-            <w:r>
-              <w:rPr>
-                <w:rFonts w:ascii="Calibri" w:hAnsi="Calibri" w:cs="Arial"/>
-                <w:i/>
-                <w:color w:val="548DD4"/>
-                <w:sz w:val="20"/>
-                <w:szCs w:val="20"/>
-                <w:lang w:eastAsia="es-CL"/>
-              </w:rPr>
-              <w:t xml:space="preserve">actividades </w:t>
-            </w:r>
-            <w:r>
-              <w:rPr>
-                <w:rFonts w:ascii="Calibri" w:hAnsi="Calibri" w:cs="Arial"/>
-                <w:i/>
-                <w:color w:val="548DD4"/>
-                <w:sz w:val="20"/>
-                <w:szCs w:val="20"/>
-                <w:lang w:eastAsia="es-CL"/>
-              </w:rPr>
-              <w:t>del proyecto has llevado a cabo y qué objetivos específicos has cumplido hasta el minuto y de qué manera.</w:t>
-            </w:r>
-          </w:p>
-          <w:p>
-            <w:pPr>
-              <w:jc w:val="both"/>
-              <w:rPr>
-                <w:rFonts w:ascii="Calibri" w:hAnsi="Calibri" w:cs="Arial"/>
-                <w:i/>
-                <w:color w:val="548DD4"/>
-                <w:sz w:val="20"/>
-                <w:szCs w:val="20"/>
-                <w:lang w:eastAsia="es-CL"/>
-              </w:rPr>
-            </w:pPr>
-            <w:r>
-              <w:rPr>
-                <w:rFonts w:ascii="Calibri" w:hAnsi="Calibri" w:cs="Arial"/>
-                <w:i/>
-                <w:color w:val="548DD4"/>
-                <w:sz w:val="20"/>
-                <w:szCs w:val="20"/>
-                <w:lang w:eastAsia="es-CL"/>
-              </w:rPr>
-              <w:t>En caso que hayas realizado ajustes a los objetivos o metodología, debes incluir dichos apartados nuevamente en este informe, señalando cuáles son dichos ajustes.</w:t>
+                <w:iCs/>
+                <w:sz w:val="20"/>
+                <w:szCs w:val="20"/>
+                <w:lang w:eastAsia="es-CL"/>
+              </w:rPr>
+              <w:t>Desde la definición del proyecto en la Fase 1 (septiembre de 2026), el equipo pasó de acotar el alcance a especificar, diseñar, construir y verificar el módulo de Ventas de la NoonDalton AI Marketing Suite. A la fecha de este informe, el trabajo se organiza en cinco frentes, alineados con las competencias del perfil de egreso comprometidas en la Fase 1.</w:t>
             </w:r>
           </w:p>
         </w:tc>
@@ -817,27 +679,31 @@
           </w:tcPr>
           <w:p>
             <w:pPr>
+              <w:pBdr>
+                <w:top w:val="nil"/>
+                <w:left w:val="nil"/>
+                <w:bottom w:val="nil"/>
+                <w:right w:val="nil"/>
+                <w:between w:val="nil"/>
+              </w:pBdr>
               <w:jc w:val="both"/>
               <w:rPr>
                 <w:rFonts w:ascii="Calibri" w:hAnsi="Calibri" w:cs="Arial"/>
-                <w:b/>
-                <w:i/>
-                <w:color w:val="548DD4"/>
-                <w:sz w:val="20"/>
-                <w:szCs w:val="20"/>
-                <w:lang w:eastAsia="es-CL"/>
-              </w:rPr>
-            </w:pPr>
-            <w:r>
-              <w:rPr>
-                <w:rFonts w:ascii="Calibri" w:hAnsi="Calibri" w:cs="Arial"/>
-                <w:i/>
-                <w:color w:val="548DD4"/>
-                <w:sz w:val="20"/>
-                <w:szCs w:val="20"/>
-                <w:lang w:eastAsia="es-CL"/>
-              </w:rPr>
-              <w:t>Opcional en caso de ajuste</w:t>
+                <w:iCs/>
+                <w:sz w:val="20"/>
+                <w:szCs w:val="20"/>
+                <w:lang w:eastAsia="es-CL"/>
+              </w:rPr>
+            </w:pPr>
+            <w:r>
+              <w:rPr>
+                <w:rFonts w:ascii="Calibri" w:hAnsi="Calibri" w:cs="Arial"/>
+                <w:iCs/>
+                <w:sz w:val="20"/>
+                <w:szCs w:val="20"/>
+                <w:lang w:eastAsia="es-CL"/>
+              </w:rPr>
+              <w:t>Solucionar los problemas que la versión 1 no logró resolver en el proceso comercial B2B de NoonDalton, mediante el desarrollo e implementación del módulo de Ventas ND SALES v2 de la plataforma SaaS NoonDalton AI Marketing Suite, con metodología Kanban, generación de propuestas comerciales asistida por RAG, prospección con agentes de IA y revisión humana, workers asíncronos con Celery y Redis y pruebas automatizadas, bajo validación semanal continua con Alloxentric.</w:t>
             </w:r>
           </w:p>
         </w:tc>
@@ -852,12 +718,6 @@
             <w:vAlign w:val="center"/>
           </w:tcPr>
           <w:p>
-            <w:pPr>
-              <w:rPr>
-                <w:rFonts w:ascii="Calibri" w:hAnsi="Calibri"/>
-                <w:color w:val="1F3864" w:themeColor="accent1" w:themeShade="80"/>
-              </w:rPr>
-            </w:pPr>
             <w:r>
               <w:rPr>
                 <w:rFonts w:ascii="Calibri" w:hAnsi="Calibri"/>
@@ -877,23 +737,21 @@
               <w:jc w:val="both"/>
               <w:rPr>
                 <w:rFonts w:ascii="Calibri" w:hAnsi="Calibri" w:cs="Arial"/>
-                <w:i/>
-                <w:color w:val="548DD4"/>
-                <w:sz w:val="20"/>
-                <w:szCs w:val="20"/>
-                <w:lang w:eastAsia="es-CL"/>
-              </w:rPr>
-            </w:pPr>
-            <w:r>
-              <w:rPr>
-                <w:rFonts w:ascii="Calibri" w:hAnsi="Calibri" w:cs="Arial"/>
-                <w:i/>
-                <w:color w:val="548DD4"/>
-                <w:sz w:val="20"/>
-                <w:szCs w:val="20"/>
-                <w:lang w:eastAsia="es-CL"/>
-              </w:rPr>
-              <w:t>Opcional en caso de ajuste</w:t>
+                <w:iCs/>
+                <w:sz w:val="20"/>
+                <w:szCs w:val="20"/>
+                <w:lang w:eastAsia="es-CL"/>
+              </w:rPr>
+            </w:pPr>
+            <w:r>
+              <w:rPr>
+                <w:rFonts w:ascii="Calibri" w:hAnsi="Calibri" w:cs="Arial"/>
+                <w:iCs/>
+                <w:sz w:val="20"/>
+                <w:szCs w:val="20"/>
+                <w:lang w:eastAsia="es-CL"/>
+              </w:rPr>
+              <w:t>Kanban, un método ágil de flujo continuo en el que cada requerimiento es una tarjeta que avanza por un tablero, con límites de trabajo en curso y criterios de aceptación claros. Se eligió porque el proyecto continúa una plataforma ya en producción, donde conviven la corrección de defectos y las funciones nuevas. El avance se valida cada semana con Alloxentric y se complementa con un plan de gestión basado en PMBOK, que define hitos, riesgos y control de cambios.</w:t>
             </w:r>
           </w:p>
         </w:tc>
@@ -930,382 +788,1281 @@
           </w:tcPr>
           <w:p>
             <w:pPr>
+              <w:pStyle w:val="Prrafodelista"/>
+              <w:numPr>
+                <w:ilvl w:val="0"/>
+                <w:numId w:val="2"/>
+              </w:numPr>
               <w:jc w:val="both"/>
               <w:rPr>
                 <w:rFonts w:ascii="Calibri" w:hAnsi="Calibri" w:cs="Arial"/>
-                <w:i/>
+                <w:b/>
+                <w:bCs/>
+                <w:iCs/>
+                <w:sz w:val="20"/>
+                <w:szCs w:val="20"/>
+                <w:lang w:eastAsia="es-CL"/>
+              </w:rPr>
+            </w:pPr>
+            <w:r>
+              <w:rPr>
+                <w:rFonts w:ascii="Calibri" w:hAnsi="Calibri" w:cs="Arial"/>
+                <w:b/>
+                <w:bCs/>
+                <w:iCs/>
+                <w:sz w:val="20"/>
+                <w:szCs w:val="20"/>
+                <w:lang w:eastAsia="es-CL"/>
+              </w:rPr>
+              <w:t>Evidencia de Avance.</w:t>
+            </w:r>
+          </w:p>
+          <w:p>
+            <w:pPr>
+              <w:jc w:val="both"/>
+              <w:rPr>
+                <w:rFonts w:ascii="Calibri" w:hAnsi="Calibri" w:cs="Arial"/>
+                <w:iCs/>
+                <w:sz w:val="20"/>
+                <w:szCs w:val="20"/>
+                <w:lang w:eastAsia="es-CL"/>
+              </w:rPr>
+            </w:pPr>
+            <w:r>
+              <w:rPr>
+                <w:rFonts w:ascii="Calibri" w:hAnsi="Calibri" w:cs="Arial"/>
+                <w:iCs/>
+                <w:sz w:val="20"/>
+                <w:szCs w:val="20"/>
+                <w:lang w:eastAsia="es-CL"/>
+              </w:rPr>
+              <w:t xml:space="preserve">Para este informe de avance, el equipo presenta </w:t>
+            </w:r>
+            <w:r>
+              <w:rPr>
+                <w:rFonts w:ascii="Calibri" w:hAnsi="Calibri" w:cs="Arial"/>
+                <w:iCs/>
+                <w:sz w:val="20"/>
+                <w:szCs w:val="20"/>
+                <w:lang w:eastAsia="es-CL"/>
+              </w:rPr>
+              <w:t>las siguientes</w:t>
+            </w:r>
+            <w:r>
+              <w:rPr>
+                <w:rFonts w:ascii="Calibri" w:hAnsi="Calibri" w:cs="Arial"/>
+                <w:iCs/>
+                <w:sz w:val="20"/>
+                <w:szCs w:val="20"/>
+                <w:lang w:eastAsia="es-CL"/>
+              </w:rPr>
+              <w:t xml:space="preserve"> evidencias que dan cuenta de la planificación, la ejecución y el control de calidad del </w:t>
+            </w:r>
+            <w:r>
+              <w:rPr>
+                <w:rFonts w:ascii="Calibri" w:hAnsi="Calibri" w:cs="Arial"/>
+                <w:iCs/>
+                <w:sz w:val="20"/>
+                <w:szCs w:val="20"/>
+                <w:lang w:eastAsia="es-CL"/>
+              </w:rPr>
+              <w:t>trabajo realizado hasta el momento</w:t>
+            </w:r>
+            <w:r>
+              <w:rPr>
+                <w:rFonts w:ascii="Calibri" w:hAnsi="Calibri" w:cs="Arial"/>
+                <w:iCs/>
+                <w:sz w:val="20"/>
+                <w:szCs w:val="20"/>
+                <w:lang w:eastAsia="es-CL"/>
+              </w:rPr>
+              <w:t>:</w:t>
+            </w:r>
+          </w:p>
+          <w:p>
+            <w:pPr>
+              <w:jc w:val="both"/>
+              <w:rPr>
+                <w:rFonts w:ascii="Calibri" w:hAnsi="Calibri" w:cs="Arial"/>
+                <w:iCs/>
+                <w:sz w:val="20"/>
+                <w:szCs w:val="20"/>
+                <w:lang w:eastAsia="es-CL"/>
+              </w:rPr>
+            </w:pPr>
+            <w:r>
+              <w:rPr>
+                <w:rFonts w:ascii="Calibri" w:hAnsi="Calibri" w:cs="Arial"/>
+                <w:b/>
+                <w:bCs/>
+                <w:iCs/>
+                <w:sz w:val="20"/>
+                <w:szCs w:val="20"/>
+                <w:lang w:eastAsia="es-CL"/>
+              </w:rPr>
+              <w:t>Tablero Kanban y plan de tareas</w:t>
+            </w:r>
+            <w:r>
+              <w:rPr>
+                <w:rFonts w:ascii="Calibri" w:hAnsi="Calibri" w:cs="Arial"/>
+                <w:iCs/>
+                <w:sz w:val="20"/>
+                <w:szCs w:val="20"/>
+                <w:lang w:eastAsia="es-CL"/>
+              </w:rPr>
+              <w:t xml:space="preserve"> (</w:t>
+            </w:r>
+            <w:r>
+              <w:rPr>
+                <w:rFonts w:ascii="Calibri" w:hAnsi="Calibri" w:cs="Arial"/>
+                <w:iCs/>
+                <w:sz w:val="20"/>
+                <w:szCs w:val="20"/>
+                <w:lang w:eastAsia="es-CL"/>
+              </w:rPr>
+              <w:t xml:space="preserve">Archivo adjunto </w:t>
+            </w:r>
+            <w:r>
+              <w:rPr>
+                <w:rFonts w:ascii="Calibri" w:hAnsi="Calibri" w:cs="Arial"/>
+                <w:iCs/>
+                <w:sz w:val="20"/>
+                <w:szCs w:val="20"/>
+                <w:lang w:eastAsia="es-CL"/>
+              </w:rPr>
+              <w:t xml:space="preserve">ND Sales V2 </w:t>
+            </w:r>
+            <w:r>
+              <w:rPr>
+                <w:rFonts w:ascii="Calibri" w:hAnsi="Calibri" w:cs="Arial"/>
+                <w:iCs/>
+                <w:sz w:val="20"/>
+                <w:szCs w:val="20"/>
+                <w:lang w:eastAsia="es-CL"/>
+              </w:rPr>
+              <w:t>-</w:t>
+            </w:r>
+            <w:r>
+              <w:rPr>
+                <w:rFonts w:ascii="Calibri" w:hAnsi="Calibri" w:cs="Arial"/>
+                <w:iCs/>
+                <w:sz w:val="20"/>
+                <w:szCs w:val="20"/>
+                <w:lang w:eastAsia="es-CL"/>
+              </w:rPr>
+              <w:t xml:space="preserve"> Épicas, prioridad y tareas</w:t>
+            </w:r>
+            <w:r>
+              <w:rPr>
+                <w:rFonts w:ascii="Calibri" w:hAnsi="Calibri" w:cs="Arial"/>
+                <w:iCs/>
+                <w:sz w:val="20"/>
+                <w:szCs w:val="20"/>
+                <w:lang w:eastAsia="es-CL"/>
+              </w:rPr>
+              <w:t>.pdf</w:t>
+            </w:r>
+            <w:r>
+              <w:rPr>
+                <w:rFonts w:ascii="Calibri" w:hAnsi="Calibri" w:cs="Arial"/>
+                <w:iCs/>
+                <w:sz w:val="20"/>
+                <w:szCs w:val="20"/>
+                <w:lang w:eastAsia="es-CL"/>
+              </w:rPr>
+              <w:t>)</w:t>
+            </w:r>
+            <w:r>
+              <w:rPr>
+                <w:rFonts w:ascii="Calibri" w:hAnsi="Calibri" w:cs="Arial"/>
+                <w:iCs/>
+                <w:sz w:val="20"/>
+                <w:szCs w:val="20"/>
+                <w:lang w:eastAsia="es-CL"/>
+              </w:rPr>
+              <w:t>:</w:t>
+            </w:r>
+            <w:r>
+              <w:rPr>
+                <w:rFonts w:ascii="Calibri" w:hAnsi="Calibri" w:cs="Arial"/>
+                <w:iCs/>
+                <w:sz w:val="20"/>
+                <w:szCs w:val="20"/>
+                <w:lang w:eastAsia="es-CL"/>
+              </w:rPr>
+              <w:t>. Muestran la descomposición del módulo en épicas y tareas priorizadas, su asignación entre los integrantes y su estado actual. Evidencian que el trabajo está organizado y que el equipo realiza seguimiento del avance real, no solo de lo planificado.</w:t>
+            </w:r>
+            <w:r>
+              <w:rPr>
+                <w:rFonts w:ascii="Calibri" w:hAnsi="Calibri" w:cs="Arial"/>
+                <w:iCs/>
+                <w:sz w:val="20"/>
+                <w:szCs w:val="20"/>
+                <w:lang w:eastAsia="es-CL"/>
+              </w:rPr>
+              <w:t xml:space="preserve"> El tablero Kanban se encuentra disponible en el siguiente enlace: </w:t>
+            </w:r>
+            <w:hyperlink r:id="rId10" w:history="1">
+              <w:r>
+                <w:rPr>
+                  <w:rStyle w:val="Hipervnculo"/>
+                  <w:rFonts w:ascii="Calibri" w:hAnsi="Calibri" w:cs="Arial"/>
+                  <w:iCs/>
+                  <w:sz w:val="20"/>
+                  <w:szCs w:val="20"/>
+                  <w:lang w:eastAsia="es-CL"/>
+                </w:rPr>
+                <w:t>ND Sales v2.0 - Kan</w:t>
+              </w:r>
+              <w:r>
+                <w:rPr>
+                  <w:rStyle w:val="Hipervnculo"/>
+                  <w:rFonts w:ascii="Calibri" w:hAnsi="Calibri" w:cs="Arial"/>
+                  <w:iCs/>
+                  <w:sz w:val="20"/>
+                  <w:szCs w:val="20"/>
+                  <w:lang w:eastAsia="es-CL"/>
+                </w:rPr>
+                <w:t>b</w:t>
+              </w:r>
+              <w:r>
+                <w:rPr>
+                  <w:rStyle w:val="Hipervnculo"/>
+                  <w:rFonts w:ascii="Calibri" w:hAnsi="Calibri" w:cs="Arial"/>
+                  <w:iCs/>
+                  <w:sz w:val="20"/>
+                  <w:szCs w:val="20"/>
+                  <w:lang w:eastAsia="es-CL"/>
+                </w:rPr>
+                <w:t>an</w:t>
+              </w:r>
+            </w:hyperlink>
+            <w:r>
+              <w:rPr>
+                <w:rFonts w:ascii="Calibri" w:hAnsi="Calibri" w:cs="Arial"/>
+                <w:iCs/>
+                <w:sz w:val="20"/>
+                <w:szCs w:val="20"/>
+                <w:lang w:eastAsia="es-CL"/>
+              </w:rPr>
+              <w:t xml:space="preserve"> </w:t>
+            </w:r>
+          </w:p>
+          <w:p>
+            <w:pPr>
+              <w:jc w:val="both"/>
+              <w:rPr>
+                <w:rFonts w:ascii="Calibri" w:hAnsi="Calibri" w:cs="Arial"/>
+                <w:iCs/>
+                <w:sz w:val="20"/>
+                <w:szCs w:val="20"/>
+                <w:lang w:eastAsia="es-CL"/>
+              </w:rPr>
+            </w:pPr>
+          </w:p>
+          <w:p>
+            <w:pPr>
+              <w:jc w:val="both"/>
+              <w:rPr>
+                <w:rFonts w:ascii="Calibri" w:hAnsi="Calibri" w:cs="Arial"/>
+                <w:iCs/>
+                <w:sz w:val="20"/>
+                <w:szCs w:val="20"/>
+                <w:lang w:eastAsia="es-CL"/>
+              </w:rPr>
+            </w:pPr>
+          </w:p>
+          <w:p>
+            <w:pPr>
+              <w:jc w:val="both"/>
+              <w:rPr>
+                <w:rFonts w:ascii="Calibri" w:hAnsi="Calibri" w:cs="Arial"/>
+                <w:iCs/>
+                <w:sz w:val="20"/>
+                <w:szCs w:val="20"/>
+                <w:lang w:eastAsia="es-CL"/>
+              </w:rPr>
+            </w:pPr>
+          </w:p>
+          <w:p>
+            <w:pPr>
+              <w:jc w:val="both"/>
+              <w:rPr>
+                <w:rFonts w:ascii="Calibri" w:hAnsi="Calibri" w:cs="Arial"/>
+                <w:iCs/>
+                <w:sz w:val="20"/>
+                <w:szCs w:val="20"/>
+                <w:lang w:eastAsia="es-CL"/>
+              </w:rPr>
+            </w:pPr>
+            <w:r>
+              <w:rPr>
+                <w:rFonts w:ascii="Calibri" w:hAnsi="Calibri" w:cs="Arial"/>
+                <w:iCs/>
+                <w:sz w:val="20"/>
+                <w:szCs w:val="20"/>
+                <w:lang w:eastAsia="es-CL"/>
+              </w:rPr>
+              <w:t>Imagen 1. Tablero Kanban del proyecto.</w:t>
+            </w:r>
+          </w:p>
+          <w:p>
+            <w:pPr>
+              <w:jc w:val="both"/>
+              <w:rPr>
+                <w:rFonts w:ascii="Calibri" w:hAnsi="Calibri" w:cs="Arial"/>
+                <w:iCs/>
+                <w:sz w:val="20"/>
+                <w:szCs w:val="20"/>
+                <w:lang w:eastAsia="es-CL"/>
+              </w:rPr>
+            </w:pPr>
+            <w:r>
+              <w:rPr>
+                <w:rFonts w:ascii="Calibri" w:hAnsi="Calibri" w:cs="Arial"/>
+                <w:iCs/>
+                <w:noProof/>
+                <w:sz w:val="20"/>
+                <w:szCs w:val="20"/>
+                <w:lang w:eastAsia="es-CL"/>
+              </w:rPr>
+              <w:t xml:space="preserve"> </w:t>
+            </w:r>
+            <w:r>
+              <w:rPr>
+                <w:rFonts w:ascii="Calibri" w:hAnsi="Calibri" w:cs="Arial"/>
+                <w:iCs/>
+                <w:noProof/>
+                <w:sz w:val="20"/>
+                <w:szCs w:val="20"/>
+                <w:lang w:eastAsia="es-CL"/>
+              </w:rPr>
+              <w:drawing>
+                <wp:inline distT="0" distB="0" distL="0" distR="0" wp14:anchorId="4D2C4BDA" wp14:editId="2C3A0600">
+                  <wp:extent cx="5391150" cy="2524125"/>
+                  <wp:effectExtent l="0" t="0" r="0" b="9525"/>
+                  <wp:docPr id="538597346" name="Imagen 3"/>
+                  <wp:cNvGraphicFramePr>
+                    <a:graphicFrameLocks xmlns:a="http://schemas.openxmlformats.org/drawingml/2006/main" noChangeAspect="1"/>
+                  </wp:cNvGraphicFramePr>
+                  <a:graphic xmlns:a="http://schemas.openxmlformats.org/drawingml/2006/main">
+                    <a:graphicData uri="http://schemas.openxmlformats.org/drawingml/2006/picture">
+                      <pic:pic xmlns:pic="http://schemas.openxmlformats.org/drawingml/2006/picture">
+                        <pic:nvPicPr>
+                          <pic:cNvPr id="0" name="Picture 1"/>
+                          <pic:cNvPicPr>
+                            <a:picLocks noChangeAspect="1" noChangeArrowheads="1"/>
+                          </pic:cNvPicPr>
+                        </pic:nvPicPr>
+                        <pic:blipFill>
+                          <a:blip r:embed="rId11" cstate="print">
+                            <a:extLst>
+                              <a:ext uri="{28A0092B-C50C-407E-A947-70E740481C1C}">
+                                <a14:useLocalDpi xmlns:a14="http://schemas.microsoft.com/office/drawing/2010/main" val="0"/>
+                              </a:ext>
+                            </a:extLst>
+                          </a:blip>
+                          <a:srcRect/>
+                          <a:stretch>
+                            <a:fillRect/>
+                          </a:stretch>
+                        </pic:blipFill>
+                        <pic:spPr bwMode="auto">
+                          <a:xfrm>
+                            <a:off x="0" y="0"/>
+                            <a:ext cx="5391150" cy="2524125"/>
+                          </a:xfrm>
+                          <a:prstGeom prst="rect">
+                            <a:avLst/>
+                          </a:prstGeom>
+                          <a:noFill/>
+                          <a:ln>
+                            <a:noFill/>
+                          </a:ln>
+                        </pic:spPr>
+                      </pic:pic>
+                    </a:graphicData>
+                  </a:graphic>
+                </wp:inline>
+              </w:drawing>
+            </w:r>
+          </w:p>
+          <w:p>
+            <w:pPr>
+              <w:jc w:val="both"/>
+              <w:rPr>
+                <w:rFonts w:ascii="Calibri" w:hAnsi="Calibri" w:cs="Arial"/>
+                <w:iCs/>
+                <w:sz w:val="20"/>
+                <w:szCs w:val="20"/>
+                <w:lang w:eastAsia="es-CL"/>
+              </w:rPr>
+            </w:pPr>
+            <w:r>
+              <w:rPr>
+                <w:rFonts w:ascii="Calibri" w:hAnsi="Calibri" w:cs="Arial"/>
+                <w:iCs/>
+                <w:sz w:val="20"/>
+                <w:szCs w:val="20"/>
+                <w:lang w:eastAsia="es-CL"/>
+              </w:rPr>
+              <w:t xml:space="preserve">Imagen </w:t>
+            </w:r>
+            <w:r>
+              <w:rPr>
+                <w:rFonts w:ascii="Calibri" w:hAnsi="Calibri" w:cs="Arial"/>
+                <w:iCs/>
+                <w:sz w:val="20"/>
+                <w:szCs w:val="20"/>
+                <w:lang w:eastAsia="es-CL"/>
+              </w:rPr>
+              <w:t>2</w:t>
+            </w:r>
+            <w:r>
+              <w:rPr>
+                <w:rFonts w:ascii="Calibri" w:hAnsi="Calibri" w:cs="Arial"/>
+                <w:iCs/>
+                <w:sz w:val="20"/>
+                <w:szCs w:val="20"/>
+                <w:lang w:eastAsia="es-CL"/>
+              </w:rPr>
+              <w:t xml:space="preserve">. </w:t>
+            </w:r>
+            <w:r>
+              <w:rPr>
+                <w:rFonts w:ascii="Calibri" w:hAnsi="Calibri" w:cs="Arial"/>
+                <w:iCs/>
+                <w:sz w:val="20"/>
+                <w:szCs w:val="20"/>
+                <w:lang w:eastAsia="es-CL"/>
+              </w:rPr>
+              <w:t xml:space="preserve">Detalle de un </w:t>
+            </w:r>
+            <w:proofErr w:type="gramStart"/>
+            <w:r>
+              <w:rPr>
+                <w:rFonts w:ascii="Calibri" w:hAnsi="Calibri" w:cs="Arial"/>
+                <w:iCs/>
+                <w:sz w:val="20"/>
+                <w:szCs w:val="20"/>
+                <w:lang w:eastAsia="es-CL"/>
+              </w:rPr>
+              <w:t>ticket</w:t>
+            </w:r>
+            <w:proofErr w:type="gramEnd"/>
+            <w:r>
+              <w:rPr>
+                <w:rFonts w:ascii="Calibri" w:hAnsi="Calibri" w:cs="Arial"/>
+                <w:iCs/>
+                <w:sz w:val="20"/>
+                <w:szCs w:val="20"/>
+                <w:lang w:eastAsia="es-CL"/>
+              </w:rPr>
+              <w:t>.</w:t>
+            </w:r>
+          </w:p>
+          <w:p>
+            <w:pPr>
+              <w:rPr>
+                <w:rFonts w:ascii="Calibri" w:hAnsi="Calibri" w:cs="Arial"/>
+                <w:b/>
+                <w:bCs/>
+                <w:iCs/>
+                <w:sz w:val="20"/>
+                <w:szCs w:val="20"/>
+                <w:lang w:eastAsia="es-CL"/>
+              </w:rPr>
+            </w:pPr>
+            <w:r>
+              <w:rPr>
+                <w:rFonts w:ascii="Calibri" w:hAnsi="Calibri" w:cs="Arial"/>
+                <w:iCs/>
+                <w:noProof/>
+                <w:sz w:val="20"/>
+                <w:szCs w:val="20"/>
+                <w:lang w:eastAsia="es-CL"/>
+              </w:rPr>
+              <w:drawing>
+                <wp:inline distT="0" distB="0" distL="0" distR="0" wp14:anchorId="48DC8365" wp14:editId="70FCC5B8">
+                  <wp:extent cx="5381625" cy="2562225"/>
+                  <wp:effectExtent l="0" t="0" r="9525" b="9525"/>
+                  <wp:docPr id="894771105" name="Imagen 4"/>
+                  <wp:cNvGraphicFramePr>
+                    <a:graphicFrameLocks xmlns:a="http://schemas.openxmlformats.org/drawingml/2006/main" noChangeAspect="1"/>
+                  </wp:cNvGraphicFramePr>
+                  <a:graphic xmlns:a="http://schemas.openxmlformats.org/drawingml/2006/main">
+                    <a:graphicData uri="http://schemas.openxmlformats.org/drawingml/2006/picture">
+                      <pic:pic xmlns:pic="http://schemas.openxmlformats.org/drawingml/2006/picture">
+                        <pic:nvPicPr>
+                          <pic:cNvPr id="0" name="Picture 2"/>
+                          <pic:cNvPicPr>
+                            <a:picLocks noChangeAspect="1" noChangeArrowheads="1"/>
+                          </pic:cNvPicPr>
+                        </pic:nvPicPr>
+                        <pic:blipFill>
+                          <a:blip r:embed="rId12" cstate="print">
+                            <a:extLst>
+                              <a:ext uri="{28A0092B-C50C-407E-A947-70E740481C1C}">
+                                <a14:useLocalDpi xmlns:a14="http://schemas.microsoft.com/office/drawing/2010/main" val="0"/>
+                              </a:ext>
+                            </a:extLst>
+                          </a:blip>
+                          <a:srcRect/>
+                          <a:stretch>
+                            <a:fillRect/>
+                          </a:stretch>
+                        </pic:blipFill>
+                        <pic:spPr bwMode="auto">
+                          <a:xfrm>
+                            <a:off x="0" y="0"/>
+                            <a:ext cx="5381625" cy="2562225"/>
+                          </a:xfrm>
+                          <a:prstGeom prst="rect">
+                            <a:avLst/>
+                          </a:prstGeom>
+                          <a:noFill/>
+                          <a:ln>
+                            <a:noFill/>
+                          </a:ln>
+                        </pic:spPr>
+                      </pic:pic>
+                    </a:graphicData>
+                  </a:graphic>
+                </wp:inline>
+              </w:drawing>
+            </w:r>
+          </w:p>
+          <w:p>
+            <w:pPr>
+              <w:rPr>
+                <w:rFonts w:ascii="Calibri" w:hAnsi="Calibri" w:cs="Arial"/>
+                <w:iCs/>
+                <w:sz w:val="20"/>
+                <w:szCs w:val="20"/>
+                <w:lang w:eastAsia="es-CL"/>
+              </w:rPr>
+            </w:pPr>
+            <w:r>
+              <w:rPr>
+                <w:rFonts w:ascii="Calibri" w:hAnsi="Calibri" w:cs="Arial"/>
+                <w:b/>
+                <w:bCs/>
+                <w:iCs/>
+                <w:sz w:val="20"/>
+                <w:szCs w:val="20"/>
+                <w:lang w:eastAsia="es-CL"/>
+              </w:rPr>
+              <w:t>Plan de Gestión del Proyecto basado en PMBOK</w:t>
+            </w:r>
+            <w:r>
+              <w:rPr>
+                <w:rFonts w:ascii="Calibri" w:hAnsi="Calibri" w:cs="Arial"/>
+                <w:iCs/>
+                <w:sz w:val="20"/>
+                <w:szCs w:val="20"/>
+                <w:lang w:eastAsia="es-CL"/>
+              </w:rPr>
+              <w:t xml:space="preserve"> (PMP_ND_SALES_plantilla_PMBOK_v2.2)</w:t>
+            </w:r>
+            <w:r>
+              <w:rPr>
+                <w:rFonts w:ascii="Calibri" w:hAnsi="Calibri" w:cs="Arial"/>
+                <w:iCs/>
+                <w:sz w:val="20"/>
+                <w:szCs w:val="20"/>
+                <w:lang w:eastAsia="es-CL"/>
+              </w:rPr>
+              <w:t>:</w:t>
+            </w:r>
+            <w:r>
+              <w:rPr>
+                <w:rFonts w:ascii="Calibri" w:hAnsi="Calibri" w:cs="Arial"/>
+                <w:iCs/>
+                <w:sz w:val="20"/>
+                <w:szCs w:val="20"/>
+                <w:lang w:eastAsia="es-CL"/>
+              </w:rPr>
+              <w:t xml:space="preserve"> Respalda la metodología formal con la que el equipo gestiona el alcance, el cronograma y los riesgos.</w:t>
+            </w:r>
+            <w:r>
+              <w:rPr>
+                <w:rFonts w:ascii="Calibri" w:hAnsi="Calibri" w:cs="Arial"/>
+                <w:iCs/>
+                <w:sz w:val="20"/>
+                <w:szCs w:val="20"/>
+                <w:lang w:eastAsia="es-CL"/>
+              </w:rPr>
+              <w:t xml:space="preserve"> Versión actualizada.</w:t>
+            </w:r>
+          </w:p>
+          <w:p>
+            <w:pPr>
+              <w:jc w:val="both"/>
+              <w:rPr>
+                <w:rFonts w:ascii="Calibri" w:hAnsi="Calibri" w:cs="Arial"/>
+                <w:iCs/>
+                <w:sz w:val="20"/>
+                <w:szCs w:val="20"/>
+                <w:lang w:eastAsia="es-CL"/>
+              </w:rPr>
+            </w:pPr>
+            <w:r>
+              <w:rPr>
+                <w:rFonts w:ascii="Calibri" w:hAnsi="Calibri" w:cs="Arial"/>
+                <w:b/>
+                <w:bCs/>
+                <w:iCs/>
+                <w:sz w:val="20"/>
+                <w:szCs w:val="20"/>
+                <w:lang w:eastAsia="es-CL"/>
+              </w:rPr>
+              <w:t>Plan de Pruebas y Matriz de Trazabilidad</w:t>
+            </w:r>
+            <w:r>
+              <w:rPr>
+                <w:rFonts w:ascii="Calibri" w:hAnsi="Calibri" w:cs="Arial"/>
+                <w:iCs/>
+                <w:sz w:val="20"/>
+                <w:szCs w:val="20"/>
+                <w:lang w:eastAsia="es-CL"/>
+              </w:rPr>
+              <w:t xml:space="preserve"> (Plan_de_Pruebas_ND_SALES_v2_rev1.2, Matriz_Trazabilidad_Casos_Prueba_ND_SALES_v2_rev1.14)</w:t>
+            </w:r>
+            <w:r>
+              <w:rPr>
+                <w:rFonts w:ascii="Calibri" w:hAnsi="Calibri" w:cs="Arial"/>
+                <w:iCs/>
+                <w:sz w:val="20"/>
+                <w:szCs w:val="20"/>
+                <w:lang w:eastAsia="es-CL"/>
+              </w:rPr>
+              <w:t>:</w:t>
+            </w:r>
+            <w:r>
+              <w:rPr>
+                <w:rFonts w:ascii="Calibri" w:hAnsi="Calibri" w:cs="Arial"/>
+                <w:iCs/>
+                <w:sz w:val="20"/>
+                <w:szCs w:val="20"/>
+                <w:lang w:eastAsia="es-CL"/>
+              </w:rPr>
+              <w:t xml:space="preserve"> Vinculan cada requisito funcional (RF-VTA) con sus casos de prueba. Evidencian que el desarrollo se verifica contra los requisitos acordados y que el equipo controla la cobertura.</w:t>
+            </w:r>
+          </w:p>
+          <w:p>
+            <w:pPr>
+              <w:rPr>
+                <w:rFonts w:ascii="Calibri" w:hAnsi="Calibri" w:cs="Arial"/>
+                <w:iCs/>
+                <w:sz w:val="20"/>
+                <w:szCs w:val="20"/>
+                <w:lang w:eastAsia="es-CL"/>
+              </w:rPr>
+            </w:pPr>
+            <w:r>
+              <w:rPr>
+                <w:rFonts w:ascii="Calibri" w:hAnsi="Calibri" w:cs="Arial"/>
+                <w:b/>
+                <w:bCs/>
+                <w:iCs/>
+                <w:sz w:val="20"/>
+                <w:szCs w:val="20"/>
+                <w:lang w:eastAsia="es-CL"/>
+              </w:rPr>
+              <w:t>Informe de Resultados de Pruebas</w:t>
+            </w:r>
+            <w:r>
+              <w:rPr>
+                <w:rFonts w:ascii="Calibri" w:hAnsi="Calibri" w:cs="Arial"/>
+                <w:iCs/>
+                <w:sz w:val="20"/>
+                <w:szCs w:val="20"/>
+                <w:lang w:eastAsia="es-CL"/>
+              </w:rPr>
+              <w:t xml:space="preserve"> (Informe_de_Resultados_de_Pruebas_ND_SALES_v2). Presenta la ejecución de </w:t>
+            </w:r>
+            <w:r>
+              <w:rPr>
+                <w:rFonts w:ascii="Calibri" w:hAnsi="Calibri" w:cs="Arial"/>
+                <w:iCs/>
+                <w:sz w:val="20"/>
+                <w:szCs w:val="20"/>
+                <w:lang w:eastAsia="es-CL"/>
+              </w:rPr>
+              <w:t>los distintos</w:t>
+            </w:r>
+            <w:r>
+              <w:rPr>
+                <w:rFonts w:ascii="Calibri" w:hAnsi="Calibri" w:cs="Arial"/>
+                <w:iCs/>
+                <w:sz w:val="20"/>
+                <w:szCs w:val="20"/>
+                <w:lang w:eastAsia="es-CL"/>
+              </w:rPr>
+              <w:t xml:space="preserve"> casos de prueba, </w:t>
+            </w:r>
+            <w:r>
+              <w:rPr>
+                <w:rFonts w:ascii="Calibri" w:hAnsi="Calibri" w:cs="Arial"/>
+                <w:iCs/>
+                <w:sz w:val="20"/>
+                <w:szCs w:val="20"/>
+                <w:lang w:eastAsia="es-CL"/>
+              </w:rPr>
+              <w:t xml:space="preserve">con sus resultados incluyendo </w:t>
+            </w:r>
+            <w:r>
+              <w:rPr>
+                <w:rFonts w:ascii="Calibri" w:hAnsi="Calibri" w:cs="Arial"/>
+                <w:iCs/>
+                <w:sz w:val="20"/>
+                <w:szCs w:val="20"/>
+                <w:lang w:eastAsia="es-CL"/>
+              </w:rPr>
+              <w:t>defectos detectados. Evidencia el nivel de avance y la madurez del producto con datos medibles.</w:t>
+            </w:r>
+          </w:p>
+          <w:p>
+            <w:pPr>
+              <w:jc w:val="both"/>
+              <w:rPr>
+                <w:rFonts w:ascii="Calibri" w:hAnsi="Calibri" w:cs="Arial"/>
+                <w:iCs/>
+                <w:sz w:val="20"/>
+                <w:szCs w:val="20"/>
+                <w:lang w:eastAsia="es-CL"/>
+              </w:rPr>
+            </w:pPr>
+            <w:r>
+              <w:rPr>
+                <w:rFonts w:ascii="Calibri" w:hAnsi="Calibri" w:cs="Arial"/>
+                <w:b/>
+                <w:bCs/>
+                <w:iCs/>
+                <w:sz w:val="20"/>
+                <w:szCs w:val="20"/>
+                <w:lang w:eastAsia="es-CL"/>
+              </w:rPr>
+              <w:lastRenderedPageBreak/>
+              <w:t>Minutas de Reunión</w:t>
+            </w:r>
+            <w:r>
+              <w:rPr>
+                <w:rFonts w:ascii="Calibri" w:hAnsi="Calibri" w:cs="Arial"/>
+                <w:iCs/>
+                <w:sz w:val="20"/>
+                <w:szCs w:val="20"/>
+                <w:lang w:eastAsia="es-CL"/>
+              </w:rPr>
+              <w:t>: Se entrega el registro de las reuniones celebradas con nuestra contraparte, Alloxentric.</w:t>
+            </w:r>
+          </w:p>
+          <w:p>
+            <w:pPr>
+              <w:jc w:val="both"/>
+              <w:rPr>
+                <w:rFonts w:ascii="Calibri" w:hAnsi="Calibri" w:cs="Arial"/>
+                <w:iCs/>
+                <w:sz w:val="20"/>
+                <w:szCs w:val="20"/>
+                <w:lang w:eastAsia="es-CL"/>
+              </w:rPr>
+            </w:pPr>
+            <w:r>
+              <w:rPr>
+                <w:rFonts w:ascii="Calibri" w:hAnsi="Calibri" w:cs="Arial"/>
+                <w:b/>
+                <w:bCs/>
+                <w:iCs/>
+                <w:sz w:val="20"/>
+                <w:szCs w:val="20"/>
+                <w:lang w:eastAsia="es-CL"/>
+              </w:rPr>
+              <w:t xml:space="preserve">Sesiones de trabajo con el equipo: </w:t>
+            </w:r>
+            <w:r>
+              <w:rPr>
+                <w:rFonts w:ascii="Calibri" w:hAnsi="Calibri" w:cs="Arial"/>
+                <w:iCs/>
+                <w:sz w:val="20"/>
+                <w:szCs w:val="20"/>
+                <w:lang w:eastAsia="es-CL"/>
+              </w:rPr>
+              <w:t>La mayor parte del trabajo se ha realizado de forma remota, mediante plataformas como Discord, Teams, Meet, entre otras. Esta forma de trabajar nos ha permitido aprovechar de mejor manera el tiempo disponible, ya que reduce tiempos de desplazamiento, instalación, etc., además de otorgar comodidad y flexibilidad a cada uno de los integrantes del equipo.</w:t>
+            </w:r>
+          </w:p>
+          <w:p>
+            <w:pPr>
+              <w:jc w:val="both"/>
+              <w:rPr>
+                <w:rFonts w:ascii="Calibri" w:hAnsi="Calibri" w:cs="Arial"/>
+                <w:iCs/>
+                <w:sz w:val="20"/>
+                <w:szCs w:val="20"/>
+                <w:lang w:eastAsia="es-CL"/>
+              </w:rPr>
+            </w:pPr>
+            <w:r>
+              <w:rPr>
+                <w:rFonts w:ascii="Calibri" w:hAnsi="Calibri" w:cs="Arial"/>
+                <w:iCs/>
+                <w:sz w:val="20"/>
+                <w:szCs w:val="20"/>
+                <w:lang w:eastAsia="es-CL"/>
+              </w:rPr>
+              <w:t>Imagen 3. Sesión de trabajo en Meet.</w:t>
+            </w:r>
+          </w:p>
+          <w:p>
+            <w:pPr>
+              <w:jc w:val="both"/>
+              <w:rPr>
+                <w:rFonts w:ascii="Calibri" w:hAnsi="Calibri" w:cs="Arial"/>
+                <w:b/>
+                <w:bCs/>
+                <w:iCs/>
+                <w:sz w:val="20"/>
+                <w:szCs w:val="20"/>
+                <w:lang w:eastAsia="es-CL"/>
+              </w:rPr>
+            </w:pPr>
+            <w:r>
+              <w:rPr>
+                <w:rFonts w:ascii="Calibri" w:hAnsi="Calibri" w:cs="Arial"/>
+                <w:b/>
+                <w:bCs/>
+                <w:iCs/>
+                <w:sz w:val="20"/>
+                <w:szCs w:val="20"/>
+                <w:lang w:eastAsia="es-CL"/>
+              </w:rPr>
+              <w:drawing>
+                <wp:inline distT="0" distB="0" distL="0" distR="0" wp14:anchorId="16C65F3D" wp14:editId="357DC91A">
+                  <wp:extent cx="5400675" cy="5172075"/>
+                  <wp:effectExtent l="0" t="0" r="9525" b="9525"/>
+                  <wp:docPr id="733170286" name="Imagen 5"/>
+                  <wp:cNvGraphicFramePr>
+                    <a:graphicFrameLocks xmlns:a="http://schemas.openxmlformats.org/drawingml/2006/main" noChangeAspect="1"/>
+                  </wp:cNvGraphicFramePr>
+                  <a:graphic xmlns:a="http://schemas.openxmlformats.org/drawingml/2006/main">
+                    <a:graphicData uri="http://schemas.openxmlformats.org/drawingml/2006/picture">
+                      <pic:pic xmlns:pic="http://schemas.openxmlformats.org/drawingml/2006/picture">
+                        <pic:nvPicPr>
+                          <pic:cNvPr id="0" name="Picture 3"/>
+                          <pic:cNvPicPr>
+                            <a:picLocks noChangeAspect="1" noChangeArrowheads="1"/>
+                          </pic:cNvPicPr>
+                        </pic:nvPicPr>
+                        <pic:blipFill>
+                          <a:blip r:embed="rId13">
+                            <a:extLst>
+                              <a:ext uri="{28A0092B-C50C-407E-A947-70E740481C1C}">
+                                <a14:useLocalDpi xmlns:a14="http://schemas.microsoft.com/office/drawing/2010/main" val="0"/>
+                              </a:ext>
+                            </a:extLst>
+                          </a:blip>
+                          <a:srcRect/>
+                          <a:stretch>
+                            <a:fillRect/>
+                          </a:stretch>
+                        </pic:blipFill>
+                        <pic:spPr bwMode="auto">
+                          <a:xfrm>
+                            <a:off x="0" y="0"/>
+                            <a:ext cx="5400675" cy="5172075"/>
+                          </a:xfrm>
+                          <a:prstGeom prst="rect">
+                            <a:avLst/>
+                          </a:prstGeom>
+                          <a:noFill/>
+                          <a:ln>
+                            <a:noFill/>
+                          </a:ln>
+                        </pic:spPr>
+                      </pic:pic>
+                    </a:graphicData>
+                  </a:graphic>
+                </wp:inline>
+              </w:drawing>
+            </w:r>
+          </w:p>
+          <w:p>
+            <w:pPr>
+              <w:jc w:val="both"/>
+              <w:rPr>
+                <w:rFonts w:ascii="Calibri" w:hAnsi="Calibri" w:cs="Arial"/>
+                <w:b/>
+                <w:bCs/>
+                <w:iCs/>
+                <w:sz w:val="20"/>
+                <w:szCs w:val="20"/>
+                <w:lang w:eastAsia="es-CL"/>
+              </w:rPr>
+            </w:pPr>
+            <w:r>
+              <w:rPr>
+                <w:rFonts w:ascii="Calibri" w:hAnsi="Calibri" w:cs="Arial"/>
+                <w:b/>
+                <w:bCs/>
+                <w:iCs/>
+                <w:sz w:val="20"/>
+                <w:szCs w:val="20"/>
+                <w:lang w:eastAsia="es-CL"/>
+              </w:rPr>
+              <w:t>Todos los documentos mencionados como evidencia se entregan en la carpeta Fase 2 del proyecto; además, se entrega la versión actualizada de todos los documentos entregados en la Fase 1, que no hayan sido mencionados en este apartado.</w:t>
+            </w:r>
+          </w:p>
+          <w:p>
+            <w:pPr>
+              <w:jc w:val="both"/>
+              <w:rPr>
+                <w:rFonts w:ascii="Calibri" w:hAnsi="Calibri" w:cs="Arial"/>
+                <w:b/>
+                <w:bCs/>
+                <w:iCs/>
+                <w:sz w:val="20"/>
+                <w:szCs w:val="20"/>
+                <w:lang w:eastAsia="es-CL"/>
+              </w:rPr>
+            </w:pPr>
+          </w:p>
+          <w:p>
+            <w:pPr>
+              <w:jc w:val="both"/>
+              <w:rPr>
+                <w:rFonts w:ascii="Calibri" w:hAnsi="Calibri" w:cs="Arial"/>
+                <w:b/>
+                <w:bCs/>
+                <w:iCs/>
+                <w:sz w:val="20"/>
+                <w:szCs w:val="20"/>
+                <w:lang w:eastAsia="es-CL"/>
+              </w:rPr>
+            </w:pPr>
+          </w:p>
+          <w:p>
+            <w:pPr>
+              <w:jc w:val="both"/>
+              <w:rPr>
+                <w:rFonts w:ascii="Calibri" w:hAnsi="Calibri" w:cs="Arial"/>
+                <w:b/>
+                <w:bCs/>
+                <w:iCs/>
+                <w:sz w:val="20"/>
+                <w:szCs w:val="20"/>
+                <w:lang w:eastAsia="es-CL"/>
+              </w:rPr>
+            </w:pPr>
+          </w:p>
+          <w:p>
+            <w:pPr>
+              <w:jc w:val="both"/>
+              <w:rPr>
+                <w:rFonts w:ascii="Calibri" w:hAnsi="Calibri" w:cs="Arial"/>
+                <w:b/>
+                <w:bCs/>
+                <w:iCs/>
+                <w:sz w:val="20"/>
+                <w:szCs w:val="20"/>
+                <w:lang w:eastAsia="es-CL"/>
+              </w:rPr>
+            </w:pPr>
+          </w:p>
+          <w:p>
+            <w:pPr>
+              <w:pStyle w:val="Prrafodelista"/>
+              <w:numPr>
+                <w:ilvl w:val="0"/>
+                <w:numId w:val="2"/>
+              </w:numPr>
+              <w:jc w:val="both"/>
+              <w:rPr>
+                <w:rFonts w:ascii="Calibri" w:hAnsi="Calibri" w:cs="Arial"/>
+                <w:b/>
+                <w:bCs/>
+                <w:iCs/>
+                <w:sz w:val="20"/>
+                <w:szCs w:val="20"/>
+                <w:lang w:eastAsia="es-CL"/>
+              </w:rPr>
+            </w:pPr>
+            <w:r>
+              <w:rPr>
+                <w:rFonts w:ascii="Calibri" w:hAnsi="Calibri" w:cs="Arial"/>
+                <w:b/>
+                <w:bCs/>
+                <w:iCs/>
+                <w:sz w:val="20"/>
+                <w:szCs w:val="20"/>
+                <w:lang w:eastAsia="es-CL"/>
+              </w:rPr>
+              <w:lastRenderedPageBreak/>
+              <w:t>Resguardo de la Calidad</w:t>
+            </w:r>
+            <w:r>
+              <w:rPr>
+                <w:rFonts w:ascii="Calibri" w:hAnsi="Calibri" w:cs="Arial"/>
+                <w:b/>
+                <w:bCs/>
+                <w:iCs/>
+                <w:sz w:val="20"/>
+                <w:szCs w:val="20"/>
+                <w:lang w:eastAsia="es-CL"/>
+              </w:rPr>
+              <w:t>.</w:t>
+            </w:r>
+          </w:p>
+          <w:p>
+            <w:pPr>
+              <w:jc w:val="both"/>
+              <w:rPr>
+                <w:rFonts w:ascii="Calibri" w:hAnsi="Calibri" w:cs="Arial"/>
+                <w:iCs/>
+                <w:sz w:val="20"/>
+                <w:szCs w:val="20"/>
+                <w:lang w:eastAsia="es-CL"/>
+              </w:rPr>
+            </w:pPr>
+            <w:r>
+              <w:rPr>
+                <w:rFonts w:ascii="Calibri" w:hAnsi="Calibri" w:cs="Arial"/>
+                <w:iCs/>
+                <w:sz w:val="20"/>
+                <w:szCs w:val="20"/>
+                <w:lang w:eastAsia="es-CL"/>
+              </w:rPr>
+              <w:t>El equipo aplicó prácticas propias de la ingeniería informática en cuatro ámbitos:</w:t>
+            </w:r>
+          </w:p>
+          <w:p>
+            <w:pPr>
+              <w:numPr>
+                <w:ilvl w:val="0"/>
+                <w:numId w:val="4"/>
+              </w:numPr>
+              <w:jc w:val="both"/>
+              <w:rPr>
+                <w:rFonts w:ascii="Calibri" w:hAnsi="Calibri" w:cs="Arial"/>
+                <w:iCs/>
+                <w:sz w:val="20"/>
+                <w:szCs w:val="20"/>
+                <w:lang w:eastAsia="es-CL"/>
+              </w:rPr>
+            </w:pPr>
+            <w:r>
+              <w:rPr>
+                <w:rFonts w:ascii="Calibri" w:hAnsi="Calibri" w:cs="Arial"/>
+                <w:iCs/>
+                <w:sz w:val="20"/>
+                <w:szCs w:val="20"/>
+                <w:lang w:eastAsia="es-CL"/>
+              </w:rPr>
+              <w:t>Metodología: combinó Kanban para la gestión ágil del trabajo diario, con priorización por épicas, y lineamientos PMBOK para la planificación formal del proyecto.</w:t>
+            </w:r>
+          </w:p>
+          <w:p>
+            <w:pPr>
+              <w:numPr>
+                <w:ilvl w:val="0"/>
+                <w:numId w:val="4"/>
+              </w:numPr>
+              <w:jc w:val="both"/>
+              <w:rPr>
+                <w:rFonts w:ascii="Calibri" w:hAnsi="Calibri" w:cs="Arial"/>
+                <w:iCs/>
+                <w:sz w:val="20"/>
+                <w:szCs w:val="20"/>
+                <w:lang w:eastAsia="es-CL"/>
+              </w:rPr>
+            </w:pPr>
+            <w:r>
+              <w:rPr>
+                <w:rFonts w:ascii="Calibri" w:hAnsi="Calibri" w:cs="Arial"/>
+                <w:iCs/>
+                <w:sz w:val="20"/>
+                <w:szCs w:val="20"/>
+                <w:lang w:eastAsia="es-CL"/>
+              </w:rPr>
+              <w:t>Trazabilidad de requisitos: asoció cada requisito funcional a casos de prueba y a un resultado, lo que permite verificar que ningún requisito quede sin cubrir.</w:t>
+            </w:r>
+          </w:p>
+          <w:p>
+            <w:pPr>
+              <w:numPr>
+                <w:ilvl w:val="0"/>
+                <w:numId w:val="4"/>
+              </w:numPr>
+              <w:jc w:val="both"/>
+              <w:rPr>
+                <w:rFonts w:ascii="Calibri" w:hAnsi="Calibri" w:cs="Arial"/>
+                <w:iCs/>
+                <w:sz w:val="20"/>
+                <w:szCs w:val="20"/>
+                <w:lang w:eastAsia="es-CL"/>
+              </w:rPr>
+            </w:pPr>
+            <w:r>
+              <w:rPr>
+                <w:rFonts w:ascii="Calibri" w:hAnsi="Calibri" w:cs="Arial"/>
+                <w:iCs/>
+                <w:sz w:val="20"/>
+                <w:szCs w:val="20"/>
+                <w:lang w:eastAsia="es-CL"/>
+              </w:rPr>
+              <w:t>Pruebas en distintas capas: ejecutó pruebas de API, de interfaz de usuario y automatizadas ([Vitest / scripts de ejecución]), y registró evidencia de cada ejecución.</w:t>
+            </w:r>
+          </w:p>
+          <w:p>
+            <w:pPr>
+              <w:numPr>
+                <w:ilvl w:val="0"/>
+                <w:numId w:val="4"/>
+              </w:numPr>
+              <w:jc w:val="both"/>
+              <w:rPr>
+                <w:rFonts w:ascii="Calibri" w:hAnsi="Calibri" w:cs="Arial"/>
+                <w:iCs/>
+                <w:sz w:val="20"/>
+                <w:szCs w:val="20"/>
+                <w:lang w:eastAsia="es-CL"/>
+              </w:rPr>
+            </w:pPr>
+            <w:r>
+              <w:rPr>
+                <w:rFonts w:ascii="Calibri" w:hAnsi="Calibri" w:cs="Arial"/>
+                <w:iCs/>
+                <w:sz w:val="20"/>
+                <w:szCs w:val="20"/>
+                <w:lang w:eastAsia="es-CL"/>
+              </w:rPr>
+              <w:t>Mejora continua: siguió un ciclo de ejecutar, detectar defecto, corregir y volver a ejecutar. Además, conservó los intentos fallidos, lo que permite auditar el proceso completo.</w:t>
+            </w:r>
+          </w:p>
+          <w:p>
+            <w:pPr>
+              <w:jc w:val="both"/>
+              <w:rPr>
+                <w:rFonts w:ascii="Calibri" w:hAnsi="Calibri" w:cs="Arial"/>
+                <w:iCs/>
+                <w:sz w:val="20"/>
+                <w:szCs w:val="20"/>
+                <w:lang w:eastAsia="es-CL"/>
+              </w:rPr>
+            </w:pPr>
+            <w:r>
+              <w:rPr>
+                <w:rFonts w:ascii="Calibri" w:hAnsi="Calibri" w:cs="Arial"/>
+                <w:iCs/>
+                <w:sz w:val="20"/>
+                <w:szCs w:val="20"/>
+                <w:lang w:eastAsia="es-CL"/>
+              </w:rPr>
+              <w:t>Finalmente, el desarrollo de los requisitos del módulo se distribuyó entre los integrantes del equipo, y cada uno fue sometido al mismo proceso de pruebas y corrección descrito, de modo que la calidad se mantiene homogénea en todo el módulo.</w:t>
+            </w:r>
+          </w:p>
+          <w:p>
+            <w:pPr>
+              <w:jc w:val="both"/>
+              <w:rPr>
+                <w:rFonts w:ascii="Calibri" w:hAnsi="Calibri" w:cs="Arial"/>
+                <w:b/>
+                <w:bCs/>
+                <w:iCs/>
+                <w:sz w:val="20"/>
+                <w:szCs w:val="20"/>
+                <w:lang w:eastAsia="es-CL"/>
+              </w:rPr>
+            </w:pPr>
+          </w:p>
+          <w:p>
+            <w:pPr>
+              <w:jc w:val="both"/>
+              <w:rPr>
+                <w:rFonts w:ascii="Calibri" w:hAnsi="Calibri" w:cs="Arial"/>
+                <w:bCs/>
+                <w:iCs/>
                 <w:color w:val="548DD4"/>
                 <w:sz w:val="20"/>
                 <w:szCs w:val="20"/>
                 <w:lang w:eastAsia="es-CL"/>
               </w:rPr>
             </w:pPr>
-            <w:r>
-              <w:rPr>
-                <w:rFonts w:ascii="Calibri" w:hAnsi="Calibri" w:cs="Arial"/>
-                <w:i/>
-                <w:color w:val="548DD4"/>
-                <w:sz w:val="20"/>
-                <w:szCs w:val="20"/>
-                <w:lang w:eastAsia="es-CL"/>
-              </w:rPr>
-              <w:t>Describe la</w:t>
-            </w:r>
-            <w:r>
-              <w:rPr>
-                <w:rFonts w:ascii="Calibri" w:hAnsi="Calibri" w:cs="Arial"/>
-                <w:i/>
-                <w:color w:val="548DD4"/>
-                <w:sz w:val="20"/>
-                <w:szCs w:val="20"/>
-                <w:lang w:eastAsia="es-CL"/>
-              </w:rPr>
-              <w:t>(</w:t>
-            </w:r>
-            <w:r>
-              <w:rPr>
-                <w:rFonts w:ascii="Calibri" w:hAnsi="Calibri" w:cs="Arial"/>
-                <w:i/>
-                <w:color w:val="548DD4"/>
-                <w:sz w:val="20"/>
-                <w:szCs w:val="20"/>
-                <w:lang w:eastAsia="es-CL"/>
-              </w:rPr>
-              <w:t>s</w:t>
-            </w:r>
-            <w:r>
-              <w:rPr>
-                <w:rFonts w:ascii="Calibri" w:hAnsi="Calibri" w:cs="Arial"/>
-                <w:i/>
-                <w:color w:val="548DD4"/>
-                <w:sz w:val="20"/>
-                <w:szCs w:val="20"/>
-                <w:lang w:eastAsia="es-CL"/>
-              </w:rPr>
-              <w:t>)</w:t>
-            </w:r>
-            <w:r>
-              <w:rPr>
-                <w:rFonts w:ascii="Calibri" w:hAnsi="Calibri" w:cs="Arial"/>
-                <w:i/>
-                <w:color w:val="548DD4"/>
-                <w:sz w:val="20"/>
-                <w:szCs w:val="20"/>
-                <w:lang w:eastAsia="es-CL"/>
-              </w:rPr>
-              <w:t xml:space="preserve"> evidencia</w:t>
-            </w:r>
-            <w:r>
-              <w:rPr>
-                <w:rFonts w:ascii="Calibri" w:hAnsi="Calibri" w:cs="Arial"/>
-                <w:i/>
-                <w:color w:val="548DD4"/>
-                <w:sz w:val="20"/>
-                <w:szCs w:val="20"/>
-                <w:lang w:eastAsia="es-CL"/>
-              </w:rPr>
-              <w:t>(</w:t>
-            </w:r>
-            <w:r>
-              <w:rPr>
-                <w:rFonts w:ascii="Calibri" w:hAnsi="Calibri" w:cs="Arial"/>
-                <w:i/>
-                <w:color w:val="548DD4"/>
-                <w:sz w:val="20"/>
-                <w:szCs w:val="20"/>
-                <w:lang w:eastAsia="es-CL"/>
-              </w:rPr>
-              <w:t>s</w:t>
-            </w:r>
-            <w:r>
-              <w:rPr>
-                <w:rFonts w:ascii="Calibri" w:hAnsi="Calibri" w:cs="Arial"/>
-                <w:i/>
-                <w:color w:val="548DD4"/>
-                <w:sz w:val="20"/>
-                <w:szCs w:val="20"/>
-                <w:lang w:eastAsia="es-CL"/>
-              </w:rPr>
-              <w:t>)</w:t>
-            </w:r>
-            <w:r>
-              <w:rPr>
-                <w:rFonts w:ascii="Calibri" w:hAnsi="Calibri" w:cs="Arial"/>
-                <w:i/>
-                <w:color w:val="548DD4"/>
-                <w:sz w:val="20"/>
-                <w:szCs w:val="20"/>
-                <w:lang w:eastAsia="es-CL"/>
-              </w:rPr>
-              <w:t xml:space="preserve"> que </w:t>
-            </w:r>
-            <w:r>
-              <w:rPr>
-                <w:rFonts w:ascii="Calibri" w:hAnsi="Calibri" w:cs="Arial"/>
-                <w:i/>
-                <w:color w:val="548DD4"/>
-                <w:sz w:val="20"/>
-                <w:szCs w:val="20"/>
-                <w:lang w:eastAsia="es-CL"/>
-              </w:rPr>
-              <w:t xml:space="preserve">presentarás en este informe de avance y justifica </w:t>
-            </w:r>
-            <w:r>
-              <w:rPr>
-                <w:rFonts w:ascii="Calibri" w:hAnsi="Calibri" w:cs="Arial"/>
-                <w:i/>
-                <w:color w:val="548DD4"/>
-                <w:sz w:val="20"/>
-                <w:szCs w:val="20"/>
-                <w:lang w:eastAsia="es-CL"/>
-              </w:rPr>
-              <w:t xml:space="preserve">de qué manera </w:t>
-            </w:r>
-            <w:r>
-              <w:rPr>
-                <w:rFonts w:ascii="Calibri" w:hAnsi="Calibri" w:cs="Arial"/>
-                <w:i/>
-                <w:color w:val="548DD4"/>
-                <w:sz w:val="20"/>
-                <w:szCs w:val="20"/>
-                <w:lang w:eastAsia="es-CL"/>
-              </w:rPr>
-              <w:t>esta</w:t>
-            </w:r>
-            <w:r>
-              <w:rPr>
-                <w:rFonts w:ascii="Calibri" w:hAnsi="Calibri" w:cs="Arial"/>
-                <w:i/>
-                <w:color w:val="548DD4"/>
-                <w:sz w:val="20"/>
-                <w:szCs w:val="20"/>
-                <w:lang w:eastAsia="es-CL"/>
-              </w:rPr>
-              <w:t>(</w:t>
-            </w:r>
-            <w:r>
-              <w:rPr>
-                <w:rFonts w:ascii="Calibri" w:hAnsi="Calibri" w:cs="Arial"/>
-                <w:i/>
-                <w:color w:val="548DD4"/>
-                <w:sz w:val="20"/>
-                <w:szCs w:val="20"/>
-                <w:lang w:eastAsia="es-CL"/>
-              </w:rPr>
-              <w:t>s</w:t>
-            </w:r>
-            <w:r>
-              <w:rPr>
-                <w:rFonts w:ascii="Calibri" w:hAnsi="Calibri" w:cs="Arial"/>
-                <w:i/>
-                <w:color w:val="548DD4"/>
-                <w:sz w:val="20"/>
-                <w:szCs w:val="20"/>
-                <w:lang w:eastAsia="es-CL"/>
-              </w:rPr>
-              <w:t>)</w:t>
-            </w:r>
-            <w:r>
-              <w:rPr>
-                <w:rFonts w:ascii="Calibri" w:hAnsi="Calibri" w:cs="Arial"/>
-                <w:i/>
-                <w:color w:val="548DD4"/>
-                <w:sz w:val="20"/>
-                <w:szCs w:val="20"/>
-                <w:lang w:eastAsia="es-CL"/>
-              </w:rPr>
-              <w:t xml:space="preserve"> evidencia</w:t>
-            </w:r>
-            <w:r>
-              <w:rPr>
-                <w:rFonts w:ascii="Calibri" w:hAnsi="Calibri" w:cs="Arial"/>
-                <w:i/>
-                <w:color w:val="548DD4"/>
-                <w:sz w:val="20"/>
-                <w:szCs w:val="20"/>
-                <w:lang w:eastAsia="es-CL"/>
-              </w:rPr>
-              <w:t>(</w:t>
-            </w:r>
-            <w:r>
-              <w:rPr>
-                <w:rFonts w:ascii="Calibri" w:hAnsi="Calibri" w:cs="Arial"/>
-                <w:i/>
-                <w:color w:val="548DD4"/>
-                <w:sz w:val="20"/>
-                <w:szCs w:val="20"/>
-                <w:lang w:eastAsia="es-CL"/>
-              </w:rPr>
-              <w:t>s</w:t>
-            </w:r>
-            <w:r>
-              <w:rPr>
-                <w:rFonts w:ascii="Calibri" w:hAnsi="Calibri" w:cs="Arial"/>
-                <w:i/>
-                <w:color w:val="548DD4"/>
-                <w:sz w:val="20"/>
-                <w:szCs w:val="20"/>
-                <w:lang w:eastAsia="es-CL"/>
-              </w:rPr>
-              <w:t>)</w:t>
-            </w:r>
-            <w:r>
-              <w:rPr>
-                <w:rFonts w:ascii="Calibri" w:hAnsi="Calibri" w:cs="Arial"/>
-                <w:i/>
-                <w:color w:val="548DD4"/>
-                <w:sz w:val="20"/>
-                <w:szCs w:val="20"/>
-                <w:lang w:eastAsia="es-CL"/>
-              </w:rPr>
-              <w:t xml:space="preserve"> </w:t>
-            </w:r>
-            <w:r>
-              <w:rPr>
-                <w:rFonts w:ascii="Calibri" w:hAnsi="Calibri" w:cs="Arial"/>
-                <w:i/>
-                <w:color w:val="548DD4"/>
-                <w:sz w:val="20"/>
-                <w:szCs w:val="20"/>
-                <w:lang w:eastAsia="es-CL"/>
-              </w:rPr>
-              <w:t xml:space="preserve">permite(n) </w:t>
-            </w:r>
-            <w:r>
-              <w:rPr>
-                <w:rFonts w:ascii="Calibri" w:hAnsi="Calibri" w:cs="Arial"/>
-                <w:i/>
-                <w:color w:val="548DD4"/>
-                <w:sz w:val="20"/>
-                <w:szCs w:val="20"/>
-                <w:lang w:eastAsia="es-CL"/>
-              </w:rPr>
-              <w:t>da</w:t>
-            </w:r>
-            <w:r>
-              <w:rPr>
-                <w:rFonts w:ascii="Calibri" w:hAnsi="Calibri" w:cs="Arial"/>
-                <w:i/>
-                <w:color w:val="548DD4"/>
-                <w:sz w:val="20"/>
-                <w:szCs w:val="20"/>
-                <w:lang w:eastAsia="es-CL"/>
-              </w:rPr>
-              <w:t>r</w:t>
-            </w:r>
-            <w:r>
-              <w:rPr>
-                <w:rFonts w:ascii="Calibri" w:hAnsi="Calibri" w:cs="Arial"/>
-                <w:i/>
-                <w:color w:val="548DD4"/>
-                <w:sz w:val="20"/>
-                <w:szCs w:val="20"/>
-                <w:lang w:eastAsia="es-CL"/>
-              </w:rPr>
-              <w:t xml:space="preserve"> cuenta del </w:t>
-            </w:r>
-            <w:r>
-              <w:rPr>
-                <w:rFonts w:ascii="Calibri" w:hAnsi="Calibri" w:cs="Arial"/>
-                <w:i/>
-                <w:color w:val="548DD4"/>
-                <w:sz w:val="20"/>
-                <w:szCs w:val="20"/>
-                <w:lang w:eastAsia="es-CL"/>
-              </w:rPr>
-              <w:t>desarrollo</w:t>
-            </w:r>
-            <w:r>
-              <w:rPr>
-                <w:rFonts w:ascii="Calibri" w:hAnsi="Calibri" w:cs="Arial"/>
-                <w:i/>
-                <w:color w:val="548DD4"/>
-                <w:sz w:val="20"/>
-                <w:szCs w:val="20"/>
-                <w:lang w:eastAsia="es-CL"/>
-              </w:rPr>
-              <w:t xml:space="preserve"> </w:t>
-            </w:r>
-            <w:r>
-              <w:rPr>
-                <w:rFonts w:ascii="Calibri" w:hAnsi="Calibri" w:cs="Arial"/>
-                <w:i/>
-                <w:color w:val="548DD4"/>
-                <w:sz w:val="20"/>
-                <w:szCs w:val="20"/>
-                <w:lang w:eastAsia="es-CL"/>
-              </w:rPr>
-              <w:t>del proyecto.</w:t>
-            </w:r>
-          </w:p>
-          <w:p>
-            <w:pPr>
-              <w:jc w:val="both"/>
-              <w:rPr>
-                <w:rFonts w:ascii="Calibri" w:hAnsi="Calibri" w:cs="Arial"/>
-                <w:i/>
-                <w:color w:val="548DD4"/>
-                <w:sz w:val="20"/>
-                <w:szCs w:val="20"/>
-                <w:lang w:eastAsia="es-CL"/>
-              </w:rPr>
-            </w:pPr>
-            <w:r>
-              <w:rPr>
-                <w:rFonts w:ascii="Calibri" w:hAnsi="Calibri" w:cs="Arial"/>
-                <w:i/>
-                <w:color w:val="548DD4"/>
-                <w:sz w:val="20"/>
-                <w:szCs w:val="20"/>
-                <w:lang w:eastAsia="es-CL"/>
-              </w:rPr>
-              <w:t xml:space="preserve">En caso de ser pertinente </w:t>
-            </w:r>
-            <w:r>
-              <w:rPr>
-                <w:rFonts w:ascii="Calibri" w:hAnsi="Calibri" w:cs="Arial"/>
-                <w:i/>
-                <w:color w:val="548DD4"/>
-                <w:sz w:val="20"/>
-                <w:szCs w:val="20"/>
-                <w:lang w:eastAsia="es-CL"/>
-              </w:rPr>
-              <w:t>explica cómo resguardaste la calidad de tu Proyecto APT a partir de aspectos propios de tu disciplina (correcta aplicación de metodologías, actividades, herramientas, recursos propios, etc.).</w:t>
-            </w:r>
-          </w:p>
-          <w:p>
-            <w:pPr>
-              <w:jc w:val="both"/>
-              <w:rPr>
-                <w:rFonts w:ascii="Calibri" w:hAnsi="Calibri" w:cs="Arial"/>
-                <w:b/>
-                <w:i/>
-                <w:color w:val="548DD4"/>
-                <w:sz w:val="20"/>
-                <w:szCs w:val="20"/>
-                <w:lang w:eastAsia="es-CL"/>
-              </w:rPr>
-            </w:pPr>
-            <w:r>
-              <w:rPr>
-                <w:rFonts w:ascii="Calibri" w:hAnsi="Calibri" w:cs="Arial"/>
-                <w:i/>
-                <w:color w:val="548DD4"/>
-                <w:sz w:val="20"/>
-                <w:szCs w:val="20"/>
-                <w:lang w:eastAsia="es-CL"/>
-              </w:rPr>
-              <w:t>En este apartado adjuntar la(s) evidencia(s) seleccionada(s) para ser evaluada por el docente.</w:t>
-            </w:r>
           </w:p>
         </w:tc>
       </w:tr>
     </w:tbl>
+    <w:p>
+      <w:pPr>
+        <w:spacing w:after="0" w:line="240" w:lineRule="auto"/>
+        <w:rPr>
+          <w:rFonts w:cs="Calibri Light"/>
+          <w:color w:val="595959" w:themeColor="text1" w:themeTint="A6"/>
+          <w:sz w:val="24"/>
+          <w:szCs w:val="24"/>
+          <w:lang w:val="es-ES"/>
+        </w:rPr>
+      </w:pPr>
+    </w:p>
+    <w:p>
+      <w:pPr>
+        <w:rPr>
+          <w:rFonts w:cs="Calibri Light"/>
+          <w:color w:val="595959" w:themeColor="text1" w:themeTint="A6"/>
+          <w:sz w:val="24"/>
+          <w:szCs w:val="24"/>
+          <w:lang w:val="es-ES"/>
+        </w:rPr>
+      </w:pPr>
+    </w:p>
+    <w:p>
+      <w:pPr>
+        <w:rPr>
+          <w:rFonts w:cs="Calibri Light"/>
+          <w:color w:val="595959" w:themeColor="text1" w:themeTint="A6"/>
+          <w:sz w:val="24"/>
+          <w:szCs w:val="24"/>
+          <w:lang w:val="es-ES"/>
+        </w:rPr>
+      </w:pPr>
+    </w:p>
+    <w:p>
+      <w:pPr>
+        <w:rPr>
+          <w:rFonts w:cs="Calibri Light"/>
+          <w:color w:val="595959" w:themeColor="text1" w:themeTint="A6"/>
+          <w:sz w:val="24"/>
+          <w:szCs w:val="24"/>
+          <w:lang w:val="es-ES"/>
+        </w:rPr>
+      </w:pPr>
+    </w:p>
+    <w:p>
+      <w:pPr>
+        <w:spacing w:after="0" w:line="240" w:lineRule="auto"/>
+        <w:rPr>
+          <w:rFonts w:cs="Calibri Light"/>
+          <w:color w:val="595959" w:themeColor="text1" w:themeTint="A6"/>
+          <w:sz w:val="24"/>
+          <w:szCs w:val="24"/>
+          <w:lang w:val="es-ES"/>
+        </w:rPr>
+      </w:pPr>
+      <w:r>
+        <w:rPr>
+          <w:rFonts w:cs="Calibri Light"/>
+          <w:color w:val="595959" w:themeColor="text1" w:themeTint="A6"/>
+          <w:sz w:val="24"/>
+          <w:szCs w:val="24"/>
+          <w:lang w:val="es-ES"/>
+        </w:rPr>
+        <w:br w:type="page"/>
+      </w:r>
+    </w:p>
     <w:tbl>
       <w:tblPr>
         <w:tblStyle w:val="Tablaconcuadrcula"/>
-        <w:tblpPr w:leftFromText="141" w:rightFromText="141" w:vertAnchor="text" w:horzAnchor="margin" w:tblpX="-719" w:tblpY="-116"/>
-        <w:tblW w:w="9640" w:type="dxa"/>
+        <w:tblpPr w:leftFromText="141" w:rightFromText="141" w:vertAnchor="text" w:horzAnchor="margin" w:tblpXSpec="center" w:tblpY="-7"/>
+        <w:tblW w:w="9781" w:type="dxa"/>
         <w:tblBorders>
           <w:top w:val="single" w:sz="4" w:space="0" w:color="BFBFBF" w:themeColor="background1" w:themeShade="BF"/>
           <w:left w:val="single" w:sz="4" w:space="0" w:color="BFBFBF" w:themeColor="background1" w:themeShade="BF"/>
@@ -1317,7 +2074,7 @@
         <w:tblLook w:val="04A0" w:firstRow="1" w:lastRow="0" w:firstColumn="1" w:lastColumn="0" w:noHBand="0" w:noVBand="1"/>
       </w:tblPr>
       <w:tblGrid>
-        <w:gridCol w:w="9640"/>
+        <w:gridCol w:w="9781"/>
       </w:tblGrid>
       <w:tr>
         <w:trPr>
@@ -1325,7 +2082,7 @@
         </w:trPr>
         <w:tc>
           <w:tcPr>
-            <w:tcW w:w="9640" w:type="dxa"/>
+            <w:tcW w:w="9781" w:type="dxa"/>
             <w:vAlign w:val="center"/>
           </w:tcPr>
           <w:p>
@@ -1374,7 +2131,7 @@
         </w:trPr>
         <w:tc>
           <w:tcPr>
-            <w:tcW w:w="9640" w:type="dxa"/>
+            <w:tcW w:w="9781" w:type="dxa"/>
             <w:shd w:val="clear" w:color="auto" w:fill="D9E2F3" w:themeFill="accent1" w:themeFillTint="33"/>
             <w:vAlign w:val="center"/>
           </w:tcPr>
@@ -1407,6 +2164,1445 @@
               </w:rPr>
               <w:t>y ajustes.</w:t>
             </w:r>
+          </w:p>
+        </w:tc>
+      </w:tr>
+    </w:tbl>
+    <w:tbl>
+      <w:tblPr>
+        <w:tblStyle w:val="Tablaconcuadrcula"/>
+        <w:tblpPr w:leftFromText="180" w:rightFromText="180" w:vertAnchor="text" w:horzAnchor="margin" w:tblpXSpec="center" w:tblpY="1561"/>
+        <w:tblW w:w="5755" w:type="pct"/>
+        <w:tblBorders>
+          <w:top w:val="single" w:sz="4" w:space="0" w:color="BFBFBF" w:themeColor="background1" w:themeShade="BF"/>
+          <w:left w:val="single" w:sz="4" w:space="0" w:color="BFBFBF" w:themeColor="background1" w:themeShade="BF"/>
+          <w:bottom w:val="single" w:sz="4" w:space="0" w:color="BFBFBF" w:themeColor="background1" w:themeShade="BF"/>
+          <w:right w:val="single" w:sz="4" w:space="0" w:color="BFBFBF" w:themeColor="background1" w:themeShade="BF"/>
+          <w:insideH w:val="single" w:sz="4" w:space="0" w:color="BFBFBF" w:themeColor="background1" w:themeShade="BF"/>
+          <w:insideV w:val="single" w:sz="4" w:space="0" w:color="BFBFBF" w:themeColor="background1" w:themeShade="BF"/>
+        </w:tblBorders>
+        <w:tblLook w:val="04A0" w:firstRow="1" w:lastRow="0" w:firstColumn="1" w:lastColumn="0" w:noHBand="0" w:noVBand="1"/>
+      </w:tblPr>
+      <w:tblGrid>
+        <w:gridCol w:w="9777"/>
+      </w:tblGrid>
+      <w:tr>
+        <w:trPr>
+          <w:trHeight w:val="1936"/>
+        </w:trPr>
+        <w:tc>
+          <w:tcPr>
+            <w:tcW w:w="5000" w:type="pct"/>
+            <w:vAlign w:val="center"/>
+          </w:tcPr>
+          <w:p>
+            <w:pPr>
+              <w:rPr>
+                <w:rFonts w:ascii="Calibri" w:hAnsi="Calibri" w:cs="Arial"/>
+                <w:iCs/>
+                <w:sz w:val="20"/>
+                <w:szCs w:val="20"/>
+                <w:lang w:eastAsia="es-CL"/>
+              </w:rPr>
+            </w:pPr>
+            <w:r>
+              <w:rPr>
+                <w:rFonts w:ascii="Calibri" w:hAnsi="Calibri" w:cs="Arial"/>
+                <w:iCs/>
+                <w:sz w:val="20"/>
+                <w:szCs w:val="20"/>
+                <w:lang w:eastAsia="es-CL"/>
+              </w:rPr>
+              <w:t>Luego de revisar nuestro plan de trabajo, llegamos a las siguientes conclusiones:</w:t>
+            </w:r>
+          </w:p>
+          <w:p>
+            <w:pPr>
+              <w:rPr>
+                <w:rFonts w:ascii="Calibri" w:hAnsi="Calibri" w:cs="Arial"/>
+                <w:b/>
+                <w:bCs/>
+                <w:iCs/>
+                <w:sz w:val="20"/>
+                <w:szCs w:val="20"/>
+                <w:lang w:eastAsia="es-CL"/>
+              </w:rPr>
+            </w:pPr>
+            <w:r>
+              <w:rPr>
+                <w:rFonts w:ascii="Calibri" w:hAnsi="Calibri" w:cs="Arial"/>
+                <w:b/>
+                <w:bCs/>
+                <w:iCs/>
+                <w:sz w:val="20"/>
+                <w:szCs w:val="20"/>
+                <w:lang w:eastAsia="es-CL"/>
+              </w:rPr>
+              <w:t>Factores que han facilitado el desarrollo del plan</w:t>
+            </w:r>
+          </w:p>
+          <w:p>
+            <w:pPr>
+              <w:numPr>
+                <w:ilvl w:val="0"/>
+                <w:numId w:val="5"/>
+              </w:numPr>
+              <w:rPr>
+                <w:rFonts w:ascii="Calibri" w:hAnsi="Calibri" w:cs="Arial"/>
+                <w:iCs/>
+                <w:sz w:val="20"/>
+                <w:szCs w:val="20"/>
+                <w:lang w:eastAsia="es-CL"/>
+              </w:rPr>
+            </w:pPr>
+            <w:r>
+              <w:rPr>
+                <w:rFonts w:ascii="Calibri" w:hAnsi="Calibri" w:cs="Arial"/>
+                <w:b/>
+                <w:bCs/>
+                <w:iCs/>
+                <w:sz w:val="20"/>
+                <w:szCs w:val="20"/>
+                <w:lang w:eastAsia="es-CL"/>
+              </w:rPr>
+              <w:t>Base técnica existente</w:t>
+            </w:r>
+            <w:r>
+              <w:rPr>
+                <w:rFonts w:ascii="Calibri" w:hAnsi="Calibri" w:cs="Arial"/>
+                <w:iCs/>
+                <w:sz w:val="20"/>
+                <w:szCs w:val="20"/>
+                <w:lang w:eastAsia="es-CL"/>
+              </w:rPr>
+              <w:t>. El proyecto continúa una v1 ya aceptada y en producción. Esto permitió partir con requerimientos como la integración con CRM, sales enablement, la exportación y el pipeline de prospección ya construidos parcialmente, y concentrar el esfuerzo en completarlos y verificarlos.</w:t>
+            </w:r>
+          </w:p>
+          <w:p>
+            <w:pPr>
+              <w:numPr>
+                <w:ilvl w:val="0"/>
+                <w:numId w:val="5"/>
+              </w:numPr>
+              <w:rPr>
+                <w:rFonts w:ascii="Calibri" w:hAnsi="Calibri" w:cs="Arial"/>
+                <w:iCs/>
+                <w:sz w:val="20"/>
+                <w:szCs w:val="20"/>
+                <w:lang w:eastAsia="es-CL"/>
+              </w:rPr>
+            </w:pPr>
+            <w:r>
+              <w:rPr>
+                <w:rFonts w:ascii="Calibri" w:hAnsi="Calibri" w:cs="Arial"/>
+                <w:b/>
+                <w:bCs/>
+                <w:iCs/>
+                <w:sz w:val="20"/>
+                <w:szCs w:val="20"/>
+                <w:lang w:eastAsia="es-CL"/>
+              </w:rPr>
+              <w:t>Metodología y gestión definidas</w:t>
+            </w:r>
+            <w:r>
+              <w:rPr>
+                <w:rFonts w:ascii="Calibri" w:hAnsi="Calibri" w:cs="Arial"/>
+                <w:iCs/>
+                <w:sz w:val="20"/>
+                <w:szCs w:val="20"/>
+                <w:lang w:eastAsia="es-CL"/>
+              </w:rPr>
+              <w:t>. El uso de Kanban, la priorización MoSCoW, la EDT con criterios de aceptación y el registro de riesgos con disparadores y planes de contingencia permitieron ordenar el trabajo y decidir con criterio qué recortar si la capacidad no alcanza.</w:t>
+            </w:r>
+          </w:p>
+          <w:p>
+            <w:pPr>
+              <w:numPr>
+                <w:ilvl w:val="0"/>
+                <w:numId w:val="5"/>
+              </w:numPr>
+              <w:rPr>
+                <w:rFonts w:ascii="Calibri" w:hAnsi="Calibri" w:cs="Arial"/>
+                <w:iCs/>
+                <w:sz w:val="20"/>
+                <w:szCs w:val="20"/>
+                <w:lang w:eastAsia="es-CL"/>
+              </w:rPr>
+            </w:pPr>
+            <w:r>
+              <w:rPr>
+                <w:rFonts w:ascii="Calibri" w:hAnsi="Calibri" w:cs="Arial"/>
+                <w:b/>
+                <w:bCs/>
+                <w:iCs/>
+                <w:sz w:val="20"/>
+                <w:szCs w:val="20"/>
+                <w:lang w:eastAsia="es-CL"/>
+              </w:rPr>
+              <w:t>Aseguramiento de calidad desde temprano</w:t>
+            </w:r>
+            <w:r>
+              <w:rPr>
+                <w:rFonts w:ascii="Calibri" w:hAnsi="Calibri" w:cs="Arial"/>
+                <w:iCs/>
+                <w:sz w:val="20"/>
+                <w:szCs w:val="20"/>
+                <w:lang w:eastAsia="es-CL"/>
+              </w:rPr>
+              <w:t>. El equipo contó con un plan de pruebas y una matriz de trazabilidad actualizados. Al 22-10 se habían ejecutado 123 de 242 casos de prueba (51%): 122 aprobados y 1 bloqueado, con 31 defectos registrados, 28 corregidos y 3 menores abiertos. Esto da visibilidad real del estado de cada requerimiento.</w:t>
+            </w:r>
+          </w:p>
+          <w:p>
+            <w:pPr>
+              <w:numPr>
+                <w:ilvl w:val="0"/>
+                <w:numId w:val="5"/>
+              </w:numPr>
+              <w:rPr>
+                <w:rFonts w:ascii="Calibri" w:hAnsi="Calibri" w:cs="Arial"/>
+                <w:iCs/>
+                <w:sz w:val="20"/>
+                <w:szCs w:val="20"/>
+                <w:lang w:eastAsia="es-CL"/>
+              </w:rPr>
+            </w:pPr>
+            <w:r>
+              <w:rPr>
+                <w:rFonts w:ascii="Calibri" w:hAnsi="Calibri" w:cs="Arial"/>
+                <w:b/>
+                <w:bCs/>
+                <w:iCs/>
+                <w:sz w:val="20"/>
+                <w:szCs w:val="20"/>
+                <w:lang w:eastAsia="es-CL"/>
+              </w:rPr>
+              <w:t>Capacidad del equipo</w:t>
+            </w:r>
+            <w:r>
+              <w:rPr>
+                <w:rFonts w:ascii="Calibri" w:hAnsi="Calibri" w:cs="Arial"/>
+                <w:iCs/>
+                <w:sz w:val="20"/>
+                <w:szCs w:val="20"/>
+                <w:lang w:eastAsia="es-CL"/>
+              </w:rPr>
+              <w:t>. Según la estimación del PMP, la capacidad neta de la Fase 2 (730 h) cubre la demanda estimada (650 h), lo que deja una reserva de contingencia de 80 h.</w:t>
+            </w:r>
+          </w:p>
+          <w:p>
+            <w:pPr>
+              <w:numPr>
+                <w:ilvl w:val="0"/>
+                <w:numId w:val="5"/>
+              </w:numPr>
+              <w:rPr>
+                <w:rFonts w:ascii="Calibri" w:hAnsi="Calibri" w:cs="Arial"/>
+                <w:iCs/>
+                <w:sz w:val="20"/>
+                <w:szCs w:val="20"/>
+                <w:lang w:eastAsia="es-CL"/>
+              </w:rPr>
+            </w:pPr>
+            <w:r>
+              <w:rPr>
+                <w:rFonts w:ascii="Calibri" w:hAnsi="Calibri" w:cs="Arial"/>
+                <w:b/>
+                <w:bCs/>
+                <w:iCs/>
+                <w:sz w:val="20"/>
+                <w:szCs w:val="20"/>
+                <w:lang w:eastAsia="es-CL"/>
+              </w:rPr>
+              <w:t>Distribución de roles</w:t>
+            </w:r>
+            <w:r>
+              <w:rPr>
+                <w:rFonts w:ascii="Calibri" w:hAnsi="Calibri" w:cs="Arial"/>
+                <w:iCs/>
+                <w:sz w:val="20"/>
+                <w:szCs w:val="20"/>
+                <w:lang w:eastAsia="es-CL"/>
+              </w:rPr>
+              <w:t>. El equipo tiene roles complementarios (backend e IA, datos, frontend e integraciones, QA y seguridad) y coordina el trabajo de forma remota mediante el tablero</w:t>
+            </w:r>
+            <w:r>
+              <w:rPr>
+                <w:rFonts w:ascii="Calibri" w:hAnsi="Calibri" w:cs="Arial"/>
+                <w:iCs/>
+                <w:sz w:val="20"/>
+                <w:szCs w:val="20"/>
+                <w:lang w:eastAsia="es-CL"/>
+              </w:rPr>
+              <w:t>.</w:t>
+            </w:r>
+          </w:p>
+          <w:p>
+            <w:pPr>
+              <w:rPr>
+                <w:rFonts w:ascii="Calibri" w:hAnsi="Calibri" w:cs="Arial"/>
+                <w:b/>
+                <w:bCs/>
+                <w:iCs/>
+                <w:sz w:val="20"/>
+                <w:szCs w:val="20"/>
+                <w:lang w:eastAsia="es-CL"/>
+              </w:rPr>
+            </w:pPr>
+          </w:p>
+          <w:p>
+            <w:pPr>
+              <w:rPr>
+                <w:rFonts w:ascii="Calibri" w:hAnsi="Calibri" w:cs="Arial"/>
+                <w:b/>
+                <w:bCs/>
+                <w:iCs/>
+                <w:sz w:val="20"/>
+                <w:szCs w:val="20"/>
+                <w:lang w:eastAsia="es-CL"/>
+              </w:rPr>
+            </w:pPr>
+          </w:p>
+          <w:p>
+            <w:pPr>
+              <w:rPr>
+                <w:rFonts w:ascii="Calibri" w:hAnsi="Calibri" w:cs="Arial"/>
+                <w:b/>
+                <w:bCs/>
+                <w:iCs/>
+                <w:sz w:val="20"/>
+                <w:szCs w:val="20"/>
+                <w:lang w:eastAsia="es-CL"/>
+              </w:rPr>
+            </w:pPr>
+          </w:p>
+          <w:p>
+            <w:pPr>
+              <w:rPr>
+                <w:rFonts w:ascii="Calibri" w:hAnsi="Calibri" w:cs="Arial"/>
+                <w:b/>
+                <w:bCs/>
+                <w:iCs/>
+                <w:sz w:val="20"/>
+                <w:szCs w:val="20"/>
+                <w:lang w:eastAsia="es-CL"/>
+              </w:rPr>
+            </w:pPr>
+          </w:p>
+          <w:p>
+            <w:pPr>
+              <w:rPr>
+                <w:rFonts w:ascii="Calibri" w:hAnsi="Calibri" w:cs="Arial"/>
+                <w:b/>
+                <w:bCs/>
+                <w:iCs/>
+                <w:sz w:val="20"/>
+                <w:szCs w:val="20"/>
+                <w:lang w:eastAsia="es-CL"/>
+              </w:rPr>
+            </w:pPr>
+          </w:p>
+          <w:p>
+            <w:pPr>
+              <w:rPr>
+                <w:rFonts w:ascii="Calibri" w:hAnsi="Calibri" w:cs="Arial"/>
+                <w:b/>
+                <w:bCs/>
+                <w:iCs/>
+                <w:sz w:val="20"/>
+                <w:szCs w:val="20"/>
+                <w:lang w:eastAsia="es-CL"/>
+              </w:rPr>
+            </w:pPr>
+          </w:p>
+          <w:p>
+            <w:pPr>
+              <w:rPr>
+                <w:rFonts w:ascii="Calibri" w:hAnsi="Calibri" w:cs="Arial"/>
+                <w:b/>
+                <w:bCs/>
+                <w:iCs/>
+                <w:sz w:val="20"/>
+                <w:szCs w:val="20"/>
+                <w:lang w:eastAsia="es-CL"/>
+              </w:rPr>
+            </w:pPr>
+          </w:p>
+          <w:p>
+            <w:pPr>
+              <w:rPr>
+                <w:rFonts w:ascii="Calibri" w:hAnsi="Calibri" w:cs="Arial"/>
+                <w:b/>
+                <w:bCs/>
+                <w:iCs/>
+                <w:sz w:val="20"/>
+                <w:szCs w:val="20"/>
+                <w:lang w:eastAsia="es-CL"/>
+              </w:rPr>
+            </w:pPr>
+          </w:p>
+          <w:p>
+            <w:pPr>
+              <w:rPr>
+                <w:rFonts w:ascii="Calibri" w:hAnsi="Calibri" w:cs="Arial"/>
+                <w:b/>
+                <w:bCs/>
+                <w:iCs/>
+                <w:sz w:val="20"/>
+                <w:szCs w:val="20"/>
+                <w:lang w:eastAsia="es-CL"/>
+              </w:rPr>
+            </w:pPr>
+          </w:p>
+          <w:p>
+            <w:pPr>
+              <w:rPr>
+                <w:rFonts w:ascii="Calibri" w:hAnsi="Calibri" w:cs="Arial"/>
+                <w:b/>
+                <w:bCs/>
+                <w:iCs/>
+                <w:sz w:val="20"/>
+                <w:szCs w:val="20"/>
+                <w:lang w:eastAsia="es-CL"/>
+              </w:rPr>
+            </w:pPr>
+          </w:p>
+          <w:p>
+            <w:pPr>
+              <w:rPr>
+                <w:rFonts w:ascii="Calibri" w:hAnsi="Calibri" w:cs="Arial"/>
+                <w:b/>
+                <w:bCs/>
+                <w:iCs/>
+                <w:sz w:val="20"/>
+                <w:szCs w:val="20"/>
+                <w:lang w:eastAsia="es-CL"/>
+              </w:rPr>
+            </w:pPr>
+          </w:p>
+          <w:p>
+            <w:pPr>
+              <w:rPr>
+                <w:rFonts w:ascii="Calibri" w:hAnsi="Calibri" w:cs="Arial"/>
+                <w:b/>
+                <w:bCs/>
+                <w:iCs/>
+                <w:sz w:val="20"/>
+                <w:szCs w:val="20"/>
+                <w:lang w:eastAsia="es-CL"/>
+              </w:rPr>
+            </w:pPr>
+          </w:p>
+          <w:p>
+            <w:pPr>
+              <w:rPr>
+                <w:rFonts w:ascii="Calibri" w:hAnsi="Calibri" w:cs="Arial"/>
+                <w:b/>
+                <w:bCs/>
+                <w:iCs/>
+                <w:sz w:val="20"/>
+                <w:szCs w:val="20"/>
+                <w:lang w:eastAsia="es-CL"/>
+              </w:rPr>
+            </w:pPr>
+          </w:p>
+          <w:p>
+            <w:pPr>
+              <w:rPr>
+                <w:rFonts w:ascii="Calibri" w:hAnsi="Calibri" w:cs="Arial"/>
+                <w:b/>
+                <w:bCs/>
+                <w:iCs/>
+                <w:sz w:val="20"/>
+                <w:szCs w:val="20"/>
+                <w:lang w:eastAsia="es-CL"/>
+              </w:rPr>
+            </w:pPr>
+          </w:p>
+          <w:p>
+            <w:pPr>
+              <w:rPr>
+                <w:rFonts w:ascii="Calibri" w:hAnsi="Calibri" w:cs="Arial"/>
+                <w:b/>
+                <w:bCs/>
+                <w:iCs/>
+                <w:sz w:val="20"/>
+                <w:szCs w:val="20"/>
+                <w:lang w:eastAsia="es-CL"/>
+              </w:rPr>
+            </w:pPr>
+          </w:p>
+          <w:p>
+            <w:pPr>
+              <w:rPr>
+                <w:rFonts w:ascii="Calibri" w:hAnsi="Calibri" w:cs="Arial"/>
+                <w:iCs/>
+                <w:sz w:val="20"/>
+                <w:szCs w:val="20"/>
+                <w:lang w:eastAsia="es-CL"/>
+              </w:rPr>
+            </w:pPr>
+            <w:r>
+              <w:rPr>
+                <w:rFonts w:ascii="Calibri" w:hAnsi="Calibri" w:cs="Arial"/>
+                <w:b/>
+                <w:bCs/>
+                <w:iCs/>
+                <w:sz w:val="20"/>
+                <w:szCs w:val="20"/>
+                <w:lang w:eastAsia="es-CL"/>
+              </w:rPr>
+              <w:lastRenderedPageBreak/>
+              <w:t>Por otra parte, los factores que han dificultado el avance se presentan a continuación, junto con las acciones tomadas y por tomar:</w:t>
+            </w:r>
+          </w:p>
+          <w:p>
+            <w:pPr>
+              <w:rPr>
+                <w:rFonts w:ascii="Calibri" w:hAnsi="Calibri" w:cs="Arial"/>
+                <w:iCs/>
+                <w:sz w:val="20"/>
+                <w:szCs w:val="20"/>
+                <w:lang w:eastAsia="es-CL"/>
+              </w:rPr>
+            </w:pPr>
+            <w:r>
+              <w:rPr>
+                <w:rFonts w:ascii="Calibri" w:hAnsi="Calibri" w:cs="Arial"/>
+                <w:b/>
+                <w:bCs/>
+                <w:iCs/>
+                <w:sz w:val="20"/>
+                <w:szCs w:val="20"/>
+                <w:lang w:eastAsia="es-CL"/>
+              </w:rPr>
+              <w:t>Insumos del cliente pendientes</w:t>
+            </w:r>
+            <w:r>
+              <w:rPr>
+                <w:rFonts w:ascii="Calibri" w:hAnsi="Calibri" w:cs="Arial"/>
+                <w:b/>
+                <w:bCs/>
+                <w:iCs/>
+                <w:sz w:val="20"/>
+                <w:szCs w:val="20"/>
+                <w:lang w:eastAsia="es-CL"/>
+              </w:rPr>
+              <w:t>:</w:t>
+            </w:r>
+            <w:r>
+              <w:rPr>
+                <w:rFonts w:ascii="Calibri" w:hAnsi="Calibri" w:cs="Arial"/>
+                <w:iCs/>
+                <w:sz w:val="20"/>
+                <w:szCs w:val="20"/>
+                <w:lang w:eastAsia="es-CL"/>
+              </w:rPr>
+              <w:t xml:space="preserve"> (catálogo real de servicios, propuestas históricas BPO, condiciones comerciales, logo y colores, rubro y palabras clave). El equipo solo se comunica con NoonDalton a través de Alloxentric.</w:t>
+            </w:r>
+            <w:r>
+              <w:rPr>
+                <w:rFonts w:ascii="Calibri" w:hAnsi="Calibri" w:cs="Arial"/>
+                <w:iCs/>
+                <w:sz w:val="20"/>
+                <w:szCs w:val="20"/>
+                <w:lang w:eastAsia="es-CL"/>
+              </w:rPr>
+              <w:t xml:space="preserve"> </w:t>
+            </w:r>
+          </w:p>
+          <w:tbl>
+            <w:tblPr>
+              <w:tblStyle w:val="Tabladelista4-nfasis1"/>
+              <w:tblW w:w="0" w:type="auto"/>
+              <w:tblLook w:val="04A0" w:firstRow="1" w:lastRow="0" w:firstColumn="1" w:lastColumn="0" w:noHBand="0" w:noVBand="1"/>
+            </w:tblPr>
+            <w:tblGrid>
+              <w:gridCol w:w="3411"/>
+              <w:gridCol w:w="3236"/>
+              <w:gridCol w:w="2904"/>
+            </w:tblGrid>
+            <w:tr>
+              <w:trPr>
+                <w:cnfStyle w:val="100000000000" w:firstRow="1" w:lastRow="0" w:firstColumn="0" w:lastColumn="0" w:oddVBand="0" w:evenVBand="0" w:oddHBand="0" w:evenHBand="0" w:firstRowFirstColumn="0" w:firstRowLastColumn="0" w:lastRowFirstColumn="0" w:lastRowLastColumn="0"/>
+              </w:trPr>
+              <w:tc>
+                <w:tcPr>
+                  <w:cnfStyle w:val="001000000000" w:firstRow="0" w:lastRow="0" w:firstColumn="1" w:lastColumn="0" w:oddVBand="0" w:evenVBand="0" w:oddHBand="0" w:evenHBand="0" w:firstRowFirstColumn="0" w:firstRowLastColumn="0" w:lastRowFirstColumn="0" w:lastRowLastColumn="0"/>
+                  <w:tcW w:w="0" w:type="auto"/>
+                  <w:vAlign w:val="center"/>
+                  <w:hideMark/>
+                </w:tcPr>
+                <w:p>
+                  <w:pPr>
+                    <w:framePr w:hSpace="180" w:wrap="around" w:vAnchor="text" w:hAnchor="margin" w:xAlign="center" w:y="1561"/>
+                    <w:spacing w:before="240"/>
+                    <w:jc w:val="center"/>
+                    <w:rPr>
+                      <w:rFonts w:ascii="Calibri" w:hAnsi="Calibri" w:cs="Arial"/>
+                      <w:iCs/>
+                      <w:color w:val="auto"/>
+                      <w:sz w:val="20"/>
+                      <w:szCs w:val="20"/>
+                      <w:lang w:eastAsia="es-CL"/>
+                    </w:rPr>
+                  </w:pPr>
+                  <w:r>
+                    <w:rPr>
+                      <w:rFonts w:ascii="Calibri" w:hAnsi="Calibri" w:cs="Arial"/>
+                      <w:iCs/>
+                      <w:color w:val="auto"/>
+                      <w:sz w:val="20"/>
+                      <w:szCs w:val="20"/>
+                      <w:lang w:eastAsia="es-CL"/>
+                    </w:rPr>
+                    <w:t>Dificultad</w:t>
+                  </w:r>
+                </w:p>
+              </w:tc>
+              <w:tc>
+                <w:tcPr>
+                  <w:tcW w:w="0" w:type="auto"/>
+                  <w:vAlign w:val="center"/>
+                  <w:hideMark/>
+                </w:tcPr>
+                <w:p>
+                  <w:pPr>
+                    <w:framePr w:hSpace="180" w:wrap="around" w:vAnchor="text" w:hAnchor="margin" w:xAlign="center" w:y="1561"/>
+                    <w:spacing w:before="240"/>
+                    <w:jc w:val="center"/>
+                    <w:cnfStyle w:val="100000000000" w:firstRow="1" w:lastRow="0" w:firstColumn="0" w:lastColumn="0" w:oddVBand="0" w:evenVBand="0" w:oddHBand="0" w:evenHBand="0" w:firstRowFirstColumn="0" w:firstRowLastColumn="0" w:lastRowFirstColumn="0" w:lastRowLastColumn="0"/>
+                    <w:rPr>
+                      <w:rFonts w:ascii="Calibri" w:hAnsi="Calibri" w:cs="Arial"/>
+                      <w:iCs/>
+                      <w:color w:val="auto"/>
+                      <w:sz w:val="20"/>
+                      <w:szCs w:val="20"/>
+                      <w:lang w:eastAsia="es-CL"/>
+                    </w:rPr>
+                  </w:pPr>
+                  <w:r>
+                    <w:rPr>
+                      <w:rFonts w:ascii="Calibri" w:hAnsi="Calibri" w:cs="Arial"/>
+                      <w:iCs/>
+                      <w:color w:val="auto"/>
+                      <w:sz w:val="20"/>
+                      <w:szCs w:val="20"/>
+                      <w:lang w:eastAsia="es-CL"/>
+                    </w:rPr>
+                    <w:t>Acciones tomadas</w:t>
+                  </w:r>
+                </w:p>
+              </w:tc>
+              <w:tc>
+                <w:tcPr>
+                  <w:tcW w:w="0" w:type="auto"/>
+                  <w:vAlign w:val="center"/>
+                  <w:hideMark/>
+                </w:tcPr>
+                <w:p>
+                  <w:pPr>
+                    <w:framePr w:hSpace="180" w:wrap="around" w:vAnchor="text" w:hAnchor="margin" w:xAlign="center" w:y="1561"/>
+                    <w:spacing w:before="240"/>
+                    <w:jc w:val="center"/>
+                    <w:cnfStyle w:val="100000000000" w:firstRow="1" w:lastRow="0" w:firstColumn="0" w:lastColumn="0" w:oddVBand="0" w:evenVBand="0" w:oddHBand="0" w:evenHBand="0" w:firstRowFirstColumn="0" w:firstRowLastColumn="0" w:lastRowFirstColumn="0" w:lastRowLastColumn="0"/>
+                    <w:rPr>
+                      <w:rFonts w:ascii="Calibri" w:hAnsi="Calibri" w:cs="Arial"/>
+                      <w:iCs/>
+                      <w:color w:val="auto"/>
+                      <w:sz w:val="20"/>
+                      <w:szCs w:val="20"/>
+                      <w:lang w:eastAsia="es-CL"/>
+                    </w:rPr>
+                  </w:pPr>
+                  <w:r>
+                    <w:rPr>
+                      <w:rFonts w:ascii="Calibri" w:hAnsi="Calibri" w:cs="Arial"/>
+                      <w:iCs/>
+                      <w:color w:val="auto"/>
+                      <w:sz w:val="20"/>
+                      <w:szCs w:val="20"/>
+                      <w:lang w:eastAsia="es-CL"/>
+                    </w:rPr>
+                    <w:t>Acciones por tomar</w:t>
+                  </w:r>
+                </w:p>
+              </w:tc>
+            </w:tr>
+            <w:tr>
+              <w:trPr>
+                <w:cnfStyle w:val="000000100000" w:firstRow="0" w:lastRow="0" w:firstColumn="0" w:lastColumn="0" w:oddVBand="0" w:evenVBand="0" w:oddHBand="1" w:evenHBand="0" w:firstRowFirstColumn="0" w:firstRowLastColumn="0" w:lastRowFirstColumn="0" w:lastRowLastColumn="0"/>
+              </w:trPr>
+              <w:tc>
+                <w:tcPr>
+                  <w:cnfStyle w:val="001000000000" w:firstRow="0" w:lastRow="0" w:firstColumn="1" w:lastColumn="0" w:oddVBand="0" w:evenVBand="0" w:oddHBand="0" w:evenHBand="0" w:firstRowFirstColumn="0" w:firstRowLastColumn="0" w:lastRowFirstColumn="0" w:lastRowLastColumn="0"/>
+                  <w:tcW w:w="0" w:type="auto"/>
+                  <w:vAlign w:val="center"/>
+                  <w:hideMark/>
+                </w:tcPr>
+                <w:p>
+                  <w:pPr>
+                    <w:framePr w:hSpace="180" w:wrap="around" w:vAnchor="text" w:hAnchor="margin" w:xAlign="center" w:y="1561"/>
+                    <w:jc w:val="center"/>
+                    <w:rPr>
+                      <w:rFonts w:ascii="Calibri" w:hAnsi="Calibri" w:cs="Arial"/>
+                      <w:iCs/>
+                      <w:sz w:val="20"/>
+                      <w:szCs w:val="20"/>
+                      <w:lang w:eastAsia="es-CL"/>
+                    </w:rPr>
+                  </w:pPr>
+                  <w:r>
+                    <w:rPr>
+                      <w:rFonts w:ascii="Calibri" w:hAnsi="Calibri" w:cs="Arial"/>
+                      <w:iCs/>
+                      <w:sz w:val="20"/>
+                      <w:szCs w:val="20"/>
+                      <w:lang w:eastAsia="es-CL"/>
+                    </w:rPr>
+                    <w:t>Insumos del cliente pendientes</w:t>
+                  </w:r>
+                  <w:r>
+                    <w:rPr>
+                      <w:rFonts w:ascii="Calibri" w:hAnsi="Calibri" w:cs="Arial"/>
+                      <w:iCs/>
+                      <w:sz w:val="20"/>
+                      <w:szCs w:val="20"/>
+                      <w:lang w:eastAsia="es-CL"/>
+                    </w:rPr>
+                    <w:t>.</w:t>
+                  </w:r>
+                  <w:r>
+                    <w:rPr>
+                      <w:rFonts w:ascii="Calibri" w:hAnsi="Calibri" w:cs="Arial"/>
+                      <w:iCs/>
+                      <w:sz w:val="20"/>
+                      <w:szCs w:val="20"/>
+                      <w:lang w:eastAsia="es-CL"/>
+                    </w:rPr>
+                    <w:t xml:space="preserve"> </w:t>
+                  </w:r>
+                  <w:r>
+                    <w:rPr>
+                      <w:rFonts w:ascii="Calibri" w:hAnsi="Calibri" w:cs="Arial"/>
+                      <w:b w:val="0"/>
+                      <w:bCs w:val="0"/>
+                      <w:iCs/>
+                      <w:sz w:val="20"/>
+                      <w:szCs w:val="20"/>
+                      <w:lang w:eastAsia="es-CL"/>
+                    </w:rPr>
+                    <w:t>(catálogo real de servicios, propuestas históricas BPO, condiciones comerciales, logo y colores, rubro y palabras clave). El equipo solo se comunica con NoonDalton a través de Alloxentric.</w:t>
+                  </w:r>
+                </w:p>
+              </w:tc>
+              <w:tc>
+                <w:tcPr>
+                  <w:tcW w:w="0" w:type="auto"/>
+                  <w:vAlign w:val="center"/>
+                  <w:hideMark/>
+                </w:tcPr>
+                <w:p>
+                  <w:pPr>
+                    <w:framePr w:hSpace="180" w:wrap="around" w:vAnchor="text" w:hAnchor="margin" w:xAlign="center" w:y="1561"/>
+                    <w:jc w:val="center"/>
+                    <w:cnfStyle w:val="000000100000" w:firstRow="0" w:lastRow="0" w:firstColumn="0" w:lastColumn="0" w:oddVBand="0" w:evenVBand="0" w:oddHBand="1" w:evenHBand="0" w:firstRowFirstColumn="0" w:firstRowLastColumn="0" w:lastRowFirstColumn="0" w:lastRowLastColumn="0"/>
+                    <w:rPr>
+                      <w:rFonts w:ascii="Calibri" w:hAnsi="Calibri" w:cs="Arial"/>
+                      <w:iCs/>
+                      <w:sz w:val="20"/>
+                      <w:szCs w:val="20"/>
+                      <w:lang w:eastAsia="es-CL"/>
+                    </w:rPr>
+                  </w:pPr>
+                  <w:r>
+                    <w:rPr>
+                      <w:rFonts w:ascii="Calibri" w:hAnsi="Calibri" w:cs="Arial"/>
+                      <w:iCs/>
+                      <w:sz w:val="20"/>
+                      <w:szCs w:val="20"/>
+                      <w:lang w:eastAsia="es-CL"/>
+                    </w:rPr>
+                    <w:t>Solicitud formal con fecha límite por insumo (23-10 y 30-10), seguimiento en la reunión semanal y plan alterno definido con datos provisorios.</w:t>
+                  </w:r>
+                </w:p>
+              </w:tc>
+              <w:tc>
+                <w:tcPr>
+                  <w:tcW w:w="0" w:type="auto"/>
+                  <w:vAlign w:val="center"/>
+                  <w:hideMark/>
+                </w:tcPr>
+                <w:p>
+                  <w:pPr>
+                    <w:framePr w:hSpace="180" w:wrap="around" w:vAnchor="text" w:hAnchor="margin" w:xAlign="center" w:y="1561"/>
+                    <w:jc w:val="center"/>
+                    <w:cnfStyle w:val="000000100000" w:firstRow="0" w:lastRow="0" w:firstColumn="0" w:lastColumn="0" w:oddVBand="0" w:evenVBand="0" w:oddHBand="1" w:evenHBand="0" w:firstRowFirstColumn="0" w:firstRowLastColumn="0" w:lastRowFirstColumn="0" w:lastRowLastColumn="0"/>
+                    <w:rPr>
+                      <w:rFonts w:ascii="Calibri" w:hAnsi="Calibri" w:cs="Arial"/>
+                      <w:iCs/>
+                      <w:sz w:val="20"/>
+                      <w:szCs w:val="20"/>
+                      <w:lang w:eastAsia="es-CL"/>
+                    </w:rPr>
+                  </w:pPr>
+                  <w:r>
+                    <w:rPr>
+                      <w:rFonts w:ascii="Calibri" w:hAnsi="Calibri" w:cs="Arial"/>
+                      <w:iCs/>
+                      <w:sz w:val="20"/>
+                      <w:szCs w:val="20"/>
+                      <w:lang w:eastAsia="es-CL"/>
+                    </w:rPr>
+                    <w:t>Si un insumo no llega 3 días hábiles después de su fecha límite, escalar a NoonDalton y registrar una solicitud de cambio si afecta un hito. [Indicar cuáles llegaron al 24-10]</w:t>
+                  </w:r>
+                </w:p>
+              </w:tc>
+            </w:tr>
+            <w:tr>
+              <w:tc>
+                <w:tcPr>
+                  <w:cnfStyle w:val="001000000000" w:firstRow="0" w:lastRow="0" w:firstColumn="1" w:lastColumn="0" w:oddVBand="0" w:evenVBand="0" w:oddHBand="0" w:evenHBand="0" w:firstRowFirstColumn="0" w:firstRowLastColumn="0" w:lastRowFirstColumn="0" w:lastRowLastColumn="0"/>
+                  <w:tcW w:w="0" w:type="auto"/>
+                  <w:vAlign w:val="center"/>
+                  <w:hideMark/>
+                </w:tcPr>
+                <w:p>
+                  <w:pPr>
+                    <w:framePr w:hSpace="180" w:wrap="around" w:vAnchor="text" w:hAnchor="margin" w:xAlign="center" w:y="1561"/>
+                    <w:jc w:val="center"/>
+                    <w:rPr>
+                      <w:rFonts w:ascii="Calibri" w:hAnsi="Calibri" w:cs="Arial"/>
+                      <w:iCs/>
+                      <w:sz w:val="20"/>
+                      <w:szCs w:val="20"/>
+                      <w:lang w:eastAsia="es-CL"/>
+                    </w:rPr>
+                  </w:pPr>
+                  <w:r>
+                    <w:rPr>
+                      <w:rFonts w:ascii="Calibri" w:hAnsi="Calibri" w:cs="Arial"/>
+                      <w:iCs/>
+                      <w:sz w:val="20"/>
+                      <w:szCs w:val="20"/>
+                      <w:lang w:eastAsia="es-CL"/>
+                    </w:rPr>
+                    <w:t>Pruebas con fuentes reales bloqueadas</w:t>
+                  </w:r>
+                  <w:r>
+                    <w:rPr>
+                      <w:rFonts w:ascii="Calibri" w:hAnsi="Calibri" w:cs="Arial"/>
+                      <w:iCs/>
+                      <w:sz w:val="20"/>
+                      <w:szCs w:val="20"/>
+                      <w:lang w:eastAsia="es-CL"/>
+                    </w:rPr>
+                    <w:t>.</w:t>
+                  </w:r>
+                  <w:r>
+                    <w:rPr>
+                      <w:rFonts w:ascii="Calibri" w:hAnsi="Calibri" w:cs="Arial"/>
+                      <w:iCs/>
+                      <w:sz w:val="20"/>
+                      <w:szCs w:val="20"/>
+                      <w:lang w:eastAsia="es-CL"/>
+                    </w:rPr>
+                    <w:br/>
+                  </w:r>
+                  <w:r>
+                    <w:rPr>
+                      <w:rFonts w:ascii="Calibri" w:hAnsi="Calibri" w:cs="Arial"/>
+                      <w:iCs/>
+                      <w:sz w:val="20"/>
+                      <w:szCs w:val="20"/>
+                      <w:lang w:eastAsia="es-CL"/>
+                    </w:rPr>
+                    <w:t xml:space="preserve"> </w:t>
+                  </w:r>
+                  <w:r>
+                    <w:rPr>
+                      <w:rFonts w:ascii="Calibri" w:hAnsi="Calibri" w:cs="Arial"/>
+                      <w:b w:val="0"/>
+                      <w:bCs w:val="0"/>
+                      <w:iCs/>
+                      <w:sz w:val="20"/>
+                      <w:szCs w:val="20"/>
+                      <w:lang w:eastAsia="es-CL"/>
+                    </w:rPr>
+                    <w:t>(CP-058 del pipeline de prospección, por falta de las páginas del cliente) y datos de RAG aún sin validar con propuestas BPO reales.</w:t>
+                  </w:r>
+                </w:p>
+              </w:tc>
+              <w:tc>
+                <w:tcPr>
+                  <w:tcW w:w="0" w:type="auto"/>
+                  <w:vAlign w:val="center"/>
+                  <w:hideMark/>
+                </w:tcPr>
+                <w:p>
+                  <w:pPr>
+                    <w:framePr w:hSpace="180" w:wrap="around" w:vAnchor="text" w:hAnchor="margin" w:xAlign="center" w:y="1561"/>
+                    <w:jc w:val="center"/>
+                    <w:cnfStyle w:val="000000000000" w:firstRow="0" w:lastRow="0" w:firstColumn="0" w:lastColumn="0" w:oddVBand="0" w:evenVBand="0" w:oddHBand="0" w:evenHBand="0" w:firstRowFirstColumn="0" w:firstRowLastColumn="0" w:lastRowFirstColumn="0" w:lastRowLastColumn="0"/>
+                    <w:rPr>
+                      <w:rFonts w:ascii="Calibri" w:hAnsi="Calibri" w:cs="Arial"/>
+                      <w:iCs/>
+                      <w:sz w:val="20"/>
+                      <w:szCs w:val="20"/>
+                      <w:lang w:eastAsia="es-CL"/>
+                    </w:rPr>
+                  </w:pPr>
+                  <w:r>
+                    <w:rPr>
+                      <w:rFonts w:ascii="Calibri" w:hAnsi="Calibri" w:cs="Arial"/>
+                      <w:iCs/>
+                      <w:sz w:val="20"/>
+                      <w:szCs w:val="20"/>
+                      <w:lang w:eastAsia="es-CL"/>
+                    </w:rPr>
+                    <w:t>Se usaron pruebas unitarias y contexto de prueba, y la limitación quedó documentada como riesgo.</w:t>
+                  </w:r>
+                </w:p>
+              </w:tc>
+              <w:tc>
+                <w:tcPr>
+                  <w:tcW w:w="0" w:type="auto"/>
+                  <w:vAlign w:val="center"/>
+                  <w:hideMark/>
+                </w:tcPr>
+                <w:p>
+                  <w:pPr>
+                    <w:framePr w:hSpace="180" w:wrap="around" w:vAnchor="text" w:hAnchor="margin" w:xAlign="center" w:y="1561"/>
+                    <w:jc w:val="center"/>
+                    <w:cnfStyle w:val="000000000000" w:firstRow="0" w:lastRow="0" w:firstColumn="0" w:lastColumn="0" w:oddVBand="0" w:evenVBand="0" w:oddHBand="0" w:evenHBand="0" w:firstRowFirstColumn="0" w:firstRowLastColumn="0" w:lastRowFirstColumn="0" w:lastRowLastColumn="0"/>
+                    <w:rPr>
+                      <w:rFonts w:ascii="Calibri" w:hAnsi="Calibri" w:cs="Arial"/>
+                      <w:iCs/>
+                      <w:sz w:val="20"/>
+                      <w:szCs w:val="20"/>
+                      <w:lang w:eastAsia="es-CL"/>
+                    </w:rPr>
+                  </w:pPr>
+                  <w:r>
+                    <w:rPr>
+                      <w:rFonts w:ascii="Calibri" w:hAnsi="Calibri" w:cs="Arial"/>
+                      <w:iCs/>
+                      <w:sz w:val="20"/>
+                      <w:szCs w:val="20"/>
+                      <w:lang w:eastAsia="es-CL"/>
+                    </w:rPr>
+                    <w:t>Repetir la verificación con fuentes y propuestas reales apenas el cliente las entregue.</w:t>
+                  </w:r>
+                </w:p>
+              </w:tc>
+            </w:tr>
+            <w:tr>
+              <w:trPr>
+                <w:cnfStyle w:val="000000100000" w:firstRow="0" w:lastRow="0" w:firstColumn="0" w:lastColumn="0" w:oddVBand="0" w:evenVBand="0" w:oddHBand="1" w:evenHBand="0" w:firstRowFirstColumn="0" w:firstRowLastColumn="0" w:lastRowFirstColumn="0" w:lastRowLastColumn="0"/>
+              </w:trPr>
+              <w:tc>
+                <w:tcPr>
+                  <w:cnfStyle w:val="001000000000" w:firstRow="0" w:lastRow="0" w:firstColumn="1" w:lastColumn="0" w:oddVBand="0" w:evenVBand="0" w:oddHBand="0" w:evenHBand="0" w:firstRowFirstColumn="0" w:firstRowLastColumn="0" w:lastRowFirstColumn="0" w:lastRowLastColumn="0"/>
+                  <w:tcW w:w="0" w:type="auto"/>
+                  <w:vAlign w:val="center"/>
+                </w:tcPr>
+                <w:p>
+                  <w:pPr>
+                    <w:framePr w:hSpace="180" w:wrap="around" w:vAnchor="text" w:hAnchor="margin" w:xAlign="center" w:y="1561"/>
+                    <w:jc w:val="center"/>
+                    <w:rPr>
+                      <w:rFonts w:ascii="Calibri" w:hAnsi="Calibri" w:cs="Arial"/>
+                      <w:iCs/>
+                      <w:sz w:val="20"/>
+                      <w:szCs w:val="20"/>
+                      <w:lang w:eastAsia="es-CL"/>
+                    </w:rPr>
+                  </w:pPr>
+                </w:p>
+              </w:tc>
+              <w:tc>
+                <w:tcPr>
+                  <w:tcW w:w="0" w:type="auto"/>
+                  <w:vAlign w:val="center"/>
+                </w:tcPr>
+                <w:p>
+                  <w:pPr>
+                    <w:framePr w:hSpace="180" w:wrap="around" w:vAnchor="text" w:hAnchor="margin" w:xAlign="center" w:y="1561"/>
+                    <w:jc w:val="center"/>
+                    <w:cnfStyle w:val="000000100000" w:firstRow="0" w:lastRow="0" w:firstColumn="0" w:lastColumn="0" w:oddVBand="0" w:evenVBand="0" w:oddHBand="1" w:evenHBand="0" w:firstRowFirstColumn="0" w:firstRowLastColumn="0" w:lastRowFirstColumn="0" w:lastRowLastColumn="0"/>
+                    <w:rPr>
+                      <w:rFonts w:ascii="Calibri" w:hAnsi="Calibri" w:cs="Arial"/>
+                      <w:iCs/>
+                      <w:sz w:val="20"/>
+                      <w:szCs w:val="20"/>
+                      <w:lang w:eastAsia="es-CL"/>
+                    </w:rPr>
+                  </w:pPr>
+                </w:p>
+              </w:tc>
+              <w:tc>
+                <w:tcPr>
+                  <w:tcW w:w="0" w:type="auto"/>
+                  <w:vAlign w:val="center"/>
+                </w:tcPr>
+                <w:p>
+                  <w:pPr>
+                    <w:framePr w:hSpace="180" w:wrap="around" w:vAnchor="text" w:hAnchor="margin" w:xAlign="center" w:y="1561"/>
+                    <w:jc w:val="center"/>
+                    <w:cnfStyle w:val="000000100000" w:firstRow="0" w:lastRow="0" w:firstColumn="0" w:lastColumn="0" w:oddVBand="0" w:evenVBand="0" w:oddHBand="1" w:evenHBand="0" w:firstRowFirstColumn="0" w:firstRowLastColumn="0" w:lastRowFirstColumn="0" w:lastRowLastColumn="0"/>
+                    <w:rPr>
+                      <w:rFonts w:ascii="Calibri" w:hAnsi="Calibri" w:cs="Arial"/>
+                      <w:iCs/>
+                      <w:sz w:val="20"/>
+                      <w:szCs w:val="20"/>
+                      <w:lang w:eastAsia="es-CL"/>
+                    </w:rPr>
+                  </w:pPr>
+                </w:p>
+              </w:tc>
+            </w:tr>
+            <w:tr>
+              <w:tc>
+                <w:tcPr>
+                  <w:cnfStyle w:val="001000000000" w:firstRow="0" w:lastRow="0" w:firstColumn="1" w:lastColumn="0" w:oddVBand="0" w:evenVBand="0" w:oddHBand="0" w:evenHBand="0" w:firstRowFirstColumn="0" w:firstRowLastColumn="0" w:lastRowFirstColumn="0" w:lastRowLastColumn="0"/>
+                  <w:tcW w:w="0" w:type="auto"/>
+                  <w:vAlign w:val="center"/>
+                  <w:hideMark/>
+                </w:tcPr>
+                <w:p>
+                  <w:pPr>
+                    <w:framePr w:hSpace="180" w:wrap="around" w:vAnchor="text" w:hAnchor="margin" w:xAlign="center" w:y="1561"/>
+                    <w:jc w:val="center"/>
+                    <w:rPr>
+                      <w:rFonts w:ascii="Calibri" w:hAnsi="Calibri" w:cs="Arial"/>
+                      <w:iCs/>
+                      <w:sz w:val="20"/>
+                      <w:szCs w:val="20"/>
+                      <w:lang w:eastAsia="es-CL"/>
+                    </w:rPr>
+                  </w:pPr>
+                  <w:r>
+                    <w:rPr>
+                      <w:rFonts w:ascii="Calibri" w:hAnsi="Calibri" w:cs="Arial"/>
+                      <w:iCs/>
+                      <w:sz w:val="20"/>
+                      <w:szCs w:val="20"/>
+                      <w:lang w:eastAsia="es-CL"/>
+                    </w:rPr>
+                    <w:t>Alcance cambiante y ambigüedad entre la documentación histórica y los requerimientos v2.</w:t>
+                  </w:r>
+                </w:p>
+              </w:tc>
+              <w:tc>
+                <w:tcPr>
+                  <w:tcW w:w="0" w:type="auto"/>
+                  <w:vAlign w:val="center"/>
+                  <w:hideMark/>
+                </w:tcPr>
+                <w:p>
+                  <w:pPr>
+                    <w:framePr w:hSpace="180" w:wrap="around" w:vAnchor="text" w:hAnchor="margin" w:xAlign="center" w:y="1561"/>
+                    <w:jc w:val="center"/>
+                    <w:cnfStyle w:val="000000000000" w:firstRow="0" w:lastRow="0" w:firstColumn="0" w:lastColumn="0" w:oddVBand="0" w:evenVBand="0" w:oddHBand="0" w:evenHBand="0" w:firstRowFirstColumn="0" w:firstRowLastColumn="0" w:lastRowFirstColumn="0" w:lastRowLastColumn="0"/>
+                    <w:rPr>
+                      <w:rFonts w:ascii="Calibri" w:hAnsi="Calibri" w:cs="Arial"/>
+                      <w:iCs/>
+                      <w:sz w:val="20"/>
+                      <w:szCs w:val="20"/>
+                      <w:lang w:eastAsia="es-CL"/>
+                    </w:rPr>
+                  </w:pPr>
+                  <w:r>
+                    <w:rPr>
+                      <w:rFonts w:ascii="Calibri" w:hAnsi="Calibri" w:cs="Arial"/>
+                      <w:iCs/>
+                      <w:sz w:val="20"/>
+                      <w:szCs w:val="20"/>
+                      <w:lang w:eastAsia="es-CL"/>
+                    </w:rPr>
+                    <w:t>Se consolidaron los requerimientos (v0.3), se registraron las decisiones D-01 a D-11 y se difirieron por escrito funcionalidades como la firma electrónica con proveedor, el Agente 2 y el envío real de correos.</w:t>
+                  </w:r>
+                </w:p>
+              </w:tc>
+              <w:tc>
+                <w:tcPr>
+                  <w:tcW w:w="0" w:type="auto"/>
+                  <w:vAlign w:val="center"/>
+                  <w:hideMark/>
+                </w:tcPr>
+                <w:p>
+                  <w:pPr>
+                    <w:framePr w:hSpace="180" w:wrap="around" w:vAnchor="text" w:hAnchor="margin" w:xAlign="center" w:y="1561"/>
+                    <w:jc w:val="center"/>
+                    <w:cnfStyle w:val="000000000000" w:firstRow="0" w:lastRow="0" w:firstColumn="0" w:lastColumn="0" w:oddVBand="0" w:evenVBand="0" w:oddHBand="0" w:evenHBand="0" w:firstRowFirstColumn="0" w:firstRowLastColumn="0" w:lastRowFirstColumn="0" w:lastRowLastColumn="0"/>
+                    <w:rPr>
+                      <w:rFonts w:ascii="Calibri" w:hAnsi="Calibri" w:cs="Arial"/>
+                      <w:iCs/>
+                      <w:sz w:val="20"/>
+                      <w:szCs w:val="20"/>
+                      <w:lang w:eastAsia="es-CL"/>
+                    </w:rPr>
+                  </w:pPr>
+                  <w:r>
+                    <w:rPr>
+                      <w:rFonts w:ascii="Calibri" w:hAnsi="Calibri" w:cs="Arial"/>
+                      <w:iCs/>
+                      <w:sz w:val="20"/>
+                      <w:szCs w:val="20"/>
+                      <w:lang w:eastAsia="es-CL"/>
+                    </w:rPr>
+                    <w:t>Formalizar con acta firmada de Alloxentric la validación de criterios y registrar cada cambio de alcance mediante el Plan de Gestión de Cambios.</w:t>
+                  </w:r>
+                </w:p>
+              </w:tc>
+            </w:tr>
+            <w:tr>
+              <w:trPr>
+                <w:cnfStyle w:val="000000100000" w:firstRow="0" w:lastRow="0" w:firstColumn="0" w:lastColumn="0" w:oddVBand="0" w:evenVBand="0" w:oddHBand="1" w:evenHBand="0" w:firstRowFirstColumn="0" w:firstRowLastColumn="0" w:lastRowFirstColumn="0" w:lastRowLastColumn="0"/>
+              </w:trPr>
+              <w:tc>
+                <w:tcPr>
+                  <w:cnfStyle w:val="001000000000" w:firstRow="0" w:lastRow="0" w:firstColumn="1" w:lastColumn="0" w:oddVBand="0" w:evenVBand="0" w:oddHBand="0" w:evenHBand="0" w:firstRowFirstColumn="0" w:firstRowLastColumn="0" w:lastRowFirstColumn="0" w:lastRowLastColumn="0"/>
+                  <w:tcW w:w="0" w:type="auto"/>
+                  <w:vAlign w:val="center"/>
+                  <w:hideMark/>
+                </w:tcPr>
+                <w:p>
+                  <w:pPr>
+                    <w:framePr w:hSpace="180" w:wrap="around" w:vAnchor="text" w:hAnchor="margin" w:xAlign="center" w:y="1561"/>
+                    <w:jc w:val="center"/>
+                    <w:rPr>
+                      <w:rFonts w:ascii="Calibri" w:hAnsi="Calibri" w:cs="Arial"/>
+                      <w:iCs/>
+                      <w:sz w:val="20"/>
+                      <w:szCs w:val="20"/>
+                      <w:lang w:eastAsia="es-CL"/>
+                    </w:rPr>
+                  </w:pPr>
+                  <w:r>
+                    <w:rPr>
+                      <w:rFonts w:ascii="Calibri" w:hAnsi="Calibri" w:cs="Arial"/>
+                      <w:iCs/>
+                      <w:sz w:val="20"/>
+                      <w:szCs w:val="20"/>
+                      <w:lang w:eastAsia="es-CL"/>
+                    </w:rPr>
+                    <w:t>Defectos y fallas durante las pruebas</w:t>
+                  </w:r>
+                  <w:r>
+                    <w:rPr>
+                      <w:rFonts w:ascii="Calibri" w:hAnsi="Calibri" w:cs="Arial"/>
+                      <w:iCs/>
+                      <w:sz w:val="20"/>
+                      <w:szCs w:val="20"/>
+                      <w:lang w:eastAsia="es-CL"/>
+                    </w:rPr>
+                    <w:t>.</w:t>
+                  </w:r>
+                  <w:r>
+                    <w:rPr>
+                      <w:rFonts w:ascii="Calibri" w:hAnsi="Calibri" w:cs="Arial"/>
+                      <w:iCs/>
+                      <w:sz w:val="20"/>
+                      <w:szCs w:val="20"/>
+                      <w:lang w:eastAsia="es-CL"/>
+                    </w:rPr>
+                    <w:t xml:space="preserve"> </w:t>
+                  </w:r>
+                  <w:r>
+                    <w:rPr>
+                      <w:rFonts w:ascii="Calibri" w:hAnsi="Calibri" w:cs="Arial"/>
+                      <w:b w:val="0"/>
+                      <w:bCs w:val="0"/>
+                      <w:iCs/>
+                      <w:sz w:val="20"/>
+                      <w:szCs w:val="20"/>
+                      <w:lang w:eastAsia="es-CL"/>
+                    </w:rPr>
+                    <w:t>(errores de script, selectores desactualizados, tiempos agotados en pruebas de frontend, defectos de UI en la pantalla de leads).</w:t>
+                  </w:r>
+                </w:p>
+              </w:tc>
+              <w:tc>
+                <w:tcPr>
+                  <w:tcW w:w="0" w:type="auto"/>
+                  <w:vAlign w:val="center"/>
+                  <w:hideMark/>
+                </w:tcPr>
+                <w:p>
+                  <w:pPr>
+                    <w:framePr w:hSpace="180" w:wrap="around" w:vAnchor="text" w:hAnchor="margin" w:xAlign="center" w:y="1561"/>
+                    <w:jc w:val="center"/>
+                    <w:cnfStyle w:val="000000100000" w:firstRow="0" w:lastRow="0" w:firstColumn="0" w:lastColumn="0" w:oddVBand="0" w:evenVBand="0" w:oddHBand="1" w:evenHBand="0" w:firstRowFirstColumn="0" w:firstRowLastColumn="0" w:lastRowFirstColumn="0" w:lastRowLastColumn="0"/>
+                    <w:rPr>
+                      <w:rFonts w:ascii="Calibri" w:hAnsi="Calibri" w:cs="Arial"/>
+                      <w:iCs/>
+                      <w:sz w:val="20"/>
+                      <w:szCs w:val="20"/>
+                      <w:lang w:eastAsia="es-CL"/>
+                    </w:rPr>
+                  </w:pPr>
+                  <w:r>
+                    <w:rPr>
+                      <w:rFonts w:ascii="Calibri" w:hAnsi="Calibri" w:cs="Arial"/>
+                      <w:iCs/>
+                      <w:sz w:val="20"/>
+                      <w:szCs w:val="20"/>
+                      <w:lang w:eastAsia="es-CL"/>
+                    </w:rPr>
+                    <w:t>Se corrigieron y volvieron a ejecutar las pruebas (“antes y después de corregir”), y se conservó el registro de los intentos fallidos.</w:t>
+                  </w:r>
+                </w:p>
+              </w:tc>
+              <w:tc>
+                <w:tcPr>
+                  <w:tcW w:w="0" w:type="auto"/>
+                  <w:vAlign w:val="center"/>
+                  <w:hideMark/>
+                </w:tcPr>
+                <w:p>
+                  <w:pPr>
+                    <w:framePr w:hSpace="180" w:wrap="around" w:vAnchor="text" w:hAnchor="margin" w:xAlign="center" w:y="1561"/>
+                    <w:jc w:val="center"/>
+                    <w:cnfStyle w:val="000000100000" w:firstRow="0" w:lastRow="0" w:firstColumn="0" w:lastColumn="0" w:oddVBand="0" w:evenVBand="0" w:oddHBand="1" w:evenHBand="0" w:firstRowFirstColumn="0" w:firstRowLastColumn="0" w:lastRowFirstColumn="0" w:lastRowLastColumn="0"/>
+                    <w:rPr>
+                      <w:rFonts w:ascii="Calibri" w:hAnsi="Calibri" w:cs="Arial"/>
+                      <w:iCs/>
+                      <w:sz w:val="20"/>
+                      <w:szCs w:val="20"/>
+                      <w:lang w:eastAsia="es-CL"/>
+                    </w:rPr>
+                  </w:pPr>
+                  <w:r>
+                    <w:rPr>
+                      <w:rFonts w:ascii="Calibri" w:hAnsi="Calibri" w:cs="Arial"/>
+                      <w:iCs/>
+                      <w:sz w:val="20"/>
+                      <w:szCs w:val="20"/>
+                      <w:lang w:eastAsia="es-CL"/>
+                    </w:rPr>
+                    <w:t>Cerrar los 3 defectos menores abiertos y ejecutar los 116 casos pendientes, priorizando los requerimientos Must.</w:t>
+                  </w:r>
+                </w:p>
+              </w:tc>
+            </w:tr>
+            <w:tr>
+              <w:tc>
+                <w:tcPr>
+                  <w:cnfStyle w:val="001000000000" w:firstRow="0" w:lastRow="0" w:firstColumn="1" w:lastColumn="0" w:oddVBand="0" w:evenVBand="0" w:oddHBand="0" w:evenHBand="0" w:firstRowFirstColumn="0" w:firstRowLastColumn="0" w:lastRowFirstColumn="0" w:lastRowLastColumn="0"/>
+                  <w:tcW w:w="0" w:type="auto"/>
+                  <w:vAlign w:val="center"/>
+                  <w:hideMark/>
+                </w:tcPr>
+                <w:p>
+                  <w:pPr>
+                    <w:framePr w:hSpace="180" w:wrap="around" w:vAnchor="text" w:hAnchor="margin" w:xAlign="center" w:y="1561"/>
+                    <w:jc w:val="center"/>
+                    <w:rPr>
+                      <w:rFonts w:ascii="Calibri" w:hAnsi="Calibri" w:cs="Arial"/>
+                      <w:iCs/>
+                      <w:sz w:val="20"/>
+                      <w:szCs w:val="20"/>
+                      <w:lang w:eastAsia="es-CL"/>
+                    </w:rPr>
+                  </w:pPr>
+                  <w:r>
+                    <w:rPr>
+                      <w:rFonts w:ascii="Calibri" w:hAnsi="Calibri" w:cs="Arial"/>
+                      <w:iCs/>
+                      <w:sz w:val="20"/>
+                      <w:szCs w:val="20"/>
+                      <w:lang w:eastAsia="es-CL"/>
+                    </w:rPr>
+                    <w:t>Integración con CRM sin cuentas reales del cliente.</w:t>
+                  </w:r>
+                </w:p>
+              </w:tc>
+              <w:tc>
+                <w:tcPr>
+                  <w:tcW w:w="0" w:type="auto"/>
+                  <w:vAlign w:val="center"/>
+                  <w:hideMark/>
+                </w:tcPr>
+                <w:p>
+                  <w:pPr>
+                    <w:framePr w:hSpace="180" w:wrap="around" w:vAnchor="text" w:hAnchor="margin" w:xAlign="center" w:y="1561"/>
+                    <w:jc w:val="center"/>
+                    <w:cnfStyle w:val="000000000000" w:firstRow="0" w:lastRow="0" w:firstColumn="0" w:lastColumn="0" w:oddVBand="0" w:evenVBand="0" w:oddHBand="0" w:evenHBand="0" w:firstRowFirstColumn="0" w:firstRowLastColumn="0" w:lastRowFirstColumn="0" w:lastRowLastColumn="0"/>
+                    <w:rPr>
+                      <w:rFonts w:ascii="Calibri" w:hAnsi="Calibri" w:cs="Arial"/>
+                      <w:iCs/>
+                      <w:sz w:val="20"/>
+                      <w:szCs w:val="20"/>
+                      <w:lang w:eastAsia="es-CL"/>
+                    </w:rPr>
+                  </w:pPr>
+                  <w:r>
+                    <w:rPr>
+                      <w:rFonts w:ascii="Calibri" w:hAnsi="Calibri" w:cs="Arial"/>
+                      <w:iCs/>
+                      <w:sz w:val="20"/>
+                      <w:szCs w:val="20"/>
+                      <w:lang w:eastAsia="es-CL"/>
+                    </w:rPr>
+                    <w:t>Se probó con cuentas de desarrollo de HubSpot y Salesforce (13 de 13 casos aprobados).</w:t>
+                  </w:r>
+                </w:p>
+              </w:tc>
+              <w:tc>
+                <w:tcPr>
+                  <w:tcW w:w="0" w:type="auto"/>
+                  <w:vAlign w:val="center"/>
+                  <w:hideMark/>
+                </w:tcPr>
+                <w:p>
+                  <w:pPr>
+                    <w:framePr w:hSpace="180" w:wrap="around" w:vAnchor="text" w:hAnchor="margin" w:xAlign="center" w:y="1561"/>
+                    <w:jc w:val="center"/>
+                    <w:cnfStyle w:val="000000000000" w:firstRow="0" w:lastRow="0" w:firstColumn="0" w:lastColumn="0" w:oddVBand="0" w:evenVBand="0" w:oddHBand="0" w:evenHBand="0" w:firstRowFirstColumn="0" w:firstRowLastColumn="0" w:lastRowFirstColumn="0" w:lastRowLastColumn="0"/>
+                    <w:rPr>
+                      <w:rFonts w:ascii="Calibri" w:hAnsi="Calibri" w:cs="Arial"/>
+                      <w:iCs/>
+                      <w:sz w:val="20"/>
+                      <w:szCs w:val="20"/>
+                      <w:lang w:eastAsia="es-CL"/>
+                    </w:rPr>
+                  </w:pPr>
+                  <w:r>
+                    <w:rPr>
+                      <w:rFonts w:ascii="Calibri" w:hAnsi="Calibri" w:cs="Arial"/>
+                      <w:iCs/>
+                      <w:sz w:val="20"/>
+                      <w:szCs w:val="20"/>
+                      <w:lang w:eastAsia="es-CL"/>
+                    </w:rPr>
+                    <w:t>Solicitud formal de aceptación de riesgo por no prueba con cuentas reales.</w:t>
+                  </w:r>
+                </w:p>
+              </w:tc>
+            </w:tr>
+            <w:tr>
+              <w:trPr>
+                <w:cnfStyle w:val="000000100000" w:firstRow="0" w:lastRow="0" w:firstColumn="0" w:lastColumn="0" w:oddVBand="0" w:evenVBand="0" w:oddHBand="1" w:evenHBand="0" w:firstRowFirstColumn="0" w:firstRowLastColumn="0" w:lastRowFirstColumn="0" w:lastRowLastColumn="0"/>
+              </w:trPr>
+              <w:tc>
+                <w:tcPr>
+                  <w:cnfStyle w:val="001000000000" w:firstRow="0" w:lastRow="0" w:firstColumn="1" w:lastColumn="0" w:oddVBand="0" w:evenVBand="0" w:oddHBand="0" w:evenHBand="0" w:firstRowFirstColumn="0" w:firstRowLastColumn="0" w:lastRowFirstColumn="0" w:lastRowLastColumn="0"/>
+                  <w:tcW w:w="0" w:type="auto"/>
+                  <w:vAlign w:val="center"/>
+                  <w:hideMark/>
+                </w:tcPr>
+                <w:p>
+                  <w:pPr>
+                    <w:framePr w:hSpace="180" w:wrap="around" w:vAnchor="text" w:hAnchor="margin" w:xAlign="center" w:y="1561"/>
+                    <w:jc w:val="center"/>
+                    <w:rPr>
+                      <w:rFonts w:ascii="Calibri" w:hAnsi="Calibri" w:cs="Arial"/>
+                      <w:iCs/>
+                      <w:sz w:val="20"/>
+                      <w:szCs w:val="20"/>
+                      <w:lang w:eastAsia="es-CL"/>
+                    </w:rPr>
+                  </w:pPr>
+                  <w:r>
+                    <w:rPr>
+                      <w:rFonts w:ascii="Calibri" w:hAnsi="Calibri" w:cs="Arial"/>
+                      <w:iCs/>
+                      <w:sz w:val="20"/>
+                      <w:szCs w:val="20"/>
+                      <w:lang w:eastAsia="es-CL"/>
+                    </w:rPr>
+                    <w:t xml:space="preserve">Carga acumulada hacia el cierre. </w:t>
+                  </w:r>
+                  <w:r>
+                    <w:rPr>
+                      <w:rFonts w:ascii="Calibri" w:hAnsi="Calibri" w:cs="Arial"/>
+                      <w:b w:val="0"/>
+                      <w:bCs w:val="0"/>
+                      <w:iCs/>
+                      <w:sz w:val="20"/>
+                      <w:szCs w:val="20"/>
+                      <w:lang w:eastAsia="es-CL"/>
+                    </w:rPr>
+                    <w:t>Quedan por construir y probar los requerimientos Must de catálogo, perfiles de cliente, seguridad, auditoría y despliegue antes del congelamiento del 21-11.</w:t>
+                  </w:r>
+                </w:p>
+              </w:tc>
+              <w:tc>
+                <w:tcPr>
+                  <w:tcW w:w="0" w:type="auto"/>
+                  <w:vAlign w:val="center"/>
+                  <w:hideMark/>
+                </w:tcPr>
+                <w:p>
+                  <w:pPr>
+                    <w:framePr w:hSpace="180" w:wrap="around" w:vAnchor="text" w:hAnchor="margin" w:xAlign="center" w:y="1561"/>
+                    <w:jc w:val="center"/>
+                    <w:cnfStyle w:val="000000100000" w:firstRow="0" w:lastRow="0" w:firstColumn="0" w:lastColumn="0" w:oddVBand="0" w:evenVBand="0" w:oddHBand="1" w:evenHBand="0" w:firstRowFirstColumn="0" w:firstRowLastColumn="0" w:lastRowFirstColumn="0" w:lastRowLastColumn="0"/>
+                    <w:rPr>
+                      <w:rFonts w:ascii="Calibri" w:hAnsi="Calibri" w:cs="Arial"/>
+                      <w:iCs/>
+                      <w:sz w:val="20"/>
+                      <w:szCs w:val="20"/>
+                      <w:lang w:eastAsia="es-CL"/>
+                    </w:rPr>
+                  </w:pPr>
+                  <w:r>
+                    <w:rPr>
+                      <w:rFonts w:ascii="Calibri" w:hAnsi="Calibri" w:cs="Arial"/>
+                      <w:iCs/>
+                      <w:sz w:val="20"/>
+                      <w:szCs w:val="20"/>
+                      <w:lang w:eastAsia="es-CL"/>
+                    </w:rPr>
+                    <w:t>Se estimó el esfuerzo por entregable, se definió una reserva de contingencia de 80 h y un orden de recorte (RF-VTA-11, 08, 09, 10 y 16).</w:t>
+                  </w:r>
+                </w:p>
+              </w:tc>
+              <w:tc>
+                <w:tcPr>
+                  <w:tcW w:w="0" w:type="auto"/>
+                  <w:vAlign w:val="center"/>
+                  <w:hideMark/>
+                </w:tcPr>
+                <w:p>
+                  <w:pPr>
+                    <w:framePr w:hSpace="180" w:wrap="around" w:vAnchor="text" w:hAnchor="margin" w:xAlign="center" w:y="1561"/>
+                    <w:jc w:val="center"/>
+                    <w:cnfStyle w:val="000000100000" w:firstRow="0" w:lastRow="0" w:firstColumn="0" w:lastColumn="0" w:oddVBand="0" w:evenVBand="0" w:oddHBand="1" w:evenHBand="0" w:firstRowFirstColumn="0" w:firstRowLastColumn="0" w:lastRowFirstColumn="0" w:lastRowLastColumn="0"/>
+                    <w:rPr>
+                      <w:rFonts w:ascii="Calibri" w:hAnsi="Calibri" w:cs="Arial"/>
+                      <w:iCs/>
+                      <w:sz w:val="20"/>
+                      <w:szCs w:val="20"/>
+                      <w:lang w:eastAsia="es-CL"/>
+                    </w:rPr>
+                  </w:pPr>
+                  <w:r>
+                    <w:rPr>
+                      <w:rFonts w:ascii="Calibri" w:hAnsi="Calibri" w:cs="Arial"/>
+                      <w:iCs/>
+                      <w:sz w:val="20"/>
+                      <w:szCs w:val="20"/>
+                      <w:lang w:eastAsia="es-CL"/>
+                    </w:rPr>
+                    <w:t>Contrastar el avance real con el plan en cada reunión semanal y, si el avance cae bajo el 80% del plan durante dos semanas, aplicar el recorte mediante solicitud de cambio.</w:t>
+                  </w:r>
+                </w:p>
+              </w:tc>
+            </w:tr>
+          </w:tbl>
+          <w:p>
+            <w:pPr>
+              <w:jc w:val="both"/>
+              <w:rPr>
+                <w:rFonts w:ascii="Calibri" w:hAnsi="Calibri" w:cs="Arial"/>
+                <w:i/>
+                <w:color w:val="548DD4"/>
+                <w:sz w:val="20"/>
+                <w:szCs w:val="20"/>
+                <w:lang w:eastAsia="es-CL"/>
+              </w:rPr>
+            </w:pPr>
           </w:p>
         </w:tc>
       </w:tr>
@@ -1422,893 +3618,7 @@
           <w:lang w:val="es-ES"/>
         </w:rPr>
       </w:pPr>
-    </w:p>
-    <w:tbl>
-      <w:tblPr>
-        <w:tblStyle w:val="Tablaconcuadrcula"/>
-        <w:tblpPr w:leftFromText="180" w:rightFromText="180" w:vertAnchor="page" w:horzAnchor="margin" w:tblpXSpec="center" w:tblpY="3517"/>
-        <w:tblW w:w="9776" w:type="dxa"/>
-        <w:tblBorders>
-          <w:top w:val="single" w:sz="4" w:space="0" w:color="BFBFBF" w:themeColor="background1" w:themeShade="BF"/>
-          <w:left w:val="single" w:sz="4" w:space="0" w:color="BFBFBF" w:themeColor="background1" w:themeShade="BF"/>
-          <w:bottom w:val="single" w:sz="4" w:space="0" w:color="BFBFBF" w:themeColor="background1" w:themeShade="BF"/>
-          <w:right w:val="single" w:sz="4" w:space="0" w:color="BFBFBF" w:themeColor="background1" w:themeShade="BF"/>
-          <w:insideH w:val="single" w:sz="4" w:space="0" w:color="BFBFBF" w:themeColor="background1" w:themeShade="BF"/>
-          <w:insideV w:val="single" w:sz="4" w:space="0" w:color="BFBFBF" w:themeColor="background1" w:themeShade="BF"/>
-        </w:tblBorders>
-        <w:tblLayout w:type="fixed"/>
-        <w:tblLook w:val="04A0" w:firstRow="1" w:lastRow="0" w:firstColumn="1" w:lastColumn="0" w:noHBand="0" w:noVBand="1"/>
-      </w:tblPr>
-      <w:tblGrid>
-        <w:gridCol w:w="1328"/>
-        <w:gridCol w:w="1077"/>
-        <w:gridCol w:w="1276"/>
-        <w:gridCol w:w="1276"/>
-        <w:gridCol w:w="1275"/>
-        <w:gridCol w:w="1276"/>
-        <w:gridCol w:w="1418"/>
-        <w:gridCol w:w="850"/>
-      </w:tblGrid>
-      <w:tr>
-        <w:trPr>
-          <w:trHeight w:val="415"/>
-        </w:trPr>
-        <w:tc>
-          <w:tcPr>
-            <w:tcW w:w="9776" w:type="dxa"/>
-            <w:gridSpan w:val="8"/>
-            <w:vAlign w:val="center"/>
-          </w:tcPr>
-          <w:p>
-            <w:pPr>
-              <w:jc w:val="center"/>
-              <w:rPr>
-                <w:rFonts w:ascii="Calibri" w:hAnsi="Calibri"/>
-                <w:color w:val="1F3864" w:themeColor="accent1" w:themeShade="80"/>
-                <w:sz w:val="18"/>
-              </w:rPr>
-            </w:pPr>
-            <w:r>
-              <w:rPr>
-                <w:rFonts w:ascii="Calibri" w:hAnsi="Calibri"/>
-                <w:color w:val="1F3864" w:themeColor="accent1" w:themeShade="80"/>
-                <w:sz w:val="18"/>
-              </w:rPr>
-              <w:t>Plan de Trabajo</w:t>
-            </w:r>
-          </w:p>
-        </w:tc>
-      </w:tr>
-      <w:tr>
-        <w:trPr>
-          <w:trHeight w:val="711"/>
-        </w:trPr>
-        <w:tc>
-          <w:tcPr>
-            <w:tcW w:w="1328" w:type="dxa"/>
-            <w:vAlign w:val="center"/>
-          </w:tcPr>
-          <w:p>
-            <w:pPr>
-              <w:jc w:val="center"/>
-              <w:rPr>
-                <w:rFonts w:ascii="Calibri" w:hAnsi="Calibri"/>
-                <w:color w:val="1F3864" w:themeColor="accent1" w:themeShade="80"/>
-                <w:sz w:val="18"/>
-              </w:rPr>
-            </w:pPr>
-            <w:r>
-              <w:rPr>
-                <w:rFonts w:ascii="Calibri" w:hAnsi="Calibri"/>
-                <w:color w:val="1F3864" w:themeColor="accent1" w:themeShade="80"/>
-                <w:sz w:val="18"/>
-              </w:rPr>
-              <w:t>C</w:t>
-            </w:r>
-            <w:r>
-              <w:rPr>
-                <w:rFonts w:ascii="Calibri" w:hAnsi="Calibri"/>
-                <w:color w:val="1F3864" w:themeColor="accent1" w:themeShade="80"/>
-                <w:sz w:val="18"/>
-              </w:rPr>
-              <w:t>ompetencia</w:t>
-            </w:r>
-            <w:r>
-              <w:rPr>
-                <w:rFonts w:ascii="Calibri" w:hAnsi="Calibri"/>
-                <w:color w:val="1F3864" w:themeColor="accent1" w:themeShade="80"/>
-                <w:sz w:val="18"/>
-              </w:rPr>
-              <w:t xml:space="preserve"> o unidades de competencias</w:t>
-            </w:r>
-          </w:p>
-        </w:tc>
-        <w:tc>
-          <w:tcPr>
-            <w:tcW w:w="1077" w:type="dxa"/>
-            <w:vAlign w:val="center"/>
-          </w:tcPr>
-          <w:p>
-            <w:pPr>
-              <w:jc w:val="center"/>
-              <w:rPr>
-                <w:rFonts w:ascii="Calibri" w:hAnsi="Calibri"/>
-                <w:color w:val="1F3864" w:themeColor="accent1" w:themeShade="80"/>
-                <w:sz w:val="18"/>
-              </w:rPr>
-            </w:pPr>
-            <w:r>
-              <w:rPr>
-                <w:rFonts w:ascii="Calibri" w:hAnsi="Calibri"/>
-                <w:color w:val="1F3864" w:themeColor="accent1" w:themeShade="80"/>
-                <w:sz w:val="18"/>
-              </w:rPr>
-              <w:t>Actividades</w:t>
-            </w:r>
-          </w:p>
-        </w:tc>
-        <w:tc>
-          <w:tcPr>
-            <w:tcW w:w="1276" w:type="dxa"/>
-            <w:vAlign w:val="center"/>
-          </w:tcPr>
-          <w:p>
-            <w:pPr>
-              <w:jc w:val="center"/>
-              <w:rPr>
-                <w:rFonts w:ascii="Calibri" w:hAnsi="Calibri"/>
-                <w:color w:val="1F3864" w:themeColor="accent1" w:themeShade="80"/>
-                <w:sz w:val="18"/>
-              </w:rPr>
-            </w:pPr>
-            <w:r>
-              <w:rPr>
-                <w:rFonts w:ascii="Calibri" w:hAnsi="Calibri"/>
-                <w:color w:val="1F3864" w:themeColor="accent1" w:themeShade="80"/>
-                <w:sz w:val="18"/>
-              </w:rPr>
-              <w:t>Recursos</w:t>
-            </w:r>
-          </w:p>
-        </w:tc>
-        <w:tc>
-          <w:tcPr>
-            <w:tcW w:w="1276" w:type="dxa"/>
-            <w:vAlign w:val="center"/>
-          </w:tcPr>
-          <w:p>
-            <w:pPr>
-              <w:jc w:val="center"/>
-              <w:rPr>
-                <w:rFonts w:ascii="Calibri" w:hAnsi="Calibri"/>
-                <w:color w:val="1F3864" w:themeColor="accent1" w:themeShade="80"/>
-                <w:sz w:val="18"/>
-              </w:rPr>
-            </w:pPr>
-            <w:r>
-              <w:rPr>
-                <w:rFonts w:ascii="Calibri" w:hAnsi="Calibri"/>
-                <w:color w:val="1F3864" w:themeColor="accent1" w:themeShade="80"/>
-                <w:sz w:val="18"/>
-              </w:rPr>
-              <w:t>Duración de la actividad</w:t>
-            </w:r>
-          </w:p>
-        </w:tc>
-        <w:tc>
-          <w:tcPr>
-            <w:tcW w:w="1275" w:type="dxa"/>
-            <w:vAlign w:val="center"/>
-          </w:tcPr>
-          <w:p>
-            <w:pPr>
-              <w:jc w:val="center"/>
-              <w:rPr>
-                <w:rFonts w:ascii="Calibri" w:hAnsi="Calibri"/>
-                <w:color w:val="1F3864" w:themeColor="accent1" w:themeShade="80"/>
-                <w:sz w:val="18"/>
-              </w:rPr>
-            </w:pPr>
-            <w:r>
-              <w:rPr>
-                <w:rFonts w:ascii="Calibri" w:hAnsi="Calibri"/>
-                <w:color w:val="1F3864" w:themeColor="accent1" w:themeShade="80"/>
-                <w:sz w:val="18"/>
-              </w:rPr>
-              <w:t>Responsable</w:t>
-            </w:r>
-            <w:r>
-              <w:rPr>
-                <w:rStyle w:val="Refdenotaalpie"/>
-                <w:rFonts w:ascii="Calibri" w:hAnsi="Calibri"/>
-                <w:color w:val="1F3864" w:themeColor="accent1" w:themeShade="80"/>
-                <w:sz w:val="18"/>
-              </w:rPr>
-              <w:footnoteReference w:id="1"/>
-            </w:r>
-          </w:p>
-        </w:tc>
-        <w:tc>
-          <w:tcPr>
-            <w:tcW w:w="1276" w:type="dxa"/>
-            <w:vAlign w:val="center"/>
-          </w:tcPr>
-          <w:p>
-            <w:pPr>
-              <w:jc w:val="center"/>
-              <w:rPr>
-                <w:rFonts w:ascii="Calibri" w:hAnsi="Calibri"/>
-                <w:color w:val="1F3864" w:themeColor="accent1" w:themeShade="80"/>
-                <w:sz w:val="18"/>
-              </w:rPr>
-            </w:pPr>
-            <w:r>
-              <w:rPr>
-                <w:rFonts w:ascii="Calibri" w:hAnsi="Calibri"/>
-                <w:color w:val="1F3864" w:themeColor="accent1" w:themeShade="80"/>
-                <w:sz w:val="18"/>
-              </w:rPr>
-              <w:t>Observaciones</w:t>
-            </w:r>
-          </w:p>
-        </w:tc>
-        <w:tc>
-          <w:tcPr>
-            <w:tcW w:w="1418" w:type="dxa"/>
-            <w:vAlign w:val="center"/>
-          </w:tcPr>
-          <w:p>
-            <w:pPr>
-              <w:jc w:val="center"/>
-              <w:rPr>
-                <w:rFonts w:ascii="Calibri" w:hAnsi="Calibri"/>
-                <w:color w:val="1F3864" w:themeColor="accent1" w:themeShade="80"/>
-                <w:sz w:val="18"/>
-              </w:rPr>
-            </w:pPr>
-            <w:r>
-              <w:rPr>
-                <w:rFonts w:ascii="Calibri" w:hAnsi="Calibri"/>
-                <w:color w:val="1F3864" w:themeColor="accent1" w:themeShade="80"/>
-                <w:sz w:val="18"/>
-              </w:rPr>
-              <w:t>Estado de avance</w:t>
-            </w:r>
-          </w:p>
-        </w:tc>
-        <w:tc>
-          <w:tcPr>
-            <w:tcW w:w="850" w:type="dxa"/>
-            <w:vAlign w:val="center"/>
-          </w:tcPr>
-          <w:p>
-            <w:pPr>
-              <w:jc w:val="center"/>
-              <w:rPr>
-                <w:rFonts w:ascii="Calibri" w:hAnsi="Calibri"/>
-                <w:color w:val="1F3864" w:themeColor="accent1" w:themeShade="80"/>
-                <w:sz w:val="18"/>
-              </w:rPr>
-            </w:pPr>
-            <w:r>
-              <w:rPr>
-                <w:rFonts w:ascii="Calibri" w:hAnsi="Calibri"/>
-                <w:color w:val="1F3864" w:themeColor="accent1" w:themeShade="80"/>
-                <w:sz w:val="18"/>
-              </w:rPr>
-              <w:t>A</w:t>
-            </w:r>
-            <w:r>
-              <w:rPr>
-                <w:rFonts w:ascii="Calibri" w:hAnsi="Calibri"/>
-                <w:color w:val="1F3864" w:themeColor="accent1" w:themeShade="80"/>
-                <w:sz w:val="18"/>
-              </w:rPr>
-              <w:t>justes</w:t>
-            </w:r>
-          </w:p>
-        </w:tc>
-      </w:tr>
-      <w:tr>
-        <w:trPr>
-          <w:trHeight w:val="2410"/>
-        </w:trPr>
-        <w:tc>
-          <w:tcPr>
-            <w:tcW w:w="1328" w:type="dxa"/>
-          </w:tcPr>
-          <w:p>
-            <w:pPr>
-              <w:jc w:val="both"/>
-              <w:rPr>
-                <w:b/>
-                <w:sz w:val="18"/>
-                <w:szCs w:val="24"/>
-              </w:rPr>
-            </w:pPr>
-            <w:r>
-              <w:rPr>
-                <w:rFonts w:ascii="Calibri" w:hAnsi="Calibri" w:cs="Arial"/>
-                <w:i/>
-                <w:color w:val="548DD4"/>
-                <w:sz w:val="18"/>
-                <w:szCs w:val="20"/>
-                <w:lang w:eastAsia="es-CL"/>
-              </w:rPr>
-              <w:t xml:space="preserve">Nombra las competencias o unidades de competencias </w:t>
-            </w:r>
-            <w:r>
-              <w:rPr>
-                <w:rFonts w:ascii="Calibri" w:hAnsi="Calibri" w:cs="Arial"/>
-                <w:i/>
-                <w:color w:val="548DD4"/>
-                <w:sz w:val="18"/>
-                <w:szCs w:val="20"/>
-                <w:lang w:eastAsia="es-CL"/>
-              </w:rPr>
-              <w:t xml:space="preserve">que se relacionan con las diferentes actividades </w:t>
-            </w:r>
-            <w:r>
-              <w:rPr>
-                <w:rFonts w:ascii="Calibri" w:hAnsi="Calibri" w:cs="Arial"/>
-                <w:i/>
-                <w:color w:val="548DD4"/>
-                <w:sz w:val="18"/>
-                <w:szCs w:val="20"/>
-                <w:lang w:eastAsia="es-CL"/>
-              </w:rPr>
-              <w:t>requeridas para el desarrollo de</w:t>
-            </w:r>
-            <w:r>
-              <w:rPr>
-                <w:rFonts w:ascii="Calibri" w:hAnsi="Calibri" w:cs="Arial"/>
-                <w:i/>
-                <w:color w:val="548DD4"/>
-                <w:sz w:val="18"/>
-                <w:szCs w:val="20"/>
-                <w:lang w:eastAsia="es-CL"/>
-              </w:rPr>
-              <w:t>l proyecto APT</w:t>
-            </w:r>
-            <w:r>
-              <w:rPr>
-                <w:rFonts w:ascii="Calibri" w:hAnsi="Calibri" w:cs="Arial"/>
-                <w:i/>
-                <w:color w:val="548DD4"/>
-                <w:sz w:val="18"/>
-                <w:szCs w:val="20"/>
-                <w:lang w:eastAsia="es-CL"/>
-              </w:rPr>
-              <w:t>.</w:t>
-            </w:r>
-          </w:p>
-        </w:tc>
-        <w:tc>
-          <w:tcPr>
-            <w:tcW w:w="1077" w:type="dxa"/>
-          </w:tcPr>
-          <w:p>
-            <w:pPr>
-              <w:jc w:val="both"/>
-              <w:rPr>
-                <w:rFonts w:ascii="Calibri" w:hAnsi="Calibri" w:cs="Arial"/>
-                <w:i/>
-                <w:color w:val="548DD4"/>
-                <w:sz w:val="18"/>
-                <w:szCs w:val="20"/>
-                <w:lang w:eastAsia="es-CL"/>
-              </w:rPr>
-            </w:pPr>
-            <w:r>
-              <w:rPr>
-                <w:rFonts w:ascii="Calibri" w:hAnsi="Calibri" w:cs="Arial"/>
-                <w:i/>
-                <w:color w:val="548DD4"/>
-                <w:sz w:val="18"/>
-                <w:szCs w:val="20"/>
-                <w:lang w:eastAsia="es-CL"/>
-              </w:rPr>
-              <w:t>Nombra</w:t>
-            </w:r>
-            <w:r>
-              <w:rPr>
-                <w:rFonts w:ascii="Calibri" w:hAnsi="Calibri" w:cs="Arial"/>
-                <w:i/>
-                <w:color w:val="548DD4"/>
-                <w:sz w:val="18"/>
-                <w:szCs w:val="20"/>
-                <w:lang w:eastAsia="es-CL"/>
-              </w:rPr>
-              <w:t xml:space="preserve"> la</w:t>
-            </w:r>
-            <w:r>
-              <w:rPr>
-                <w:rFonts w:ascii="Calibri" w:hAnsi="Calibri" w:cs="Arial"/>
-                <w:i/>
-                <w:color w:val="548DD4"/>
-                <w:sz w:val="18"/>
-                <w:szCs w:val="20"/>
-                <w:lang w:eastAsia="es-CL"/>
-              </w:rPr>
-              <w:t>s</w:t>
-            </w:r>
-            <w:r>
-              <w:rPr>
-                <w:rFonts w:ascii="Calibri" w:hAnsi="Calibri" w:cs="Arial"/>
-                <w:i/>
-                <w:color w:val="548DD4"/>
-                <w:sz w:val="18"/>
-                <w:szCs w:val="20"/>
-                <w:lang w:eastAsia="es-CL"/>
-              </w:rPr>
-              <w:t xml:space="preserve"> </w:t>
-            </w:r>
-            <w:r>
-              <w:rPr>
-                <w:rFonts w:ascii="Calibri" w:hAnsi="Calibri" w:cs="Arial"/>
-                <w:i/>
-                <w:color w:val="548DD4"/>
-                <w:sz w:val="18"/>
-                <w:szCs w:val="20"/>
-                <w:lang w:eastAsia="es-CL"/>
-              </w:rPr>
-              <w:t xml:space="preserve">actividades que se necesitan para desarrollar el proyecto APT. </w:t>
-            </w:r>
-          </w:p>
-        </w:tc>
-        <w:tc>
-          <w:tcPr>
-            <w:tcW w:w="1276" w:type="dxa"/>
-          </w:tcPr>
-          <w:p>
-            <w:pPr>
-              <w:jc w:val="both"/>
-              <w:rPr>
-                <w:b/>
-                <w:sz w:val="18"/>
-                <w:szCs w:val="24"/>
-              </w:rPr>
-            </w:pPr>
-            <w:r>
-              <w:rPr>
-                <w:rFonts w:ascii="Calibri" w:hAnsi="Calibri" w:cs="Arial"/>
-                <w:i/>
-                <w:color w:val="548DD4"/>
-                <w:sz w:val="18"/>
-                <w:szCs w:val="20"/>
-                <w:lang w:eastAsia="es-CL"/>
-              </w:rPr>
-              <w:t>Nombra los recursos necesarios para llevar a cabo las actividades</w:t>
-            </w:r>
-            <w:r>
-              <w:rPr>
-                <w:rFonts w:ascii="Calibri" w:hAnsi="Calibri" w:cs="Arial"/>
-                <w:i/>
-                <w:color w:val="548DD4"/>
-                <w:sz w:val="18"/>
-                <w:szCs w:val="20"/>
-                <w:lang w:eastAsia="es-CL"/>
-              </w:rPr>
-              <w:t xml:space="preserve"> </w:t>
-            </w:r>
-            <w:r>
-              <w:rPr>
-                <w:rFonts w:ascii="Calibri" w:hAnsi="Calibri" w:cs="Arial"/>
-                <w:i/>
-                <w:color w:val="548DD4"/>
-                <w:sz w:val="18"/>
-                <w:szCs w:val="20"/>
-                <w:lang w:eastAsia="es-CL"/>
-              </w:rPr>
-              <w:t>definidas.</w:t>
-            </w:r>
-          </w:p>
-        </w:tc>
-        <w:tc>
-          <w:tcPr>
-            <w:tcW w:w="1276" w:type="dxa"/>
-          </w:tcPr>
-          <w:p>
-            <w:pPr>
-              <w:jc w:val="both"/>
-              <w:rPr>
-                <w:b/>
-                <w:sz w:val="18"/>
-                <w:szCs w:val="24"/>
-              </w:rPr>
-            </w:pPr>
-            <w:r>
-              <w:rPr>
-                <w:rFonts w:ascii="Calibri" w:hAnsi="Calibri" w:cs="Arial"/>
-                <w:i/>
-                <w:color w:val="548DD4"/>
-                <w:sz w:val="18"/>
-                <w:szCs w:val="20"/>
-                <w:lang w:eastAsia="es-CL"/>
-              </w:rPr>
-              <w:t xml:space="preserve">Señala </w:t>
-            </w:r>
-            <w:r>
-              <w:rPr>
-                <w:rFonts w:ascii="Calibri" w:hAnsi="Calibri" w:cs="Arial"/>
-                <w:i/>
-                <w:color w:val="548DD4"/>
-                <w:sz w:val="18"/>
-                <w:szCs w:val="20"/>
-                <w:lang w:eastAsia="es-CL"/>
-              </w:rPr>
-              <w:t>la duración de</w:t>
-            </w:r>
-            <w:r>
-              <w:rPr>
-                <w:rFonts w:ascii="Calibri" w:hAnsi="Calibri" w:cs="Arial"/>
-                <w:i/>
-                <w:color w:val="548DD4"/>
-                <w:sz w:val="18"/>
-                <w:szCs w:val="20"/>
-                <w:lang w:eastAsia="es-CL"/>
-              </w:rPr>
-              <w:t xml:space="preserve"> cada </w:t>
-            </w:r>
-            <w:r>
-              <w:rPr>
-                <w:rFonts w:ascii="Calibri" w:hAnsi="Calibri" w:cs="Arial"/>
-                <w:i/>
-                <w:color w:val="548DD4"/>
-                <w:sz w:val="18"/>
-                <w:szCs w:val="20"/>
-                <w:lang w:eastAsia="es-CL"/>
-              </w:rPr>
-              <w:t>actividad</w:t>
-            </w:r>
-            <w:r>
-              <w:rPr>
-                <w:rFonts w:ascii="Calibri" w:hAnsi="Calibri" w:cs="Arial"/>
-                <w:i/>
-                <w:color w:val="548DD4"/>
-                <w:sz w:val="18"/>
-                <w:szCs w:val="20"/>
-                <w:lang w:eastAsia="es-CL"/>
-              </w:rPr>
-              <w:t xml:space="preserve">. </w:t>
-            </w:r>
-          </w:p>
-        </w:tc>
-        <w:tc>
-          <w:tcPr>
-            <w:tcW w:w="1275" w:type="dxa"/>
-          </w:tcPr>
-          <w:p>
-            <w:pPr>
-              <w:jc w:val="both"/>
-              <w:rPr>
-                <w:rFonts w:ascii="Calibri" w:hAnsi="Calibri" w:cs="Arial"/>
-                <w:i/>
-                <w:color w:val="548DD4"/>
-                <w:sz w:val="18"/>
-                <w:szCs w:val="20"/>
-                <w:lang w:eastAsia="es-CL"/>
-              </w:rPr>
-            </w:pPr>
-            <w:r>
-              <w:rPr>
-                <w:rFonts w:ascii="Calibri" w:hAnsi="Calibri" w:cs="Arial"/>
-                <w:i/>
-                <w:color w:val="548DD4"/>
-                <w:sz w:val="18"/>
-                <w:szCs w:val="20"/>
-                <w:lang w:eastAsia="es-CL"/>
-              </w:rPr>
-              <w:t xml:space="preserve">Escribe el </w:t>
-            </w:r>
-            <w:r>
-              <w:rPr>
-                <w:rFonts w:ascii="Calibri" w:hAnsi="Calibri" w:cs="Arial"/>
-                <w:i/>
-                <w:color w:val="548DD4"/>
-                <w:sz w:val="18"/>
-                <w:szCs w:val="20"/>
-                <w:lang w:eastAsia="es-CL"/>
-              </w:rPr>
-              <w:t xml:space="preserve">nombre del integrante del equipo responsable de </w:t>
-            </w:r>
-            <w:r>
-              <w:rPr>
-                <w:rFonts w:ascii="Calibri" w:hAnsi="Calibri" w:cs="Arial"/>
-                <w:i/>
-                <w:color w:val="548DD4"/>
-                <w:sz w:val="18"/>
-                <w:szCs w:val="20"/>
-                <w:lang w:eastAsia="es-CL"/>
-              </w:rPr>
-              <w:t xml:space="preserve">cada </w:t>
-            </w:r>
-            <w:r>
-              <w:rPr>
-                <w:rFonts w:ascii="Calibri" w:hAnsi="Calibri" w:cs="Arial"/>
-                <w:i/>
-                <w:color w:val="548DD4"/>
-                <w:sz w:val="18"/>
-                <w:szCs w:val="20"/>
-                <w:lang w:eastAsia="es-CL"/>
-              </w:rPr>
-              <w:t>actividad.</w:t>
-            </w:r>
-          </w:p>
-        </w:tc>
-        <w:tc>
-          <w:tcPr>
-            <w:tcW w:w="1276" w:type="dxa"/>
-          </w:tcPr>
-          <w:p>
-            <w:pPr>
-              <w:jc w:val="both"/>
-              <w:rPr>
-                <w:rFonts w:ascii="Calibri" w:hAnsi="Calibri" w:cs="Arial"/>
-                <w:i/>
-                <w:color w:val="548DD4"/>
-                <w:sz w:val="18"/>
-                <w:szCs w:val="20"/>
-                <w:lang w:eastAsia="es-CL"/>
-              </w:rPr>
-            </w:pPr>
-            <w:r>
-              <w:rPr>
-                <w:rFonts w:ascii="Calibri" w:hAnsi="Calibri" w:cs="Arial"/>
-                <w:i/>
-                <w:color w:val="548DD4"/>
-                <w:sz w:val="18"/>
-                <w:szCs w:val="20"/>
-                <w:lang w:eastAsia="es-CL"/>
-              </w:rPr>
-              <w:t xml:space="preserve">Señala </w:t>
-            </w:r>
-            <w:r>
-              <w:rPr>
-                <w:rFonts w:ascii="Calibri" w:hAnsi="Calibri" w:cs="Arial"/>
-                <w:i/>
-                <w:color w:val="548DD4"/>
-                <w:sz w:val="18"/>
-                <w:szCs w:val="20"/>
-                <w:lang w:eastAsia="es-CL"/>
-              </w:rPr>
-              <w:t>las dific</w:t>
-            </w:r>
-            <w:r>
-              <w:rPr>
-                <w:rFonts w:ascii="Calibri" w:hAnsi="Calibri" w:cs="Arial"/>
-                <w:i/>
-                <w:color w:val="548DD4"/>
-                <w:sz w:val="18"/>
-                <w:szCs w:val="20"/>
-                <w:lang w:eastAsia="es-CL"/>
-              </w:rPr>
-              <w:t>ult</w:t>
-            </w:r>
-            <w:r>
-              <w:rPr>
-                <w:rFonts w:ascii="Calibri" w:hAnsi="Calibri" w:cs="Arial"/>
-                <w:i/>
-                <w:color w:val="548DD4"/>
-                <w:sz w:val="18"/>
-                <w:szCs w:val="20"/>
-                <w:lang w:eastAsia="es-CL"/>
-              </w:rPr>
-              <w:t>ades o facilitadores que se podrían presentar durante la ejecución de cada una de las actividades propuestas.</w:t>
-            </w:r>
-          </w:p>
-        </w:tc>
-        <w:tc>
-          <w:tcPr>
-            <w:tcW w:w="1418" w:type="dxa"/>
-          </w:tcPr>
-          <w:p>
-            <w:pPr>
-              <w:jc w:val="both"/>
-              <w:rPr>
-                <w:rFonts w:ascii="Calibri" w:hAnsi="Calibri" w:cs="Arial"/>
-                <w:i/>
-                <w:color w:val="548DD4"/>
-                <w:sz w:val="18"/>
-                <w:szCs w:val="20"/>
-                <w:lang w:eastAsia="es-CL"/>
-              </w:rPr>
-            </w:pPr>
-            <w:r>
-              <w:rPr>
-                <w:rFonts w:ascii="Calibri" w:hAnsi="Calibri" w:cs="Arial"/>
-                <w:i/>
-                <w:color w:val="548DD4"/>
-                <w:sz w:val="18"/>
-                <w:szCs w:val="20"/>
-                <w:lang w:eastAsia="es-CL"/>
-              </w:rPr>
-              <w:t>D</w:t>
-            </w:r>
-            <w:r>
-              <w:rPr>
-                <w:rFonts w:ascii="Calibri" w:hAnsi="Calibri" w:cs="Arial"/>
-                <w:i/>
-                <w:color w:val="548DD4"/>
-                <w:sz w:val="18"/>
-                <w:szCs w:val="20"/>
-                <w:lang w:eastAsia="es-CL"/>
-              </w:rPr>
-              <w:t>escribe</w:t>
-            </w:r>
-            <w:r>
-              <w:rPr>
-                <w:rFonts w:ascii="Calibri" w:hAnsi="Calibri" w:cs="Arial"/>
-                <w:i/>
-                <w:color w:val="548DD4"/>
-                <w:sz w:val="18"/>
-                <w:szCs w:val="20"/>
-                <w:lang w:eastAsia="es-CL"/>
-              </w:rPr>
-              <w:t xml:space="preserve"> el estado de avance </w:t>
-            </w:r>
-            <w:r>
-              <w:rPr>
-                <w:rFonts w:ascii="Calibri" w:hAnsi="Calibri" w:cs="Arial"/>
-                <w:i/>
-                <w:color w:val="548DD4"/>
-                <w:sz w:val="18"/>
-                <w:szCs w:val="20"/>
-                <w:lang w:eastAsia="es-CL"/>
-              </w:rPr>
-              <w:t>de cada actividad.</w:t>
-            </w:r>
-          </w:p>
-          <w:p>
-            <w:pPr>
-              <w:jc w:val="both"/>
-              <w:rPr>
-                <w:rFonts w:ascii="Calibri" w:hAnsi="Calibri" w:cs="Arial"/>
-                <w:i/>
-                <w:color w:val="C00000"/>
-                <w:sz w:val="16"/>
-                <w:szCs w:val="20"/>
-                <w:lang w:eastAsia="es-CL"/>
-              </w:rPr>
-            </w:pPr>
-          </w:p>
-          <w:p>
-            <w:pPr>
-              <w:jc w:val="both"/>
-              <w:rPr>
-                <w:rFonts w:ascii="Calibri" w:hAnsi="Calibri" w:cs="Arial"/>
-                <w:i/>
-                <w:color w:val="548DD4"/>
-                <w:sz w:val="18"/>
-                <w:szCs w:val="20"/>
-                <w:lang w:eastAsia="es-CL"/>
-              </w:rPr>
-            </w:pPr>
-            <w:r>
-              <w:rPr>
-                <w:rFonts w:ascii="Calibri" w:hAnsi="Calibri" w:cs="Arial"/>
-                <w:i/>
-                <w:color w:val="548DD4"/>
-                <w:sz w:val="18"/>
-                <w:szCs w:val="20"/>
-                <w:lang w:eastAsia="es-CL"/>
-              </w:rPr>
-              <w:t xml:space="preserve">Tipos de estado: </w:t>
-            </w:r>
-          </w:p>
-          <w:p>
-            <w:pPr>
-              <w:jc w:val="both"/>
-              <w:rPr>
-                <w:rFonts w:ascii="Calibri" w:hAnsi="Calibri" w:cs="Arial"/>
-                <w:i/>
-                <w:color w:val="C00000"/>
-                <w:sz w:val="16"/>
-                <w:szCs w:val="20"/>
-                <w:lang w:eastAsia="es-CL"/>
-              </w:rPr>
-            </w:pPr>
-            <w:r>
-              <w:rPr>
-                <w:rFonts w:ascii="Calibri" w:hAnsi="Calibri" w:cs="Arial"/>
-                <w:i/>
-                <w:color w:val="548DD4"/>
-                <w:sz w:val="18"/>
-                <w:szCs w:val="20"/>
-                <w:lang w:eastAsia="es-CL"/>
-              </w:rPr>
-              <w:t>En curso/ Con retraso/ No iniciado/ Completado/ Ajustada</w:t>
-            </w:r>
-            <w:r>
-              <w:rPr>
-                <w:rFonts w:ascii="Calibri" w:hAnsi="Calibri" w:cs="Arial"/>
-                <w:i/>
-                <w:color w:val="C00000"/>
-                <w:sz w:val="16"/>
-                <w:szCs w:val="20"/>
-                <w:lang w:eastAsia="es-CL"/>
-              </w:rPr>
-              <w:t xml:space="preserve"> </w:t>
-            </w:r>
-          </w:p>
-        </w:tc>
-        <w:tc>
-          <w:tcPr>
-            <w:tcW w:w="850" w:type="dxa"/>
-          </w:tcPr>
-          <w:p>
-            <w:pPr>
-              <w:jc w:val="both"/>
-              <w:rPr>
-                <w:rFonts w:ascii="Calibri" w:hAnsi="Calibri" w:cs="Arial"/>
-                <w:i/>
-                <w:color w:val="548DD4"/>
-                <w:sz w:val="18"/>
-                <w:szCs w:val="20"/>
-                <w:lang w:eastAsia="es-CL"/>
-              </w:rPr>
-            </w:pPr>
-            <w:r>
-              <w:rPr>
-                <w:rFonts w:ascii="Calibri" w:hAnsi="Calibri" w:cs="Arial"/>
-                <w:i/>
-                <w:color w:val="548DD4"/>
-                <w:sz w:val="18"/>
-                <w:szCs w:val="20"/>
-                <w:lang w:eastAsia="es-CL"/>
-              </w:rPr>
-              <w:t>S</w:t>
-            </w:r>
-            <w:r>
-              <w:rPr>
-                <w:rFonts w:ascii="Calibri" w:hAnsi="Calibri" w:cs="Arial"/>
-                <w:i/>
-                <w:color w:val="548DD4"/>
-                <w:sz w:val="18"/>
-                <w:szCs w:val="20"/>
-                <w:lang w:eastAsia="es-CL"/>
-              </w:rPr>
-              <w:t>e</w:t>
-            </w:r>
-            <w:r>
-              <w:rPr>
-                <w:rFonts w:ascii="Calibri" w:hAnsi="Calibri" w:cs="Arial"/>
-                <w:i/>
-                <w:color w:val="548DD4"/>
-                <w:sz w:val="18"/>
-                <w:szCs w:val="20"/>
-                <w:lang w:eastAsia="es-CL"/>
-              </w:rPr>
-              <w:t xml:space="preserve">ñala los ajustes o reformulaciones </w:t>
-            </w:r>
-            <w:r>
-              <w:rPr>
-                <w:rFonts w:ascii="Calibri" w:hAnsi="Calibri" w:cs="Arial"/>
-                <w:i/>
-                <w:color w:val="548DD4"/>
-                <w:sz w:val="18"/>
-                <w:szCs w:val="20"/>
-                <w:lang w:eastAsia="es-CL"/>
-              </w:rPr>
-              <w:t>que has realiza</w:t>
-            </w:r>
-            <w:r>
-              <w:rPr>
-                <w:rFonts w:ascii="Calibri" w:hAnsi="Calibri" w:cs="Arial"/>
-                <w:i/>
-                <w:color w:val="548DD4"/>
-                <w:sz w:val="18"/>
-                <w:szCs w:val="20"/>
-                <w:lang w:eastAsia="es-CL"/>
-              </w:rPr>
-              <w:t xml:space="preserve">do. </w:t>
-            </w:r>
-          </w:p>
-        </w:tc>
-      </w:tr>
-    </w:tbl>
-    <w:p>
-      <w:pPr>
+      <w:r>
         <w:rPr>
           <w:rFonts w:cs="Calibri Light"/>
           <w:color w:val="595959" w:themeColor="text1" w:themeTint="A6"/>
@@ -2316,13 +3626,15 @@
           <w:szCs w:val="24"/>
           <w:lang w:val="es-ES"/>
         </w:rPr>
-      </w:pPr>
+        <w:lastRenderedPageBreak/>
+        <w:br w:type="page"/>
+      </w:r>
     </w:p>
     <w:tbl>
       <w:tblPr>
         <w:tblStyle w:val="Tablaconcuadrcula"/>
+        <w:tblpPr w:leftFromText="141" w:rightFromText="141" w:vertAnchor="text" w:horzAnchor="margin" w:tblpXSpec="center" w:tblpY="404"/>
         <w:tblW w:w="9498" w:type="dxa"/>
-        <w:tblInd w:w="-572" w:type="dxa"/>
         <w:tblBorders>
           <w:top w:val="single" w:sz="4" w:space="0" w:color="BFBFBF" w:themeColor="background1" w:themeShade="BF"/>
           <w:left w:val="single" w:sz="4" w:space="0" w:color="BFBFBF" w:themeColor="background1" w:themeShade="BF"/>
@@ -2361,6 +3673,7 @@
                 <w:sz w:val="28"/>
                 <w:szCs w:val="28"/>
               </w:rPr>
+              <w:lastRenderedPageBreak/>
               <w:t>3</w:t>
             </w:r>
             <w:r>
@@ -2463,256 +3776,10 @@
         </w:tc>
       </w:tr>
     </w:tbl>
-    <w:p>
-      <w:pPr>
-        <w:rPr>
-          <w:rFonts w:cs="Calibri Light"/>
-          <w:color w:val="595959" w:themeColor="text1" w:themeTint="A6"/>
-          <w:sz w:val="24"/>
-          <w:szCs w:val="24"/>
-          <w:lang w:val="es-ES"/>
-        </w:rPr>
-      </w:pPr>
-    </w:p>
     <w:tbl>
       <w:tblPr>
         <w:tblStyle w:val="Tablaconcuadrcula"/>
-        <w:tblpPr w:leftFromText="180" w:rightFromText="180" w:vertAnchor="text" w:horzAnchor="margin" w:tblpX="-572" w:tblpY="1"/>
-        <w:tblW w:w="5590" w:type="pct"/>
-        <w:tblBorders>
-          <w:top w:val="single" w:sz="4" w:space="0" w:color="BFBFBF" w:themeColor="background1" w:themeShade="BF"/>
-          <w:left w:val="single" w:sz="4" w:space="0" w:color="BFBFBF" w:themeColor="background1" w:themeShade="BF"/>
-          <w:bottom w:val="single" w:sz="4" w:space="0" w:color="BFBFBF" w:themeColor="background1" w:themeShade="BF"/>
-          <w:right w:val="single" w:sz="4" w:space="0" w:color="BFBFBF" w:themeColor="background1" w:themeShade="BF"/>
-          <w:insideH w:val="single" w:sz="4" w:space="0" w:color="BFBFBF" w:themeColor="background1" w:themeShade="BF"/>
-          <w:insideV w:val="single" w:sz="4" w:space="0" w:color="BFBFBF" w:themeColor="background1" w:themeShade="BF"/>
-        </w:tblBorders>
-        <w:tblLook w:val="04A0" w:firstRow="1" w:lastRow="0" w:firstColumn="1" w:lastColumn="0" w:noHBand="0" w:noVBand="1"/>
-      </w:tblPr>
-      <w:tblGrid>
-        <w:gridCol w:w="9496"/>
-      </w:tblGrid>
-      <w:tr>
-        <w:trPr>
-          <w:trHeight w:val="1936"/>
-        </w:trPr>
-        <w:tc>
-          <w:tcPr>
-            <w:tcW w:w="5000" w:type="pct"/>
-            <w:vAlign w:val="center"/>
-          </w:tcPr>
-          <w:p>
-            <w:pPr>
-              <w:jc w:val="both"/>
-              <w:rPr>
-                <w:rFonts w:ascii="Calibri" w:hAnsi="Calibri" w:cs="Arial"/>
-                <w:i/>
-                <w:iCs/>
-                <w:color w:val="548DD4"/>
-                <w:sz w:val="20"/>
-                <w:szCs w:val="20"/>
-                <w:lang w:eastAsia="es-CL"/>
-              </w:rPr>
-            </w:pPr>
-            <w:r>
-              <w:rPr>
-                <w:rFonts w:ascii="Calibri" w:hAnsi="Calibri"/>
-                <w:color w:val="1F3864" w:themeColor="accent1" w:themeShade="80"/>
-              </w:rPr>
-              <w:t>Factores que han f</w:t>
-            </w:r>
-            <w:r>
-              <w:rPr>
-                <w:rFonts w:ascii="Calibri" w:hAnsi="Calibri"/>
-                <w:color w:val="1F3864" w:themeColor="accent1" w:themeShade="80"/>
-              </w:rPr>
-              <w:t>acilita</w:t>
-            </w:r>
-            <w:r>
-              <w:rPr>
-                <w:rFonts w:ascii="Calibri" w:hAnsi="Calibri"/>
-                <w:color w:val="1F3864" w:themeColor="accent1" w:themeShade="80"/>
-              </w:rPr>
-              <w:t>do y/o</w:t>
-            </w:r>
-            <w:r>
-              <w:rPr>
-                <w:rFonts w:ascii="Calibri" w:hAnsi="Calibri"/>
-                <w:color w:val="1F3864" w:themeColor="accent1" w:themeShade="80"/>
-              </w:rPr>
-              <w:t xml:space="preserve"> </w:t>
-            </w:r>
-            <w:r>
-              <w:rPr>
-                <w:rFonts w:ascii="Calibri" w:hAnsi="Calibri"/>
-                <w:color w:val="1F3864" w:themeColor="accent1" w:themeShade="80"/>
-              </w:rPr>
-              <w:t>dificultado el desarrollo de mi plan de trabajo</w:t>
-            </w:r>
-            <w:r>
-              <w:rPr>
-                <w:rFonts w:ascii="Calibri" w:hAnsi="Calibri" w:cs="Arial"/>
-                <w:color w:val="548DD4"/>
-                <w:sz w:val="20"/>
-                <w:szCs w:val="20"/>
-                <w:lang w:eastAsia="es-CL"/>
-              </w:rPr>
-              <w:t xml:space="preserve">: </w:t>
-            </w:r>
-            <w:r>
-              <w:rPr>
-                <w:rFonts w:ascii="Calibri" w:hAnsi="Calibri" w:cs="Arial"/>
-                <w:i/>
-                <w:iCs/>
-                <w:color w:val="548DD4"/>
-                <w:sz w:val="20"/>
-                <w:szCs w:val="20"/>
-                <w:lang w:eastAsia="es-CL"/>
-              </w:rPr>
-              <w:t>Describe los factores que han facilitado y</w:t>
-            </w:r>
-            <w:r>
-              <w:rPr>
-                <w:rFonts w:ascii="Calibri" w:hAnsi="Calibri" w:cs="Arial"/>
-                <w:i/>
-                <w:iCs/>
-                <w:color w:val="548DD4"/>
-                <w:sz w:val="20"/>
-                <w:szCs w:val="20"/>
-                <w:lang w:eastAsia="es-CL"/>
-              </w:rPr>
-              <w:t>/o</w:t>
-            </w:r>
-            <w:r>
-              <w:rPr>
-                <w:rFonts w:ascii="Calibri" w:hAnsi="Calibri" w:cs="Arial"/>
-                <w:i/>
-                <w:iCs/>
-                <w:color w:val="548DD4"/>
-                <w:sz w:val="20"/>
-                <w:szCs w:val="20"/>
-                <w:lang w:eastAsia="es-CL"/>
-              </w:rPr>
-              <w:t xml:space="preserve"> dificultado el desarrollo de tu Proyecto APT hasta ahora. En el caso de las dificultades</w:t>
-            </w:r>
-            <w:r>
-              <w:rPr>
-                <w:rFonts w:ascii="Calibri" w:hAnsi="Calibri" w:cs="Arial"/>
-                <w:i/>
-                <w:iCs/>
-                <w:color w:val="548DD4"/>
-                <w:sz w:val="20"/>
-                <w:szCs w:val="20"/>
-                <w:lang w:eastAsia="es-CL"/>
-              </w:rPr>
-              <w:t xml:space="preserve"> debes describir</w:t>
-            </w:r>
-            <w:r>
-              <w:rPr>
-                <w:rFonts w:ascii="Calibri" w:hAnsi="Calibri" w:cs="Arial"/>
-                <w:i/>
-                <w:iCs/>
-                <w:color w:val="548DD4"/>
-                <w:sz w:val="20"/>
-                <w:szCs w:val="20"/>
-                <w:lang w:eastAsia="es-CL"/>
-              </w:rPr>
-              <w:t xml:space="preserve"> qué acciones tomaste y/o tomarás para </w:t>
-            </w:r>
-            <w:r>
-              <w:rPr>
-                <w:rFonts w:ascii="Calibri" w:hAnsi="Calibri" w:cs="Arial"/>
-                <w:i/>
-                <w:iCs/>
-                <w:color w:val="548DD4"/>
-                <w:sz w:val="20"/>
-                <w:szCs w:val="20"/>
-                <w:lang w:eastAsia="es-CL"/>
-              </w:rPr>
-              <w:t xml:space="preserve">solucionarlas. </w:t>
-            </w:r>
-            <w:r>
-              <w:rPr>
-                <w:rFonts w:ascii="Calibri" w:hAnsi="Calibri"/>
-                <w:b/>
-                <w:color w:val="1F3864" w:themeColor="accent1" w:themeShade="80"/>
-              </w:rPr>
-              <w:t xml:space="preserve"> </w:t>
-            </w:r>
-          </w:p>
-          <w:p>
-            <w:pPr>
-              <w:rPr>
-                <w:rFonts w:ascii="Calibri" w:hAnsi="Calibri"/>
-                <w:color w:val="1F3864" w:themeColor="accent1" w:themeShade="80"/>
-              </w:rPr>
-            </w:pPr>
-          </w:p>
-          <w:p>
-            <w:pPr>
-              <w:rPr>
-                <w:rFonts w:ascii="Calibri" w:hAnsi="Calibri"/>
-                <w:color w:val="1F3864" w:themeColor="accent1" w:themeShade="80"/>
-              </w:rPr>
-            </w:pPr>
-          </w:p>
-          <w:p>
-            <w:pPr>
-              <w:jc w:val="both"/>
-              <w:rPr>
-                <w:rFonts w:ascii="Calibri" w:hAnsi="Calibri" w:cs="Arial"/>
-                <w:i/>
-                <w:color w:val="548DD4"/>
-                <w:sz w:val="20"/>
-                <w:szCs w:val="20"/>
-                <w:lang w:eastAsia="es-CL"/>
-              </w:rPr>
-            </w:pPr>
-          </w:p>
-          <w:p>
-            <w:pPr>
-              <w:jc w:val="both"/>
-              <w:rPr>
-                <w:rFonts w:ascii="Calibri" w:hAnsi="Calibri" w:cs="Arial"/>
-                <w:i/>
-                <w:color w:val="548DD4"/>
-                <w:sz w:val="20"/>
-                <w:szCs w:val="20"/>
-                <w:lang w:eastAsia="es-CL"/>
-              </w:rPr>
-            </w:pPr>
-          </w:p>
-          <w:p>
-            <w:pPr>
-              <w:jc w:val="both"/>
-              <w:rPr>
-                <w:rFonts w:ascii="Calibri" w:hAnsi="Calibri" w:cs="Arial"/>
-                <w:i/>
-                <w:color w:val="548DD4"/>
-                <w:sz w:val="20"/>
-                <w:szCs w:val="20"/>
-                <w:lang w:eastAsia="es-CL"/>
-              </w:rPr>
-            </w:pPr>
-          </w:p>
-        </w:tc>
-      </w:tr>
-    </w:tbl>
-    <w:p>
-      <w:pPr>
-        <w:rPr>
-          <w:rFonts w:cs="Calibri Light"/>
-          <w:color w:val="595959" w:themeColor="text1" w:themeTint="A6"/>
-          <w:sz w:val="24"/>
-          <w:szCs w:val="24"/>
-          <w:lang w:val="es-ES"/>
-        </w:rPr>
-      </w:pPr>
-    </w:p>
-    <w:tbl>
-      <w:tblPr>
-        <w:tblStyle w:val="Tablaconcuadrcula"/>
-        <w:tblpPr w:leftFromText="180" w:rightFromText="180" w:vertAnchor="text" w:horzAnchor="margin" w:tblpX="-572" w:tblpY="107"/>
+        <w:tblpPr w:leftFromText="180" w:rightFromText="180" w:vertAnchor="text" w:horzAnchor="margin" w:tblpXSpec="center" w:tblpY="1949"/>
         <w:tblW w:w="5588" w:type="pct"/>
         <w:tblBorders>
           <w:top w:val="single" w:sz="4" w:space="0" w:color="BFBFBF" w:themeColor="background1" w:themeShade="BF"/>
@@ -2741,134 +3808,605 @@
               <w:jc w:val="both"/>
               <w:rPr>
                 <w:rFonts w:ascii="Calibri" w:hAnsi="Calibri" w:cs="Arial"/>
-                <w:i/>
-                <w:color w:val="548DD4"/>
-                <w:sz w:val="20"/>
-                <w:szCs w:val="20"/>
-                <w:lang w:eastAsia="es-CL"/>
-              </w:rPr>
-            </w:pPr>
-            <w:r>
-              <w:rPr>
-                <w:rFonts w:ascii="Calibri" w:hAnsi="Calibri"/>
-                <w:color w:val="1F3864" w:themeColor="accent1" w:themeShade="80"/>
+                <w:iCs/>
+                <w:sz w:val="20"/>
+                <w:szCs w:val="20"/>
+                <w:lang w:eastAsia="es-CL"/>
+              </w:rPr>
+            </w:pPr>
+            <w:r>
+              <w:rPr>
+                <w:rFonts w:ascii="Calibri" w:hAnsi="Calibri" w:cs="Arial"/>
+                <w:b/>
+                <w:bCs/>
+                <w:iCs/>
+                <w:sz w:val="20"/>
+                <w:szCs w:val="20"/>
+                <w:lang w:eastAsia="es-CL"/>
+              </w:rPr>
+              <w:t>Actividades ajustadas o eliminadas</w:t>
+            </w:r>
+            <w:r>
+              <w:rPr>
+                <w:rFonts w:ascii="Calibri" w:hAnsi="Calibri" w:cs="Arial"/>
+                <w:iCs/>
+                <w:sz w:val="20"/>
+                <w:szCs w:val="20"/>
+                <w:lang w:eastAsia="es-CL"/>
+              </w:rPr>
+              <w:t xml:space="preserve">:  </w:t>
+            </w:r>
+            <w:r>
+              <w:rPr>
+                <w:rFonts w:ascii="Calibri" w:hAnsi="Calibri" w:cs="Arial"/>
+                <w:iCs/>
+                <w:sz w:val="20"/>
+                <w:szCs w:val="20"/>
+                <w:lang w:eastAsia="es-CL"/>
+              </w:rPr>
+              <w:t>A partir del monitoreo del plan de trabajo, el equipo realizó ajustes de alcance, de organización y de control. Cada uno responde a una dificultad concreta detectada durante la ejecución.</w:t>
+            </w:r>
+          </w:p>
+          <w:p>
+            <w:pPr>
+              <w:jc w:val="both"/>
+              <w:rPr>
+                <w:rFonts w:ascii="Calibri" w:hAnsi="Calibri" w:cs="Arial"/>
+                <w:b/>
+                <w:bCs/>
+                <w:iCs/>
+                <w:sz w:val="20"/>
+                <w:szCs w:val="20"/>
+                <w:lang w:eastAsia="es-CL"/>
+              </w:rPr>
+            </w:pPr>
+            <w:r>
+              <w:rPr>
+                <w:rFonts w:ascii="Calibri" w:hAnsi="Calibri" w:cs="Arial"/>
+                <w:b/>
+                <w:bCs/>
+                <w:iCs/>
+                <w:sz w:val="20"/>
+                <w:szCs w:val="20"/>
+                <w:lang w:eastAsia="es-CL"/>
+              </w:rPr>
+              <w:t>Actividades eliminadas o diferidas</w:t>
+            </w:r>
+          </w:p>
+          <w:p>
+            <w:pPr>
+              <w:numPr>
+                <w:ilvl w:val="0"/>
+                <w:numId w:val="6"/>
+              </w:numPr>
+              <w:jc w:val="both"/>
+              <w:rPr>
+                <w:rFonts w:ascii="Calibri" w:hAnsi="Calibri" w:cs="Arial"/>
+                <w:iCs/>
+                <w:sz w:val="20"/>
+                <w:szCs w:val="20"/>
+                <w:lang w:eastAsia="es-CL"/>
+              </w:rPr>
+            </w:pPr>
+            <w:r>
+              <w:rPr>
+                <w:rFonts w:ascii="Calibri" w:hAnsi="Calibri" w:cs="Arial"/>
+                <w:b/>
+                <w:bCs/>
+                <w:iCs/>
+                <w:sz w:val="20"/>
+                <w:szCs w:val="20"/>
+                <w:lang w:eastAsia="es-CL"/>
+              </w:rPr>
+              <w:t>Envío automático de correos de prospección (eliminado).</w:t>
+            </w:r>
+            <w:r>
+              <w:rPr>
+                <w:rFonts w:ascii="Calibri" w:hAnsi="Calibri" w:cs="Arial"/>
+                <w:iCs/>
+                <w:sz w:val="20"/>
+                <w:szCs w:val="20"/>
+                <w:lang w:eastAsia="es-CL"/>
+              </w:rPr>
+              <w:t xml:space="preserve"> El correo se genera, pasa por la Review Queue y se marca como enviado o se exporta. Se eliminó para mantener la revisión humana obligatoria y evitar envíos sin trazabilidad.</w:t>
+            </w:r>
+          </w:p>
+          <w:p>
+            <w:pPr>
+              <w:numPr>
+                <w:ilvl w:val="0"/>
+                <w:numId w:val="6"/>
+              </w:numPr>
+              <w:jc w:val="both"/>
+              <w:rPr>
+                <w:rFonts w:ascii="Calibri" w:hAnsi="Calibri" w:cs="Arial"/>
+                <w:iCs/>
+                <w:sz w:val="20"/>
+                <w:szCs w:val="20"/>
+                <w:lang w:eastAsia="es-CL"/>
+              </w:rPr>
+            </w:pPr>
+            <w:r>
+              <w:rPr>
+                <w:rFonts w:ascii="Calibri" w:hAnsi="Calibri" w:cs="Arial"/>
+                <w:b/>
+                <w:bCs/>
+                <w:iCs/>
+                <w:sz w:val="20"/>
+                <w:szCs w:val="20"/>
+                <w:lang w:eastAsia="es-CL"/>
+              </w:rPr>
+              <w:t>Firma electrónica con proveedor externo (diferida).</w:t>
+            </w:r>
+            <w:r>
+              <w:rPr>
+                <w:rFonts w:ascii="Calibri" w:hAnsi="Calibri" w:cs="Arial"/>
+                <w:iCs/>
+                <w:sz w:val="20"/>
+                <w:szCs w:val="20"/>
+                <w:lang w:eastAsia="es-CL"/>
+              </w:rPr>
+              <w:t xml:space="preserve"> Se reemplazó por registrar la propuesta como “Firmada” con el documento firmado adjunto. Depende de un proveedor externo con costo, y el proyecto no tiene presupuesto para ello. La alternativa cubre la necesidad del usuario.</w:t>
+            </w:r>
+          </w:p>
+          <w:p>
+            <w:pPr>
+              <w:numPr>
+                <w:ilvl w:val="0"/>
+                <w:numId w:val="6"/>
+              </w:numPr>
+              <w:jc w:val="both"/>
+              <w:rPr>
+                <w:rFonts w:ascii="Calibri" w:hAnsi="Calibri" w:cs="Arial"/>
+                <w:iCs/>
+                <w:sz w:val="20"/>
+                <w:szCs w:val="20"/>
+                <w:lang w:eastAsia="es-CL"/>
+              </w:rPr>
+            </w:pPr>
+            <w:r>
+              <w:rPr>
+                <w:rFonts w:ascii="Calibri" w:hAnsi="Calibri" w:cs="Arial"/>
+                <w:b/>
+                <w:bCs/>
+                <w:iCs/>
+                <w:sz w:val="20"/>
+                <w:szCs w:val="20"/>
+                <w:lang w:eastAsia="es-CL"/>
+              </w:rPr>
+              <w:t>Agente 2, identificación de contactos, y escaneo programado del pipeline (diferidos).</w:t>
+            </w:r>
+            <w:r>
+              <w:rPr>
+                <w:rFonts w:ascii="Calibri" w:hAnsi="Calibri" w:cs="Arial"/>
+                <w:iCs/>
+                <w:sz w:val="20"/>
+                <w:szCs w:val="20"/>
+                <w:lang w:eastAsia="es-CL"/>
+              </w:rPr>
+              <w:t xml:space="preserve"> El escaneo programado requiere un proceso permanente que el despliegue actual en Vercel no admite</w:t>
+            </w:r>
+            <w:r>
+              <w:rPr>
+                <w:rFonts w:ascii="Calibri" w:hAnsi="Calibri" w:cs="Arial"/>
+                <w:iCs/>
+                <w:sz w:val="20"/>
+                <w:szCs w:val="20"/>
+                <w:lang w:eastAsia="es-CL"/>
+              </w:rPr>
+              <w:t xml:space="preserve"> (Capa gratuita)</w:t>
+            </w:r>
+            <w:r>
+              <w:rPr>
+                <w:rFonts w:ascii="Calibri" w:hAnsi="Calibri" w:cs="Arial"/>
+                <w:iCs/>
+                <w:sz w:val="20"/>
+                <w:szCs w:val="20"/>
+                <w:lang w:eastAsia="es-CL"/>
+              </w:rPr>
+              <w:t>. Postergarlos permite concentrar el esfuerzo en los requerimientos que sí pueden completarse y probarse en esta etapa.</w:t>
+            </w:r>
+          </w:p>
+          <w:p>
+            <w:pPr>
+              <w:numPr>
+                <w:ilvl w:val="0"/>
+                <w:numId w:val="6"/>
+              </w:numPr>
+              <w:jc w:val="both"/>
+              <w:rPr>
+                <w:rFonts w:ascii="Calibri" w:hAnsi="Calibri" w:cs="Arial"/>
+                <w:iCs/>
+                <w:sz w:val="20"/>
+                <w:szCs w:val="20"/>
+                <w:lang w:eastAsia="es-CL"/>
+              </w:rPr>
+            </w:pPr>
+            <w:r>
+              <w:rPr>
+                <w:rFonts w:ascii="Calibri" w:hAnsi="Calibri" w:cs="Arial"/>
+                <w:b/>
+                <w:bCs/>
+                <w:iCs/>
+                <w:sz w:val="20"/>
+                <w:szCs w:val="20"/>
+                <w:lang w:eastAsia="es-CL"/>
+              </w:rPr>
+              <w:t>Sincronización bidireccional con el CRM y estándares transversales de Alloxentric (multi-tenancy, internacionalización y tema oscuro) quedaron fuera de esta etapa.</w:t>
+            </w:r>
+            <w:r>
+              <w:rPr>
+                <w:rFonts w:ascii="Calibri" w:hAnsi="Calibri" w:cs="Arial"/>
+                <w:iCs/>
+                <w:sz w:val="20"/>
+                <w:szCs w:val="20"/>
+                <w:lang w:eastAsia="es-CL"/>
+              </w:rPr>
+              <w:t xml:space="preserve"> Se priorizó dejar completa y verificada la integración en un solo sentido antes de ampliar el alcance.</w:t>
+            </w:r>
+          </w:p>
+          <w:p>
+            <w:pPr>
+              <w:jc w:val="both"/>
+              <w:rPr>
+                <w:rFonts w:ascii="Calibri" w:hAnsi="Calibri" w:cs="Arial"/>
+                <w:b/>
+                <w:bCs/>
+                <w:iCs/>
+                <w:sz w:val="20"/>
+                <w:szCs w:val="20"/>
+                <w:lang w:eastAsia="es-CL"/>
+              </w:rPr>
+            </w:pPr>
+            <w:r>
+              <w:rPr>
+                <w:rFonts w:ascii="Calibri" w:hAnsi="Calibri" w:cs="Arial"/>
+                <w:b/>
+                <w:bCs/>
+                <w:iCs/>
+                <w:sz w:val="20"/>
+                <w:szCs w:val="20"/>
+                <w:lang w:eastAsia="es-CL"/>
+              </w:rPr>
+              <w:t>Actividades reformuladas</w:t>
+            </w:r>
+          </w:p>
+          <w:p>
+            <w:pPr>
+              <w:numPr>
+                <w:ilvl w:val="0"/>
+                <w:numId w:val="7"/>
+              </w:numPr>
+              <w:jc w:val="both"/>
+              <w:rPr>
+                <w:rFonts w:ascii="Calibri" w:hAnsi="Calibri" w:cs="Arial"/>
+                <w:iCs/>
+                <w:sz w:val="20"/>
+                <w:szCs w:val="20"/>
+                <w:lang w:eastAsia="es-CL"/>
+              </w:rPr>
+            </w:pPr>
+            <w:r>
+              <w:rPr>
+                <w:rFonts w:ascii="Calibri" w:hAnsi="Calibri" w:cs="Arial"/>
+                <w:b/>
+                <w:bCs/>
+                <w:iCs/>
+                <w:sz w:val="20"/>
+                <w:szCs w:val="20"/>
+                <w:lang w:eastAsia="es-CL"/>
+              </w:rPr>
+              <w:t>Asistentes conversacionales.</w:t>
+            </w:r>
+            <w:r>
+              <w:rPr>
+                <w:rFonts w:ascii="Calibri" w:hAnsi="Calibri" w:cs="Arial"/>
+                <w:iCs/>
+                <w:sz w:val="20"/>
+                <w:szCs w:val="20"/>
+                <w:lang w:eastAsia="es-CL"/>
+              </w:rPr>
+              <w:t xml:space="preserve"> Los dos asistentes existentes se unificaron en uno solo, de solo consulta. Así se evita la duplicidad y se reduce el riesgo de exponer datos de otros usuarios.</w:t>
+            </w:r>
+          </w:p>
+          <w:p>
+            <w:pPr>
+              <w:numPr>
+                <w:ilvl w:val="0"/>
+                <w:numId w:val="7"/>
+              </w:numPr>
+              <w:jc w:val="both"/>
+              <w:rPr>
+                <w:rFonts w:ascii="Calibri" w:hAnsi="Calibri" w:cs="Arial"/>
+                <w:iCs/>
+                <w:sz w:val="20"/>
+                <w:szCs w:val="20"/>
+                <w:lang w:eastAsia="es-CL"/>
+              </w:rPr>
+            </w:pPr>
+            <w:r>
+              <w:rPr>
+                <w:rFonts w:ascii="Calibri" w:hAnsi="Calibri" w:cs="Arial"/>
+                <w:b/>
+                <w:bCs/>
+                <w:iCs/>
+                <w:sz w:val="20"/>
+                <w:szCs w:val="20"/>
+                <w:lang w:eastAsia="es-CL"/>
+              </w:rPr>
+              <w:t>Integración con CRM.</w:t>
+            </w:r>
+            <w:r>
+              <w:rPr>
+                <w:rFonts w:ascii="Calibri" w:hAnsi="Calibri" w:cs="Arial"/>
+                <w:iCs/>
+                <w:sz w:val="20"/>
+                <w:szCs w:val="20"/>
+                <w:lang w:eastAsia="es-CL"/>
+              </w:rPr>
+              <w:t xml:space="preserve"> Se acotó a un flujo unidireccional, de la propuesta hacia el CRM, y se verificó primero con cuentas de desarrollo propias de HubSpot y Salesforce, mientras llega la cuenta del cliente.</w:t>
+            </w:r>
+          </w:p>
+          <w:p>
+            <w:pPr>
+              <w:numPr>
+                <w:ilvl w:val="0"/>
+                <w:numId w:val="7"/>
+              </w:numPr>
+              <w:jc w:val="both"/>
+              <w:rPr>
+                <w:rFonts w:ascii="Calibri" w:hAnsi="Calibri" w:cs="Arial"/>
+                <w:iCs/>
+                <w:sz w:val="20"/>
+                <w:szCs w:val="20"/>
+                <w:lang w:eastAsia="es-CL"/>
+              </w:rPr>
+            </w:pPr>
+            <w:r>
+              <w:rPr>
+                <w:rFonts w:ascii="Calibri" w:hAnsi="Calibri" w:cs="Arial"/>
+                <w:b/>
+                <w:bCs/>
+                <w:iCs/>
+                <w:sz w:val="20"/>
+                <w:szCs w:val="20"/>
+                <w:lang w:eastAsia="es-CL"/>
+              </w:rPr>
+              <w:t>Actividades dependientes de insumos del cliente (catálogo, propuestas BPO, condiciones comerciales y logo).</w:t>
+            </w:r>
+            <w:r>
+              <w:rPr>
+                <w:rFonts w:ascii="Calibri" w:hAnsi="Calibri" w:cs="Arial"/>
+                <w:iCs/>
+                <w:sz w:val="20"/>
+                <w:szCs w:val="20"/>
+                <w:lang w:eastAsia="es-CL"/>
+              </w:rPr>
+              <w:t xml:space="preserve"> Se definió un plan alterno con datos provisorios, que se reemplazan al recibir los reales. Así el atraso de un insumo no detiene el desarrollo.</w:t>
+            </w:r>
+          </w:p>
+          <w:p>
+            <w:pPr>
+              <w:jc w:val="both"/>
+              <w:rPr>
+                <w:rFonts w:ascii="Calibri" w:hAnsi="Calibri" w:cs="Arial"/>
+                <w:b/>
+                <w:bCs/>
+                <w:iCs/>
+                <w:sz w:val="20"/>
+                <w:szCs w:val="20"/>
+                <w:lang w:eastAsia="es-CL"/>
+              </w:rPr>
+            </w:pPr>
+            <w:r>
+              <w:rPr>
+                <w:rFonts w:ascii="Calibri" w:hAnsi="Calibri" w:cs="Arial"/>
+                <w:b/>
+                <w:bCs/>
+                <w:iCs/>
+                <w:sz w:val="20"/>
+                <w:szCs w:val="20"/>
+                <w:lang w:eastAsia="es-CL"/>
+              </w:rPr>
+              <w:t>Ajustes de organización y control</w:t>
+            </w:r>
+          </w:p>
+          <w:p>
+            <w:pPr>
+              <w:numPr>
+                <w:ilvl w:val="0"/>
+                <w:numId w:val="8"/>
+              </w:numPr>
+              <w:jc w:val="both"/>
+              <w:rPr>
+                <w:rFonts w:ascii="Calibri" w:hAnsi="Calibri" w:cs="Arial"/>
+                <w:iCs/>
+                <w:sz w:val="20"/>
+                <w:szCs w:val="20"/>
+                <w:lang w:eastAsia="es-CL"/>
+              </w:rPr>
+            </w:pPr>
+            <w:r>
+              <w:rPr>
+                <w:rFonts w:ascii="Calibri" w:hAnsi="Calibri" w:cs="Arial"/>
+                <w:b/>
+                <w:bCs/>
+                <w:iCs/>
+                <w:sz w:val="20"/>
+                <w:szCs w:val="20"/>
+                <w:lang w:eastAsia="es-CL"/>
+              </w:rPr>
+              <w:t>Reorganización del tablero Kanban.</w:t>
+            </w:r>
+            <w:r>
+              <w:rPr>
+                <w:rFonts w:ascii="Calibri" w:hAnsi="Calibri" w:cs="Arial"/>
+                <w:iCs/>
+                <w:sz w:val="20"/>
+                <w:szCs w:val="20"/>
+                <w:lang w:eastAsia="es-CL"/>
+              </w:rPr>
+              <w:t xml:space="preserve"> Se reordenaron los 78 </w:t>
+            </w:r>
+            <w:proofErr w:type="gramStart"/>
+            <w:r>
+              <w:rPr>
+                <w:rFonts w:ascii="Calibri" w:hAnsi="Calibri" w:cs="Arial"/>
+                <w:iCs/>
+                <w:sz w:val="20"/>
+                <w:szCs w:val="20"/>
+                <w:lang w:eastAsia="es-CL"/>
+              </w:rPr>
+              <w:t>tickets</w:t>
+            </w:r>
+            <w:proofErr w:type="gramEnd"/>
+            <w:r>
+              <w:rPr>
+                <w:rFonts w:ascii="Calibri" w:hAnsi="Calibri" w:cs="Arial"/>
+                <w:iCs/>
+                <w:sz w:val="20"/>
+                <w:szCs w:val="20"/>
+                <w:lang w:eastAsia="es-CL"/>
+              </w:rPr>
+              <w:t xml:space="preserve"> según la evidencia real de pruebas, con columna, etiqueta y responsable. Así el tablero refleja el estado efectivo de cada requerimiento y no solo el planificado.</w:t>
+            </w:r>
+          </w:p>
+          <w:p>
+            <w:pPr>
+              <w:numPr>
+                <w:ilvl w:val="0"/>
+                <w:numId w:val="8"/>
+              </w:numPr>
+              <w:jc w:val="both"/>
+              <w:rPr>
+                <w:rFonts w:ascii="Calibri" w:hAnsi="Calibri" w:cs="Arial"/>
+                <w:iCs/>
+                <w:sz w:val="20"/>
+                <w:szCs w:val="20"/>
+                <w:lang w:eastAsia="es-CL"/>
+              </w:rPr>
+            </w:pPr>
+            <w:r>
+              <w:rPr>
+                <w:rFonts w:ascii="Calibri" w:hAnsi="Calibri" w:cs="Arial"/>
+                <w:b/>
+                <w:bCs/>
+                <w:iCs/>
+                <w:sz w:val="20"/>
+                <w:szCs w:val="20"/>
+                <w:lang w:eastAsia="es-CL"/>
+              </w:rPr>
+              <w:t>Responsables únicos de rendición de cuentas.</w:t>
+            </w:r>
+            <w:r>
+              <w:rPr>
+                <w:rFonts w:ascii="Calibri" w:hAnsi="Calibri" w:cs="Arial"/>
+                <w:iCs/>
+                <w:sz w:val="20"/>
+                <w:szCs w:val="20"/>
+                <w:lang w:eastAsia="es-CL"/>
+              </w:rPr>
+              <w:t xml:space="preserve"> Los paquetes antes a cargo de todo el equipo (1, 7 y 8) quedaron con un responsable único mediante la matriz RACI, para evitar tareas sin dueño.</w:t>
+            </w:r>
+          </w:p>
+          <w:p>
+            <w:pPr>
+              <w:numPr>
+                <w:ilvl w:val="0"/>
+                <w:numId w:val="8"/>
+              </w:numPr>
+              <w:jc w:val="both"/>
+              <w:rPr>
+                <w:rFonts w:ascii="Calibri" w:hAnsi="Calibri" w:cs="Arial"/>
+                <w:iCs/>
+                <w:sz w:val="20"/>
+                <w:szCs w:val="20"/>
+                <w:lang w:eastAsia="es-CL"/>
+              </w:rPr>
+            </w:pPr>
+            <w:r>
+              <w:rPr>
+                <w:rFonts w:ascii="Calibri" w:hAnsi="Calibri" w:cs="Arial"/>
+                <w:b/>
+                <w:bCs/>
+                <w:iCs/>
+                <w:sz w:val="20"/>
+                <w:szCs w:val="20"/>
+                <w:lang w:eastAsia="es-CL"/>
+              </w:rPr>
+              <w:t>Actualización de la línea base documental.</w:t>
+            </w:r>
+            <w:r>
+              <w:rPr>
+                <w:rFonts w:ascii="Calibri" w:hAnsi="Calibri" w:cs="Arial"/>
+                <w:iCs/>
+                <w:sz w:val="20"/>
+                <w:szCs w:val="20"/>
+                <w:lang w:eastAsia="es-CL"/>
+              </w:rPr>
+              <w:t xml:space="preserve"> El Plan de Gestión del Proyecto pasó a la versión 2.2 y la matriz de trazabilidad a la rev1.14, porque las versiones anteriores dejaban desactualizados los estados de varios requerimientos.</w:t>
+            </w:r>
+          </w:p>
+          <w:p>
+            <w:pPr>
+              <w:numPr>
+                <w:ilvl w:val="0"/>
+                <w:numId w:val="8"/>
+              </w:numPr>
+              <w:jc w:val="both"/>
+              <w:rPr>
+                <w:rFonts w:ascii="Calibri" w:hAnsi="Calibri" w:cs="Arial"/>
+                <w:iCs/>
+                <w:sz w:val="20"/>
+                <w:szCs w:val="20"/>
+                <w:lang w:eastAsia="es-CL"/>
+              </w:rPr>
+            </w:pPr>
+            <w:r>
+              <w:rPr>
+                <w:rFonts w:ascii="Calibri" w:hAnsi="Calibri" w:cs="Arial"/>
+                <w:b/>
+                <w:bCs/>
+                <w:iCs/>
+                <w:sz w:val="20"/>
+                <w:szCs w:val="20"/>
+                <w:lang w:eastAsia="es-CL"/>
+              </w:rPr>
+              <w:t>Reserva de contingencia y orden de recorte.</w:t>
+            </w:r>
+            <w:r>
+              <w:rPr>
+                <w:rFonts w:ascii="Calibri" w:hAnsi="Calibri" w:cs="Arial"/>
+                <w:iCs/>
+                <w:sz w:val="20"/>
+                <w:szCs w:val="20"/>
+                <w:lang w:eastAsia="es-CL"/>
+              </w:rPr>
+              <w:t xml:space="preserve"> Se reservaron 80 horas de la Fase 2 para riesgos y se definió el orden en que se recortarían entregables (RF-VTA-11, 08, 09, 10 y 16) si la capacidad no alcanza. Los </w:t>
+            </w:r>
+            <w:r>
+              <w:rPr>
+                <w:rFonts w:ascii="Calibri" w:hAnsi="Calibri" w:cs="Arial"/>
+                <w:iCs/>
+                <w:sz w:val="20"/>
+                <w:szCs w:val="20"/>
+                <w:lang w:eastAsia="es-CL"/>
               </w:rPr>
               <w:lastRenderedPageBreak/>
-              <w:t xml:space="preserve">Actividades ajustadas o eliminadas: </w:t>
-            </w:r>
-            <w:r>
-              <w:rPr>
-                <w:rFonts w:ascii="Calibri" w:hAnsi="Calibri" w:cs="Arial"/>
-                <w:i/>
-                <w:color w:val="548DD4"/>
-                <w:sz w:val="20"/>
-                <w:szCs w:val="20"/>
-                <w:lang w:eastAsia="es-CL"/>
-              </w:rPr>
-              <w:t>Señalar los ajustes</w:t>
-            </w:r>
-            <w:r>
-              <w:rPr>
-                <w:rFonts w:ascii="Calibri" w:hAnsi="Calibri" w:cs="Arial"/>
-                <w:i/>
-                <w:color w:val="548DD4"/>
-                <w:sz w:val="20"/>
-                <w:szCs w:val="20"/>
-                <w:lang w:eastAsia="es-CL"/>
-              </w:rPr>
-              <w:t xml:space="preserve"> que realizaste a tu plan de trabajo o </w:t>
-            </w:r>
-            <w:r>
-              <w:rPr>
-                <w:rFonts w:ascii="Calibri" w:hAnsi="Calibri" w:cs="Arial"/>
-                <w:i/>
-                <w:color w:val="548DD4"/>
-                <w:sz w:val="20"/>
-                <w:szCs w:val="20"/>
-                <w:lang w:eastAsia="es-CL"/>
-              </w:rPr>
-              <w:t>actividades que</w:t>
-            </w:r>
-            <w:r>
-              <w:rPr>
-                <w:rFonts w:ascii="Calibri" w:hAnsi="Calibri" w:cs="Arial"/>
-                <w:i/>
-                <w:color w:val="548DD4"/>
-                <w:sz w:val="20"/>
-                <w:szCs w:val="20"/>
-                <w:lang w:eastAsia="es-CL"/>
-              </w:rPr>
-              <w:t xml:space="preserve"> eliminaste</w:t>
-            </w:r>
-            <w:r>
-              <w:rPr>
-                <w:rFonts w:ascii="Calibri" w:hAnsi="Calibri" w:cs="Arial"/>
-                <w:i/>
-                <w:color w:val="548DD4"/>
-                <w:sz w:val="20"/>
-                <w:szCs w:val="20"/>
-                <w:lang w:eastAsia="es-CL"/>
-              </w:rPr>
-              <w:t xml:space="preserve"> y</w:t>
-            </w:r>
-            <w:r>
-              <w:rPr>
-                <w:rFonts w:ascii="Calibri" w:hAnsi="Calibri" w:cs="Arial"/>
-                <w:i/>
-                <w:color w:val="548DD4"/>
-                <w:sz w:val="20"/>
-                <w:szCs w:val="20"/>
-                <w:lang w:eastAsia="es-CL"/>
-              </w:rPr>
-              <w:t>,</w:t>
-            </w:r>
-            <w:r>
-              <w:rPr>
-                <w:rFonts w:ascii="Calibri" w:hAnsi="Calibri" w:cs="Arial"/>
-                <w:i/>
-                <w:color w:val="548DD4"/>
-                <w:sz w:val="20"/>
-                <w:szCs w:val="20"/>
-                <w:lang w:eastAsia="es-CL"/>
-              </w:rPr>
-              <w:t xml:space="preserve"> justifica por</w:t>
-            </w:r>
-            <w:r>
-              <w:rPr>
-                <w:rFonts w:ascii="Calibri" w:hAnsi="Calibri" w:cs="Arial"/>
-                <w:i/>
-                <w:color w:val="548DD4"/>
-                <w:sz w:val="20"/>
-                <w:szCs w:val="20"/>
-                <w:lang w:eastAsia="es-CL"/>
-              </w:rPr>
-              <w:t xml:space="preserve"> </w:t>
-            </w:r>
-            <w:r>
-              <w:rPr>
-                <w:rFonts w:ascii="Calibri" w:hAnsi="Calibri" w:cs="Arial"/>
-                <w:i/>
-                <w:color w:val="548DD4"/>
-                <w:sz w:val="20"/>
-                <w:szCs w:val="20"/>
-                <w:lang w:eastAsia="es-CL"/>
-              </w:rPr>
-              <w:t xml:space="preserve">qué lo hiciste. </w:t>
-            </w:r>
-            <w:r>
-              <w:t xml:space="preserve"> </w:t>
-            </w:r>
-            <w:r>
-              <w:rPr>
-                <w:rFonts w:ascii="Calibri" w:hAnsi="Calibri" w:cs="Arial"/>
-                <w:i/>
-                <w:color w:val="548DD4"/>
-                <w:sz w:val="20"/>
-                <w:szCs w:val="20"/>
-                <w:lang w:eastAsia="es-CL"/>
-              </w:rPr>
-              <w:t>En el caso de que tu plan de trabajo no haya requerido ni requiera ajustes, justifica esta decisión a partir de los facilitadores que te han permitido desarrollarlo como fue planeado.</w:t>
-            </w:r>
+              <w:t>requerimientos Must no se recortan sin aprobación de NoonDalton. Esto protege el cumplimiento de lo esencial ante un posible desfase.</w:t>
+            </w:r>
+          </w:p>
+          <w:p>
+            <w:pPr>
+              <w:jc w:val="both"/>
+              <w:rPr>
+                <w:rFonts w:ascii="Calibri" w:hAnsi="Calibri" w:cs="Arial"/>
+                <w:iCs/>
+                <w:sz w:val="20"/>
+                <w:szCs w:val="20"/>
+                <w:lang w:eastAsia="es-CL"/>
+              </w:rPr>
+            </w:pPr>
           </w:p>
           <w:p>
             <w:pPr>
@@ -2967,30 +4505,25 @@
     <w:p>
       <w:pPr>
         <w:spacing w:after="0" w:line="240" w:lineRule="auto"/>
-        <w:jc w:val="both"/>
         <w:rPr>
-          <w:rFonts w:ascii="Calibri" w:hAnsi="Calibri" w:cs="Arial"/>
-          <w:i/>
-          <w:color w:val="548DD4"/>
-          <w:sz w:val="20"/>
-          <w:szCs w:val="20"/>
-          <w:lang w:eastAsia="es-CL"/>
+          <w:rFonts w:cs="Calibri Light"/>
+          <w:color w:val="595959" w:themeColor="text1" w:themeTint="A6"/>
+          <w:sz w:val="24"/>
+          <w:szCs w:val="24"/>
+          <w:lang w:val="es-ES"/>
         </w:rPr>
       </w:pPr>
-    </w:p>
-    <w:p>
-      <w:pPr>
-        <w:spacing w:after="0" w:line="240" w:lineRule="auto"/>
-        <w:jc w:val="both"/>
+      <w:r>
         <w:rPr>
-          <w:rFonts w:ascii="Calibri" w:hAnsi="Calibri" w:cs="Arial"/>
-          <w:i/>
-          <w:color w:val="548DD4"/>
-          <w:sz w:val="20"/>
-          <w:szCs w:val="20"/>
-          <w:lang w:eastAsia="es-CL"/>
+          <w:rFonts w:cs="Calibri Light"/>
+          <w:color w:val="595959" w:themeColor="text1" w:themeTint="A6"/>
+          <w:sz w:val="24"/>
+          <w:szCs w:val="24"/>
+          <w:lang w:val="es-ES"/>
         </w:rPr>
-      </w:pPr>
+        <w:lastRenderedPageBreak/>
+        <w:br w:type="page"/>
+      </w:r>
     </w:p>
     <w:tbl>
       <w:tblPr>
@@ -3024,6 +4557,435 @@
               <w:jc w:val="both"/>
               <w:rPr>
                 <w:rFonts w:ascii="Calibri" w:hAnsi="Calibri" w:cs="Arial"/>
+                <w:iCs/>
+                <w:sz w:val="20"/>
+                <w:szCs w:val="20"/>
+                <w:lang w:eastAsia="es-CL"/>
+              </w:rPr>
+            </w:pPr>
+            <w:r>
+              <w:rPr>
+                <w:rFonts w:ascii="Calibri" w:hAnsi="Calibri" w:cs="Arial"/>
+                <w:b/>
+                <w:bCs/>
+                <w:iCs/>
+                <w:sz w:val="20"/>
+                <w:szCs w:val="20"/>
+                <w:lang w:eastAsia="es-CL"/>
+              </w:rPr>
+              <w:lastRenderedPageBreak/>
+              <w:t>Actividades que no has iniciado o están retrasadas</w:t>
+            </w:r>
+            <w:r>
+              <w:rPr>
+                <w:rFonts w:ascii="Calibri" w:hAnsi="Calibri" w:cs="Arial"/>
+                <w:iCs/>
+                <w:sz w:val="20"/>
+                <w:szCs w:val="20"/>
+                <w:lang w:eastAsia="es-CL"/>
+              </w:rPr>
+              <w:t xml:space="preserve">: </w:t>
+            </w:r>
+            <w:r>
+              <w:rPr>
+                <w:rFonts w:ascii="Calibri" w:hAnsi="Calibri" w:cs="Arial"/>
+                <w:iCs/>
+                <w:sz w:val="20"/>
+                <w:szCs w:val="20"/>
+                <w:lang w:eastAsia="es-CL"/>
+              </w:rPr>
+              <w:t xml:space="preserve">Según el tablero Kanban, 46 de los 79 </w:t>
+            </w:r>
+            <w:proofErr w:type="gramStart"/>
+            <w:r>
+              <w:rPr>
+                <w:rFonts w:ascii="Calibri" w:hAnsi="Calibri" w:cs="Arial"/>
+                <w:iCs/>
+                <w:sz w:val="20"/>
+                <w:szCs w:val="20"/>
+                <w:lang w:eastAsia="es-CL"/>
+              </w:rPr>
+              <w:t>tickets</w:t>
+            </w:r>
+            <w:proofErr w:type="gramEnd"/>
+            <w:r>
+              <w:rPr>
+                <w:rFonts w:ascii="Calibri" w:hAnsi="Calibri" w:cs="Arial"/>
+                <w:iCs/>
+                <w:sz w:val="20"/>
+                <w:szCs w:val="20"/>
+                <w:lang w:eastAsia="es-CL"/>
+              </w:rPr>
+              <w:t xml:space="preserve"> están en “Por hacer” y sin responsable. Corresponden a requerimientos que aún no tienen evidencia de pruebas, y el equipo los agrupa en cinco causas principales.</w:t>
+            </w:r>
+            <w:r>
+              <w:rPr>
+                <w:rFonts w:ascii="Calibri" w:hAnsi="Calibri" w:cs="Arial"/>
+                <w:iCs/>
+                <w:sz w:val="20"/>
+                <w:szCs w:val="20"/>
+                <w:lang w:eastAsia="es-CL"/>
+              </w:rPr>
+              <w:t xml:space="preserve"> </w:t>
+            </w:r>
+          </w:p>
+          <w:p>
+            <w:pPr>
+              <w:jc w:val="both"/>
+              <w:rPr>
+                <w:rFonts w:ascii="Calibri" w:hAnsi="Calibri" w:cs="Arial"/>
+                <w:b/>
+                <w:bCs/>
+                <w:iCs/>
+                <w:sz w:val="20"/>
+                <w:szCs w:val="20"/>
+                <w:lang w:eastAsia="es-CL"/>
+              </w:rPr>
+            </w:pPr>
+            <w:r>
+              <w:rPr>
+                <w:rFonts w:ascii="Calibri" w:hAnsi="Calibri" w:cs="Arial"/>
+                <w:b/>
+                <w:bCs/>
+                <w:iCs/>
+                <w:sz w:val="20"/>
+                <w:szCs w:val="20"/>
+                <w:lang w:eastAsia="es-CL"/>
+              </w:rPr>
+              <w:t>Motivos por los que no se han iniciado</w:t>
+            </w:r>
+          </w:p>
+          <w:p>
+            <w:pPr>
+              <w:rPr>
+                <w:rFonts w:ascii="Calibri" w:hAnsi="Calibri" w:cs="Arial"/>
+                <w:iCs/>
+                <w:sz w:val="20"/>
+                <w:szCs w:val="20"/>
+                <w:lang w:eastAsia="es-CL"/>
+              </w:rPr>
+            </w:pPr>
+            <w:r>
+              <w:rPr>
+                <w:rFonts w:ascii="Calibri" w:hAnsi="Calibri" w:cs="Arial"/>
+                <w:b/>
+                <w:bCs/>
+                <w:iCs/>
+                <w:sz w:val="20"/>
+                <w:szCs w:val="20"/>
+                <w:lang w:eastAsia="es-CL"/>
+              </w:rPr>
+              <w:t>1. El esfuerzo se concentró primero en los requerimientos que ya existían de la v1.</w:t>
+            </w:r>
+            <w:r>
+              <w:rPr>
+                <w:rFonts w:ascii="Calibri" w:hAnsi="Calibri" w:cs="Arial"/>
+                <w:iCs/>
+                <w:sz w:val="20"/>
+                <w:szCs w:val="20"/>
+                <w:lang w:eastAsia="es-CL"/>
+              </w:rPr>
+              <w:br/>
+              <w:t>Como el proyecto continúa una versión en producción, el equipo priorizó completar y verificar lo heredado (CRM, sales enablement, exportación, pipeline de prospección, estados de propuesta y generación con IA). Estos requerimientos ya tienen entre el 90% y el 100% de sus casos de prueba aprobados. En cambio, los requerimientos nuevos (catálogo, perfiles de cliente, plantillas, historial de versiones, reportes) quedaron para después.</w:t>
+            </w:r>
+          </w:p>
+          <w:p>
+            <w:pPr>
+              <w:rPr>
+                <w:rFonts w:ascii="Calibri" w:hAnsi="Calibri" w:cs="Arial"/>
+                <w:iCs/>
+                <w:sz w:val="20"/>
+                <w:szCs w:val="20"/>
+                <w:lang w:eastAsia="es-CL"/>
+              </w:rPr>
+            </w:pPr>
+            <w:r>
+              <w:rPr>
+                <w:rFonts w:ascii="Calibri" w:hAnsi="Calibri" w:cs="Arial"/>
+                <w:b/>
+                <w:bCs/>
+                <w:iCs/>
+                <w:sz w:val="20"/>
+                <w:szCs w:val="20"/>
+                <w:lang w:eastAsia="es-CL"/>
+              </w:rPr>
+              <w:t>2. Dependencia de insumos que solo entrega el cliente.</w:t>
+            </w:r>
+            <w:r>
+              <w:rPr>
+                <w:rFonts w:ascii="Calibri" w:hAnsi="Calibri" w:cs="Arial"/>
+                <w:iCs/>
+                <w:sz w:val="20"/>
+                <w:szCs w:val="20"/>
+                <w:lang w:eastAsia="es-CL"/>
+              </w:rPr>
+              <w:br/>
+              <w:t>El catálogo real, las propuestas históricas BPO, las condiciones comerciales, el logo y las fuentes reales para el pipeline dependen de NoonDalton, y llegan únicamente a través de Alloxentric. Mientras no llegan, algunas tareas no pueden cerrarse con datos reales y otras se postergan para no construir sobre supuestos.</w:t>
+            </w:r>
+          </w:p>
+          <w:p>
+            <w:pPr>
+              <w:rPr>
+                <w:rFonts w:ascii="Calibri" w:hAnsi="Calibri" w:cs="Arial"/>
+                <w:iCs/>
+                <w:sz w:val="20"/>
+                <w:szCs w:val="20"/>
+                <w:lang w:eastAsia="es-CL"/>
+              </w:rPr>
+            </w:pPr>
+            <w:r>
+              <w:rPr>
+                <w:rFonts w:ascii="Calibri" w:hAnsi="Calibri" w:cs="Arial"/>
+                <w:b/>
+                <w:bCs/>
+                <w:iCs/>
+                <w:sz w:val="20"/>
+                <w:szCs w:val="20"/>
+                <w:lang w:eastAsia="es-CL"/>
+              </w:rPr>
+              <w:t>3. Dependencias técnicas entre requerimientos.</w:t>
+            </w:r>
+            <w:r>
+              <w:rPr>
+                <w:rFonts w:ascii="Calibri" w:hAnsi="Calibri" w:cs="Arial"/>
+                <w:iCs/>
+                <w:sz w:val="20"/>
+                <w:szCs w:val="20"/>
+                <w:lang w:eastAsia="es-CL"/>
+              </w:rPr>
+              <w:br/>
+              <w:t>Varias actividades requieren que otra termine antes. Los reportes dependen de los estados unificados, el Agente 3 depende de los leads validados del Agente 1 y las pruebas con el CRM real dependen de que la integración esté desplegada. Iniciarlas antes habría generado retrabajo.</w:t>
+            </w:r>
+          </w:p>
+          <w:p>
+            <w:pPr>
+              <w:rPr>
+                <w:rFonts w:ascii="Calibri" w:hAnsi="Calibri" w:cs="Arial"/>
+                <w:iCs/>
+                <w:sz w:val="20"/>
+                <w:szCs w:val="20"/>
+                <w:lang w:eastAsia="es-CL"/>
+              </w:rPr>
+            </w:pPr>
+            <w:r>
+              <w:rPr>
+                <w:rFonts w:ascii="Calibri" w:hAnsi="Calibri" w:cs="Arial"/>
+                <w:b/>
+                <w:bCs/>
+                <w:iCs/>
+                <w:sz w:val="20"/>
+                <w:szCs w:val="20"/>
+                <w:lang w:eastAsia="es-CL"/>
+              </w:rPr>
+              <w:t>4. Asignación de responsables bajo demanda.</w:t>
+            </w:r>
+            <w:r>
+              <w:rPr>
+                <w:rFonts w:ascii="Calibri" w:hAnsi="Calibri" w:cs="Arial"/>
+                <w:iCs/>
+                <w:sz w:val="20"/>
+                <w:szCs w:val="20"/>
+                <w:lang w:eastAsia="es-CL"/>
+              </w:rPr>
+              <w:br/>
+              <w:t>En el modelo Kanban de flujo continuo, un responsable se asigna cuando toma la tarjeta, y ninguna avanza a “En desarrollo” sin dueño. Como el equipo está abordando las tarjetas de a pocas, por los límites de trabajo en curso, la mayor parte del backlog sigue sin responsable.</w:t>
+            </w:r>
+          </w:p>
+          <w:p>
+            <w:pPr>
+              <w:rPr>
+                <w:rFonts w:ascii="Calibri" w:hAnsi="Calibri" w:cs="Arial"/>
+                <w:iCs/>
+                <w:sz w:val="20"/>
+                <w:szCs w:val="20"/>
+                <w:lang w:eastAsia="es-CL"/>
+              </w:rPr>
+            </w:pPr>
+            <w:r>
+              <w:rPr>
+                <w:rFonts w:ascii="Calibri" w:hAnsi="Calibri" w:cs="Arial"/>
+                <w:b/>
+                <w:bCs/>
+                <w:iCs/>
+                <w:sz w:val="20"/>
+                <w:szCs w:val="20"/>
+                <w:lang w:eastAsia="es-CL"/>
+              </w:rPr>
+              <w:t>5. Actividades planificadas para una etapa posterior.</w:t>
+            </w:r>
+            <w:r>
+              <w:rPr>
+                <w:rFonts w:ascii="Calibri" w:hAnsi="Calibri" w:cs="Arial"/>
+                <w:iCs/>
+                <w:sz w:val="20"/>
+                <w:szCs w:val="20"/>
+                <w:lang w:eastAsia="es-CL"/>
+              </w:rPr>
+              <w:br/>
+              <w:t>Seguridad y control de acceso, auditoría, pruebas end-to-end, despliegue y el manual de despliegue están calendarizados desde el 19-10 hasta el 28-11. La aceptación y la documentación comienzan el 30-11, por lo que su estado “no iniciado” corresponde a lo planificado.</w:t>
+            </w:r>
+          </w:p>
+          <w:p>
+            <w:pPr>
+              <w:jc w:val="both"/>
+              <w:rPr>
+                <w:rFonts w:ascii="Calibri" w:hAnsi="Calibri" w:cs="Arial"/>
+                <w:b/>
+                <w:bCs/>
+                <w:iCs/>
+                <w:sz w:val="20"/>
+                <w:szCs w:val="20"/>
+                <w:lang w:eastAsia="es-CL"/>
+              </w:rPr>
+            </w:pPr>
+            <w:r>
+              <w:rPr>
+                <w:rFonts w:ascii="Calibri" w:hAnsi="Calibri" w:cs="Arial"/>
+                <w:b/>
+                <w:bCs/>
+                <w:iCs/>
+                <w:sz w:val="20"/>
+                <w:szCs w:val="20"/>
+                <w:lang w:eastAsia="es-CL"/>
+              </w:rPr>
+              <w:t>Estrategias para avanzar sin afectar el proyecto</w:t>
+            </w:r>
+          </w:p>
+          <w:p>
+            <w:pPr>
+              <w:numPr>
+                <w:ilvl w:val="0"/>
+                <w:numId w:val="9"/>
+              </w:numPr>
+              <w:jc w:val="both"/>
+              <w:rPr>
+                <w:rFonts w:ascii="Calibri" w:hAnsi="Calibri" w:cs="Arial"/>
+                <w:iCs/>
+                <w:sz w:val="20"/>
+                <w:szCs w:val="20"/>
+                <w:lang w:eastAsia="es-CL"/>
+              </w:rPr>
+            </w:pPr>
+            <w:r>
+              <w:rPr>
+                <w:rFonts w:ascii="Calibri" w:hAnsi="Calibri" w:cs="Arial"/>
+                <w:iCs/>
+                <w:sz w:val="20"/>
+                <w:szCs w:val="20"/>
+                <w:lang w:eastAsia="es-CL"/>
+              </w:rPr>
+              <w:t>Asignar en cada reunión semanal todas las tarjetas Must que sigan sin responsable, priorizando catálogo, perfiles de cliente, seguridad, auditoría y despliegue.</w:t>
+            </w:r>
+          </w:p>
+          <w:p>
+            <w:pPr>
+              <w:numPr>
+                <w:ilvl w:val="0"/>
+                <w:numId w:val="9"/>
+              </w:numPr>
+              <w:jc w:val="both"/>
+              <w:rPr>
+                <w:rFonts w:ascii="Calibri" w:hAnsi="Calibri" w:cs="Arial"/>
+                <w:iCs/>
+                <w:sz w:val="20"/>
+                <w:szCs w:val="20"/>
+                <w:lang w:eastAsia="es-CL"/>
+              </w:rPr>
+            </w:pPr>
+            <w:r>
+              <w:rPr>
+                <w:rFonts w:ascii="Calibri" w:hAnsi="Calibri" w:cs="Arial"/>
+                <w:iCs/>
+                <w:sz w:val="20"/>
+                <w:szCs w:val="20"/>
+                <w:lang w:eastAsia="es-CL"/>
+              </w:rPr>
+              <w:t>Usar datos provisorios (catálogo, contexto de propuestas, condiciones comerciales, logo, leads por CSV) mientras llegan los insumos, y reemplazarlos al recibirlos. Si un insumo se atrasa 3 días hábiles, escalarlo a NoonDalton por medio de Alloxentric.</w:t>
+            </w:r>
+          </w:p>
+          <w:p>
+            <w:pPr>
+              <w:numPr>
+                <w:ilvl w:val="0"/>
+                <w:numId w:val="9"/>
+              </w:numPr>
+              <w:jc w:val="both"/>
+              <w:rPr>
+                <w:rFonts w:ascii="Calibri" w:hAnsi="Calibri" w:cs="Arial"/>
+                <w:iCs/>
+                <w:sz w:val="20"/>
+                <w:szCs w:val="20"/>
+                <w:lang w:eastAsia="es-CL"/>
+              </w:rPr>
+            </w:pPr>
+            <w:r>
+              <w:rPr>
+                <w:rFonts w:ascii="Calibri" w:hAnsi="Calibri" w:cs="Arial"/>
+                <w:iCs/>
+                <w:sz w:val="20"/>
+                <w:szCs w:val="20"/>
+                <w:lang w:eastAsia="es-CL"/>
+              </w:rPr>
+              <w:t>Ordenar el trabajo según sus dependencias: cerrar primero los estados de propuesta y los leads validados, para desbloquear reportes y correos.</w:t>
+            </w:r>
+          </w:p>
+          <w:p>
+            <w:pPr>
+              <w:numPr>
+                <w:ilvl w:val="0"/>
+                <w:numId w:val="9"/>
+              </w:numPr>
+              <w:jc w:val="both"/>
+              <w:rPr>
+                <w:rFonts w:ascii="Calibri" w:hAnsi="Calibri" w:cs="Arial"/>
+                <w:iCs/>
+                <w:sz w:val="20"/>
+                <w:szCs w:val="20"/>
+                <w:lang w:eastAsia="es-CL"/>
+              </w:rPr>
+            </w:pPr>
+            <w:r>
+              <w:rPr>
+                <w:rFonts w:ascii="Calibri" w:hAnsi="Calibri" w:cs="Arial"/>
+                <w:iCs/>
+                <w:sz w:val="20"/>
+                <w:szCs w:val="20"/>
+                <w:lang w:eastAsia="es-CL"/>
+              </w:rPr>
+              <w:t>Iniciar en paralelo lo transversal (inventario de endpoints, autenticación faltante y manual de despliegue), para no concentrarlo todo antes del congelamiento del 21-11.</w:t>
+            </w:r>
+          </w:p>
+          <w:p>
+            <w:pPr>
+              <w:numPr>
+                <w:ilvl w:val="0"/>
+                <w:numId w:val="9"/>
+              </w:numPr>
+              <w:jc w:val="both"/>
+              <w:rPr>
+                <w:rFonts w:ascii="Calibri" w:hAnsi="Calibri" w:cs="Arial"/>
+                <w:iCs/>
+                <w:sz w:val="20"/>
+                <w:szCs w:val="20"/>
+                <w:lang w:eastAsia="es-CL"/>
+              </w:rPr>
+            </w:pPr>
+            <w:r>
+              <w:rPr>
+                <w:rFonts w:ascii="Calibri" w:hAnsi="Calibri" w:cs="Arial"/>
+                <w:iCs/>
+                <w:sz w:val="20"/>
+                <w:szCs w:val="20"/>
+                <w:lang w:eastAsia="es-CL"/>
+              </w:rPr>
+              <w:t>Controlar el avance semanalmente: si el avance real cae bajo el 80% del plan durante dos semanas, aplicar el orden de recorte (RF-VTA-11, 08, 09, 10 y 16) mediante solicitud de cambio, y usar las 80 horas de reserva. Los Must no se recortan sin aprobación de NoonDalton.</w:t>
+            </w:r>
+          </w:p>
+          <w:p>
+            <w:pPr>
+              <w:jc w:val="both"/>
+              <w:rPr>
+                <w:rFonts w:ascii="Calibri" w:hAnsi="Calibri" w:cs="Arial"/>
                 <w:i/>
                 <w:color w:val="548DD4"/>
                 <w:sz w:val="20"/>
@@ -3032,18 +4994,448 @@
               </w:rPr>
             </w:pPr>
             <w:r>
+              <w:rPr>
+                <w:rFonts w:ascii="Calibri" w:hAnsi="Calibri" w:cs="Arial"/>
+                <w:iCs/>
+                <w:sz w:val="20"/>
+                <w:szCs w:val="20"/>
+                <w:lang w:eastAsia="es-CL"/>
+              </w:rPr>
+              <w:t>Con esto el equipo busca llegar al congelamiento del 21-11 y a la aplicación terminada del 28-11 con los requerimientos esenciales completos y los recortes, si los hay, registrados por escrito.</w:t>
+            </w:r>
+          </w:p>
+          <w:p>
+            <w:pPr>
+              <w:jc w:val="both"/>
+              <w:rPr>
+                <w:rFonts w:ascii="Calibri" w:hAnsi="Calibri" w:cs="Arial"/>
+                <w:i/>
+                <w:color w:val="548DD4"/>
+                <w:sz w:val="20"/>
+                <w:szCs w:val="20"/>
+                <w:lang w:eastAsia="es-CL"/>
+              </w:rPr>
+            </w:pPr>
+          </w:p>
+        </w:tc>
+      </w:tr>
+    </w:tbl>
+    <w:tbl>
+      <w:tblPr>
+        <w:tblStyle w:val="Tablaconcuadrcula"/>
+        <w:tblpPr w:leftFromText="180" w:rightFromText="180" w:vertAnchor="page" w:horzAnchor="margin" w:tblpXSpec="center" w:tblpY="6526"/>
+        <w:tblW w:w="9639" w:type="dxa"/>
+        <w:tblBorders>
+          <w:top w:val="single" w:sz="4" w:space="0" w:color="BFBFBF" w:themeColor="background1" w:themeShade="BF"/>
+          <w:left w:val="single" w:sz="4" w:space="0" w:color="BFBFBF" w:themeColor="background1" w:themeShade="BF"/>
+          <w:bottom w:val="single" w:sz="4" w:space="0" w:color="BFBFBF" w:themeColor="background1" w:themeShade="BF"/>
+          <w:right w:val="single" w:sz="4" w:space="0" w:color="BFBFBF" w:themeColor="background1" w:themeShade="BF"/>
+          <w:insideH w:val="single" w:sz="4" w:space="0" w:color="BFBFBF" w:themeColor="background1" w:themeShade="BF"/>
+          <w:insideV w:val="single" w:sz="4" w:space="0" w:color="BFBFBF" w:themeColor="background1" w:themeShade="BF"/>
+        </w:tblBorders>
+        <w:tblLayout w:type="fixed"/>
+        <w:tblLook w:val="04A0" w:firstRow="1" w:lastRow="0" w:firstColumn="1" w:lastColumn="0" w:noHBand="0" w:noVBand="1"/>
+      </w:tblPr>
+      <w:tblGrid>
+        <w:gridCol w:w="1333"/>
+        <w:gridCol w:w="1077"/>
+        <w:gridCol w:w="1276"/>
+        <w:gridCol w:w="1276"/>
+        <w:gridCol w:w="1275"/>
+        <w:gridCol w:w="1276"/>
+        <w:gridCol w:w="1418"/>
+        <w:gridCol w:w="708"/>
+      </w:tblGrid>
+      <w:tr>
+        <w:trPr>
+          <w:trHeight w:val="415"/>
+        </w:trPr>
+        <w:tc>
+          <w:tcPr>
+            <w:tcW w:w="9639" w:type="dxa"/>
+            <w:gridSpan w:val="8"/>
+            <w:vAlign w:val="center"/>
+          </w:tcPr>
+          <w:p>
+            <w:pPr>
+              <w:jc w:val="center"/>
               <w:rPr>
                 <w:rFonts w:ascii="Calibri" w:hAnsi="Calibri"/>
                 <w:color w:val="1F3864" w:themeColor="accent1" w:themeShade="80"/>
-              </w:rPr>
-              <w:t>Actividades que no has iniciado o están retrasadas:</w:t>
-            </w:r>
+                <w:sz w:val="18"/>
+              </w:rPr>
+            </w:pPr>
+            <w:r>
+              <w:rPr>
+                <w:rFonts w:ascii="Calibri" w:hAnsi="Calibri"/>
+                <w:color w:val="1F3864" w:themeColor="accent1" w:themeShade="80"/>
+                <w:sz w:val="18"/>
+              </w:rPr>
+              <w:lastRenderedPageBreak/>
+              <w:t>Plan de Trabajo</w:t>
+            </w:r>
+          </w:p>
+        </w:tc>
+      </w:tr>
+      <w:tr>
+        <w:trPr>
+          <w:trHeight w:val="711"/>
+        </w:trPr>
+        <w:tc>
+          <w:tcPr>
+            <w:tcW w:w="1333" w:type="dxa"/>
+            <w:vAlign w:val="center"/>
+          </w:tcPr>
+          <w:p>
+            <w:pPr>
+              <w:jc w:val="center"/>
+              <w:rPr>
+                <w:rFonts w:ascii="Calibri" w:hAnsi="Calibri"/>
+                <w:color w:val="1F3864" w:themeColor="accent1" w:themeShade="80"/>
+                <w:sz w:val="18"/>
+              </w:rPr>
+            </w:pPr>
+            <w:r>
+              <w:rPr>
+                <w:rFonts w:ascii="Calibri" w:hAnsi="Calibri"/>
+                <w:color w:val="1F3864" w:themeColor="accent1" w:themeShade="80"/>
+                <w:sz w:val="18"/>
+              </w:rPr>
+              <w:t>C</w:t>
+            </w:r>
+            <w:r>
+              <w:rPr>
+                <w:rFonts w:ascii="Calibri" w:hAnsi="Calibri"/>
+                <w:color w:val="1F3864" w:themeColor="accent1" w:themeShade="80"/>
+                <w:sz w:val="18"/>
+              </w:rPr>
+              <w:t>ompetencia</w:t>
+            </w:r>
+            <w:r>
+              <w:rPr>
+                <w:rFonts w:ascii="Calibri" w:hAnsi="Calibri"/>
+                <w:color w:val="1F3864" w:themeColor="accent1" w:themeShade="80"/>
+                <w:sz w:val="18"/>
+              </w:rPr>
+              <w:t xml:space="preserve"> o unidades de competencias</w:t>
+            </w:r>
+          </w:p>
+        </w:tc>
+        <w:tc>
+          <w:tcPr>
+            <w:tcW w:w="1077" w:type="dxa"/>
+            <w:vAlign w:val="center"/>
+          </w:tcPr>
+          <w:p>
+            <w:pPr>
+              <w:jc w:val="center"/>
+              <w:rPr>
+                <w:rFonts w:ascii="Calibri" w:hAnsi="Calibri"/>
+                <w:color w:val="1F3864" w:themeColor="accent1" w:themeShade="80"/>
+                <w:sz w:val="18"/>
+              </w:rPr>
+            </w:pPr>
+            <w:r>
+              <w:rPr>
+                <w:rFonts w:ascii="Calibri" w:hAnsi="Calibri"/>
+                <w:color w:val="1F3864" w:themeColor="accent1" w:themeShade="80"/>
+                <w:sz w:val="18"/>
+              </w:rPr>
+              <w:t>Actividades</w:t>
+            </w:r>
+          </w:p>
+        </w:tc>
+        <w:tc>
+          <w:tcPr>
+            <w:tcW w:w="1276" w:type="dxa"/>
+            <w:vAlign w:val="center"/>
+          </w:tcPr>
+          <w:p>
+            <w:pPr>
+              <w:jc w:val="center"/>
+              <w:rPr>
+                <w:rFonts w:ascii="Calibri" w:hAnsi="Calibri"/>
+                <w:color w:val="1F3864" w:themeColor="accent1" w:themeShade="80"/>
+                <w:sz w:val="18"/>
+              </w:rPr>
+            </w:pPr>
+            <w:r>
+              <w:rPr>
+                <w:rFonts w:ascii="Calibri" w:hAnsi="Calibri"/>
+                <w:color w:val="1F3864" w:themeColor="accent1" w:themeShade="80"/>
+                <w:sz w:val="18"/>
+              </w:rPr>
+              <w:t>Recursos</w:t>
+            </w:r>
+          </w:p>
+        </w:tc>
+        <w:tc>
+          <w:tcPr>
+            <w:tcW w:w="1276" w:type="dxa"/>
+            <w:vAlign w:val="center"/>
+          </w:tcPr>
+          <w:p>
+            <w:pPr>
+              <w:jc w:val="center"/>
+              <w:rPr>
+                <w:rFonts w:ascii="Calibri" w:hAnsi="Calibri"/>
+                <w:color w:val="1F3864" w:themeColor="accent1" w:themeShade="80"/>
+                <w:sz w:val="18"/>
+              </w:rPr>
+            </w:pPr>
+            <w:r>
+              <w:rPr>
+                <w:rFonts w:ascii="Calibri" w:hAnsi="Calibri"/>
+                <w:color w:val="1F3864" w:themeColor="accent1" w:themeShade="80"/>
+                <w:sz w:val="18"/>
+              </w:rPr>
+              <w:t>Duración de la actividad</w:t>
+            </w:r>
+          </w:p>
+        </w:tc>
+        <w:tc>
+          <w:tcPr>
+            <w:tcW w:w="1275" w:type="dxa"/>
+            <w:vAlign w:val="center"/>
+          </w:tcPr>
+          <w:p>
+            <w:pPr>
+              <w:jc w:val="center"/>
+              <w:rPr>
+                <w:rFonts w:ascii="Calibri" w:hAnsi="Calibri"/>
+                <w:color w:val="1F3864" w:themeColor="accent1" w:themeShade="80"/>
+                <w:sz w:val="18"/>
+              </w:rPr>
+            </w:pPr>
+            <w:r>
+              <w:rPr>
+                <w:rFonts w:ascii="Calibri" w:hAnsi="Calibri"/>
+                <w:color w:val="1F3864" w:themeColor="accent1" w:themeShade="80"/>
+                <w:sz w:val="18"/>
+              </w:rPr>
+              <w:t>Responsable</w:t>
+            </w:r>
+            <w:r>
+              <w:rPr>
+                <w:rStyle w:val="Refdenotaalpie"/>
+                <w:rFonts w:ascii="Calibri" w:hAnsi="Calibri"/>
+                <w:color w:val="1F3864" w:themeColor="accent1" w:themeShade="80"/>
+                <w:sz w:val="18"/>
+              </w:rPr>
+              <w:footnoteReference w:id="1"/>
+            </w:r>
+          </w:p>
+        </w:tc>
+        <w:tc>
+          <w:tcPr>
+            <w:tcW w:w="1276" w:type="dxa"/>
+            <w:vAlign w:val="center"/>
+          </w:tcPr>
+          <w:p>
+            <w:pPr>
+              <w:jc w:val="center"/>
+              <w:rPr>
+                <w:rFonts w:ascii="Calibri" w:hAnsi="Calibri"/>
+                <w:color w:val="1F3864" w:themeColor="accent1" w:themeShade="80"/>
+                <w:sz w:val="18"/>
+              </w:rPr>
+            </w:pPr>
+            <w:r>
+              <w:rPr>
+                <w:rFonts w:ascii="Calibri" w:hAnsi="Calibri"/>
+                <w:color w:val="1F3864" w:themeColor="accent1" w:themeShade="80"/>
+                <w:sz w:val="18"/>
+              </w:rPr>
+              <w:t>Observaciones</w:t>
+            </w:r>
+          </w:p>
+        </w:tc>
+        <w:tc>
+          <w:tcPr>
+            <w:tcW w:w="1418" w:type="dxa"/>
+            <w:vAlign w:val="center"/>
+          </w:tcPr>
+          <w:p>
+            <w:pPr>
+              <w:jc w:val="center"/>
+              <w:rPr>
+                <w:rFonts w:ascii="Calibri" w:hAnsi="Calibri"/>
+                <w:color w:val="1F3864" w:themeColor="accent1" w:themeShade="80"/>
+                <w:sz w:val="18"/>
+              </w:rPr>
+            </w:pPr>
+            <w:r>
+              <w:rPr>
+                <w:rFonts w:ascii="Calibri" w:hAnsi="Calibri"/>
+                <w:color w:val="1F3864" w:themeColor="accent1" w:themeShade="80"/>
+                <w:sz w:val="18"/>
+              </w:rPr>
+              <w:t>Estado de avance</w:t>
+            </w:r>
+          </w:p>
+        </w:tc>
+        <w:tc>
+          <w:tcPr>
+            <w:tcW w:w="708" w:type="dxa"/>
+            <w:vAlign w:val="center"/>
+          </w:tcPr>
+          <w:p>
+            <w:pPr>
+              <w:jc w:val="center"/>
+              <w:rPr>
+                <w:rFonts w:ascii="Calibri" w:hAnsi="Calibri"/>
+                <w:color w:val="1F3864" w:themeColor="accent1" w:themeShade="80"/>
+                <w:sz w:val="18"/>
+              </w:rPr>
+            </w:pPr>
+            <w:r>
+              <w:rPr>
+                <w:rFonts w:ascii="Calibri" w:hAnsi="Calibri"/>
+                <w:color w:val="1F3864" w:themeColor="accent1" w:themeShade="80"/>
+                <w:sz w:val="18"/>
+              </w:rPr>
+              <w:t>A</w:t>
+            </w:r>
+            <w:r>
+              <w:rPr>
+                <w:rFonts w:ascii="Calibri" w:hAnsi="Calibri"/>
+                <w:color w:val="1F3864" w:themeColor="accent1" w:themeShade="80"/>
+                <w:sz w:val="18"/>
+              </w:rPr>
+              <w:t>justes</w:t>
+            </w:r>
+          </w:p>
+        </w:tc>
+      </w:tr>
+      <w:tr>
+        <w:trPr>
+          <w:trHeight w:val="2410"/>
+        </w:trPr>
+        <w:tc>
+          <w:tcPr>
+            <w:tcW w:w="1333" w:type="dxa"/>
+          </w:tcPr>
+          <w:p>
+            <w:pPr>
+              <w:jc w:val="both"/>
+              <w:rPr>
+                <w:b/>
+                <w:sz w:val="18"/>
+                <w:szCs w:val="24"/>
+              </w:rPr>
+            </w:pPr>
             <w:r>
               <w:rPr>
                 <w:rFonts w:ascii="Calibri" w:hAnsi="Calibri" w:cs="Arial"/>
                 <w:i/>
                 <w:color w:val="548DD4"/>
-                <w:sz w:val="20"/>
+                <w:sz w:val="18"/>
+                <w:szCs w:val="20"/>
+                <w:lang w:eastAsia="es-CL"/>
+              </w:rPr>
+              <w:t xml:space="preserve">Nombra las competencias o unidades de competencias </w:t>
+            </w:r>
+            <w:r>
+              <w:rPr>
+                <w:rFonts w:ascii="Calibri" w:hAnsi="Calibri" w:cs="Arial"/>
+                <w:i/>
+                <w:color w:val="548DD4"/>
+                <w:sz w:val="18"/>
+                <w:szCs w:val="20"/>
+                <w:lang w:eastAsia="es-CL"/>
+              </w:rPr>
+              <w:t xml:space="preserve">que se relacionan con las diferentes actividades </w:t>
+            </w:r>
+            <w:r>
+              <w:rPr>
+                <w:rFonts w:ascii="Calibri" w:hAnsi="Calibri" w:cs="Arial"/>
+                <w:i/>
+                <w:color w:val="548DD4"/>
+                <w:sz w:val="18"/>
+                <w:szCs w:val="20"/>
+                <w:lang w:eastAsia="es-CL"/>
+              </w:rPr>
+              <w:t>requeridas para el desarrollo de</w:t>
+            </w:r>
+            <w:r>
+              <w:rPr>
+                <w:rFonts w:ascii="Calibri" w:hAnsi="Calibri" w:cs="Arial"/>
+                <w:i/>
+                <w:color w:val="548DD4"/>
+                <w:sz w:val="18"/>
+                <w:szCs w:val="20"/>
+                <w:lang w:eastAsia="es-CL"/>
+              </w:rPr>
+              <w:t>l proyecto APT</w:t>
+            </w:r>
+            <w:r>
+              <w:rPr>
+                <w:rFonts w:ascii="Calibri" w:hAnsi="Calibri" w:cs="Arial"/>
+                <w:i/>
+                <w:color w:val="548DD4"/>
+                <w:sz w:val="18"/>
+                <w:szCs w:val="20"/>
+                <w:lang w:eastAsia="es-CL"/>
+              </w:rPr>
+              <w:t>.</w:t>
+            </w:r>
+          </w:p>
+        </w:tc>
+        <w:tc>
+          <w:tcPr>
+            <w:tcW w:w="1077" w:type="dxa"/>
+          </w:tcPr>
+          <w:p>
+            <w:pPr>
+              <w:jc w:val="both"/>
+              <w:rPr>
+                <w:rFonts w:ascii="Calibri" w:hAnsi="Calibri" w:cs="Arial"/>
+                <w:i/>
+                <w:color w:val="548DD4"/>
+                <w:sz w:val="18"/>
+                <w:szCs w:val="20"/>
+                <w:lang w:eastAsia="es-CL"/>
+              </w:rPr>
+            </w:pPr>
+            <w:r>
+              <w:rPr>
+                <w:rFonts w:ascii="Calibri" w:hAnsi="Calibri" w:cs="Arial"/>
+                <w:i/>
+                <w:color w:val="548DD4"/>
+                <w:sz w:val="18"/>
+                <w:szCs w:val="20"/>
+                <w:lang w:eastAsia="es-CL"/>
+              </w:rPr>
+              <w:t>Nombra</w:t>
+            </w:r>
+            <w:r>
+              <w:rPr>
+                <w:rFonts w:ascii="Calibri" w:hAnsi="Calibri" w:cs="Arial"/>
+                <w:i/>
+                <w:color w:val="548DD4"/>
+                <w:sz w:val="18"/>
+                <w:szCs w:val="20"/>
+                <w:lang w:eastAsia="es-CL"/>
+              </w:rPr>
+              <w:t xml:space="preserve"> la</w:t>
+            </w:r>
+            <w:r>
+              <w:rPr>
+                <w:rFonts w:ascii="Calibri" w:hAnsi="Calibri" w:cs="Arial"/>
+                <w:i/>
+                <w:color w:val="548DD4"/>
+                <w:sz w:val="18"/>
+                <w:szCs w:val="20"/>
+                <w:lang w:eastAsia="es-CL"/>
+              </w:rPr>
+              <w:t>s</w:t>
+            </w:r>
+            <w:r>
+              <w:rPr>
+                <w:rFonts w:ascii="Calibri" w:hAnsi="Calibri" w:cs="Arial"/>
+                <w:i/>
+                <w:color w:val="548DD4"/>
+                <w:sz w:val="18"/>
                 <w:szCs w:val="20"/>
                 <w:lang w:eastAsia="es-CL"/>
               </w:rPr>
@@ -3054,150 +5446,198 @@
                 <w:rFonts w:ascii="Calibri" w:hAnsi="Calibri" w:cs="Arial"/>
                 <w:i/>
                 <w:color w:val="548DD4"/>
-                <w:sz w:val="20"/>
-                <w:szCs w:val="20"/>
-                <w:lang w:eastAsia="es-CL"/>
-              </w:rPr>
-              <w:t>En caso</w:t>
-            </w:r>
+                <w:sz w:val="18"/>
+                <w:szCs w:val="20"/>
+                <w:lang w:eastAsia="es-CL"/>
+              </w:rPr>
+              <w:t xml:space="preserve">actividades que se necesitan para desarrollar el proyecto APT. </w:t>
+            </w:r>
+          </w:p>
+        </w:tc>
+        <w:tc>
+          <w:tcPr>
+            <w:tcW w:w="1276" w:type="dxa"/>
+          </w:tcPr>
+          <w:p>
+            <w:pPr>
+              <w:jc w:val="both"/>
+              <w:rPr>
+                <w:b/>
+                <w:sz w:val="18"/>
+                <w:szCs w:val="24"/>
+              </w:rPr>
+            </w:pPr>
             <w:r>
               <w:rPr>
                 <w:rFonts w:ascii="Calibri" w:hAnsi="Calibri" w:cs="Arial"/>
                 <w:i/>
                 <w:color w:val="548DD4"/>
-                <w:sz w:val="20"/>
-                <w:szCs w:val="20"/>
-                <w:lang w:eastAsia="es-CL"/>
-              </w:rPr>
-              <w:t xml:space="preserve"> de</w:t>
+                <w:sz w:val="18"/>
+                <w:szCs w:val="20"/>
+                <w:lang w:eastAsia="es-CL"/>
+              </w:rPr>
+              <w:t>Nombra los recursos necesarios para llevar a cabo las actividades</w:t>
             </w:r>
             <w:r>
               <w:rPr>
                 <w:rFonts w:ascii="Calibri" w:hAnsi="Calibri" w:cs="Arial"/>
                 <w:i/>
                 <w:color w:val="548DD4"/>
-                <w:sz w:val="20"/>
-                <w:szCs w:val="20"/>
-                <w:lang w:eastAsia="es-CL"/>
-              </w:rPr>
-              <w:t xml:space="preserve"> que </w:t>
-            </w:r>
-            <w:r>
-              <w:rPr>
-                <w:rFonts w:ascii="Calibri" w:hAnsi="Calibri" w:cs="Arial"/>
+                <w:sz w:val="18"/>
+                <w:szCs w:val="20"/>
+                <w:lang w:eastAsia="es-CL"/>
+              </w:rPr>
+              <w:t xml:space="preserve"> </w:t>
+            </w:r>
+            <w:r>
+              <w:rPr>
+                <w:rFonts w:ascii="Calibri" w:hAnsi="Calibri" w:cs="Arial"/>
+                <w:i/>
+                <w:color w:val="548DD4"/>
+                <w:sz w:val="18"/>
+                <w:szCs w:val="20"/>
+                <w:lang w:eastAsia="es-CL"/>
+              </w:rPr>
+              <w:t>definidas.</w:t>
+            </w:r>
+          </w:p>
+        </w:tc>
+        <w:tc>
+          <w:tcPr>
+            <w:tcW w:w="1276" w:type="dxa"/>
+          </w:tcPr>
+          <w:p>
+            <w:pPr>
+              <w:jc w:val="both"/>
+              <w:rPr>
                 <w:b/>
+                <w:sz w:val="18"/>
+                <w:szCs w:val="24"/>
+              </w:rPr>
+            </w:pPr>
+            <w:r>
+              <w:rPr>
+                <w:rFonts w:ascii="Calibri" w:hAnsi="Calibri" w:cs="Arial"/>
                 <w:i/>
                 <w:color w:val="548DD4"/>
-                <w:sz w:val="20"/>
-                <w:szCs w:val="20"/>
-                <w:lang w:eastAsia="es-CL"/>
-              </w:rPr>
-              <w:t>no ha</w:t>
-            </w:r>
-            <w:r>
-              <w:rPr>
-                <w:rFonts w:ascii="Calibri" w:hAnsi="Calibri" w:cs="Arial"/>
-                <w:b/>
+                <w:sz w:val="18"/>
+                <w:szCs w:val="20"/>
+                <w:lang w:eastAsia="es-CL"/>
+              </w:rPr>
+              <w:t xml:space="preserve">Señala </w:t>
+            </w:r>
+            <w:r>
+              <w:rPr>
+                <w:rFonts w:ascii="Calibri" w:hAnsi="Calibri" w:cs="Arial"/>
                 <w:i/>
                 <w:color w:val="548DD4"/>
-                <w:sz w:val="20"/>
-                <w:szCs w:val="20"/>
-                <w:lang w:eastAsia="es-CL"/>
-              </w:rPr>
-              <w:t>yas</w:t>
-            </w:r>
-            <w:r>
-              <w:rPr>
-                <w:rFonts w:ascii="Calibri" w:hAnsi="Calibri" w:cs="Arial"/>
-                <w:b/>
+                <w:sz w:val="18"/>
+                <w:szCs w:val="20"/>
+                <w:lang w:eastAsia="es-CL"/>
+              </w:rPr>
+              <w:t>la duración de</w:t>
+            </w:r>
+            <w:r>
+              <w:rPr>
+                <w:rFonts w:ascii="Calibri" w:hAnsi="Calibri" w:cs="Arial"/>
                 <w:i/>
                 <w:color w:val="548DD4"/>
-                <w:sz w:val="20"/>
-                <w:szCs w:val="20"/>
-                <w:lang w:eastAsia="es-CL"/>
-              </w:rPr>
-              <w:t xml:space="preserve"> iniciado actividades o est</w:t>
-            </w:r>
-            <w:r>
-              <w:rPr>
-                <w:rFonts w:ascii="Calibri" w:hAnsi="Calibri" w:cs="Arial"/>
-                <w:b/>
+                <w:sz w:val="18"/>
+                <w:szCs w:val="20"/>
+                <w:lang w:eastAsia="es-CL"/>
+              </w:rPr>
+              <w:t xml:space="preserve"> cada </w:t>
+            </w:r>
+            <w:r>
+              <w:rPr>
+                <w:rFonts w:ascii="Calibri" w:hAnsi="Calibri" w:cs="Arial"/>
                 <w:i/>
                 <w:color w:val="548DD4"/>
-                <w:sz w:val="20"/>
-                <w:szCs w:val="20"/>
-                <w:lang w:eastAsia="es-CL"/>
-              </w:rPr>
-              <w:t>é</w:t>
-            </w:r>
-            <w:r>
-              <w:rPr>
-                <w:rFonts w:ascii="Calibri" w:hAnsi="Calibri" w:cs="Arial"/>
-                <w:b/>
+                <w:sz w:val="18"/>
+                <w:szCs w:val="20"/>
+                <w:lang w:eastAsia="es-CL"/>
+              </w:rPr>
+              <w:t>actividad</w:t>
+            </w:r>
+            <w:r>
+              <w:rPr>
+                <w:rFonts w:ascii="Calibri" w:hAnsi="Calibri" w:cs="Arial"/>
                 <w:i/>
                 <w:color w:val="548DD4"/>
-                <w:sz w:val="20"/>
-                <w:szCs w:val="20"/>
-                <w:lang w:eastAsia="es-CL"/>
-              </w:rPr>
-              <w:t>n retrasadas</w:t>
-            </w:r>
-            <w:r>
+                <w:sz w:val="18"/>
+                <w:szCs w:val="20"/>
+                <w:lang w:eastAsia="es-CL"/>
+              </w:rPr>
+              <w:t xml:space="preserve">. </w:t>
+            </w:r>
+          </w:p>
+        </w:tc>
+        <w:tc>
+          <w:tcPr>
+            <w:tcW w:w="1275" w:type="dxa"/>
+          </w:tcPr>
+          <w:p>
+            <w:pPr>
+              <w:jc w:val="both"/>
               <w:rPr>
                 <w:rFonts w:ascii="Calibri" w:hAnsi="Calibri" w:cs="Arial"/>
                 <w:i/>
                 <w:color w:val="548DD4"/>
-                <w:sz w:val="20"/>
-                <w:szCs w:val="20"/>
-                <w:lang w:eastAsia="es-CL"/>
-              </w:rPr>
-              <w:t xml:space="preserve"> de acuerdo a tu planificación</w:t>
-            </w:r>
+                <w:sz w:val="18"/>
+                <w:szCs w:val="20"/>
+                <w:lang w:eastAsia="es-CL"/>
+              </w:rPr>
+            </w:pPr>
             <w:r>
               <w:rPr>
                 <w:rFonts w:ascii="Calibri" w:hAnsi="Calibri" w:cs="Arial"/>
                 <w:i/>
                 <w:color w:val="548DD4"/>
-                <w:sz w:val="20"/>
-                <w:szCs w:val="20"/>
-                <w:lang w:eastAsia="es-CL"/>
-              </w:rPr>
-              <w:t>,</w:t>
+                <w:sz w:val="18"/>
+                <w:szCs w:val="20"/>
+                <w:lang w:eastAsia="es-CL"/>
+              </w:rPr>
+              <w:t xml:space="preserve">Escribe el </w:t>
             </w:r>
             <w:r>
               <w:rPr>
                 <w:rFonts w:ascii="Calibri" w:hAnsi="Calibri" w:cs="Arial"/>
                 <w:i/>
                 <w:color w:val="548DD4"/>
-                <w:sz w:val="20"/>
-                <w:szCs w:val="20"/>
-                <w:lang w:eastAsia="es-CL"/>
-              </w:rPr>
-              <w:t xml:space="preserve"> señala los motivos por lo</w:t>
+                <w:sz w:val="18"/>
+                <w:szCs w:val="20"/>
+                <w:lang w:eastAsia="es-CL"/>
+              </w:rPr>
+              <w:t xml:space="preserve">nombre del integrante del equipo responsable de </w:t>
             </w:r>
             <w:r>
               <w:rPr>
                 <w:rFonts w:ascii="Calibri" w:hAnsi="Calibri" w:cs="Arial"/>
                 <w:i/>
                 <w:color w:val="548DD4"/>
-                <w:sz w:val="20"/>
-                <w:szCs w:val="20"/>
-                <w:lang w:eastAsia="es-CL"/>
-              </w:rPr>
-              <w:t>s</w:t>
+                <w:sz w:val="18"/>
+                <w:szCs w:val="20"/>
+                <w:lang w:eastAsia="es-CL"/>
+              </w:rPr>
+              <w:t xml:space="preserve">cada </w:t>
             </w:r>
             <w:r>
               <w:rPr>
                 <w:rFonts w:ascii="Calibri" w:hAnsi="Calibri" w:cs="Arial"/>
                 <w:i/>
                 <w:color w:val="548DD4"/>
-                <w:sz w:val="20"/>
-                <w:szCs w:val="20"/>
-                <w:lang w:eastAsia="es-CL"/>
-              </w:rPr>
-              <w:t xml:space="preserve"> que no has podido cumplir dichos plazos y qué estrategias utilizarás para avanzar en dichas actividades y no afectar tu proyecto APT. </w:t>
-            </w:r>
-          </w:p>
+                <w:sz w:val="18"/>
+                <w:szCs w:val="20"/>
+                <w:lang w:eastAsia="es-CL"/>
+              </w:rPr>
+              <w:t>actividad.</w:t>
+            </w:r>
+          </w:p>
+        </w:tc>
+        <w:tc>
+          <w:tcPr>
+            <w:tcW w:w="1276" w:type="dxa"/>
+          </w:tcPr>
           <w:p>
             <w:pPr>
               <w:jc w:val="both"/>
@@ -3205,12 +5645,61 @@
                 <w:rFonts w:ascii="Calibri" w:hAnsi="Calibri" w:cs="Arial"/>
                 <w:i/>
                 <w:color w:val="548DD4"/>
-                <w:sz w:val="20"/>
-                <w:szCs w:val="20"/>
-                <w:lang w:eastAsia="es-CL"/>
-              </w:rPr>
-            </w:pPr>
-          </w:p>
+                <w:sz w:val="18"/>
+                <w:szCs w:val="20"/>
+                <w:lang w:eastAsia="es-CL"/>
+              </w:rPr>
+            </w:pPr>
+            <w:r>
+              <w:rPr>
+                <w:rFonts w:ascii="Calibri" w:hAnsi="Calibri" w:cs="Arial"/>
+                <w:i/>
+                <w:color w:val="548DD4"/>
+                <w:sz w:val="18"/>
+                <w:szCs w:val="20"/>
+                <w:lang w:eastAsia="es-CL"/>
+              </w:rPr>
+              <w:t xml:space="preserve">Señala </w:t>
+            </w:r>
+            <w:r>
+              <w:rPr>
+                <w:rFonts w:ascii="Calibri" w:hAnsi="Calibri" w:cs="Arial"/>
+                <w:i/>
+                <w:color w:val="548DD4"/>
+                <w:sz w:val="18"/>
+                <w:szCs w:val="20"/>
+                <w:lang w:eastAsia="es-CL"/>
+              </w:rPr>
+              <w:t>las dific</w:t>
+            </w:r>
+            <w:r>
+              <w:rPr>
+                <w:rFonts w:ascii="Calibri" w:hAnsi="Calibri" w:cs="Arial"/>
+                <w:i/>
+                <w:color w:val="548DD4"/>
+                <w:sz w:val="18"/>
+                <w:szCs w:val="20"/>
+                <w:lang w:eastAsia="es-CL"/>
+              </w:rPr>
+              <w:t>ult</w:t>
+            </w:r>
+            <w:r>
+              <w:rPr>
+                <w:rFonts w:ascii="Calibri" w:hAnsi="Calibri" w:cs="Arial"/>
+                <w:i/>
+                <w:color w:val="548DD4"/>
+                <w:sz w:val="18"/>
+                <w:szCs w:val="20"/>
+                <w:lang w:eastAsia="es-CL"/>
+              </w:rPr>
+              <w:t>ades o facilitadores que se podrían presentar durante la ejecución de cada una de las actividades propuestas.</w:t>
+            </w:r>
+          </w:p>
+        </w:tc>
+        <w:tc>
+          <w:tcPr>
+            <w:tcW w:w="1418" w:type="dxa"/>
+          </w:tcPr>
           <w:p>
             <w:pPr>
               <w:jc w:val="both"/>
@@ -3218,11 +5707,55 @@
                 <w:rFonts w:ascii="Calibri" w:hAnsi="Calibri" w:cs="Arial"/>
                 <w:i/>
                 <w:color w:val="548DD4"/>
-                <w:sz w:val="20"/>
-                <w:szCs w:val="20"/>
-                <w:lang w:eastAsia="es-CL"/>
-              </w:rPr>
-            </w:pPr>
+                <w:sz w:val="18"/>
+                <w:szCs w:val="20"/>
+                <w:lang w:eastAsia="es-CL"/>
+              </w:rPr>
+            </w:pPr>
+            <w:r>
+              <w:rPr>
+                <w:rFonts w:ascii="Calibri" w:hAnsi="Calibri" w:cs="Arial"/>
+                <w:i/>
+                <w:color w:val="548DD4"/>
+                <w:sz w:val="18"/>
+                <w:szCs w:val="20"/>
+                <w:lang w:eastAsia="es-CL"/>
+              </w:rPr>
+              <w:t>D</w:t>
+            </w:r>
+            <w:r>
+              <w:rPr>
+                <w:rFonts w:ascii="Calibri" w:hAnsi="Calibri" w:cs="Arial"/>
+                <w:i/>
+                <w:color w:val="548DD4"/>
+                <w:sz w:val="18"/>
+                <w:szCs w:val="20"/>
+                <w:lang w:eastAsia="es-CL"/>
+              </w:rPr>
+              <w:t>escribe</w:t>
+            </w:r>
+            <w:r>
+              <w:rPr>
+                <w:rFonts w:ascii="Calibri" w:hAnsi="Calibri" w:cs="Arial"/>
+                <w:i/>
+                <w:color w:val="548DD4"/>
+                <w:sz w:val="18"/>
+                <w:szCs w:val="20"/>
+                <w:lang w:eastAsia="es-CL"/>
+              </w:rPr>
+              <w:t xml:space="preserve"> el estado de avance </w:t>
+            </w:r>
+            <w:r>
+              <w:rPr>
+                <w:rFonts w:ascii="Calibri" w:hAnsi="Calibri" w:cs="Arial"/>
+                <w:i/>
+                <w:color w:val="548DD4"/>
+                <w:sz w:val="18"/>
+                <w:szCs w:val="20"/>
+                <w:lang w:eastAsia="es-CL"/>
+              </w:rPr>
+              <w:t>de cada actividad.</w:t>
+            </w:r>
           </w:p>
           <w:p>
             <w:pPr>
@@ -3230,12 +5763,36 @@
               <w:rPr>
                 <w:rFonts w:ascii="Calibri" w:hAnsi="Calibri" w:cs="Arial"/>
                 <w:i/>
+                <w:color w:val="C00000"/>
+                <w:sz w:val="16"/>
+                <w:szCs w:val="20"/>
+                <w:lang w:eastAsia="es-CL"/>
+              </w:rPr>
+            </w:pPr>
+          </w:p>
+          <w:p>
+            <w:pPr>
+              <w:jc w:val="both"/>
+              <w:rPr>
+                <w:rFonts w:ascii="Calibri" w:hAnsi="Calibri" w:cs="Arial"/>
+                <w:i/>
                 <w:color w:val="548DD4"/>
-                <w:sz w:val="20"/>
-                <w:szCs w:val="20"/>
-                <w:lang w:eastAsia="es-CL"/>
-              </w:rPr>
-            </w:pPr>
+                <w:sz w:val="18"/>
+                <w:szCs w:val="20"/>
+                <w:lang w:eastAsia="es-CL"/>
+              </w:rPr>
+            </w:pPr>
+            <w:r>
+              <w:rPr>
+                <w:rFonts w:ascii="Calibri" w:hAnsi="Calibri" w:cs="Arial"/>
+                <w:i/>
+                <w:color w:val="548DD4"/>
+                <w:sz w:val="18"/>
+                <w:szCs w:val="20"/>
+                <w:lang w:eastAsia="es-CL"/>
+              </w:rPr>
+              <w:t xml:space="preserve">Tipos de estado: </w:t>
+            </w:r>
           </w:p>
           <w:p>
             <w:pPr>
@@ -3243,13 +5800,40 @@
               <w:rPr>
                 <w:rFonts w:ascii="Calibri" w:hAnsi="Calibri" w:cs="Arial"/>
                 <w:i/>
+                <w:color w:val="C00000"/>
+                <w:sz w:val="16"/>
+                <w:szCs w:val="20"/>
+                <w:lang w:eastAsia="es-CL"/>
+              </w:rPr>
+            </w:pPr>
+            <w:r>
+              <w:rPr>
+                <w:rFonts w:ascii="Calibri" w:hAnsi="Calibri" w:cs="Arial"/>
+                <w:i/>
                 <w:color w:val="548DD4"/>
-                <w:sz w:val="20"/>
-                <w:szCs w:val="20"/>
-                <w:lang w:eastAsia="es-CL"/>
-              </w:rPr>
-            </w:pPr>
-          </w:p>
+                <w:sz w:val="18"/>
+                <w:szCs w:val="20"/>
+                <w:lang w:eastAsia="es-CL"/>
+              </w:rPr>
+              <w:t>En curso/ Con retraso/ No iniciado/ Completado/ Ajustada</w:t>
+            </w:r>
+            <w:r>
+              <w:rPr>
+                <w:rFonts w:ascii="Calibri" w:hAnsi="Calibri" w:cs="Arial"/>
+                <w:i/>
+                <w:color w:val="C00000"/>
+                <w:sz w:val="16"/>
+                <w:szCs w:val="20"/>
+                <w:lang w:eastAsia="es-CL"/>
+              </w:rPr>
+              <w:t xml:space="preserve"> </w:t>
+            </w:r>
+          </w:p>
+        </w:tc>
+        <w:tc>
+          <w:tcPr>
+            <w:tcW w:w="708" w:type="dxa"/>
+          </w:tcPr>
           <w:p>
             <w:pPr>
               <w:jc w:val="both"/>
@@ -3257,37 +5841,66 @@
                 <w:rFonts w:ascii="Calibri" w:hAnsi="Calibri" w:cs="Arial"/>
                 <w:i/>
                 <w:color w:val="548DD4"/>
-                <w:sz w:val="20"/>
-                <w:szCs w:val="20"/>
-                <w:lang w:eastAsia="es-CL"/>
-              </w:rPr>
-            </w:pPr>
-          </w:p>
-          <w:p>
-            <w:pPr>
-              <w:jc w:val="both"/>
+                <w:sz w:val="18"/>
+                <w:szCs w:val="20"/>
+                <w:lang w:eastAsia="es-CL"/>
+              </w:rPr>
+            </w:pPr>
+            <w:r>
               <w:rPr>
                 <w:rFonts w:ascii="Calibri" w:hAnsi="Calibri" w:cs="Arial"/>
                 <w:i/>
                 <w:color w:val="548DD4"/>
-                <w:sz w:val="20"/>
-                <w:szCs w:val="20"/>
-                <w:lang w:eastAsia="es-CL"/>
-              </w:rPr>
-            </w:pPr>
-          </w:p>
-          <w:p>
-            <w:pPr>
-              <w:jc w:val="both"/>
+                <w:sz w:val="18"/>
+                <w:szCs w:val="20"/>
+                <w:lang w:eastAsia="es-CL"/>
+              </w:rPr>
+              <w:t>S</w:t>
+            </w:r>
+            <w:r>
               <w:rPr>
                 <w:rFonts w:ascii="Calibri" w:hAnsi="Calibri" w:cs="Arial"/>
                 <w:i/>
                 <w:color w:val="548DD4"/>
-                <w:sz w:val="20"/>
-                <w:szCs w:val="20"/>
-                <w:lang w:eastAsia="es-CL"/>
-              </w:rPr>
-            </w:pPr>
+                <w:sz w:val="18"/>
+                <w:szCs w:val="20"/>
+                <w:lang w:eastAsia="es-CL"/>
+              </w:rPr>
+              <w:t>e</w:t>
+            </w:r>
+            <w:r>
+              <w:rPr>
+                <w:rFonts w:ascii="Calibri" w:hAnsi="Calibri" w:cs="Arial"/>
+                <w:i/>
+                <w:color w:val="548DD4"/>
+                <w:sz w:val="18"/>
+                <w:szCs w:val="20"/>
+                <w:lang w:eastAsia="es-CL"/>
+              </w:rPr>
+              <w:t xml:space="preserve">ñala los ajustes o reformulaciones </w:t>
+            </w:r>
+            <w:r>
+              <w:rPr>
+                <w:rFonts w:ascii="Calibri" w:hAnsi="Calibri" w:cs="Arial"/>
+                <w:i/>
+                <w:color w:val="548DD4"/>
+                <w:sz w:val="18"/>
+                <w:szCs w:val="20"/>
+                <w:lang w:eastAsia="es-CL"/>
+              </w:rPr>
+              <w:t>que has realiza</w:t>
+            </w:r>
+            <w:r>
+              <w:rPr>
+                <w:rFonts w:ascii="Calibri" w:hAnsi="Calibri" w:cs="Arial"/>
+                <w:i/>
+                <w:color w:val="548DD4"/>
+                <w:sz w:val="18"/>
+                <w:szCs w:val="20"/>
+                <w:lang w:eastAsia="es-CL"/>
+              </w:rPr>
+              <w:t xml:space="preserve">do. </w:t>
+            </w:r>
           </w:p>
         </w:tc>
       </w:tr>
@@ -3298,9 +5911,912 @@
           <w:lang w:val="es-ES"/>
         </w:rPr>
       </w:pPr>
+      <w:r>
+        <w:rPr>
+          <w:lang w:val="es-ES"/>
+        </w:rPr>
+        <w:t xml:space="preserve">El plan de Trabajo con el detalle de actividades se entrega en el documento </w:t>
+      </w:r>
+    </w:p>
+    <w:tbl>
+      <w:tblPr>
+        <w:tblStyle w:val="Tablaconcuadrcula"/>
+        <w:tblpPr w:leftFromText="180" w:rightFromText="180" w:vertAnchor="page" w:horzAnchor="margin" w:tblpXSpec="center" w:tblpY="6526"/>
+        <w:tblW w:w="9639" w:type="dxa"/>
+        <w:tblBorders>
+          <w:top w:val="single" w:sz="4" w:space="0" w:color="BFBFBF" w:themeColor="background1" w:themeShade="BF"/>
+          <w:left w:val="single" w:sz="4" w:space="0" w:color="BFBFBF" w:themeColor="background1" w:themeShade="BF"/>
+          <w:bottom w:val="single" w:sz="4" w:space="0" w:color="BFBFBF" w:themeColor="background1" w:themeShade="BF"/>
+          <w:right w:val="single" w:sz="4" w:space="0" w:color="BFBFBF" w:themeColor="background1" w:themeShade="BF"/>
+          <w:insideH w:val="single" w:sz="4" w:space="0" w:color="BFBFBF" w:themeColor="background1" w:themeShade="BF"/>
+          <w:insideV w:val="single" w:sz="4" w:space="0" w:color="BFBFBF" w:themeColor="background1" w:themeShade="BF"/>
+        </w:tblBorders>
+        <w:tblLayout w:type="fixed"/>
+        <w:tblLook w:val="04A0" w:firstRow="1" w:lastRow="0" w:firstColumn="1" w:lastColumn="0" w:noHBand="0" w:noVBand="1"/>
+      </w:tblPr>
+      <w:tblGrid>
+        <w:gridCol w:w="1333"/>
+        <w:gridCol w:w="1077"/>
+        <w:gridCol w:w="1276"/>
+        <w:gridCol w:w="1276"/>
+        <w:gridCol w:w="1275"/>
+        <w:gridCol w:w="1276"/>
+        <w:gridCol w:w="1418"/>
+        <w:gridCol w:w="708"/>
+      </w:tblGrid>
+      <w:tr>
+        <w:trPr>
+          <w:trHeight w:val="415"/>
+        </w:trPr>
+        <w:tc>
+          <w:tcPr>
+            <w:tcW w:w="9639" w:type="dxa"/>
+            <w:gridSpan w:val="8"/>
+            <w:vAlign w:val="center"/>
+          </w:tcPr>
+          <w:p>
+            <w:pPr>
+              <w:jc w:val="center"/>
+              <w:rPr>
+                <w:rFonts w:ascii="Calibri" w:hAnsi="Calibri"/>
+                <w:color w:val="1F3864" w:themeColor="accent1" w:themeShade="80"/>
+                <w:sz w:val="18"/>
+              </w:rPr>
+            </w:pPr>
+            <w:r>
+              <w:rPr>
+                <w:rFonts w:ascii="Calibri" w:hAnsi="Calibri"/>
+                <w:color w:val="1F3864" w:themeColor="accent1" w:themeShade="80"/>
+                <w:sz w:val="18"/>
+              </w:rPr>
+              <w:t>Plan de Trabajo</w:t>
+            </w:r>
+          </w:p>
+        </w:tc>
+      </w:tr>
+      <w:tr>
+        <w:trPr>
+          <w:trHeight w:val="711"/>
+        </w:trPr>
+        <w:tc>
+          <w:tcPr>
+            <w:tcW w:w="1333" w:type="dxa"/>
+            <w:vAlign w:val="center"/>
+          </w:tcPr>
+          <w:p>
+            <w:pPr>
+              <w:jc w:val="center"/>
+              <w:rPr>
+                <w:rFonts w:ascii="Calibri" w:hAnsi="Calibri"/>
+                <w:color w:val="1F3864" w:themeColor="accent1" w:themeShade="80"/>
+                <w:sz w:val="18"/>
+              </w:rPr>
+            </w:pPr>
+            <w:r>
+              <w:rPr>
+                <w:rFonts w:ascii="Calibri" w:hAnsi="Calibri"/>
+                <w:color w:val="1F3864" w:themeColor="accent1" w:themeShade="80"/>
+                <w:sz w:val="18"/>
+              </w:rPr>
+              <w:t>C</w:t>
+            </w:r>
+            <w:r>
+              <w:rPr>
+                <w:rFonts w:ascii="Calibri" w:hAnsi="Calibri"/>
+                <w:color w:val="1F3864" w:themeColor="accent1" w:themeShade="80"/>
+                <w:sz w:val="18"/>
+              </w:rPr>
+              <w:t>ompetencia</w:t>
+            </w:r>
+            <w:r>
+              <w:rPr>
+                <w:rFonts w:ascii="Calibri" w:hAnsi="Calibri"/>
+                <w:color w:val="1F3864" w:themeColor="accent1" w:themeShade="80"/>
+                <w:sz w:val="18"/>
+              </w:rPr>
+              <w:t xml:space="preserve"> o unidades de competencias</w:t>
+            </w:r>
+          </w:p>
+        </w:tc>
+        <w:tc>
+          <w:tcPr>
+            <w:tcW w:w="1077" w:type="dxa"/>
+            <w:vAlign w:val="center"/>
+          </w:tcPr>
+          <w:p>
+            <w:pPr>
+              <w:jc w:val="center"/>
+              <w:rPr>
+                <w:rFonts w:ascii="Calibri" w:hAnsi="Calibri"/>
+                <w:color w:val="1F3864" w:themeColor="accent1" w:themeShade="80"/>
+                <w:sz w:val="18"/>
+              </w:rPr>
+            </w:pPr>
+            <w:r>
+              <w:rPr>
+                <w:rFonts w:ascii="Calibri" w:hAnsi="Calibri"/>
+                <w:color w:val="1F3864" w:themeColor="accent1" w:themeShade="80"/>
+                <w:sz w:val="18"/>
+              </w:rPr>
+              <w:t>Actividades</w:t>
+            </w:r>
+          </w:p>
+        </w:tc>
+        <w:tc>
+          <w:tcPr>
+            <w:tcW w:w="1276" w:type="dxa"/>
+            <w:vAlign w:val="center"/>
+          </w:tcPr>
+          <w:p>
+            <w:pPr>
+              <w:jc w:val="center"/>
+              <w:rPr>
+                <w:rFonts w:ascii="Calibri" w:hAnsi="Calibri"/>
+                <w:color w:val="1F3864" w:themeColor="accent1" w:themeShade="80"/>
+                <w:sz w:val="18"/>
+              </w:rPr>
+            </w:pPr>
+            <w:r>
+              <w:rPr>
+                <w:rFonts w:ascii="Calibri" w:hAnsi="Calibri"/>
+                <w:color w:val="1F3864" w:themeColor="accent1" w:themeShade="80"/>
+                <w:sz w:val="18"/>
+              </w:rPr>
+              <w:t>Recursos</w:t>
+            </w:r>
+          </w:p>
+        </w:tc>
+        <w:tc>
+          <w:tcPr>
+            <w:tcW w:w="1276" w:type="dxa"/>
+            <w:vAlign w:val="center"/>
+          </w:tcPr>
+          <w:p>
+            <w:pPr>
+              <w:jc w:val="center"/>
+              <w:rPr>
+                <w:rFonts w:ascii="Calibri" w:hAnsi="Calibri"/>
+                <w:color w:val="1F3864" w:themeColor="accent1" w:themeShade="80"/>
+                <w:sz w:val="18"/>
+              </w:rPr>
+            </w:pPr>
+            <w:r>
+              <w:rPr>
+                <w:rFonts w:ascii="Calibri" w:hAnsi="Calibri"/>
+                <w:color w:val="1F3864" w:themeColor="accent1" w:themeShade="80"/>
+                <w:sz w:val="18"/>
+              </w:rPr>
+              <w:t>Duración de la actividad</w:t>
+            </w:r>
+          </w:p>
+        </w:tc>
+        <w:tc>
+          <w:tcPr>
+            <w:tcW w:w="1275" w:type="dxa"/>
+            <w:vAlign w:val="center"/>
+          </w:tcPr>
+          <w:p>
+            <w:pPr>
+              <w:jc w:val="center"/>
+              <w:rPr>
+                <w:rFonts w:ascii="Calibri" w:hAnsi="Calibri"/>
+                <w:color w:val="1F3864" w:themeColor="accent1" w:themeShade="80"/>
+                <w:sz w:val="18"/>
+              </w:rPr>
+            </w:pPr>
+            <w:r>
+              <w:rPr>
+                <w:rFonts w:ascii="Calibri" w:hAnsi="Calibri"/>
+                <w:color w:val="1F3864" w:themeColor="accent1" w:themeShade="80"/>
+                <w:sz w:val="18"/>
+              </w:rPr>
+              <w:t>Responsable</w:t>
+            </w:r>
+            <w:r>
+              <w:rPr>
+                <w:rStyle w:val="Refdenotaalpie"/>
+                <w:rFonts w:ascii="Calibri" w:hAnsi="Calibri"/>
+                <w:color w:val="1F3864" w:themeColor="accent1" w:themeShade="80"/>
+                <w:sz w:val="18"/>
+              </w:rPr>
+              <w:footnoteReference w:id="2"/>
+            </w:r>
+          </w:p>
+        </w:tc>
+        <w:tc>
+          <w:tcPr>
+            <w:tcW w:w="1276" w:type="dxa"/>
+            <w:vAlign w:val="center"/>
+          </w:tcPr>
+          <w:p>
+            <w:pPr>
+              <w:jc w:val="center"/>
+              <w:rPr>
+                <w:rFonts w:ascii="Calibri" w:hAnsi="Calibri"/>
+                <w:color w:val="1F3864" w:themeColor="accent1" w:themeShade="80"/>
+                <w:sz w:val="18"/>
+              </w:rPr>
+            </w:pPr>
+            <w:r>
+              <w:rPr>
+                <w:rFonts w:ascii="Calibri" w:hAnsi="Calibri"/>
+                <w:color w:val="1F3864" w:themeColor="accent1" w:themeShade="80"/>
+                <w:sz w:val="18"/>
+              </w:rPr>
+              <w:t>Observaciones</w:t>
+            </w:r>
+          </w:p>
+        </w:tc>
+        <w:tc>
+          <w:tcPr>
+            <w:tcW w:w="1418" w:type="dxa"/>
+            <w:vAlign w:val="center"/>
+          </w:tcPr>
+          <w:p>
+            <w:pPr>
+              <w:jc w:val="center"/>
+              <w:rPr>
+                <w:rFonts w:ascii="Calibri" w:hAnsi="Calibri"/>
+                <w:color w:val="1F3864" w:themeColor="accent1" w:themeShade="80"/>
+                <w:sz w:val="18"/>
+              </w:rPr>
+            </w:pPr>
+            <w:r>
+              <w:rPr>
+                <w:rFonts w:ascii="Calibri" w:hAnsi="Calibri"/>
+                <w:color w:val="1F3864" w:themeColor="accent1" w:themeShade="80"/>
+                <w:sz w:val="18"/>
+              </w:rPr>
+              <w:t>Estado de avance</w:t>
+            </w:r>
+          </w:p>
+        </w:tc>
+        <w:tc>
+          <w:tcPr>
+            <w:tcW w:w="708" w:type="dxa"/>
+            <w:vAlign w:val="center"/>
+          </w:tcPr>
+          <w:p>
+            <w:pPr>
+              <w:jc w:val="center"/>
+              <w:rPr>
+                <w:rFonts w:ascii="Calibri" w:hAnsi="Calibri"/>
+                <w:color w:val="1F3864" w:themeColor="accent1" w:themeShade="80"/>
+                <w:sz w:val="18"/>
+              </w:rPr>
+            </w:pPr>
+            <w:r>
+              <w:rPr>
+                <w:rFonts w:ascii="Calibri" w:hAnsi="Calibri"/>
+                <w:color w:val="1F3864" w:themeColor="accent1" w:themeShade="80"/>
+                <w:sz w:val="18"/>
+              </w:rPr>
+              <w:t>A</w:t>
+            </w:r>
+            <w:r>
+              <w:rPr>
+                <w:rFonts w:ascii="Calibri" w:hAnsi="Calibri"/>
+                <w:color w:val="1F3864" w:themeColor="accent1" w:themeShade="80"/>
+                <w:sz w:val="18"/>
+              </w:rPr>
+              <w:t>justes</w:t>
+            </w:r>
+          </w:p>
+        </w:tc>
+      </w:tr>
+      <w:tr>
+        <w:trPr>
+          <w:trHeight w:val="2410"/>
+        </w:trPr>
+        <w:tc>
+          <w:tcPr>
+            <w:tcW w:w="1333" w:type="dxa"/>
+          </w:tcPr>
+          <w:p>
+            <w:pPr>
+              <w:jc w:val="both"/>
+              <w:rPr>
+                <w:b/>
+                <w:sz w:val="18"/>
+                <w:szCs w:val="24"/>
+              </w:rPr>
+            </w:pPr>
+            <w:r>
+              <w:rPr>
+                <w:rFonts w:ascii="Calibri" w:hAnsi="Calibri" w:cs="Arial"/>
+                <w:i/>
+                <w:color w:val="548DD4"/>
+                <w:sz w:val="18"/>
+                <w:szCs w:val="20"/>
+                <w:lang w:eastAsia="es-CL"/>
+              </w:rPr>
+              <w:t xml:space="preserve">Nombra las competencias o unidades de competencias </w:t>
+            </w:r>
+            <w:r>
+              <w:rPr>
+                <w:rFonts w:ascii="Calibri" w:hAnsi="Calibri" w:cs="Arial"/>
+                <w:i/>
+                <w:color w:val="548DD4"/>
+                <w:sz w:val="18"/>
+                <w:szCs w:val="20"/>
+                <w:lang w:eastAsia="es-CL"/>
+              </w:rPr>
+              <w:t xml:space="preserve">que se relacionan con las diferentes actividades </w:t>
+            </w:r>
+            <w:r>
+              <w:rPr>
+                <w:rFonts w:ascii="Calibri" w:hAnsi="Calibri" w:cs="Arial"/>
+                <w:i/>
+                <w:color w:val="548DD4"/>
+                <w:sz w:val="18"/>
+                <w:szCs w:val="20"/>
+                <w:lang w:eastAsia="es-CL"/>
+              </w:rPr>
+              <w:t>requeridas para el desarrollo de</w:t>
+            </w:r>
+            <w:r>
+              <w:rPr>
+                <w:rFonts w:ascii="Calibri" w:hAnsi="Calibri" w:cs="Arial"/>
+                <w:i/>
+                <w:color w:val="548DD4"/>
+                <w:sz w:val="18"/>
+                <w:szCs w:val="20"/>
+                <w:lang w:eastAsia="es-CL"/>
+              </w:rPr>
+              <w:t>l proyecto APT</w:t>
+            </w:r>
+            <w:r>
+              <w:rPr>
+                <w:rFonts w:ascii="Calibri" w:hAnsi="Calibri" w:cs="Arial"/>
+                <w:i/>
+                <w:color w:val="548DD4"/>
+                <w:sz w:val="18"/>
+                <w:szCs w:val="20"/>
+                <w:lang w:eastAsia="es-CL"/>
+              </w:rPr>
+              <w:t>.</w:t>
+            </w:r>
+          </w:p>
+        </w:tc>
+        <w:tc>
+          <w:tcPr>
+            <w:tcW w:w="1077" w:type="dxa"/>
+          </w:tcPr>
+          <w:p>
+            <w:pPr>
+              <w:jc w:val="both"/>
+              <w:rPr>
+                <w:rFonts w:ascii="Calibri" w:hAnsi="Calibri" w:cs="Arial"/>
+                <w:i/>
+                <w:color w:val="548DD4"/>
+                <w:sz w:val="18"/>
+                <w:szCs w:val="20"/>
+                <w:lang w:eastAsia="es-CL"/>
+              </w:rPr>
+            </w:pPr>
+            <w:r>
+              <w:rPr>
+                <w:rFonts w:ascii="Calibri" w:hAnsi="Calibri" w:cs="Arial"/>
+                <w:i/>
+                <w:color w:val="548DD4"/>
+                <w:sz w:val="18"/>
+                <w:szCs w:val="20"/>
+                <w:lang w:eastAsia="es-CL"/>
+              </w:rPr>
+              <w:t>Nombra</w:t>
+            </w:r>
+            <w:r>
+              <w:rPr>
+                <w:rFonts w:ascii="Calibri" w:hAnsi="Calibri" w:cs="Arial"/>
+                <w:i/>
+                <w:color w:val="548DD4"/>
+                <w:sz w:val="18"/>
+                <w:szCs w:val="20"/>
+                <w:lang w:eastAsia="es-CL"/>
+              </w:rPr>
+              <w:t xml:space="preserve"> la</w:t>
+            </w:r>
+            <w:r>
+              <w:rPr>
+                <w:rFonts w:ascii="Calibri" w:hAnsi="Calibri" w:cs="Arial"/>
+                <w:i/>
+                <w:color w:val="548DD4"/>
+                <w:sz w:val="18"/>
+                <w:szCs w:val="20"/>
+                <w:lang w:eastAsia="es-CL"/>
+              </w:rPr>
+              <w:t>s</w:t>
+            </w:r>
+            <w:r>
+              <w:rPr>
+                <w:rFonts w:ascii="Calibri" w:hAnsi="Calibri" w:cs="Arial"/>
+                <w:i/>
+                <w:color w:val="548DD4"/>
+                <w:sz w:val="18"/>
+                <w:szCs w:val="20"/>
+                <w:lang w:eastAsia="es-CL"/>
+              </w:rPr>
+              <w:t xml:space="preserve"> </w:t>
+            </w:r>
+            <w:r>
+              <w:rPr>
+                <w:rFonts w:ascii="Calibri" w:hAnsi="Calibri" w:cs="Arial"/>
+                <w:i/>
+                <w:color w:val="548DD4"/>
+                <w:sz w:val="18"/>
+                <w:szCs w:val="20"/>
+                <w:lang w:eastAsia="es-CL"/>
+              </w:rPr>
+              <w:t xml:space="preserve">actividades que se necesitan para desarrollar el proyecto APT. </w:t>
+            </w:r>
+          </w:p>
+        </w:tc>
+        <w:tc>
+          <w:tcPr>
+            <w:tcW w:w="1276" w:type="dxa"/>
+          </w:tcPr>
+          <w:p>
+            <w:pPr>
+              <w:jc w:val="both"/>
+              <w:rPr>
+                <w:b/>
+                <w:sz w:val="18"/>
+                <w:szCs w:val="24"/>
+              </w:rPr>
+            </w:pPr>
+            <w:r>
+              <w:rPr>
+                <w:rFonts w:ascii="Calibri" w:hAnsi="Calibri" w:cs="Arial"/>
+                <w:i/>
+                <w:color w:val="548DD4"/>
+                <w:sz w:val="18"/>
+                <w:szCs w:val="20"/>
+                <w:lang w:eastAsia="es-CL"/>
+              </w:rPr>
+              <w:t>Nombra los recursos necesarios para llevar a cabo las actividades</w:t>
+            </w:r>
+            <w:r>
+              <w:rPr>
+                <w:rFonts w:ascii="Calibri" w:hAnsi="Calibri" w:cs="Arial"/>
+                <w:i/>
+                <w:color w:val="548DD4"/>
+                <w:sz w:val="18"/>
+                <w:szCs w:val="20"/>
+                <w:lang w:eastAsia="es-CL"/>
+              </w:rPr>
+              <w:t xml:space="preserve"> </w:t>
+            </w:r>
+            <w:r>
+              <w:rPr>
+                <w:rFonts w:ascii="Calibri" w:hAnsi="Calibri" w:cs="Arial"/>
+                <w:i/>
+                <w:color w:val="548DD4"/>
+                <w:sz w:val="18"/>
+                <w:szCs w:val="20"/>
+                <w:lang w:eastAsia="es-CL"/>
+              </w:rPr>
+              <w:t>definidas.</w:t>
+            </w:r>
+          </w:p>
+        </w:tc>
+        <w:tc>
+          <w:tcPr>
+            <w:tcW w:w="1276" w:type="dxa"/>
+          </w:tcPr>
+          <w:p>
+            <w:pPr>
+              <w:jc w:val="both"/>
+              <w:rPr>
+                <w:b/>
+                <w:sz w:val="18"/>
+                <w:szCs w:val="24"/>
+              </w:rPr>
+            </w:pPr>
+            <w:r>
+              <w:rPr>
+                <w:rFonts w:ascii="Calibri" w:hAnsi="Calibri" w:cs="Arial"/>
+                <w:i/>
+                <w:color w:val="548DD4"/>
+                <w:sz w:val="18"/>
+                <w:szCs w:val="20"/>
+                <w:lang w:eastAsia="es-CL"/>
+              </w:rPr>
+              <w:t xml:space="preserve">Señala </w:t>
+            </w:r>
+            <w:r>
+              <w:rPr>
+                <w:rFonts w:ascii="Calibri" w:hAnsi="Calibri" w:cs="Arial"/>
+                <w:i/>
+                <w:color w:val="548DD4"/>
+                <w:sz w:val="18"/>
+                <w:szCs w:val="20"/>
+                <w:lang w:eastAsia="es-CL"/>
+              </w:rPr>
+              <w:t>la duración de</w:t>
+            </w:r>
+            <w:r>
+              <w:rPr>
+                <w:rFonts w:ascii="Calibri" w:hAnsi="Calibri" w:cs="Arial"/>
+                <w:i/>
+                <w:color w:val="548DD4"/>
+                <w:sz w:val="18"/>
+                <w:szCs w:val="20"/>
+                <w:lang w:eastAsia="es-CL"/>
+              </w:rPr>
+              <w:t xml:space="preserve"> cada </w:t>
+            </w:r>
+            <w:r>
+              <w:rPr>
+                <w:rFonts w:ascii="Calibri" w:hAnsi="Calibri" w:cs="Arial"/>
+                <w:i/>
+                <w:color w:val="548DD4"/>
+                <w:sz w:val="18"/>
+                <w:szCs w:val="20"/>
+                <w:lang w:eastAsia="es-CL"/>
+              </w:rPr>
+              <w:t>actividad</w:t>
+            </w:r>
+            <w:r>
+              <w:rPr>
+                <w:rFonts w:ascii="Calibri" w:hAnsi="Calibri" w:cs="Arial"/>
+                <w:i/>
+                <w:color w:val="548DD4"/>
+                <w:sz w:val="18"/>
+                <w:szCs w:val="20"/>
+                <w:lang w:eastAsia="es-CL"/>
+              </w:rPr>
+              <w:t xml:space="preserve">. </w:t>
+            </w:r>
+          </w:p>
+        </w:tc>
+        <w:tc>
+          <w:tcPr>
+            <w:tcW w:w="1275" w:type="dxa"/>
+          </w:tcPr>
+          <w:p>
+            <w:pPr>
+              <w:jc w:val="both"/>
+              <w:rPr>
+                <w:rFonts w:ascii="Calibri" w:hAnsi="Calibri" w:cs="Arial"/>
+                <w:i/>
+                <w:color w:val="548DD4"/>
+                <w:sz w:val="18"/>
+                <w:szCs w:val="20"/>
+                <w:lang w:eastAsia="es-CL"/>
+              </w:rPr>
+            </w:pPr>
+            <w:r>
+              <w:rPr>
+                <w:rFonts w:ascii="Calibri" w:hAnsi="Calibri" w:cs="Arial"/>
+                <w:i/>
+                <w:color w:val="548DD4"/>
+                <w:sz w:val="18"/>
+                <w:szCs w:val="20"/>
+                <w:lang w:eastAsia="es-CL"/>
+              </w:rPr>
+              <w:t xml:space="preserve">Escribe el </w:t>
+            </w:r>
+            <w:r>
+              <w:rPr>
+                <w:rFonts w:ascii="Calibri" w:hAnsi="Calibri" w:cs="Arial"/>
+                <w:i/>
+                <w:color w:val="548DD4"/>
+                <w:sz w:val="18"/>
+                <w:szCs w:val="20"/>
+                <w:lang w:eastAsia="es-CL"/>
+              </w:rPr>
+              <w:t xml:space="preserve">nombre del integrante del equipo responsable de </w:t>
+            </w:r>
+            <w:r>
+              <w:rPr>
+                <w:rFonts w:ascii="Calibri" w:hAnsi="Calibri" w:cs="Arial"/>
+                <w:i/>
+                <w:color w:val="548DD4"/>
+                <w:sz w:val="18"/>
+                <w:szCs w:val="20"/>
+                <w:lang w:eastAsia="es-CL"/>
+              </w:rPr>
+              <w:t xml:space="preserve">cada </w:t>
+            </w:r>
+            <w:r>
+              <w:rPr>
+                <w:rFonts w:ascii="Calibri" w:hAnsi="Calibri" w:cs="Arial"/>
+                <w:i/>
+                <w:color w:val="548DD4"/>
+                <w:sz w:val="18"/>
+                <w:szCs w:val="20"/>
+                <w:lang w:eastAsia="es-CL"/>
+              </w:rPr>
+              <w:t>actividad.</w:t>
+            </w:r>
+          </w:p>
+        </w:tc>
+        <w:tc>
+          <w:tcPr>
+            <w:tcW w:w="1276" w:type="dxa"/>
+          </w:tcPr>
+          <w:p>
+            <w:pPr>
+              <w:jc w:val="both"/>
+              <w:rPr>
+                <w:rFonts w:ascii="Calibri" w:hAnsi="Calibri" w:cs="Arial"/>
+                <w:i/>
+                <w:color w:val="548DD4"/>
+                <w:sz w:val="18"/>
+                <w:szCs w:val="20"/>
+                <w:lang w:eastAsia="es-CL"/>
+              </w:rPr>
+            </w:pPr>
+            <w:r>
+              <w:rPr>
+                <w:rFonts w:ascii="Calibri" w:hAnsi="Calibri" w:cs="Arial"/>
+                <w:i/>
+                <w:color w:val="548DD4"/>
+                <w:sz w:val="18"/>
+                <w:szCs w:val="20"/>
+                <w:lang w:eastAsia="es-CL"/>
+              </w:rPr>
+              <w:t xml:space="preserve">Señala </w:t>
+            </w:r>
+            <w:r>
+              <w:rPr>
+                <w:rFonts w:ascii="Calibri" w:hAnsi="Calibri" w:cs="Arial"/>
+                <w:i/>
+                <w:color w:val="548DD4"/>
+                <w:sz w:val="18"/>
+                <w:szCs w:val="20"/>
+                <w:lang w:eastAsia="es-CL"/>
+              </w:rPr>
+              <w:t>las dific</w:t>
+            </w:r>
+            <w:r>
+              <w:rPr>
+                <w:rFonts w:ascii="Calibri" w:hAnsi="Calibri" w:cs="Arial"/>
+                <w:i/>
+                <w:color w:val="548DD4"/>
+                <w:sz w:val="18"/>
+                <w:szCs w:val="20"/>
+                <w:lang w:eastAsia="es-CL"/>
+              </w:rPr>
+              <w:t>ult</w:t>
+            </w:r>
+            <w:r>
+              <w:rPr>
+                <w:rFonts w:ascii="Calibri" w:hAnsi="Calibri" w:cs="Arial"/>
+                <w:i/>
+                <w:color w:val="548DD4"/>
+                <w:sz w:val="18"/>
+                <w:szCs w:val="20"/>
+                <w:lang w:eastAsia="es-CL"/>
+              </w:rPr>
+              <w:t>ades o facilitadores que se podrían presentar durante la ejecución de cada una de las actividades propuestas.</w:t>
+            </w:r>
+          </w:p>
+        </w:tc>
+        <w:tc>
+          <w:tcPr>
+            <w:tcW w:w="1418" w:type="dxa"/>
+          </w:tcPr>
+          <w:p>
+            <w:pPr>
+              <w:jc w:val="both"/>
+              <w:rPr>
+                <w:rFonts w:ascii="Calibri" w:hAnsi="Calibri" w:cs="Arial"/>
+                <w:i/>
+                <w:color w:val="548DD4"/>
+                <w:sz w:val="18"/>
+                <w:szCs w:val="20"/>
+                <w:lang w:eastAsia="es-CL"/>
+              </w:rPr>
+            </w:pPr>
+            <w:r>
+              <w:rPr>
+                <w:rFonts w:ascii="Calibri" w:hAnsi="Calibri" w:cs="Arial"/>
+                <w:i/>
+                <w:color w:val="548DD4"/>
+                <w:sz w:val="18"/>
+                <w:szCs w:val="20"/>
+                <w:lang w:eastAsia="es-CL"/>
+              </w:rPr>
+              <w:t>D</w:t>
+            </w:r>
+            <w:r>
+              <w:rPr>
+                <w:rFonts w:ascii="Calibri" w:hAnsi="Calibri" w:cs="Arial"/>
+                <w:i/>
+                <w:color w:val="548DD4"/>
+                <w:sz w:val="18"/>
+                <w:szCs w:val="20"/>
+                <w:lang w:eastAsia="es-CL"/>
+              </w:rPr>
+              <w:t>escribe</w:t>
+            </w:r>
+            <w:r>
+              <w:rPr>
+                <w:rFonts w:ascii="Calibri" w:hAnsi="Calibri" w:cs="Arial"/>
+                <w:i/>
+                <w:color w:val="548DD4"/>
+                <w:sz w:val="18"/>
+                <w:szCs w:val="20"/>
+                <w:lang w:eastAsia="es-CL"/>
+              </w:rPr>
+              <w:t xml:space="preserve"> el estado de avance </w:t>
+            </w:r>
+            <w:r>
+              <w:rPr>
+                <w:rFonts w:ascii="Calibri" w:hAnsi="Calibri" w:cs="Arial"/>
+                <w:i/>
+                <w:color w:val="548DD4"/>
+                <w:sz w:val="18"/>
+                <w:szCs w:val="20"/>
+                <w:lang w:eastAsia="es-CL"/>
+              </w:rPr>
+              <w:t>de cada actividad.</w:t>
+            </w:r>
+          </w:p>
+          <w:p>
+            <w:pPr>
+              <w:jc w:val="both"/>
+              <w:rPr>
+                <w:rFonts w:ascii="Calibri" w:hAnsi="Calibri" w:cs="Arial"/>
+                <w:i/>
+                <w:color w:val="C00000"/>
+                <w:sz w:val="16"/>
+                <w:szCs w:val="20"/>
+                <w:lang w:eastAsia="es-CL"/>
+              </w:rPr>
+            </w:pPr>
+          </w:p>
+          <w:p>
+            <w:pPr>
+              <w:jc w:val="both"/>
+              <w:rPr>
+                <w:rFonts w:ascii="Calibri" w:hAnsi="Calibri" w:cs="Arial"/>
+                <w:i/>
+                <w:color w:val="548DD4"/>
+                <w:sz w:val="18"/>
+                <w:szCs w:val="20"/>
+                <w:lang w:eastAsia="es-CL"/>
+              </w:rPr>
+            </w:pPr>
+            <w:r>
+              <w:rPr>
+                <w:rFonts w:ascii="Calibri" w:hAnsi="Calibri" w:cs="Arial"/>
+                <w:i/>
+                <w:color w:val="548DD4"/>
+                <w:sz w:val="18"/>
+                <w:szCs w:val="20"/>
+                <w:lang w:eastAsia="es-CL"/>
+              </w:rPr>
+              <w:t xml:space="preserve">Tipos de estado: </w:t>
+            </w:r>
+          </w:p>
+          <w:p>
+            <w:pPr>
+              <w:jc w:val="both"/>
+              <w:rPr>
+                <w:rFonts w:ascii="Calibri" w:hAnsi="Calibri" w:cs="Arial"/>
+                <w:i/>
+                <w:color w:val="C00000"/>
+                <w:sz w:val="16"/>
+                <w:szCs w:val="20"/>
+                <w:lang w:eastAsia="es-CL"/>
+              </w:rPr>
+            </w:pPr>
+            <w:r>
+              <w:rPr>
+                <w:rFonts w:ascii="Calibri" w:hAnsi="Calibri" w:cs="Arial"/>
+                <w:i/>
+                <w:color w:val="548DD4"/>
+                <w:sz w:val="18"/>
+                <w:szCs w:val="20"/>
+                <w:lang w:eastAsia="es-CL"/>
+              </w:rPr>
+              <w:t>En curso/ Con retraso/ No iniciado/ Completado/ Ajustada</w:t>
+            </w:r>
+            <w:r>
+              <w:rPr>
+                <w:rFonts w:ascii="Calibri" w:hAnsi="Calibri" w:cs="Arial"/>
+                <w:i/>
+                <w:color w:val="C00000"/>
+                <w:sz w:val="16"/>
+                <w:szCs w:val="20"/>
+                <w:lang w:eastAsia="es-CL"/>
+              </w:rPr>
+              <w:t xml:space="preserve"> </w:t>
+            </w:r>
+          </w:p>
+        </w:tc>
+        <w:tc>
+          <w:tcPr>
+            <w:tcW w:w="708" w:type="dxa"/>
+          </w:tcPr>
+          <w:p>
+            <w:pPr>
+              <w:jc w:val="both"/>
+              <w:rPr>
+                <w:rFonts w:ascii="Calibri" w:hAnsi="Calibri" w:cs="Arial"/>
+                <w:i/>
+                <w:color w:val="548DD4"/>
+                <w:sz w:val="18"/>
+                <w:szCs w:val="20"/>
+                <w:lang w:eastAsia="es-CL"/>
+              </w:rPr>
+            </w:pPr>
+            <w:r>
+              <w:rPr>
+                <w:rFonts w:ascii="Calibri" w:hAnsi="Calibri" w:cs="Arial"/>
+                <w:i/>
+                <w:color w:val="548DD4"/>
+                <w:sz w:val="18"/>
+                <w:szCs w:val="20"/>
+                <w:lang w:eastAsia="es-CL"/>
+              </w:rPr>
+              <w:t>S</w:t>
+            </w:r>
+            <w:r>
+              <w:rPr>
+                <w:rFonts w:ascii="Calibri" w:hAnsi="Calibri" w:cs="Arial"/>
+                <w:i/>
+                <w:color w:val="548DD4"/>
+                <w:sz w:val="18"/>
+                <w:szCs w:val="20"/>
+                <w:lang w:eastAsia="es-CL"/>
+              </w:rPr>
+              <w:t>e</w:t>
+            </w:r>
+            <w:r>
+              <w:rPr>
+                <w:rFonts w:ascii="Calibri" w:hAnsi="Calibri" w:cs="Arial"/>
+                <w:i/>
+                <w:color w:val="548DD4"/>
+                <w:sz w:val="18"/>
+                <w:szCs w:val="20"/>
+                <w:lang w:eastAsia="es-CL"/>
+              </w:rPr>
+              <w:t xml:space="preserve">ñala los ajustes o reformulaciones </w:t>
+            </w:r>
+            <w:r>
+              <w:rPr>
+                <w:rFonts w:ascii="Calibri" w:hAnsi="Calibri" w:cs="Arial"/>
+                <w:i/>
+                <w:color w:val="548DD4"/>
+                <w:sz w:val="18"/>
+                <w:szCs w:val="20"/>
+                <w:lang w:eastAsia="es-CL"/>
+              </w:rPr>
+              <w:t>que has realiza</w:t>
+            </w:r>
+            <w:r>
+              <w:rPr>
+                <w:rFonts w:ascii="Calibri" w:hAnsi="Calibri" w:cs="Arial"/>
+                <w:i/>
+                <w:color w:val="548DD4"/>
+                <w:sz w:val="18"/>
+                <w:szCs w:val="20"/>
+                <w:lang w:eastAsia="es-CL"/>
+              </w:rPr>
+              <w:t xml:space="preserve">do. </w:t>
+            </w:r>
+          </w:p>
+        </w:tc>
+      </w:tr>
+    </w:tbl>
+    <w:p>
+      <w:pPr>
+        <w:rPr>
+          <w:lang w:val="es-ES"/>
+        </w:rPr>
+      </w:pPr>
+      <w:r>
+        <w:rPr>
+          <w:lang w:val="es-ES"/>
+        </w:rPr>
+        <w:t>plan_de_trabajo_nd_sales.xlsx</w:t>
+      </w:r>
     </w:p>
     <w:sectPr>
-      <w:headerReference w:type="default" r:id="rId10"/>
+      <w:headerReference w:type="default" r:id="rId14"/>
       <w:pgSz w:w="11906" w:h="16838"/>
       <w:pgMar w:top="1417" w:right="1701" w:bottom="1417" w:left="1701" w:header="708" w:footer="708" w:gutter="0"/>
       <w:cols w:space="708"/>
@@ -3311,7 +6827,7 @@
 </file>
 
 <file path=word/endnotes.xml><?xml version="1.0" encoding="utf-8"?>
-<w:endnotes xmlns:wpc="http://schemas.microsoft.com/office/word/2010/wordprocessingCanvas" xmlns:cx="http://schemas.microsoft.com/office/drawing/2014/chartex" xmlns:mc="http://schemas.openxmlformats.org/markup-compatibility/2006" xmlns:o="urn:schemas-microsoft-com:office:office" xmlns:r="http://schemas.openxmlformats.org/officeDocument/2006/relationships" xmlns:m="http://schemas.openxmlformats.org/officeDocument/2006/math" xmlns:v="urn:schemas-microsoft-com:vml" xmlns:wp14="http://schemas.microsoft.com/office/word/2010/wordprocessingDrawing" xmlns:wp="http://schemas.openxmlformats.org/drawingml/2006/wordprocessingDrawing" xmlns:w10="urn:schemas-microsoft-com:office:word" xmlns:w="http://schemas.openxmlformats.org/wordprocessingml/2006/main" xmlns:w14="http://schemas.microsoft.com/office/word/2010/wordml" xmlns:w15="http://schemas.microsoft.com/office/word/2012/wordml" xmlns:w16se="http://schemas.microsoft.com/office/word/2015/wordml/symex" xmlns:wpg="http://schemas.microsoft.com/office/word/2010/wordprocessingGroup" xmlns:wpi="http://schemas.microsoft.com/office/word/2010/wordprocessingInk" xmlns:wne="http://schemas.microsoft.com/office/word/2006/wordml" xmlns:wps="http://schemas.microsoft.com/office/word/2010/wordprocessingShape" mc:Ignorable="w14 w15 w16se wp14">
+<w:endnotes xmlns:wpc="http://schemas.microsoft.com/office/word/2010/wordprocessingCanvas" xmlns:cx="http://schemas.microsoft.com/office/drawing/2014/chartex" xmlns:cx1="http://schemas.microsoft.com/office/drawing/2015/9/8/chartex" xmlns:cx2="http://schemas.microsoft.com/office/drawing/2015/10/21/chartex" xmlns:cx3="http://schemas.microsoft.com/office/drawing/2016/5/9/chartex" xmlns:cx4="http://schemas.microsoft.com/office/drawing/2016/5/10/chartex" xmlns:cx5="http://schemas.microsoft.com/office/drawing/2016/5/11/chartex" xmlns:cx6="http://schemas.microsoft.com/office/drawing/2016/5/12/chartex" xmlns:cx7="http://schemas.microsoft.com/office/drawing/2016/5/13/chartex" xmlns:cx8="http://schemas.microsoft.com/office/drawing/2016/5/14/chartex" xmlns:mc="http://schemas.openxmlformats.org/markup-compatibility/2006" xmlns:aink="http://schemas.microsoft.com/office/drawing/2016/ink" xmlns:am3d="http://schemas.microsoft.com/office/drawing/2017/model3d" xmlns:o="urn:schemas-microsoft-com:office:office" xmlns:oel="http://schemas.microsoft.com/office/2019/extlst" xmlns:r="http://schemas.openxmlformats.org/officeDocument/2006/relationships" xmlns:m="http://schemas.openxmlformats.org/officeDocument/2006/math" xmlns:v="urn:schemas-microsoft-com:vml" xmlns:wp14="http://schemas.microsoft.com/office/word/2010/wordprocessingDrawing" xmlns:wp="http://schemas.openxmlformats.org/drawingml/2006/wordprocessingDrawing" xmlns:w10="urn:schemas-microsoft-com:office:word" xmlns:w="http://schemas.openxmlformats.org/wordprocessingml/2006/main" xmlns:w14="http://schemas.microsoft.com/office/word/2010/wordml" xmlns:w15="http://schemas.microsoft.com/office/word/2012/wordml" xmlns:w16cex="http://schemas.microsoft.com/office/word/2018/wordml/cex" xmlns:w16cid="http://schemas.microsoft.com/office/word/2016/wordml/cid" xmlns:w16="http://schemas.microsoft.com/office/word/2018/wordml" xmlns:w16du="http://schemas.microsoft.com/office/word/2023/wordml/word16du" xmlns:w16sdtdh="http://schemas.microsoft.com/office/word/2020/wordml/sdtdatahash" xmlns:w16sdtfl="http://schemas.microsoft.com/office/word/2024/wordml/sdtformatlock" xmlns:w16se="http://schemas.microsoft.com/office/word/2015/wordml/symex" xmlns:wpg="http://schemas.microsoft.com/office/word/2010/wordprocessingGroup" xmlns:wpi="http://schemas.microsoft.com/office/word/2010/wordprocessingInk" xmlns:wne="http://schemas.microsoft.com/office/word/2006/wordml" xmlns:wps="http://schemas.microsoft.com/office/word/2010/wordprocessingShape" mc:Ignorable="w14 w15 w16se w16cid w16 w16cex w16sdtdh w16sdtfl w16du wp14">
   <w:endnote w:type="separator" w:id="-1">
     <w:p>
       <w:pPr>
@@ -3336,7 +6852,7 @@
 </file>
 
 <file path=word/footnotes.xml><?xml version="1.0" encoding="utf-8"?>
-<w:footnotes xmlns:wpc="http://schemas.microsoft.com/office/word/2010/wordprocessingCanvas" xmlns:cx="http://schemas.microsoft.com/office/drawing/2014/chartex" xmlns:mc="http://schemas.openxmlformats.org/markup-compatibility/2006" xmlns:o="urn:schemas-microsoft-com:office:office" xmlns:r="http://schemas.openxmlformats.org/officeDocument/2006/relationships" xmlns:m="http://schemas.openxmlformats.org/officeDocument/2006/math" xmlns:v="urn:schemas-microsoft-com:vml" xmlns:wp14="http://schemas.microsoft.com/office/word/2010/wordprocessingDrawing" xmlns:wp="http://schemas.openxmlformats.org/drawingml/2006/wordprocessingDrawing" xmlns:w10="urn:schemas-microsoft-com:office:word" xmlns:w="http://schemas.openxmlformats.org/wordprocessingml/2006/main" xmlns:w14="http://schemas.microsoft.com/office/word/2010/wordml" xmlns:w15="http://schemas.microsoft.com/office/word/2012/wordml" xmlns:w16se="http://schemas.microsoft.com/office/word/2015/wordml/symex" xmlns:wpg="http://schemas.microsoft.com/office/word/2010/wordprocessingGroup" xmlns:wpi="http://schemas.microsoft.com/office/word/2010/wordprocessingInk" xmlns:wne="http://schemas.microsoft.com/office/word/2006/wordml" xmlns:wps="http://schemas.microsoft.com/office/word/2010/wordprocessingShape" mc:Ignorable="w14 w15 w16se wp14">
+<w:footnotes xmlns:wpc="http://schemas.microsoft.com/office/word/2010/wordprocessingCanvas" xmlns:cx="http://schemas.microsoft.com/office/drawing/2014/chartex" xmlns:cx1="http://schemas.microsoft.com/office/drawing/2015/9/8/chartex" xmlns:cx2="http://schemas.microsoft.com/office/drawing/2015/10/21/chartex" xmlns:cx3="http://schemas.microsoft.com/office/drawing/2016/5/9/chartex" xmlns:cx4="http://schemas.microsoft.com/office/drawing/2016/5/10/chartex" xmlns:cx5="http://schemas.microsoft.com/office/drawing/2016/5/11/chartex" xmlns:cx6="http://schemas.microsoft.com/office/drawing/2016/5/12/chartex" xmlns:cx7="http://schemas.microsoft.com/office/drawing/2016/5/13/chartex" xmlns:cx8="http://schemas.microsoft.com/office/drawing/2016/5/14/chartex" xmlns:mc="http://schemas.openxmlformats.org/markup-compatibility/2006" xmlns:aink="http://schemas.microsoft.com/office/drawing/2016/ink" xmlns:am3d="http://schemas.microsoft.com/office/drawing/2017/model3d" xmlns:o="urn:schemas-microsoft-com:office:office" xmlns:oel="http://schemas.microsoft.com/office/2019/extlst" xmlns:r="http://schemas.openxmlformats.org/officeDocument/2006/relationships" xmlns:m="http://schemas.openxmlformats.org/officeDocument/2006/math" xmlns:v="urn:schemas-microsoft-com:vml" xmlns:wp14="http://schemas.microsoft.com/office/word/2010/wordprocessingDrawing" xmlns:wp="http://schemas.openxmlformats.org/drawingml/2006/wordprocessingDrawing" xmlns:w10="urn:schemas-microsoft-com:office:word" xmlns:w="http://schemas.openxmlformats.org/wordprocessingml/2006/main" xmlns:w14="http://schemas.microsoft.com/office/word/2010/wordml" xmlns:w15="http://schemas.microsoft.com/office/word/2012/wordml" xmlns:w16cex="http://schemas.microsoft.com/office/word/2018/wordml/cex" xmlns:w16cid="http://schemas.microsoft.com/office/word/2016/wordml/cid" xmlns:w16="http://schemas.microsoft.com/office/word/2018/wordml" xmlns:w16du="http://schemas.microsoft.com/office/word/2023/wordml/word16du" xmlns:w16sdtdh="http://schemas.microsoft.com/office/word/2020/wordml/sdtdatahash" xmlns:w16sdtfl="http://schemas.microsoft.com/office/word/2024/wordml/sdtformatlock" xmlns:w16se="http://schemas.microsoft.com/office/word/2015/wordml/symex" xmlns:wpg="http://schemas.microsoft.com/office/word/2010/wordprocessingGroup" xmlns:wpi="http://schemas.microsoft.com/office/word/2010/wordprocessingInk" xmlns:wne="http://schemas.microsoft.com/office/word/2006/wordml" xmlns:wps="http://schemas.microsoft.com/office/word/2010/wordprocessingShape" mc:Ignorable="w14 w15 w16se w16cid w16 w16cex w16sdtdh w16sdtfl w16du wp14">
   <w:footnote w:type="separator" w:id="-1">
     <w:p>
       <w:pPr>
@@ -3358,6 +6874,64 @@
     </w:p>
   </w:footnote>
   <w:footnote w:id="1">
+    <w:p>
+      <w:pPr>
+        <w:pStyle w:val="Textonotapie"/>
+        <w:rPr>
+          <w:color w:val="595959" w:themeColor="text1" w:themeTint="A6"/>
+        </w:rPr>
+      </w:pPr>
+      <w:r>
+        <w:rPr>
+          <w:rStyle w:val="Refdenotaalpie"/>
+          <w:color w:val="595959" w:themeColor="text1" w:themeTint="A6"/>
+        </w:rPr>
+        <w:footnoteRef/>
+      </w:r>
+      <w:r>
+        <w:rPr>
+          <w:color w:val="595959" w:themeColor="text1" w:themeTint="A6"/>
+        </w:rPr>
+        <w:t xml:space="preserve"> </w:t>
+      </w:r>
+      <w:r>
+        <w:rPr>
+          <w:color w:val="595959" w:themeColor="text1" w:themeTint="A6"/>
+          <w:lang w:val="es-CL"/>
+        </w:rPr>
+        <w:t>En caso de que el Proyecto APT sea grupal,</w:t>
+      </w:r>
+      <w:r>
+        <w:rPr>
+          <w:color w:val="595959" w:themeColor="text1" w:themeTint="A6"/>
+          <w:lang w:val="es-CL"/>
+        </w:rPr>
+        <w:t xml:space="preserve"> en</w:t>
+      </w:r>
+      <w:r>
+        <w:rPr>
+          <w:color w:val="595959" w:themeColor="text1" w:themeTint="A6"/>
+          <w:lang w:val="es-CL"/>
+        </w:rPr>
+        <w:t xml:space="preserve"> esta columna </w:t>
+      </w:r>
+      <w:r>
+        <w:rPr>
+          <w:color w:val="595959" w:themeColor="text1" w:themeTint="A6"/>
+          <w:lang w:val="es-CL"/>
+        </w:rPr>
+        <w:t xml:space="preserve">deben </w:t>
+      </w:r>
+      <w:r>
+        <w:rPr>
+          <w:color w:val="595959" w:themeColor="text1" w:themeTint="A6"/>
+          <w:lang w:val="es-CL"/>
+        </w:rPr>
+        <w:t>indicar el nombre de los responsables de cada tarea o actividad. Esto posteriormente permitirá diferenciar la evaluación por cada integrante.</w:t>
+      </w:r>
+    </w:p>
+  </w:footnote>
+  <w:footnote w:id="2">
     <w:p>
       <w:pPr>
         <w:pStyle w:val="Textonotapie"/>
@@ -3419,7 +6993,7 @@
 </file>
 
 <file path=word/header1.xml><?xml version="1.0" encoding="utf-8"?>
-<w:hdr xmlns:wpc="http://schemas.microsoft.com/office/word/2010/wordprocessingCanvas" xmlns:cx="http://schemas.microsoft.com/office/drawing/2014/chartex" xmlns:mc="http://schemas.openxmlformats.org/markup-compatibility/2006" xmlns:o="urn:schemas-microsoft-com:office:office" xmlns:r="http://schemas.openxmlformats.org/officeDocument/2006/relationships" xmlns:m="http://schemas.openxmlformats.org/officeDocument/2006/math" xmlns:v="urn:schemas-microsoft-com:vml" xmlns:wp14="http://schemas.microsoft.com/office/word/2010/wordprocessingDrawing" xmlns:wp="http://schemas.openxmlformats.org/drawingml/2006/wordprocessingDrawing" xmlns:w10="urn:schemas-microsoft-com:office:word" xmlns:w="http://schemas.openxmlformats.org/wordprocessingml/2006/main" xmlns:w14="http://schemas.microsoft.com/office/word/2010/wordml" xmlns:w15="http://schemas.microsoft.com/office/word/2012/wordml" xmlns:w16se="http://schemas.microsoft.com/office/word/2015/wordml/symex" xmlns:wpg="http://schemas.microsoft.com/office/word/2010/wordprocessingGroup" xmlns:wpi="http://schemas.microsoft.com/office/word/2010/wordprocessingInk" xmlns:wne="http://schemas.microsoft.com/office/word/2006/wordml" xmlns:wps="http://schemas.microsoft.com/office/word/2010/wordprocessingShape" mc:Ignorable="w14 w15 w16se wp14">
+<w:hdr xmlns:wpc="http://schemas.microsoft.com/office/word/2010/wordprocessingCanvas" xmlns:cx="http://schemas.microsoft.com/office/drawing/2014/chartex" xmlns:cx1="http://schemas.microsoft.com/office/drawing/2015/9/8/chartex" xmlns:cx2="http://schemas.microsoft.com/office/drawing/2015/10/21/chartex" xmlns:cx3="http://schemas.microsoft.com/office/drawing/2016/5/9/chartex" xmlns:cx4="http://schemas.microsoft.com/office/drawing/2016/5/10/chartex" xmlns:cx5="http://schemas.microsoft.com/office/drawing/2016/5/11/chartex" xmlns:cx6="http://schemas.microsoft.com/office/drawing/2016/5/12/chartex" xmlns:cx7="http://schemas.microsoft.com/office/drawing/2016/5/13/chartex" xmlns:cx8="http://schemas.microsoft.com/office/drawing/2016/5/14/chartex" xmlns:mc="http://schemas.openxmlformats.org/markup-compatibility/2006" xmlns:aink="http://schemas.microsoft.com/office/drawing/2016/ink" xmlns:am3d="http://schemas.microsoft.com/office/drawing/2017/model3d" xmlns:o="urn:schemas-microsoft-com:office:office" xmlns:oel="http://schemas.microsoft.com/office/2019/extlst" xmlns:r="http://schemas.openxmlformats.org/officeDocument/2006/relationships" xmlns:m="http://schemas.openxmlformats.org/officeDocument/2006/math" xmlns:v="urn:schemas-microsoft-com:vml" xmlns:wp14="http://schemas.microsoft.com/office/word/2010/wordprocessingDrawing" xmlns:wp="http://schemas.openxmlformats.org/drawingml/2006/wordprocessingDrawing" xmlns:w10="urn:schemas-microsoft-com:office:word" xmlns:w="http://schemas.openxmlformats.org/wordprocessingml/2006/main" xmlns:w14="http://schemas.microsoft.com/office/word/2010/wordml" xmlns:w15="http://schemas.microsoft.com/office/word/2012/wordml" xmlns:w16cex="http://schemas.microsoft.com/office/word/2018/wordml/cex" xmlns:w16cid="http://schemas.microsoft.com/office/word/2016/wordml/cid" xmlns:w16="http://schemas.microsoft.com/office/word/2018/wordml" xmlns:w16du="http://schemas.microsoft.com/office/word/2023/wordml/word16du" xmlns:w16sdtdh="http://schemas.microsoft.com/office/word/2020/wordml/sdtdatahash" xmlns:w16sdtfl="http://schemas.microsoft.com/office/word/2024/wordml/sdtformatlock" xmlns:w16se="http://schemas.microsoft.com/office/word/2015/wordml/symex" xmlns:wpg="http://schemas.microsoft.com/office/word/2010/wordprocessingGroup" xmlns:wpi="http://schemas.microsoft.com/office/word/2010/wordprocessingInk" xmlns:wne="http://schemas.microsoft.com/office/word/2006/wordml" xmlns:wps="http://schemas.microsoft.com/office/word/2010/wordprocessingShape" mc:Ignorable="w14 w15 w16se w16cid w16 w16cex w16sdtdh w16sdtfl w16du wp14">
   <w:tbl>
     <w:tblPr>
       <w:tblStyle w:val="Tablaconcuadrcula1"/>
@@ -3644,8 +7218,395 @@
 </file>
 
 <file path=word/numbering.xml><?xml version="1.0" encoding="utf-8"?>
-<w:numbering xmlns:wpc="http://schemas.microsoft.com/office/word/2010/wordprocessingCanvas" xmlns:cx="http://schemas.microsoft.com/office/drawing/2014/chartex" xmlns:mc="http://schemas.openxmlformats.org/markup-compatibility/2006" xmlns:o="urn:schemas-microsoft-com:office:office" xmlns:r="http://schemas.openxmlformats.org/officeDocument/2006/relationships" xmlns:m="http://schemas.openxmlformats.org/officeDocument/2006/math" xmlns:v="urn:schemas-microsoft-com:vml" xmlns:wp14="http://schemas.microsoft.com/office/word/2010/wordprocessingDrawing" xmlns:wp="http://schemas.openxmlformats.org/drawingml/2006/wordprocessingDrawing" xmlns:w10="urn:schemas-microsoft-com:office:word" xmlns:w="http://schemas.openxmlformats.org/wordprocessingml/2006/main" xmlns:w14="http://schemas.microsoft.com/office/word/2010/wordml" xmlns:w15="http://schemas.microsoft.com/office/word/2012/wordml" xmlns:w16se="http://schemas.microsoft.com/office/word/2015/wordml/symex" xmlns:wpg="http://schemas.microsoft.com/office/word/2010/wordprocessingGroup" xmlns:wpi="http://schemas.microsoft.com/office/word/2010/wordprocessingInk" xmlns:wne="http://schemas.microsoft.com/office/word/2006/wordml" xmlns:wps="http://schemas.microsoft.com/office/word/2010/wordprocessingShape" mc:Ignorable="w14 w15 w16se wp14">
+<w:numbering xmlns:wpc="http://schemas.microsoft.com/office/word/2010/wordprocessingCanvas" xmlns:cx="http://schemas.microsoft.com/office/drawing/2014/chartex" xmlns:cx1="http://schemas.microsoft.com/office/drawing/2015/9/8/chartex" xmlns:cx2="http://schemas.microsoft.com/office/drawing/2015/10/21/chartex" xmlns:cx3="http://schemas.microsoft.com/office/drawing/2016/5/9/chartex" xmlns:cx4="http://schemas.microsoft.com/office/drawing/2016/5/10/chartex" xmlns:cx5="http://schemas.microsoft.com/office/drawing/2016/5/11/chartex" xmlns:cx6="http://schemas.microsoft.com/office/drawing/2016/5/12/chartex" xmlns:cx7="http://schemas.microsoft.com/office/drawing/2016/5/13/chartex" xmlns:cx8="http://schemas.microsoft.com/office/drawing/2016/5/14/chartex" xmlns:mc="http://schemas.openxmlformats.org/markup-compatibility/2006" xmlns:aink="http://schemas.microsoft.com/office/drawing/2016/ink" xmlns:am3d="http://schemas.microsoft.com/office/drawing/2017/model3d" xmlns:o="urn:schemas-microsoft-com:office:office" xmlns:oel="http://schemas.microsoft.com/office/2019/extlst" xmlns:r="http://schemas.openxmlformats.org/officeDocument/2006/relationships" xmlns:m="http://schemas.openxmlformats.org/officeDocument/2006/math" xmlns:v="urn:schemas-microsoft-com:vml" xmlns:wp14="http://schemas.microsoft.com/office/word/2010/wordprocessingDrawing" xmlns:wp="http://schemas.openxmlformats.org/drawingml/2006/wordprocessingDrawing" xmlns:w10="urn:schemas-microsoft-com:office:word" xmlns:w="http://schemas.openxmlformats.org/wordprocessingml/2006/main" xmlns:w14="http://schemas.microsoft.com/office/word/2010/wordml" xmlns:w15="http://schemas.microsoft.com/office/word/2012/wordml" xmlns:w16cex="http://schemas.microsoft.com/office/word/2018/wordml/cex" xmlns:w16cid="http://schemas.microsoft.com/office/word/2016/wordml/cid" xmlns:w16="http://schemas.microsoft.com/office/word/2018/wordml" xmlns:w16du="http://schemas.microsoft.com/office/word/2023/wordml/word16du" xmlns:w16sdtdh="http://schemas.microsoft.com/office/word/2020/wordml/sdtdatahash" xmlns:w16sdtfl="http://schemas.microsoft.com/office/word/2024/wordml/sdtformatlock" xmlns:w16se="http://schemas.microsoft.com/office/word/2015/wordml/symex" xmlns:wpg="http://schemas.microsoft.com/office/word/2010/wordprocessingGroup" xmlns:wpi="http://schemas.microsoft.com/office/word/2010/wordprocessingInk" xmlns:wne="http://schemas.microsoft.com/office/word/2006/wordml" xmlns:wps="http://schemas.microsoft.com/office/word/2010/wordprocessingShape" mc:Ignorable="w14 w15 w16se w16cid w16 w16cex w16sdtdh w16sdtfl w16du wp14">
   <w:abstractNum w:abstractNumId="0" w15:restartNumberingAfterBreak="0">
+    <w:nsid w:val="043E5C46"/>
+    <w:multiLevelType w:val="multilevel"/>
+    <w:tmpl w:val="50A8A9C4"/>
+    <w:lvl w:ilvl="0">
+      <w:start w:val="1"/>
+      <w:numFmt w:val="bullet"/>
+      <w:lvlText w:val=""/>
+      <w:lvlJc w:val="left"/>
+      <w:pPr>
+        <w:tabs>
+          <w:tab w:val="num" w:pos="720"/>
+        </w:tabs>
+        <w:ind w:left="720" w:hanging="360"/>
+      </w:pPr>
+      <w:rPr>
+        <w:rFonts w:ascii="Symbol" w:hAnsi="Symbol" w:hint="default"/>
+        <w:sz w:val="20"/>
+      </w:rPr>
+    </w:lvl>
+    <w:lvl w:ilvl="1" w:tentative="1">
+      <w:start w:val="1"/>
+      <w:numFmt w:val="bullet"/>
+      <w:lvlText w:val="o"/>
+      <w:lvlJc w:val="left"/>
+      <w:pPr>
+        <w:tabs>
+          <w:tab w:val="num" w:pos="1440"/>
+        </w:tabs>
+        <w:ind w:left="1440" w:hanging="360"/>
+      </w:pPr>
+      <w:rPr>
+        <w:rFonts w:ascii="Courier New" w:hAnsi="Courier New" w:hint="default"/>
+        <w:sz w:val="20"/>
+      </w:rPr>
+    </w:lvl>
+    <w:lvl w:ilvl="2" w:tentative="1">
+      <w:start w:val="1"/>
+      <w:numFmt w:val="bullet"/>
+      <w:lvlText w:val=""/>
+      <w:lvlJc w:val="left"/>
+      <w:pPr>
+        <w:tabs>
+          <w:tab w:val="num" w:pos="2160"/>
+        </w:tabs>
+        <w:ind w:left="2160" w:hanging="360"/>
+      </w:pPr>
+      <w:rPr>
+        <w:rFonts w:ascii="Wingdings" w:hAnsi="Wingdings" w:hint="default"/>
+        <w:sz w:val="20"/>
+      </w:rPr>
+    </w:lvl>
+    <w:lvl w:ilvl="3" w:tentative="1">
+      <w:start w:val="1"/>
+      <w:numFmt w:val="bullet"/>
+      <w:lvlText w:val=""/>
+      <w:lvlJc w:val="left"/>
+      <w:pPr>
+        <w:tabs>
+          <w:tab w:val="num" w:pos="2880"/>
+        </w:tabs>
+        <w:ind w:left="2880" w:hanging="360"/>
+      </w:pPr>
+      <w:rPr>
+        <w:rFonts w:ascii="Wingdings" w:hAnsi="Wingdings" w:hint="default"/>
+        <w:sz w:val="20"/>
+      </w:rPr>
+    </w:lvl>
+    <w:lvl w:ilvl="4" w:tentative="1">
+      <w:start w:val="1"/>
+      <w:numFmt w:val="bullet"/>
+      <w:lvlText w:val=""/>
+      <w:lvlJc w:val="left"/>
+      <w:pPr>
+        <w:tabs>
+          <w:tab w:val="num" w:pos="3600"/>
+        </w:tabs>
+        <w:ind w:left="3600" w:hanging="360"/>
+      </w:pPr>
+      <w:rPr>
+        <w:rFonts w:ascii="Wingdings" w:hAnsi="Wingdings" w:hint="default"/>
+        <w:sz w:val="20"/>
+      </w:rPr>
+    </w:lvl>
+    <w:lvl w:ilvl="5" w:tentative="1">
+      <w:start w:val="1"/>
+      <w:numFmt w:val="bullet"/>
+      <w:lvlText w:val=""/>
+      <w:lvlJc w:val="left"/>
+      <w:pPr>
+        <w:tabs>
+          <w:tab w:val="num" w:pos="4320"/>
+        </w:tabs>
+        <w:ind w:left="4320" w:hanging="360"/>
+      </w:pPr>
+      <w:rPr>
+        <w:rFonts w:ascii="Wingdings" w:hAnsi="Wingdings" w:hint="default"/>
+        <w:sz w:val="20"/>
+      </w:rPr>
+    </w:lvl>
+    <w:lvl w:ilvl="6" w:tentative="1">
+      <w:start w:val="1"/>
+      <w:numFmt w:val="bullet"/>
+      <w:lvlText w:val=""/>
+      <w:lvlJc w:val="left"/>
+      <w:pPr>
+        <w:tabs>
+          <w:tab w:val="num" w:pos="5040"/>
+        </w:tabs>
+        <w:ind w:left="5040" w:hanging="360"/>
+      </w:pPr>
+      <w:rPr>
+        <w:rFonts w:ascii="Wingdings" w:hAnsi="Wingdings" w:hint="default"/>
+        <w:sz w:val="20"/>
+      </w:rPr>
+    </w:lvl>
+    <w:lvl w:ilvl="7" w:tentative="1">
+      <w:start w:val="1"/>
+      <w:numFmt w:val="bullet"/>
+      <w:lvlText w:val=""/>
+      <w:lvlJc w:val="left"/>
+      <w:pPr>
+        <w:tabs>
+          <w:tab w:val="num" w:pos="5760"/>
+        </w:tabs>
+        <w:ind w:left="5760" w:hanging="360"/>
+      </w:pPr>
+      <w:rPr>
+        <w:rFonts w:ascii="Wingdings" w:hAnsi="Wingdings" w:hint="default"/>
+        <w:sz w:val="20"/>
+      </w:rPr>
+    </w:lvl>
+    <w:lvl w:ilvl="8" w:tentative="1">
+      <w:start w:val="1"/>
+      <w:numFmt w:val="bullet"/>
+      <w:lvlText w:val=""/>
+      <w:lvlJc w:val="left"/>
+      <w:pPr>
+        <w:tabs>
+          <w:tab w:val="num" w:pos="6480"/>
+        </w:tabs>
+        <w:ind w:left="6480" w:hanging="360"/>
+      </w:pPr>
+      <w:rPr>
+        <w:rFonts w:ascii="Wingdings" w:hAnsi="Wingdings" w:hint="default"/>
+        <w:sz w:val="20"/>
+      </w:rPr>
+    </w:lvl>
+  </w:abstractNum>
+  <w:abstractNum w:abstractNumId="1" w15:restartNumberingAfterBreak="0">
+    <w:nsid w:val="1ADC1461"/>
+    <w:multiLevelType w:val="hybridMultilevel"/>
+    <w:tmpl w:val="83EA2410"/>
+    <w:lvl w:ilvl="0" w:tplc="FFFFFFFF">
+      <w:start w:val="1"/>
+      <w:numFmt w:val="decimal"/>
+      <w:lvlText w:val="%1."/>
+      <w:lvlJc w:val="left"/>
+      <w:pPr>
+        <w:ind w:left="720" w:hanging="360"/>
+      </w:pPr>
+      <w:rPr>
+        <w:rFonts w:hint="default"/>
+      </w:rPr>
+    </w:lvl>
+    <w:lvl w:ilvl="1" w:tplc="FFFFFFFF" w:tentative="1">
+      <w:start w:val="1"/>
+      <w:numFmt w:val="lowerLetter"/>
+      <w:lvlText w:val="%2."/>
+      <w:lvlJc w:val="left"/>
+      <w:pPr>
+        <w:ind w:left="1440" w:hanging="360"/>
+      </w:pPr>
+    </w:lvl>
+    <w:lvl w:ilvl="2" w:tplc="FFFFFFFF" w:tentative="1">
+      <w:start w:val="1"/>
+      <w:numFmt w:val="lowerRoman"/>
+      <w:lvlText w:val="%3."/>
+      <w:lvlJc w:val="right"/>
+      <w:pPr>
+        <w:ind w:left="2160" w:hanging="180"/>
+      </w:pPr>
+    </w:lvl>
+    <w:lvl w:ilvl="3" w:tplc="FFFFFFFF" w:tentative="1">
+      <w:start w:val="1"/>
+      <w:numFmt w:val="decimal"/>
+      <w:lvlText w:val="%4."/>
+      <w:lvlJc w:val="left"/>
+      <w:pPr>
+        <w:ind w:left="2880" w:hanging="360"/>
+      </w:pPr>
+    </w:lvl>
+    <w:lvl w:ilvl="4" w:tplc="FFFFFFFF" w:tentative="1">
+      <w:start w:val="1"/>
+      <w:numFmt w:val="lowerLetter"/>
+      <w:lvlText w:val="%5."/>
+      <w:lvlJc w:val="left"/>
+      <w:pPr>
+        <w:ind w:left="3600" w:hanging="360"/>
+      </w:pPr>
+    </w:lvl>
+    <w:lvl w:ilvl="5" w:tplc="FFFFFFFF" w:tentative="1">
+      <w:start w:val="1"/>
+      <w:numFmt w:val="lowerRoman"/>
+      <w:lvlText w:val="%6."/>
+      <w:lvlJc w:val="right"/>
+      <w:pPr>
+        <w:ind w:left="4320" w:hanging="180"/>
+      </w:pPr>
+    </w:lvl>
+    <w:lvl w:ilvl="6" w:tplc="FFFFFFFF" w:tentative="1">
+      <w:start w:val="1"/>
+      <w:numFmt w:val="decimal"/>
+      <w:lvlText w:val="%7."/>
+      <w:lvlJc w:val="left"/>
+      <w:pPr>
+        <w:ind w:left="5040" w:hanging="360"/>
+      </w:pPr>
+    </w:lvl>
+    <w:lvl w:ilvl="7" w:tplc="FFFFFFFF" w:tentative="1">
+      <w:start w:val="1"/>
+      <w:numFmt w:val="lowerLetter"/>
+      <w:lvlText w:val="%8."/>
+      <w:lvlJc w:val="left"/>
+      <w:pPr>
+        <w:ind w:left="5760" w:hanging="360"/>
+      </w:pPr>
+    </w:lvl>
+    <w:lvl w:ilvl="8" w:tplc="FFFFFFFF" w:tentative="1">
+      <w:start w:val="1"/>
+      <w:numFmt w:val="lowerRoman"/>
+      <w:lvlText w:val="%9."/>
+      <w:lvlJc w:val="right"/>
+      <w:pPr>
+        <w:ind w:left="6480" w:hanging="180"/>
+      </w:pPr>
+    </w:lvl>
+  </w:abstractNum>
+  <w:abstractNum w:abstractNumId="2" w15:restartNumberingAfterBreak="0">
+    <w:nsid w:val="2A372FD3"/>
+    <w:multiLevelType w:val="multilevel"/>
+    <w:tmpl w:val="B7BC4D36"/>
+    <w:lvl w:ilvl="0">
+      <w:start w:val="1"/>
+      <w:numFmt w:val="bullet"/>
+      <w:lvlText w:val=""/>
+      <w:lvlJc w:val="left"/>
+      <w:pPr>
+        <w:tabs>
+          <w:tab w:val="num" w:pos="720"/>
+        </w:tabs>
+        <w:ind w:left="720" w:hanging="360"/>
+      </w:pPr>
+      <w:rPr>
+        <w:rFonts w:ascii="Symbol" w:hAnsi="Symbol" w:hint="default"/>
+        <w:sz w:val="20"/>
+      </w:rPr>
+    </w:lvl>
+    <w:lvl w:ilvl="1" w:tentative="1">
+      <w:start w:val="1"/>
+      <w:numFmt w:val="bullet"/>
+      <w:lvlText w:val="o"/>
+      <w:lvlJc w:val="left"/>
+      <w:pPr>
+        <w:tabs>
+          <w:tab w:val="num" w:pos="1440"/>
+        </w:tabs>
+        <w:ind w:left="1440" w:hanging="360"/>
+      </w:pPr>
+      <w:rPr>
+        <w:rFonts w:ascii="Courier New" w:hAnsi="Courier New" w:hint="default"/>
+        <w:sz w:val="20"/>
+      </w:rPr>
+    </w:lvl>
+    <w:lvl w:ilvl="2" w:tentative="1">
+      <w:start w:val="1"/>
+      <w:numFmt w:val="bullet"/>
+      <w:lvlText w:val=""/>
+      <w:lvlJc w:val="left"/>
+      <w:pPr>
+        <w:tabs>
+          <w:tab w:val="num" w:pos="2160"/>
+        </w:tabs>
+        <w:ind w:left="2160" w:hanging="360"/>
+      </w:pPr>
+      <w:rPr>
+        <w:rFonts w:ascii="Wingdings" w:hAnsi="Wingdings" w:hint="default"/>
+        <w:sz w:val="20"/>
+      </w:rPr>
+    </w:lvl>
+    <w:lvl w:ilvl="3" w:tentative="1">
+      <w:start w:val="1"/>
+      <w:numFmt w:val="bullet"/>
+      <w:lvlText w:val=""/>
+      <w:lvlJc w:val="left"/>
+      <w:pPr>
+        <w:tabs>
+          <w:tab w:val="num" w:pos="2880"/>
+        </w:tabs>
+        <w:ind w:left="2880" w:hanging="360"/>
+      </w:pPr>
+      <w:rPr>
+        <w:rFonts w:ascii="Wingdings" w:hAnsi="Wingdings" w:hint="default"/>
+        <w:sz w:val="20"/>
+      </w:rPr>
+    </w:lvl>
+    <w:lvl w:ilvl="4" w:tentative="1">
+      <w:start w:val="1"/>
+      <w:numFmt w:val="bullet"/>
+      <w:lvlText w:val=""/>
+      <w:lvlJc w:val="left"/>
+      <w:pPr>
+        <w:tabs>
+          <w:tab w:val="num" w:pos="3600"/>
+        </w:tabs>
+        <w:ind w:left="3600" w:hanging="360"/>
+      </w:pPr>
+      <w:rPr>
+        <w:rFonts w:ascii="Wingdings" w:hAnsi="Wingdings" w:hint="default"/>
+        <w:sz w:val="20"/>
+      </w:rPr>
+    </w:lvl>
+    <w:lvl w:ilvl="5" w:tentative="1">
+      <w:start w:val="1"/>
+      <w:numFmt w:val="bullet"/>
+      <w:lvlText w:val=""/>
+      <w:lvlJc w:val="left"/>
+      <w:pPr>
+        <w:tabs>
+          <w:tab w:val="num" w:pos="4320"/>
+        </w:tabs>
+        <w:ind w:left="4320" w:hanging="360"/>
+      </w:pPr>
+      <w:rPr>
+        <w:rFonts w:ascii="Wingdings" w:hAnsi="Wingdings" w:hint="default"/>
+        <w:sz w:val="20"/>
+      </w:rPr>
+    </w:lvl>
+    <w:lvl w:ilvl="6" w:tentative="1">
+      <w:start w:val="1"/>
+      <w:numFmt w:val="bullet"/>
+      <w:lvlText w:val=""/>
+      <w:lvlJc w:val="left"/>
+      <w:pPr>
+        <w:tabs>
+          <w:tab w:val="num" w:pos="5040"/>
+        </w:tabs>
+        <w:ind w:left="5040" w:hanging="360"/>
+      </w:pPr>
+      <w:rPr>
+        <w:rFonts w:ascii="Wingdings" w:hAnsi="Wingdings" w:hint="default"/>
+        <w:sz w:val="20"/>
+      </w:rPr>
+    </w:lvl>
+    <w:lvl w:ilvl="7" w:tentative="1">
+      <w:start w:val="1"/>
+      <w:numFmt w:val="bullet"/>
+      <w:lvlText w:val=""/>
+      <w:lvlJc w:val="left"/>
+      <w:pPr>
+        <w:tabs>
+          <w:tab w:val="num" w:pos="5760"/>
+        </w:tabs>
+        <w:ind w:left="5760" w:hanging="360"/>
+      </w:pPr>
+      <w:rPr>
+        <w:rFonts w:ascii="Wingdings" w:hAnsi="Wingdings" w:hint="default"/>
+        <w:sz w:val="20"/>
+      </w:rPr>
+    </w:lvl>
+    <w:lvl w:ilvl="8" w:tentative="1">
+      <w:start w:val="1"/>
+      <w:numFmt w:val="bullet"/>
+      <w:lvlText w:val=""/>
+      <w:lvlJc w:val="left"/>
+      <w:pPr>
+        <w:tabs>
+          <w:tab w:val="num" w:pos="6480"/>
+        </w:tabs>
+        <w:ind w:left="6480" w:hanging="360"/>
+      </w:pPr>
+      <w:rPr>
+        <w:rFonts w:ascii="Wingdings" w:hAnsi="Wingdings" w:hint="default"/>
+        <w:sz w:val="20"/>
+      </w:rPr>
+    </w:lvl>
+  </w:abstractNum>
+  <w:abstractNum w:abstractNumId="3" w15:restartNumberingAfterBreak="0">
     <w:nsid w:val="2FFD4C7F"/>
     <w:multiLevelType w:val="multilevel"/>
     <w:tmpl w:val="CAF0F936"/>
@@ -3766,14 +7727,723 @@
       </w:rPr>
     </w:lvl>
   </w:abstractNum>
-  <w:num w:numId="1">
+  <w:abstractNum w:abstractNumId="4" w15:restartNumberingAfterBreak="0">
+    <w:nsid w:val="41AD3907"/>
+    <w:multiLevelType w:val="multilevel"/>
+    <w:tmpl w:val="20104EB0"/>
+    <w:lvl w:ilvl="0">
+      <w:start w:val="1"/>
+      <w:numFmt w:val="bullet"/>
+      <w:lvlText w:val=""/>
+      <w:lvlJc w:val="left"/>
+      <w:pPr>
+        <w:tabs>
+          <w:tab w:val="num" w:pos="720"/>
+        </w:tabs>
+        <w:ind w:left="720" w:hanging="360"/>
+      </w:pPr>
+      <w:rPr>
+        <w:rFonts w:ascii="Symbol" w:hAnsi="Symbol" w:hint="default"/>
+        <w:sz w:val="20"/>
+      </w:rPr>
+    </w:lvl>
+    <w:lvl w:ilvl="1" w:tentative="1">
+      <w:start w:val="1"/>
+      <w:numFmt w:val="bullet"/>
+      <w:lvlText w:val="o"/>
+      <w:lvlJc w:val="left"/>
+      <w:pPr>
+        <w:tabs>
+          <w:tab w:val="num" w:pos="1440"/>
+        </w:tabs>
+        <w:ind w:left="1440" w:hanging="360"/>
+      </w:pPr>
+      <w:rPr>
+        <w:rFonts w:ascii="Courier New" w:hAnsi="Courier New" w:hint="default"/>
+        <w:sz w:val="20"/>
+      </w:rPr>
+    </w:lvl>
+    <w:lvl w:ilvl="2" w:tentative="1">
+      <w:start w:val="1"/>
+      <w:numFmt w:val="bullet"/>
+      <w:lvlText w:val=""/>
+      <w:lvlJc w:val="left"/>
+      <w:pPr>
+        <w:tabs>
+          <w:tab w:val="num" w:pos="2160"/>
+        </w:tabs>
+        <w:ind w:left="2160" w:hanging="360"/>
+      </w:pPr>
+      <w:rPr>
+        <w:rFonts w:ascii="Wingdings" w:hAnsi="Wingdings" w:hint="default"/>
+        <w:sz w:val="20"/>
+      </w:rPr>
+    </w:lvl>
+    <w:lvl w:ilvl="3" w:tentative="1">
+      <w:start w:val="1"/>
+      <w:numFmt w:val="bullet"/>
+      <w:lvlText w:val=""/>
+      <w:lvlJc w:val="left"/>
+      <w:pPr>
+        <w:tabs>
+          <w:tab w:val="num" w:pos="2880"/>
+        </w:tabs>
+        <w:ind w:left="2880" w:hanging="360"/>
+      </w:pPr>
+      <w:rPr>
+        <w:rFonts w:ascii="Wingdings" w:hAnsi="Wingdings" w:hint="default"/>
+        <w:sz w:val="20"/>
+      </w:rPr>
+    </w:lvl>
+    <w:lvl w:ilvl="4" w:tentative="1">
+      <w:start w:val="1"/>
+      <w:numFmt w:val="bullet"/>
+      <w:lvlText w:val=""/>
+      <w:lvlJc w:val="left"/>
+      <w:pPr>
+        <w:tabs>
+          <w:tab w:val="num" w:pos="3600"/>
+        </w:tabs>
+        <w:ind w:left="3600" w:hanging="360"/>
+      </w:pPr>
+      <w:rPr>
+        <w:rFonts w:ascii="Wingdings" w:hAnsi="Wingdings" w:hint="default"/>
+        <w:sz w:val="20"/>
+      </w:rPr>
+    </w:lvl>
+    <w:lvl w:ilvl="5" w:tentative="1">
+      <w:start w:val="1"/>
+      <w:numFmt w:val="bullet"/>
+      <w:lvlText w:val=""/>
+      <w:lvlJc w:val="left"/>
+      <w:pPr>
+        <w:tabs>
+          <w:tab w:val="num" w:pos="4320"/>
+        </w:tabs>
+        <w:ind w:left="4320" w:hanging="360"/>
+      </w:pPr>
+      <w:rPr>
+        <w:rFonts w:ascii="Wingdings" w:hAnsi="Wingdings" w:hint="default"/>
+        <w:sz w:val="20"/>
+      </w:rPr>
+    </w:lvl>
+    <w:lvl w:ilvl="6" w:tentative="1">
+      <w:start w:val="1"/>
+      <w:numFmt w:val="bullet"/>
+      <w:lvlText w:val=""/>
+      <w:lvlJc w:val="left"/>
+      <w:pPr>
+        <w:tabs>
+          <w:tab w:val="num" w:pos="5040"/>
+        </w:tabs>
+        <w:ind w:left="5040" w:hanging="360"/>
+      </w:pPr>
+      <w:rPr>
+        <w:rFonts w:ascii="Wingdings" w:hAnsi="Wingdings" w:hint="default"/>
+        <w:sz w:val="20"/>
+      </w:rPr>
+    </w:lvl>
+    <w:lvl w:ilvl="7" w:tentative="1">
+      <w:start w:val="1"/>
+      <w:numFmt w:val="bullet"/>
+      <w:lvlText w:val=""/>
+      <w:lvlJc w:val="left"/>
+      <w:pPr>
+        <w:tabs>
+          <w:tab w:val="num" w:pos="5760"/>
+        </w:tabs>
+        <w:ind w:left="5760" w:hanging="360"/>
+      </w:pPr>
+      <w:rPr>
+        <w:rFonts w:ascii="Wingdings" w:hAnsi="Wingdings" w:hint="default"/>
+        <w:sz w:val="20"/>
+      </w:rPr>
+    </w:lvl>
+    <w:lvl w:ilvl="8" w:tentative="1">
+      <w:start w:val="1"/>
+      <w:numFmt w:val="bullet"/>
+      <w:lvlText w:val=""/>
+      <w:lvlJc w:val="left"/>
+      <w:pPr>
+        <w:tabs>
+          <w:tab w:val="num" w:pos="6480"/>
+        </w:tabs>
+        <w:ind w:left="6480" w:hanging="360"/>
+      </w:pPr>
+      <w:rPr>
+        <w:rFonts w:ascii="Wingdings" w:hAnsi="Wingdings" w:hint="default"/>
+        <w:sz w:val="20"/>
+      </w:rPr>
+    </w:lvl>
+  </w:abstractNum>
+  <w:abstractNum w:abstractNumId="5" w15:restartNumberingAfterBreak="0">
+    <w:nsid w:val="5C767682"/>
+    <w:multiLevelType w:val="multilevel"/>
+    <w:tmpl w:val="39AA87D0"/>
+    <w:lvl w:ilvl="0">
+      <w:start w:val="1"/>
+      <w:numFmt w:val="bullet"/>
+      <w:lvlText w:val=""/>
+      <w:lvlJc w:val="left"/>
+      <w:pPr>
+        <w:tabs>
+          <w:tab w:val="num" w:pos="720"/>
+        </w:tabs>
+        <w:ind w:left="720" w:hanging="360"/>
+      </w:pPr>
+      <w:rPr>
+        <w:rFonts w:ascii="Symbol" w:hAnsi="Symbol" w:hint="default"/>
+        <w:sz w:val="20"/>
+      </w:rPr>
+    </w:lvl>
+    <w:lvl w:ilvl="1" w:tentative="1">
+      <w:start w:val="1"/>
+      <w:numFmt w:val="bullet"/>
+      <w:lvlText w:val="o"/>
+      <w:lvlJc w:val="left"/>
+      <w:pPr>
+        <w:tabs>
+          <w:tab w:val="num" w:pos="1440"/>
+        </w:tabs>
+        <w:ind w:left="1440" w:hanging="360"/>
+      </w:pPr>
+      <w:rPr>
+        <w:rFonts w:ascii="Courier New" w:hAnsi="Courier New" w:hint="default"/>
+        <w:sz w:val="20"/>
+      </w:rPr>
+    </w:lvl>
+    <w:lvl w:ilvl="2" w:tentative="1">
+      <w:start w:val="1"/>
+      <w:numFmt w:val="bullet"/>
+      <w:lvlText w:val=""/>
+      <w:lvlJc w:val="left"/>
+      <w:pPr>
+        <w:tabs>
+          <w:tab w:val="num" w:pos="2160"/>
+        </w:tabs>
+        <w:ind w:left="2160" w:hanging="360"/>
+      </w:pPr>
+      <w:rPr>
+        <w:rFonts w:ascii="Wingdings" w:hAnsi="Wingdings" w:hint="default"/>
+        <w:sz w:val="20"/>
+      </w:rPr>
+    </w:lvl>
+    <w:lvl w:ilvl="3" w:tentative="1">
+      <w:start w:val="1"/>
+      <w:numFmt w:val="bullet"/>
+      <w:lvlText w:val=""/>
+      <w:lvlJc w:val="left"/>
+      <w:pPr>
+        <w:tabs>
+          <w:tab w:val="num" w:pos="2880"/>
+        </w:tabs>
+        <w:ind w:left="2880" w:hanging="360"/>
+      </w:pPr>
+      <w:rPr>
+        <w:rFonts w:ascii="Wingdings" w:hAnsi="Wingdings" w:hint="default"/>
+        <w:sz w:val="20"/>
+      </w:rPr>
+    </w:lvl>
+    <w:lvl w:ilvl="4" w:tentative="1">
+      <w:start w:val="1"/>
+      <w:numFmt w:val="bullet"/>
+      <w:lvlText w:val=""/>
+      <w:lvlJc w:val="left"/>
+      <w:pPr>
+        <w:tabs>
+          <w:tab w:val="num" w:pos="3600"/>
+        </w:tabs>
+        <w:ind w:left="3600" w:hanging="360"/>
+      </w:pPr>
+      <w:rPr>
+        <w:rFonts w:ascii="Wingdings" w:hAnsi="Wingdings" w:hint="default"/>
+        <w:sz w:val="20"/>
+      </w:rPr>
+    </w:lvl>
+    <w:lvl w:ilvl="5" w:tentative="1">
+      <w:start w:val="1"/>
+      <w:numFmt w:val="bullet"/>
+      <w:lvlText w:val=""/>
+      <w:lvlJc w:val="left"/>
+      <w:pPr>
+        <w:tabs>
+          <w:tab w:val="num" w:pos="4320"/>
+        </w:tabs>
+        <w:ind w:left="4320" w:hanging="360"/>
+      </w:pPr>
+      <w:rPr>
+        <w:rFonts w:ascii="Wingdings" w:hAnsi="Wingdings" w:hint="default"/>
+        <w:sz w:val="20"/>
+      </w:rPr>
+    </w:lvl>
+    <w:lvl w:ilvl="6" w:tentative="1">
+      <w:start w:val="1"/>
+      <w:numFmt w:val="bullet"/>
+      <w:lvlText w:val=""/>
+      <w:lvlJc w:val="left"/>
+      <w:pPr>
+        <w:tabs>
+          <w:tab w:val="num" w:pos="5040"/>
+        </w:tabs>
+        <w:ind w:left="5040" w:hanging="360"/>
+      </w:pPr>
+      <w:rPr>
+        <w:rFonts w:ascii="Wingdings" w:hAnsi="Wingdings" w:hint="default"/>
+        <w:sz w:val="20"/>
+      </w:rPr>
+    </w:lvl>
+    <w:lvl w:ilvl="7" w:tentative="1">
+      <w:start w:val="1"/>
+      <w:numFmt w:val="bullet"/>
+      <w:lvlText w:val=""/>
+      <w:lvlJc w:val="left"/>
+      <w:pPr>
+        <w:tabs>
+          <w:tab w:val="num" w:pos="5760"/>
+        </w:tabs>
+        <w:ind w:left="5760" w:hanging="360"/>
+      </w:pPr>
+      <w:rPr>
+        <w:rFonts w:ascii="Wingdings" w:hAnsi="Wingdings" w:hint="default"/>
+        <w:sz w:val="20"/>
+      </w:rPr>
+    </w:lvl>
+    <w:lvl w:ilvl="8" w:tentative="1">
+      <w:start w:val="1"/>
+      <w:numFmt w:val="bullet"/>
+      <w:lvlText w:val=""/>
+      <w:lvlJc w:val="left"/>
+      <w:pPr>
+        <w:tabs>
+          <w:tab w:val="num" w:pos="6480"/>
+        </w:tabs>
+        <w:ind w:left="6480" w:hanging="360"/>
+      </w:pPr>
+      <w:rPr>
+        <w:rFonts w:ascii="Wingdings" w:hAnsi="Wingdings" w:hint="default"/>
+        <w:sz w:val="20"/>
+      </w:rPr>
+    </w:lvl>
+  </w:abstractNum>
+  <w:abstractNum w:abstractNumId="6" w15:restartNumberingAfterBreak="0">
+    <w:nsid w:val="5EB812A3"/>
+    <w:multiLevelType w:val="hybridMultilevel"/>
+    <w:tmpl w:val="7380974E"/>
+    <w:lvl w:ilvl="0" w:tplc="340A000F">
+      <w:start w:val="1"/>
+      <w:numFmt w:val="decimal"/>
+      <w:lvlText w:val="%1."/>
+      <w:lvlJc w:val="left"/>
+      <w:pPr>
+        <w:ind w:left="720" w:hanging="360"/>
+      </w:pPr>
+      <w:rPr>
+        <w:rFonts w:hint="default"/>
+      </w:rPr>
+    </w:lvl>
+    <w:lvl w:ilvl="1" w:tplc="340A0019" w:tentative="1">
+      <w:start w:val="1"/>
+      <w:numFmt w:val="lowerLetter"/>
+      <w:lvlText w:val="%2."/>
+      <w:lvlJc w:val="left"/>
+      <w:pPr>
+        <w:ind w:left="1440" w:hanging="360"/>
+      </w:pPr>
+    </w:lvl>
+    <w:lvl w:ilvl="2" w:tplc="340A001B" w:tentative="1">
+      <w:start w:val="1"/>
+      <w:numFmt w:val="lowerRoman"/>
+      <w:lvlText w:val="%3."/>
+      <w:lvlJc w:val="right"/>
+      <w:pPr>
+        <w:ind w:left="2160" w:hanging="180"/>
+      </w:pPr>
+    </w:lvl>
+    <w:lvl w:ilvl="3" w:tplc="340A000F" w:tentative="1">
+      <w:start w:val="1"/>
+      <w:numFmt w:val="decimal"/>
+      <w:lvlText w:val="%4."/>
+      <w:lvlJc w:val="left"/>
+      <w:pPr>
+        <w:ind w:left="2880" w:hanging="360"/>
+      </w:pPr>
+    </w:lvl>
+    <w:lvl w:ilvl="4" w:tplc="340A0019" w:tentative="1">
+      <w:start w:val="1"/>
+      <w:numFmt w:val="lowerLetter"/>
+      <w:lvlText w:val="%5."/>
+      <w:lvlJc w:val="left"/>
+      <w:pPr>
+        <w:ind w:left="3600" w:hanging="360"/>
+      </w:pPr>
+    </w:lvl>
+    <w:lvl w:ilvl="5" w:tplc="340A001B" w:tentative="1">
+      <w:start w:val="1"/>
+      <w:numFmt w:val="lowerRoman"/>
+      <w:lvlText w:val="%6."/>
+      <w:lvlJc w:val="right"/>
+      <w:pPr>
+        <w:ind w:left="4320" w:hanging="180"/>
+      </w:pPr>
+    </w:lvl>
+    <w:lvl w:ilvl="6" w:tplc="340A000F" w:tentative="1">
+      <w:start w:val="1"/>
+      <w:numFmt w:val="decimal"/>
+      <w:lvlText w:val="%7."/>
+      <w:lvlJc w:val="left"/>
+      <w:pPr>
+        <w:ind w:left="5040" w:hanging="360"/>
+      </w:pPr>
+    </w:lvl>
+    <w:lvl w:ilvl="7" w:tplc="340A0019" w:tentative="1">
+      <w:start w:val="1"/>
+      <w:numFmt w:val="lowerLetter"/>
+      <w:lvlText w:val="%8."/>
+      <w:lvlJc w:val="left"/>
+      <w:pPr>
+        <w:ind w:left="5760" w:hanging="360"/>
+      </w:pPr>
+    </w:lvl>
+    <w:lvl w:ilvl="8" w:tplc="340A001B" w:tentative="1">
+      <w:start w:val="1"/>
+      <w:numFmt w:val="lowerRoman"/>
+      <w:lvlText w:val="%9."/>
+      <w:lvlJc w:val="right"/>
+      <w:pPr>
+        <w:ind w:left="6480" w:hanging="180"/>
+      </w:pPr>
+    </w:lvl>
+  </w:abstractNum>
+  <w:abstractNum w:abstractNumId="7" w15:restartNumberingAfterBreak="0">
+    <w:nsid w:val="685C5024"/>
+    <w:multiLevelType w:val="multilevel"/>
+    <w:tmpl w:val="87427074"/>
+    <w:lvl w:ilvl="0">
+      <w:start w:val="1"/>
+      <w:numFmt w:val="bullet"/>
+      <w:lvlText w:val=""/>
+      <w:lvlJc w:val="left"/>
+      <w:pPr>
+        <w:tabs>
+          <w:tab w:val="num" w:pos="720"/>
+        </w:tabs>
+        <w:ind w:left="720" w:hanging="360"/>
+      </w:pPr>
+      <w:rPr>
+        <w:rFonts w:ascii="Symbol" w:hAnsi="Symbol" w:hint="default"/>
+        <w:sz w:val="20"/>
+      </w:rPr>
+    </w:lvl>
+    <w:lvl w:ilvl="1" w:tentative="1">
+      <w:start w:val="1"/>
+      <w:numFmt w:val="bullet"/>
+      <w:lvlText w:val="o"/>
+      <w:lvlJc w:val="left"/>
+      <w:pPr>
+        <w:tabs>
+          <w:tab w:val="num" w:pos="1440"/>
+        </w:tabs>
+        <w:ind w:left="1440" w:hanging="360"/>
+      </w:pPr>
+      <w:rPr>
+        <w:rFonts w:ascii="Courier New" w:hAnsi="Courier New" w:hint="default"/>
+        <w:sz w:val="20"/>
+      </w:rPr>
+    </w:lvl>
+    <w:lvl w:ilvl="2" w:tentative="1">
+      <w:start w:val="1"/>
+      <w:numFmt w:val="bullet"/>
+      <w:lvlText w:val=""/>
+      <w:lvlJc w:val="left"/>
+      <w:pPr>
+        <w:tabs>
+          <w:tab w:val="num" w:pos="2160"/>
+        </w:tabs>
+        <w:ind w:left="2160" w:hanging="360"/>
+      </w:pPr>
+      <w:rPr>
+        <w:rFonts w:ascii="Wingdings" w:hAnsi="Wingdings" w:hint="default"/>
+        <w:sz w:val="20"/>
+      </w:rPr>
+    </w:lvl>
+    <w:lvl w:ilvl="3" w:tentative="1">
+      <w:start w:val="1"/>
+      <w:numFmt w:val="bullet"/>
+      <w:lvlText w:val=""/>
+      <w:lvlJc w:val="left"/>
+      <w:pPr>
+        <w:tabs>
+          <w:tab w:val="num" w:pos="2880"/>
+        </w:tabs>
+        <w:ind w:left="2880" w:hanging="360"/>
+      </w:pPr>
+      <w:rPr>
+        <w:rFonts w:ascii="Wingdings" w:hAnsi="Wingdings" w:hint="default"/>
+        <w:sz w:val="20"/>
+      </w:rPr>
+    </w:lvl>
+    <w:lvl w:ilvl="4" w:tentative="1">
+      <w:start w:val="1"/>
+      <w:numFmt w:val="bullet"/>
+      <w:lvlText w:val=""/>
+      <w:lvlJc w:val="left"/>
+      <w:pPr>
+        <w:tabs>
+          <w:tab w:val="num" w:pos="3600"/>
+        </w:tabs>
+        <w:ind w:left="3600" w:hanging="360"/>
+      </w:pPr>
+      <w:rPr>
+        <w:rFonts w:ascii="Wingdings" w:hAnsi="Wingdings" w:hint="default"/>
+        <w:sz w:val="20"/>
+      </w:rPr>
+    </w:lvl>
+    <w:lvl w:ilvl="5" w:tentative="1">
+      <w:start w:val="1"/>
+      <w:numFmt w:val="bullet"/>
+      <w:lvlText w:val=""/>
+      <w:lvlJc w:val="left"/>
+      <w:pPr>
+        <w:tabs>
+          <w:tab w:val="num" w:pos="4320"/>
+        </w:tabs>
+        <w:ind w:left="4320" w:hanging="360"/>
+      </w:pPr>
+      <w:rPr>
+        <w:rFonts w:ascii="Wingdings" w:hAnsi="Wingdings" w:hint="default"/>
+        <w:sz w:val="20"/>
+      </w:rPr>
+    </w:lvl>
+    <w:lvl w:ilvl="6" w:tentative="1">
+      <w:start w:val="1"/>
+      <w:numFmt w:val="bullet"/>
+      <w:lvlText w:val=""/>
+      <w:lvlJc w:val="left"/>
+      <w:pPr>
+        <w:tabs>
+          <w:tab w:val="num" w:pos="5040"/>
+        </w:tabs>
+        <w:ind w:left="5040" w:hanging="360"/>
+      </w:pPr>
+      <w:rPr>
+        <w:rFonts w:ascii="Wingdings" w:hAnsi="Wingdings" w:hint="default"/>
+        <w:sz w:val="20"/>
+      </w:rPr>
+    </w:lvl>
+    <w:lvl w:ilvl="7" w:tentative="1">
+      <w:start w:val="1"/>
+      <w:numFmt w:val="bullet"/>
+      <w:lvlText w:val=""/>
+      <w:lvlJc w:val="left"/>
+      <w:pPr>
+        <w:tabs>
+          <w:tab w:val="num" w:pos="5760"/>
+        </w:tabs>
+        <w:ind w:left="5760" w:hanging="360"/>
+      </w:pPr>
+      <w:rPr>
+        <w:rFonts w:ascii="Wingdings" w:hAnsi="Wingdings" w:hint="default"/>
+        <w:sz w:val="20"/>
+      </w:rPr>
+    </w:lvl>
+    <w:lvl w:ilvl="8" w:tentative="1">
+      <w:start w:val="1"/>
+      <w:numFmt w:val="bullet"/>
+      <w:lvlText w:val=""/>
+      <w:lvlJc w:val="left"/>
+      <w:pPr>
+        <w:tabs>
+          <w:tab w:val="num" w:pos="6480"/>
+        </w:tabs>
+        <w:ind w:left="6480" w:hanging="360"/>
+      </w:pPr>
+      <w:rPr>
+        <w:rFonts w:ascii="Wingdings" w:hAnsi="Wingdings" w:hint="default"/>
+        <w:sz w:val="20"/>
+      </w:rPr>
+    </w:lvl>
+  </w:abstractNum>
+  <w:abstractNum w:abstractNumId="8" w15:restartNumberingAfterBreak="0">
+    <w:nsid w:val="7DAF052C"/>
+    <w:multiLevelType w:val="multilevel"/>
+    <w:tmpl w:val="506487EE"/>
+    <w:lvl w:ilvl="0">
+      <w:start w:val="1"/>
+      <w:numFmt w:val="bullet"/>
+      <w:lvlText w:val=""/>
+      <w:lvlJc w:val="left"/>
+      <w:pPr>
+        <w:tabs>
+          <w:tab w:val="num" w:pos="720"/>
+        </w:tabs>
+        <w:ind w:left="720" w:hanging="360"/>
+      </w:pPr>
+      <w:rPr>
+        <w:rFonts w:ascii="Symbol" w:hAnsi="Symbol" w:hint="default"/>
+        <w:sz w:val="20"/>
+      </w:rPr>
+    </w:lvl>
+    <w:lvl w:ilvl="1" w:tentative="1">
+      <w:start w:val="1"/>
+      <w:numFmt w:val="bullet"/>
+      <w:lvlText w:val="o"/>
+      <w:lvlJc w:val="left"/>
+      <w:pPr>
+        <w:tabs>
+          <w:tab w:val="num" w:pos="1440"/>
+        </w:tabs>
+        <w:ind w:left="1440" w:hanging="360"/>
+      </w:pPr>
+      <w:rPr>
+        <w:rFonts w:ascii="Courier New" w:hAnsi="Courier New" w:hint="default"/>
+        <w:sz w:val="20"/>
+      </w:rPr>
+    </w:lvl>
+    <w:lvl w:ilvl="2" w:tentative="1">
+      <w:start w:val="1"/>
+      <w:numFmt w:val="bullet"/>
+      <w:lvlText w:val=""/>
+      <w:lvlJc w:val="left"/>
+      <w:pPr>
+        <w:tabs>
+          <w:tab w:val="num" w:pos="2160"/>
+        </w:tabs>
+        <w:ind w:left="2160" w:hanging="360"/>
+      </w:pPr>
+      <w:rPr>
+        <w:rFonts w:ascii="Wingdings" w:hAnsi="Wingdings" w:hint="default"/>
+        <w:sz w:val="20"/>
+      </w:rPr>
+    </w:lvl>
+    <w:lvl w:ilvl="3" w:tentative="1">
+      <w:start w:val="1"/>
+      <w:numFmt w:val="bullet"/>
+      <w:lvlText w:val=""/>
+      <w:lvlJc w:val="left"/>
+      <w:pPr>
+        <w:tabs>
+          <w:tab w:val="num" w:pos="2880"/>
+        </w:tabs>
+        <w:ind w:left="2880" w:hanging="360"/>
+      </w:pPr>
+      <w:rPr>
+        <w:rFonts w:ascii="Wingdings" w:hAnsi="Wingdings" w:hint="default"/>
+        <w:sz w:val="20"/>
+      </w:rPr>
+    </w:lvl>
+    <w:lvl w:ilvl="4" w:tentative="1">
+      <w:start w:val="1"/>
+      <w:numFmt w:val="bullet"/>
+      <w:lvlText w:val=""/>
+      <w:lvlJc w:val="left"/>
+      <w:pPr>
+        <w:tabs>
+          <w:tab w:val="num" w:pos="3600"/>
+        </w:tabs>
+        <w:ind w:left="3600" w:hanging="360"/>
+      </w:pPr>
+      <w:rPr>
+        <w:rFonts w:ascii="Wingdings" w:hAnsi="Wingdings" w:hint="default"/>
+        <w:sz w:val="20"/>
+      </w:rPr>
+    </w:lvl>
+    <w:lvl w:ilvl="5" w:tentative="1">
+      <w:start w:val="1"/>
+      <w:numFmt w:val="bullet"/>
+      <w:lvlText w:val=""/>
+      <w:lvlJc w:val="left"/>
+      <w:pPr>
+        <w:tabs>
+          <w:tab w:val="num" w:pos="4320"/>
+        </w:tabs>
+        <w:ind w:left="4320" w:hanging="360"/>
+      </w:pPr>
+      <w:rPr>
+        <w:rFonts w:ascii="Wingdings" w:hAnsi="Wingdings" w:hint="default"/>
+        <w:sz w:val="20"/>
+      </w:rPr>
+    </w:lvl>
+    <w:lvl w:ilvl="6" w:tentative="1">
+      <w:start w:val="1"/>
+      <w:numFmt w:val="bullet"/>
+      <w:lvlText w:val=""/>
+      <w:lvlJc w:val="left"/>
+      <w:pPr>
+        <w:tabs>
+          <w:tab w:val="num" w:pos="5040"/>
+        </w:tabs>
+        <w:ind w:left="5040" w:hanging="360"/>
+      </w:pPr>
+      <w:rPr>
+        <w:rFonts w:ascii="Wingdings" w:hAnsi="Wingdings" w:hint="default"/>
+        <w:sz w:val="20"/>
+      </w:rPr>
+    </w:lvl>
+    <w:lvl w:ilvl="7" w:tentative="1">
+      <w:start w:val="1"/>
+      <w:numFmt w:val="bullet"/>
+      <w:lvlText w:val=""/>
+      <w:lvlJc w:val="left"/>
+      <w:pPr>
+        <w:tabs>
+          <w:tab w:val="num" w:pos="5760"/>
+        </w:tabs>
+        <w:ind w:left="5760" w:hanging="360"/>
+      </w:pPr>
+      <w:rPr>
+        <w:rFonts w:ascii="Wingdings" w:hAnsi="Wingdings" w:hint="default"/>
+        <w:sz w:val="20"/>
+      </w:rPr>
+    </w:lvl>
+    <w:lvl w:ilvl="8" w:tentative="1">
+      <w:start w:val="1"/>
+      <w:numFmt w:val="bullet"/>
+      <w:lvlText w:val=""/>
+      <w:lvlJc w:val="left"/>
+      <w:pPr>
+        <w:tabs>
+          <w:tab w:val="num" w:pos="6480"/>
+        </w:tabs>
+        <w:ind w:left="6480" w:hanging="360"/>
+      </w:pPr>
+      <w:rPr>
+        <w:rFonts w:ascii="Wingdings" w:hAnsi="Wingdings" w:hint="default"/>
+        <w:sz w:val="20"/>
+      </w:rPr>
+    </w:lvl>
+  </w:abstractNum>
+  <w:num w:numId="1" w16cid:durableId="1081223546">
+    <w:abstractNumId w:val="3"/>
+  </w:num>
+  <w:num w:numId="2" w16cid:durableId="192573979">
+    <w:abstractNumId w:val="6"/>
+  </w:num>
+  <w:num w:numId="3" w16cid:durableId="2091851457">
+    <w:abstractNumId w:val="1"/>
+  </w:num>
+  <w:num w:numId="4" w16cid:durableId="869076989">
     <w:abstractNumId w:val="0"/>
+  </w:num>
+  <w:num w:numId="5" w16cid:durableId="1101493171">
+    <w:abstractNumId w:val="7"/>
+  </w:num>
+  <w:num w:numId="6" w16cid:durableId="1663655175">
+    <w:abstractNumId w:val="5"/>
+  </w:num>
+  <w:num w:numId="7" w16cid:durableId="856238549">
+    <w:abstractNumId w:val="2"/>
+  </w:num>
+  <w:num w:numId="8" w16cid:durableId="639917017">
+    <w:abstractNumId w:val="8"/>
+  </w:num>
+  <w:num w:numId="9" w16cid:durableId="417672435">
+    <w:abstractNumId w:val="4"/>
   </w:num>
 </w:numbering>
 </file>
 
 <file path=word/styles.xml><?xml version="1.0" encoding="utf-8"?>
-<w:styles xmlns:mc="http://schemas.openxmlformats.org/markup-compatibility/2006" xmlns:r="http://schemas.openxmlformats.org/officeDocument/2006/relationships" xmlns:w="http://schemas.openxmlformats.org/wordprocessingml/2006/main" xmlns:w14="http://schemas.microsoft.com/office/word/2010/wordml" xmlns:w15="http://schemas.microsoft.com/office/word/2012/wordml" xmlns:w16se="http://schemas.microsoft.com/office/word/2015/wordml/symex" mc:Ignorable="w14 w15 w16se">
+<w:styles xmlns:mc="http://schemas.openxmlformats.org/markup-compatibility/2006" xmlns:r="http://schemas.openxmlformats.org/officeDocument/2006/relationships" xmlns:w="http://schemas.openxmlformats.org/wordprocessingml/2006/main" xmlns:w14="http://schemas.microsoft.com/office/word/2010/wordml" xmlns:w15="http://schemas.microsoft.com/office/word/2012/wordml" xmlns:w16cex="http://schemas.microsoft.com/office/word/2018/wordml/cex" xmlns:w16cid="http://schemas.microsoft.com/office/word/2016/wordml/cid" xmlns:w16="http://schemas.microsoft.com/office/word/2018/wordml" xmlns:w16du="http://schemas.microsoft.com/office/word/2023/wordml/word16du" xmlns:w16sdtdh="http://schemas.microsoft.com/office/word/2020/wordml/sdtdatahash" xmlns:w16sdtfl="http://schemas.microsoft.com/office/word/2024/wordml/sdtformatlock" xmlns:w16se="http://schemas.microsoft.com/office/word/2015/wordml/symex" mc:Ignorable="w14 w15 w16se w16cid w16 w16cex w16sdtdh w16sdtfl w16du">
   <w:docDefaults>
     <w:rPrDefault>
       <w:rPr>
@@ -3785,7 +8455,7 @@
     </w:rPrDefault>
     <w:pPrDefault/>
   </w:docDefaults>
-  <w:latentStyles w:defLockedState="0" w:defUIPriority="99" w:defSemiHidden="0" w:defUnhideWhenUsed="0" w:defQFormat="0" w:count="371">
+  <w:latentStyles w:defLockedState="0" w:defUIPriority="99" w:defSemiHidden="0" w:defUnhideWhenUsed="0" w:defQFormat="0" w:count="376">
     <w:lsdException w:name="Normal" w:uiPriority="0" w:qFormat="1"/>
     <w:lsdException w:name="heading 1" w:uiPriority="9" w:qFormat="1"/>
     <w:lsdException w:name="heading 2" w:semiHidden="1" w:uiPriority="9" w:unhideWhenUsed="1" w:qFormat="1"/>
@@ -4157,6 +8827,11 @@
     <w:lsdException w:name="List Table 5 Dark Accent 6" w:uiPriority="50"/>
     <w:lsdException w:name="List Table 6 Colorful Accent 6" w:uiPriority="51"/>
     <w:lsdException w:name="List Table 7 Colorful Accent 6" w:uiPriority="52"/>
+    <w:lsdException w:name="Mention" w:semiHidden="1" w:unhideWhenUsed="1"/>
+    <w:lsdException w:name="Smart Hyperlink" w:semiHidden="1" w:unhideWhenUsed="1"/>
+    <w:lsdException w:name="Hashtag" w:semiHidden="1" w:unhideWhenUsed="1"/>
+    <w:lsdException w:name="Unresolved Mention" w:semiHidden="1" w:unhideWhenUsed="1"/>
+    <w:lsdException w:name="Smart Link" w:semiHidden="1" w:unhideWhenUsed="1"/>
   </w:latentStyles>
   <w:style w:type="paragraph" w:default="1" w:styleId="Normal">
     <w:name w:val="Normal"/>
@@ -4192,10 +8867,32 @@
       <w:szCs w:val="24"/>
     </w:rPr>
   </w:style>
+  <w:style w:type="paragraph" w:styleId="Ttulo4">
+    <w:name w:val="heading 4"/>
+    <w:basedOn w:val="Normal"/>
+    <w:next w:val="Normal"/>
+    <w:link w:val="Ttulo4Car"/>
+    <w:uiPriority w:val="9"/>
+    <w:semiHidden/>
+    <w:unhideWhenUsed/>
+    <w:qFormat/>
+    <w:rsid w:val="00B13173"/>
+    <w:pPr>
+      <w:keepNext/>
+      <w:keepLines/>
+      <w:spacing w:before="40" w:after="0"/>
+      <w:outlineLvl w:val="3"/>
+    </w:pPr>
+    <w:rPr>
+      <w:rFonts w:asciiTheme="majorHAnsi" w:eastAsiaTheme="majorEastAsia" w:hAnsiTheme="majorHAnsi" w:cstheme="majorBidi"/>
+      <w:i/>
+      <w:iCs/>
+      <w:color w:val="2F5496" w:themeColor="accent1" w:themeShade="BF"/>
+    </w:rPr>
+  </w:style>
   <w:style w:type="character" w:default="1" w:styleId="Fuentedeprrafopredeter">
     <w:name w:val="Default Paragraph Font"/>
     <w:uiPriority w:val="1"/>
-    <w:semiHidden/>
     <w:unhideWhenUsed/>
   </w:style>
   <w:style w:type="table" w:default="1" w:styleId="Tablanormal">
@@ -4458,6 +9155,139 @@
       <w:bCs/>
       <w:sz w:val="20"/>
       <w:szCs w:val="20"/>
+    </w:rPr>
+  </w:style>
+  <w:style w:type="character" w:styleId="Hipervnculo">
+    <w:name w:val="Hyperlink"/>
+    <w:basedOn w:val="Fuentedeprrafopredeter"/>
+    <w:uiPriority w:val="99"/>
+    <w:unhideWhenUsed/>
+    <w:rsid w:val="002B533F"/>
+    <w:rPr>
+      <w:color w:val="0563C1" w:themeColor="hyperlink"/>
+      <w:u w:val="single"/>
+    </w:rPr>
+  </w:style>
+  <w:style w:type="character" w:styleId="Mencinsinresolver">
+    <w:name w:val="Unresolved Mention"/>
+    <w:basedOn w:val="Fuentedeprrafopredeter"/>
+    <w:uiPriority w:val="99"/>
+    <w:semiHidden/>
+    <w:unhideWhenUsed/>
+    <w:rsid w:val="002B533F"/>
+    <w:rPr>
+      <w:color w:val="605E5C"/>
+      <w:shd w:val="clear" w:color="auto" w:fill="E1DFDD"/>
+    </w:rPr>
+  </w:style>
+  <w:style w:type="character" w:styleId="Hipervnculovisitado">
+    <w:name w:val="FollowedHyperlink"/>
+    <w:basedOn w:val="Fuentedeprrafopredeter"/>
+    <w:uiPriority w:val="99"/>
+    <w:semiHidden/>
+    <w:unhideWhenUsed/>
+    <w:rsid w:val="002B533F"/>
+    <w:rPr>
+      <w:color w:val="954F72" w:themeColor="followedHyperlink"/>
+      <w:u w:val="single"/>
+    </w:rPr>
+  </w:style>
+  <w:style w:type="paragraph" w:styleId="Prrafodelista">
+    <w:name w:val="List Paragraph"/>
+    <w:basedOn w:val="Normal"/>
+    <w:uiPriority w:val="34"/>
+    <w:qFormat/>
+    <w:rsid w:val="00971251"/>
+    <w:pPr>
+      <w:ind w:left="720"/>
+      <w:contextualSpacing/>
+    </w:pPr>
+  </w:style>
+  <w:style w:type="table" w:styleId="Tabladelista4-nfasis1">
+    <w:name w:val="List Table 4 Accent 1"/>
+    <w:basedOn w:val="Tablanormal"/>
+    <w:uiPriority w:val="49"/>
+    <w:rsid w:val="0003650F"/>
+    <w:tblPr>
+      <w:tblStyleRowBandSize w:val="1"/>
+      <w:tblStyleColBandSize w:val="1"/>
+      <w:tblBorders>
+        <w:top w:val="single" w:sz="4" w:space="0" w:color="8EAADB" w:themeColor="accent1" w:themeTint="99"/>
+        <w:left w:val="single" w:sz="4" w:space="0" w:color="8EAADB" w:themeColor="accent1" w:themeTint="99"/>
+        <w:bottom w:val="single" w:sz="4" w:space="0" w:color="8EAADB" w:themeColor="accent1" w:themeTint="99"/>
+        <w:right w:val="single" w:sz="4" w:space="0" w:color="8EAADB" w:themeColor="accent1" w:themeTint="99"/>
+        <w:insideH w:val="single" w:sz="4" w:space="0" w:color="8EAADB" w:themeColor="accent1" w:themeTint="99"/>
+      </w:tblBorders>
+    </w:tblPr>
+    <w:tblStylePr w:type="firstRow">
+      <w:rPr>
+        <w:b/>
+        <w:bCs/>
+        <w:color w:val="FFFFFF" w:themeColor="background1"/>
+      </w:rPr>
+      <w:tblPr/>
+      <w:tcPr>
+        <w:tcBorders>
+          <w:top w:val="single" w:sz="4" w:space="0" w:color="4472C4" w:themeColor="accent1"/>
+          <w:left w:val="single" w:sz="4" w:space="0" w:color="4472C4" w:themeColor="accent1"/>
+          <w:bottom w:val="single" w:sz="4" w:space="0" w:color="4472C4" w:themeColor="accent1"/>
+          <w:right w:val="single" w:sz="4" w:space="0" w:color="4472C4" w:themeColor="accent1"/>
+          <w:insideH w:val="nil"/>
+        </w:tcBorders>
+        <w:shd w:val="clear" w:color="auto" w:fill="4472C4" w:themeFill="accent1"/>
+      </w:tcPr>
+    </w:tblStylePr>
+    <w:tblStylePr w:type="lastRow">
+      <w:rPr>
+        <w:b/>
+        <w:bCs/>
+      </w:rPr>
+      <w:tblPr/>
+      <w:tcPr>
+        <w:tcBorders>
+          <w:top w:val="double" w:sz="4" w:space="0" w:color="8EAADB" w:themeColor="accent1" w:themeTint="99"/>
+        </w:tcBorders>
+      </w:tcPr>
+    </w:tblStylePr>
+    <w:tblStylePr w:type="firstCol">
+      <w:rPr>
+        <w:b/>
+        <w:bCs/>
+      </w:rPr>
+    </w:tblStylePr>
+    <w:tblStylePr w:type="lastCol">
+      <w:rPr>
+        <w:b/>
+        <w:bCs/>
+      </w:rPr>
+    </w:tblStylePr>
+    <w:tblStylePr w:type="band1Vert">
+      <w:tblPr/>
+      <w:tcPr>
+        <w:shd w:val="clear" w:color="auto" w:fill="D9E2F3" w:themeFill="accent1" w:themeFillTint="33"/>
+      </w:tcPr>
+    </w:tblStylePr>
+    <w:tblStylePr w:type="band1Horz">
+      <w:tblPr/>
+      <w:tcPr>
+        <w:shd w:val="clear" w:color="auto" w:fill="D9E2F3" w:themeFill="accent1" w:themeFillTint="33"/>
+      </w:tcPr>
+    </w:tblStylePr>
+  </w:style>
+  <w:style w:type="character" w:customStyle="1" w:styleId="Ttulo4Car">
+    <w:name w:val="Título 4 Car"/>
+    <w:basedOn w:val="Fuentedeprrafopredeter"/>
+    <w:link w:val="Ttulo4"/>
+    <w:uiPriority w:val="9"/>
+    <w:semiHidden/>
+    <w:rsid w:val="00B13173"/>
+    <w:rPr>
+      <w:rFonts w:asciiTheme="majorHAnsi" w:eastAsiaTheme="majorEastAsia" w:hAnsiTheme="majorHAnsi" w:cstheme="majorBidi"/>
+      <w:i/>
+      <w:iCs/>
+      <w:color w:val="2F5496" w:themeColor="accent1" w:themeShade="BF"/>
+      <w:sz w:val="22"/>
+      <w:szCs w:val="22"/>
     </w:rPr>
   </w:style>
 </w:styles>
@@ -4908,15 +9738,8 @@
 <file path=customXml/itemProps1.xml><?xml version="1.0" encoding="utf-8"?>
 <ds:datastoreItem xmlns:ds="http://schemas.openxmlformats.org/officeDocument/2006/customXml" ds:itemID="{46CA5683-AF87-4E40-B841-2E23A3B52406}">
   <ds:schemaRefs>
-    <ds:schemaRef ds:uri="http://purl.org/dc/terms/"/>
-    <ds:schemaRef ds:uri="http://purl.org/dc/elements/1.1/"/>
-    <ds:schemaRef ds:uri="http://schemas.openxmlformats.org/package/2006/metadata/core-properties"/>
-    <ds:schemaRef ds:uri="http://www.w3.org/XML/1998/namespace"/>
     <ds:schemaRef ds:uri="http://schemas.microsoft.com/office/2006/metadata/properties"/>
-    <ds:schemaRef ds:uri="http://schemas.microsoft.com/office/2006/documentManagement/types"/>
-    <ds:schemaRef ds:uri="http://purl.org/dc/dcmitype/"/>
     <ds:schemaRef ds:uri="http://schemas.microsoft.com/office/infopath/2007/PartnerControls"/>
-    <ds:schemaRef ds:uri="126e8a1c-9ea9-435a-ac89-d06c80d62e30"/>
   </ds:schemaRefs>
 </ds:datastoreItem>
 </file>
